--- a/简历/秋招简历v0.4.docx
+++ b/简历/秋招简历v0.4.docx
@@ -419,9 +419,9 @@
                   <wp:posOffset>497205</wp:posOffset>
                 </wp:positionH>
                 <wp:positionV relativeFrom="paragraph">
-                  <wp:posOffset>2564130</wp:posOffset>
+                  <wp:posOffset>2468245</wp:posOffset>
                 </wp:positionV>
-                <wp:extent cx="6457950" cy="4935855"/>
+                <wp:extent cx="6457950" cy="4907280"/>
                 <wp:effectExtent l="0" t="0" r="0" b="0"/>
                 <wp:wrapNone/>
                 <wp:docPr id="44" name="文本框 2"/>
@@ -435,7 +435,7 @@
                       <wps:spPr bwMode="auto">
                         <a:xfrm>
                           <a:off x="0" y="0"/>
-                          <a:ext cx="6457950" cy="4935855"/>
+                          <a:ext cx="6457950" cy="4907280"/>
                         </a:xfrm>
                         <a:prstGeom prst="rect">
                           <a:avLst/>
@@ -450,7 +450,7 @@
                         <w:txbxContent>
                           <w:p>
                             <w:pPr>
-                              <w:pStyle w:val="6"/>
+                              <w:pStyle w:val="7"/>
                               <w:keepNext w:val="0"/>
                               <w:keepLines w:val="0"/>
                               <w:widowControl/>
@@ -468,60 +468,6 @@
                                 <w:szCs w:val="21"/>
                               </w:rPr>
                             </w:pPr>
-                            <w:r>
-                              <w:rPr>
-                                <w:rFonts w:hint="eastAsia" w:ascii="微软雅黑" w:hAnsi="微软雅黑" w:eastAsia="微软雅黑" w:cs="微软雅黑"/>
-                                <w:i w:val="0"/>
-                                <w:iCs w:val="0"/>
-                                <w:caps w:val="0"/>
-                                <w:color w:val="333333"/>
-                                <w:spacing w:val="0"/>
-                                <w:sz w:val="21"/>
-                                <w:szCs w:val="21"/>
-                              </w:rPr>
-                              <w:t>2026.3-</w:t>
-                            </w:r>
-                            <w:r>
-                              <w:rPr>
-                                <w:rFonts w:hint="eastAsia" w:ascii="微软雅黑" w:hAnsi="微软雅黑" w:eastAsia="微软雅黑" w:cs="微软雅黑"/>
-                                <w:i w:val="0"/>
-                                <w:iCs w:val="0"/>
-                                <w:caps w:val="0"/>
-                                <w:color w:val="333333"/>
-                                <w:spacing w:val="0"/>
-                                <w:sz w:val="21"/>
-                                <w:szCs w:val="21"/>
-                                <w:lang w:val="en-US" w:eastAsia="zh-CN"/>
-                              </w:rPr>
-                              <w:t>至今</w:t>
-                            </w:r>
-                            <w:r>
-                              <w:rPr>
-                                <w:rFonts w:hint="eastAsia" w:ascii="微软雅黑" w:hAnsi="微软雅黑" w:eastAsia="微软雅黑" w:cs="微软雅黑"/>
-                                <w:i w:val="0"/>
-                                <w:iCs w:val="0"/>
-                                <w:caps w:val="0"/>
-                                <w:color w:val="333333"/>
-                                <w:spacing w:val="0"/>
-                                <w:sz w:val="21"/>
-                                <w:szCs w:val="21"/>
-                              </w:rPr>
-                              <w:t>   </w:t>
-                            </w:r>
-                            <w:r>
-                              <w:rPr>
-                                <w:rFonts w:hint="eastAsia" w:ascii="微软雅黑" w:hAnsi="微软雅黑" w:eastAsia="微软雅黑" w:cs="微软雅黑"/>
-                                <w:i w:val="0"/>
-                                <w:iCs w:val="0"/>
-                                <w:caps w:val="0"/>
-                                <w:color w:val="333333"/>
-                                <w:spacing w:val="0"/>
-                                <w:sz w:val="21"/>
-                                <w:szCs w:val="21"/>
-                                <w:lang w:val="en-US" w:eastAsia="zh-CN"/>
-                              </w:rPr>
-                              <w:t xml:space="preserve">              </w:t>
-                            </w:r>
                             <w:r>
                               <w:rPr>
                                 <w:rFonts w:hint="eastAsia" w:ascii="微软雅黑" w:hAnsi="微软雅黑" w:eastAsia="微软雅黑" w:cs="微软雅黑"/>
@@ -534,9 +480,8 @@
                                 <w:spacing w:val="0"/>
                                 <w:sz w:val="21"/>
                                 <w:szCs w:val="21"/>
-                                <w:lang w:val="en-US" w:eastAsia="zh-CN"/>
-                              </w:rPr>
-                              <w:t>深圳</w:t>
+                              </w:rPr>
+                              <w:t>2026.3-</w:t>
                             </w:r>
                             <w:r>
                               <w:rPr>
@@ -550,12 +495,15 @@
                                 <w:spacing w:val="0"/>
                                 <w:sz w:val="21"/>
                                 <w:szCs w:val="21"/>
-                              </w:rPr>
-                              <w:t>乐动机器人股份有限公司</w:t>
-                            </w:r>
-                            <w:r>
-                              <w:rPr>
-                                <w:rFonts w:hint="eastAsia" w:ascii="微软雅黑" w:hAnsi="微软雅黑" w:eastAsia="微软雅黑" w:cs="微软雅黑"/>
+                                <w:lang w:val="en-US" w:eastAsia="zh-CN"/>
+                              </w:rPr>
+                              <w:t>至今</w:t>
+                            </w:r>
+                            <w:r>
+                              <w:rPr>
+                                <w:rFonts w:hint="eastAsia" w:ascii="微软雅黑" w:hAnsi="微软雅黑" w:eastAsia="微软雅黑" w:cs="微软雅黑"/>
+                                <w:b/>
+                                <w:bCs/>
                                 <w:i w:val="0"/>
                                 <w:iCs w:val="0"/>
                                 <w:caps w:val="0"/>
@@ -564,7 +512,93 @@
                                 <w:sz w:val="21"/>
                                 <w:szCs w:val="21"/>
                               </w:rPr>
-                              <w:t>       嵌入式软件开发实习生（智能割草机器人）</w:t>
+                              <w:t> </w:t>
+                            </w:r>
+                            <w:r>
+                              <w:rPr>
+                                <w:rFonts w:hint="eastAsia" w:ascii="微软雅黑" w:hAnsi="微软雅黑" w:eastAsia="微软雅黑" w:cs="微软雅黑"/>
+                                <w:i w:val="0"/>
+                                <w:iCs w:val="0"/>
+                                <w:caps w:val="0"/>
+                                <w:color w:val="333333"/>
+                                <w:spacing w:val="0"/>
+                                <w:sz w:val="21"/>
+                                <w:szCs w:val="21"/>
+                              </w:rPr>
+                              <w:t>  </w:t>
+                            </w:r>
+                            <w:r>
+                              <w:rPr>
+                                <w:rFonts w:hint="eastAsia" w:ascii="微软雅黑" w:hAnsi="微软雅黑" w:eastAsia="微软雅黑" w:cs="微软雅黑"/>
+                                <w:i w:val="0"/>
+                                <w:iCs w:val="0"/>
+                                <w:caps w:val="0"/>
+                                <w:color w:val="333333"/>
+                                <w:spacing w:val="0"/>
+                                <w:sz w:val="21"/>
+                                <w:szCs w:val="21"/>
+                                <w:lang w:val="en-US" w:eastAsia="zh-CN"/>
+                              </w:rPr>
+                              <w:t xml:space="preserve">              </w:t>
+                            </w:r>
+                            <w:r>
+                              <w:rPr>
+                                <w:rFonts w:hint="eastAsia" w:ascii="微软雅黑" w:hAnsi="微软雅黑" w:eastAsia="微软雅黑" w:cs="微软雅黑"/>
+                                <w:b/>
+                                <w:bCs/>
+                                <w:i w:val="0"/>
+                                <w:iCs w:val="0"/>
+                                <w:caps w:val="0"/>
+                                <w:color w:val="333333"/>
+                                <w:spacing w:val="0"/>
+                                <w:sz w:val="21"/>
+                                <w:szCs w:val="21"/>
+                                <w:lang w:val="en-US" w:eastAsia="zh-CN"/>
+                              </w:rPr>
+                              <w:t>深圳</w:t>
+                            </w:r>
+                            <w:r>
+                              <w:rPr>
+                                <w:rFonts w:hint="eastAsia" w:ascii="微软雅黑" w:hAnsi="微软雅黑" w:eastAsia="微软雅黑" w:cs="微软雅黑"/>
+                                <w:b/>
+                                <w:bCs/>
+                                <w:i w:val="0"/>
+                                <w:iCs w:val="0"/>
+                                <w:caps w:val="0"/>
+                                <w:color w:val="333333"/>
+                                <w:spacing w:val="0"/>
+                                <w:sz w:val="21"/>
+                                <w:szCs w:val="21"/>
+                              </w:rPr>
+                              <w:t>乐动机器人股份有限公司</w:t>
+                            </w:r>
+                            <w:r>
+                              <w:rPr>
+                                <w:rFonts w:hint="eastAsia" w:ascii="微软雅黑" w:hAnsi="微软雅黑" w:eastAsia="微软雅黑" w:cs="微软雅黑"/>
+                                <w:i w:val="0"/>
+                                <w:iCs w:val="0"/>
+                                <w:caps w:val="0"/>
+                                <w:color w:val="333333"/>
+                                <w:spacing w:val="0"/>
+                                <w:sz w:val="21"/>
+                                <w:szCs w:val="21"/>
+                              </w:rPr>
+                              <w:t xml:space="preserve">       </w:t>
+                            </w:r>
+                            <w:r>
+                              <w:rPr>
+                                <w:rFonts w:hint="eastAsia" w:ascii="微软雅黑" w:hAnsi="微软雅黑" w:eastAsia="微软雅黑" w:cs="微软雅黑"/>
+                                <w:b/>
+                                <w:bCs/>
+                                <w:i w:val="0"/>
+                                <w:iCs w:val="0"/>
+                                <w:caps w:val="0"/>
+                                <w:color w:val="333333"/>
+                                <w:spacing w:val="0"/>
+                                <w:sz w:val="21"/>
+                                <w:szCs w:val="21"/>
+                              </w:rPr>
+                              <w:t>嵌入式软件开发实习生（智能割草机器人）</w:t>
                             </w:r>
                           </w:p>
                           <w:p>
@@ -877,7 +911,7 @@
                           </w:p>
                           <w:p>
                             <w:pPr>
-                              <w:pStyle w:val="6"/>
+                              <w:pStyle w:val="7"/>
                               <w:keepNext w:val="0"/>
                               <w:keepLines w:val="0"/>
                               <w:widowControl/>
@@ -930,7 +964,7 @@
                           </w:p>
                           <w:p>
                             <w:pPr>
-                              <w:pStyle w:val="6"/>
+                              <w:pStyle w:val="7"/>
                               <w:keepNext w:val="0"/>
                               <w:keepLines w:val="0"/>
                               <w:widowControl/>
@@ -1011,7 +1045,7 @@
                                 <w:szCs w:val="21"/>
                                 <w:lang w:val="en-US" w:eastAsia="zh-CN"/>
                               </w:rPr>
-                              <w:t>新项目外设数据透传板驱动：从数据手册适配 AHT20 温湿度（I2C）、MLX90642 红外成像（I2C）、充电桩红外信号接收（GPIO 解码 38kHz 载波）三路外设，与</w:t>
+                              <w:t>新项目</w:t>
                             </w:r>
                             <w:r>
                               <w:rPr>
@@ -1027,7 +1061,7 @@
                                 <w:szCs w:val="21"/>
                                 <w:lang w:val="en-US" w:eastAsia="zh-CN"/>
                               </w:rPr>
-                              <w:t>算法/硬件共同制定透传协议</w:t>
+                              <w:t>外设数据透传板驱动</w:t>
                             </w:r>
                             <w:r>
                               <w:rPr>
@@ -1041,7 +1075,7 @@
                                 <w:szCs w:val="21"/>
                                 <w:lang w:val="en-US" w:eastAsia="zh-CN"/>
                               </w:rPr>
-                              <w:t>（含分包机制），驱动代码经团队评审后</w:t>
+                              <w:t>：从数据手册适配 AHT20 温湿度（I2C）、MLX90642 红外成像（I2C）、充电桩红外信号接收（GPIO 解码 38kHz 载波）三路外设，与</w:t>
                             </w:r>
                             <w:r>
                               <w:rPr>
@@ -1057,7 +1091,7 @@
                                 <w:szCs w:val="21"/>
                                 <w:lang w:val="en-US" w:eastAsia="zh-CN"/>
                               </w:rPr>
-                              <w:t>合入主分支</w:t>
+                              <w:t>算法/硬件共同制定透传协议</w:t>
                             </w:r>
                             <w:r>
                               <w:rPr>
@@ -1071,12 +1105,72 @@
                                 <w:szCs w:val="21"/>
                                 <w:lang w:val="en-US" w:eastAsia="zh-CN"/>
                               </w:rPr>
-                              <w:t>，支撑整机量产验证阶段按期推进、交付全功能演示样机</w:t>
+                              <w:t>（含分包机制），根据SE要求进行</w:t>
+                            </w:r>
+                            <w:r>
+                              <w:rPr>
+                                <w:rFonts w:hint="eastAsia" w:ascii="微软雅黑" w:hAnsi="微软雅黑" w:eastAsia="微软雅黑" w:cs="微软雅黑"/>
+                                <w:b/>
+                                <w:bCs/>
+                                <w:i w:val="0"/>
+                                <w:iCs w:val="0"/>
+                                <w:caps w:val="0"/>
+                                <w:color w:val="333333"/>
+                                <w:spacing w:val="0"/>
+                                <w:sz w:val="21"/>
+                                <w:szCs w:val="21"/>
+                                <w:lang w:val="en-US" w:eastAsia="zh-CN"/>
+                              </w:rPr>
+                              <w:t>多版软件</w:t>
+                            </w:r>
+                            <w:r>
+                              <w:rPr>
+                                <w:rFonts w:hint="eastAsia" w:ascii="微软雅黑" w:hAnsi="微软雅黑" w:eastAsia="微软雅黑" w:cs="微软雅黑"/>
+                                <w:i w:val="0"/>
+                                <w:iCs w:val="0"/>
+                                <w:caps w:val="0"/>
+                                <w:color w:val="333333"/>
+                                <w:spacing w:val="0"/>
+                                <w:sz w:val="21"/>
+                                <w:szCs w:val="21"/>
+                                <w:lang w:val="en-US" w:eastAsia="zh-CN"/>
+                              </w:rPr>
+                              <w:t>的验证，驱动代码经团队评审后</w:t>
+                            </w:r>
+                            <w:r>
+                              <w:rPr>
+                                <w:rFonts w:hint="eastAsia" w:ascii="微软雅黑" w:hAnsi="微软雅黑" w:eastAsia="微软雅黑" w:cs="微软雅黑"/>
+                                <w:b/>
+                                <w:bCs/>
+                                <w:i w:val="0"/>
+                                <w:iCs w:val="0"/>
+                                <w:caps w:val="0"/>
+                                <w:color w:val="333333"/>
+                                <w:spacing w:val="0"/>
+                                <w:sz w:val="21"/>
+                                <w:szCs w:val="21"/>
+                                <w:lang w:val="en-US" w:eastAsia="zh-CN"/>
+                              </w:rPr>
+                              <w:t>合入主分支</w:t>
+                            </w:r>
+                            <w:r>
+                              <w:rPr>
+                                <w:rFonts w:hint="eastAsia" w:ascii="微软雅黑" w:hAnsi="微软雅黑" w:eastAsia="微软雅黑" w:cs="微软雅黑"/>
+                                <w:i w:val="0"/>
+                                <w:iCs w:val="0"/>
+                                <w:caps w:val="0"/>
+                                <w:color w:val="333333"/>
+                                <w:spacing w:val="0"/>
+                                <w:sz w:val="21"/>
+                                <w:szCs w:val="21"/>
+                                <w:lang w:val="en-US" w:eastAsia="zh-CN"/>
+                              </w:rPr>
+                              <w:t>，支撑整机量产验证阶段按期推进、交付全功能演示样机。</w:t>
                             </w:r>
                           </w:p>
                           <w:p>
                             <w:pPr>
-                              <w:pStyle w:val="6"/>
+                              <w:pStyle w:val="7"/>
                               <w:keepNext w:val="0"/>
                               <w:keepLines w:val="0"/>
                               <w:widowControl/>
@@ -1143,21 +1237,7 @@
                                 <w:szCs w:val="21"/>
                                 <w:lang w:val="en-US" w:eastAsia="zh-CN"/>
                               </w:rPr>
-                              <w:t>40+ 测试 BUG</w:t>
-                            </w:r>
-                            <w:r>
-                              <w:rPr>
-                                <w:rFonts w:hint="eastAsia" w:ascii="微软雅黑" w:hAnsi="微软雅黑" w:eastAsia="微软雅黑" w:cs="微软雅黑"/>
-                                <w:i w:val="0"/>
-                                <w:iCs w:val="0"/>
-                                <w:caps w:val="0"/>
-                                <w:color w:val="333333"/>
-                                <w:spacing w:val="0"/>
-                                <w:sz w:val="21"/>
-                                <w:szCs w:val="21"/>
-                                <w:lang w:val="en-US" w:eastAsia="zh-CN"/>
-                              </w:rPr>
-                              <w:t xml:space="preserve"> 与</w:t>
+                              <w:t>3</w:t>
                             </w:r>
                             <w:r>
                               <w:rPr>
@@ -1173,21 +1253,7 @@
                                 <w:szCs w:val="21"/>
                                 <w:lang w:val="en-US" w:eastAsia="zh-CN"/>
                               </w:rPr>
-                              <w:t>客诉问题单</w:t>
-                            </w:r>
-                            <w:r>
-                              <w:rPr>
-                                <w:rFonts w:hint="eastAsia" w:ascii="微软雅黑" w:hAnsi="微软雅黑" w:eastAsia="微软雅黑" w:cs="微软雅黑"/>
-                                <w:i w:val="0"/>
-                                <w:iCs w:val="0"/>
-                                <w:caps w:val="0"/>
-                                <w:color w:val="333333"/>
-                                <w:spacing w:val="0"/>
-                                <w:sz w:val="21"/>
-                                <w:szCs w:val="21"/>
-                                <w:lang w:val="en-US" w:eastAsia="zh-CN"/>
-                              </w:rPr>
-                              <w:t xml:space="preserve">，嵌入式问题 </w:t>
+                              <w:t>0</w:t>
                             </w:r>
                             <w:r>
                               <w:rPr>
@@ -1203,7 +1269,7 @@
                                 <w:szCs w:val="21"/>
                                 <w:lang w:val="en-US" w:eastAsia="zh-CN"/>
                               </w:rPr>
-                              <w:t>90%</w:t>
+                              <w:t>+ 测试 BUG</w:t>
                             </w:r>
                             <w:r>
                               <w:rPr>
@@ -1217,7 +1283,7 @@
                                 <w:szCs w:val="21"/>
                                 <w:lang w:val="en-US" w:eastAsia="zh-CN"/>
                               </w:rPr>
-                              <w:t xml:space="preserve"> 以上</w:t>
+                              <w:t xml:space="preserve"> 与</w:t>
                             </w:r>
                             <w:r>
                               <w:rPr>
@@ -1233,7 +1299,7 @@
                                 <w:szCs w:val="21"/>
                                 <w:lang w:val="en-US" w:eastAsia="zh-CN"/>
                               </w:rPr>
-                              <w:t>当天闭环</w:t>
+                              <w:t>客诉问题单</w:t>
                             </w:r>
                             <w:r>
                               <w:rPr>
@@ -1247,7 +1313,7 @@
                                 <w:szCs w:val="21"/>
                                 <w:lang w:val="en-US" w:eastAsia="zh-CN"/>
                               </w:rPr>
-                              <w:t>；跨组复杂问题</w:t>
+                              <w:t xml:space="preserve">，嵌入式问题 </w:t>
                             </w:r>
                             <w:r>
                               <w:rPr>
@@ -1263,7 +1329,7 @@
                                 <w:szCs w:val="21"/>
                                 <w:lang w:val="en-US" w:eastAsia="zh-CN"/>
                               </w:rPr>
-                              <w:t>输出根因分析报告</w:t>
+                              <w:t>80%</w:t>
                             </w:r>
                             <w:r>
                               <w:rPr>
@@ -1277,7 +1343,7 @@
                                 <w:szCs w:val="21"/>
                                 <w:lang w:val="en-US" w:eastAsia="zh-CN"/>
                               </w:rPr>
-                              <w:t>后移交对应团队并</w:t>
+                              <w:t xml:space="preserve"> 以上</w:t>
                             </w:r>
                             <w:r>
                               <w:rPr>
@@ -1293,12 +1359,102 @@
                                 <w:szCs w:val="21"/>
                                 <w:lang w:val="en-US" w:eastAsia="zh-CN"/>
                               </w:rPr>
+                              <w:t>当天闭环</w:t>
+                            </w:r>
+                            <w:r>
+                              <w:rPr>
+                                <w:rFonts w:hint="eastAsia" w:ascii="微软雅黑" w:hAnsi="微软雅黑" w:eastAsia="微软雅黑" w:cs="微软雅黑"/>
+                                <w:i w:val="0"/>
+                                <w:iCs w:val="0"/>
+                                <w:caps w:val="0"/>
+                                <w:color w:val="333333"/>
+                                <w:spacing w:val="0"/>
+                                <w:sz w:val="21"/>
+                                <w:szCs w:val="21"/>
+                                <w:lang w:val="en-US" w:eastAsia="zh-CN"/>
+                              </w:rPr>
+                              <w:t>；</w:t>
+                            </w:r>
+                            <w:r>
+                              <w:rPr>
+                                <w:rFonts w:hint="eastAsia" w:ascii="微软雅黑" w:hAnsi="微软雅黑" w:eastAsia="微软雅黑" w:cs="微软雅黑"/>
+                                <w:b/>
+                                <w:bCs/>
+                                <w:i w:val="0"/>
+                                <w:iCs w:val="0"/>
+                                <w:caps w:val="0"/>
+                                <w:color w:val="333333"/>
+                                <w:spacing w:val="0"/>
+                                <w:sz w:val="21"/>
+                                <w:szCs w:val="21"/>
+                                <w:lang w:val="en-US" w:eastAsia="zh-CN"/>
+                              </w:rPr>
+                              <w:t>跨组</w:t>
+                            </w:r>
+                            <w:r>
+                              <w:rPr>
+                                <w:rFonts w:hint="eastAsia" w:ascii="微软雅黑" w:hAnsi="微软雅黑" w:eastAsia="微软雅黑" w:cs="微软雅黑"/>
+                                <w:i w:val="0"/>
+                                <w:iCs w:val="0"/>
+                                <w:caps w:val="0"/>
+                                <w:color w:val="333333"/>
+                                <w:spacing w:val="0"/>
+                                <w:sz w:val="21"/>
+                                <w:szCs w:val="21"/>
+                                <w:lang w:val="en-US" w:eastAsia="zh-CN"/>
+                              </w:rPr>
+                              <w:t>复杂问题</w:t>
+                            </w:r>
+                            <w:r>
+                              <w:rPr>
+                                <w:rFonts w:hint="eastAsia" w:ascii="微软雅黑" w:hAnsi="微软雅黑" w:eastAsia="微软雅黑" w:cs="微软雅黑"/>
+                                <w:b/>
+                                <w:bCs/>
+                                <w:i w:val="0"/>
+                                <w:iCs w:val="0"/>
+                                <w:caps w:val="0"/>
+                                <w:color w:val="333333"/>
+                                <w:spacing w:val="0"/>
+                                <w:sz w:val="21"/>
+                                <w:szCs w:val="21"/>
+                                <w:lang w:val="en-US" w:eastAsia="zh-CN"/>
+                              </w:rPr>
+                              <w:t>输出根因分析报告</w:t>
+                            </w:r>
+                            <w:r>
+                              <w:rPr>
+                                <w:rFonts w:hint="eastAsia" w:ascii="微软雅黑" w:hAnsi="微软雅黑" w:eastAsia="微软雅黑" w:cs="微软雅黑"/>
+                                <w:i w:val="0"/>
+                                <w:iCs w:val="0"/>
+                                <w:caps w:val="0"/>
+                                <w:color w:val="333333"/>
+                                <w:spacing w:val="0"/>
+                                <w:sz w:val="21"/>
+                                <w:szCs w:val="21"/>
+                                <w:lang w:val="en-US" w:eastAsia="zh-CN"/>
+                              </w:rPr>
+                              <w:t>后移交对应团队并</w:t>
+                            </w:r>
+                            <w:r>
+                              <w:rPr>
+                                <w:rFonts w:hint="eastAsia" w:ascii="微软雅黑" w:hAnsi="微软雅黑" w:eastAsia="微软雅黑" w:cs="微软雅黑"/>
+                                <w:b/>
+                                <w:bCs/>
+                                <w:i w:val="0"/>
+                                <w:iCs w:val="0"/>
+                                <w:caps w:val="0"/>
+                                <w:color w:val="333333"/>
+                                <w:spacing w:val="0"/>
+                                <w:sz w:val="21"/>
+                                <w:szCs w:val="21"/>
+                                <w:lang w:val="en-US" w:eastAsia="zh-CN"/>
+                              </w:rPr>
                               <w:t>全量闭环</w:t>
                             </w:r>
                           </w:p>
                           <w:p>
                             <w:pPr>
-                              <w:pStyle w:val="6"/>
+                              <w:pStyle w:val="7"/>
                               <w:keepNext w:val="0"/>
                               <w:keepLines w:val="0"/>
                               <w:widowControl/>
@@ -1354,7 +1510,7 @@
                           </w:p>
                           <w:p>
                             <w:pPr>
-                              <w:pStyle w:val="6"/>
+                              <w:pStyle w:val="7"/>
                               <w:keepNext w:val="0"/>
                               <w:keepLines w:val="0"/>
                               <w:widowControl/>
@@ -1470,7 +1626,7 @@
                           </w:p>
                           <w:p>
                             <w:pPr>
-                              <w:pStyle w:val="6"/>
+                              <w:pStyle w:val="7"/>
                               <w:keepNext w:val="0"/>
                               <w:keepLines w:val="0"/>
                               <w:widowControl/>
@@ -1559,7 +1715,7 @@
           </mc:Choice>
           <mc:Fallback>
             <w:pict>
-              <v:shape id="文本框 2" o:spid="_x0000_s1026" o:spt="202" type="#_x0000_t202" style="position:absolute;left:0pt;margin-left:39.15pt;margin-top:201.9pt;height:388.65pt;width:508.5pt;mso-position-horizontal-relative:margin;z-index:-251637760;v-text-anchor:middle;mso-width-relative:page;mso-height-relative:page;" filled="f" stroked="f" coordsize="21600,21600" o:gfxdata="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">
+              <v:shape id="文本框 2" o:spid="_x0000_s1026" o:spt="202" type="#_x0000_t202" style="position:absolute;left:0pt;margin-left:39.15pt;margin-top:194.35pt;height:386.4pt;width:508.5pt;mso-position-horizontal-relative:margin;z-index:-251637760;v-text-anchor:middle;mso-width-relative:page;mso-height-relative:page;" filled="f" stroked="f" coordsize="21600,21600" o:gfxdata="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">
                 <v:fill on="f" focussize="0,0"/>
                 <v:stroke on="f" miterlimit="8" joinstyle="miter"/>
                 <v:imagedata o:title=""/>
@@ -1568,7 +1724,7 @@
                   <w:txbxContent>
                     <w:p>
                       <w:pPr>
-                        <w:pStyle w:val="6"/>
+                        <w:pStyle w:val="7"/>
                         <w:keepNext w:val="0"/>
                         <w:keepLines w:val="0"/>
                         <w:widowControl/>
@@ -1586,60 +1742,6 @@
                           <w:szCs w:val="21"/>
                         </w:rPr>
                       </w:pPr>
-                      <w:r>
-                        <w:rPr>
-                          <w:rFonts w:hint="eastAsia" w:ascii="微软雅黑" w:hAnsi="微软雅黑" w:eastAsia="微软雅黑" w:cs="微软雅黑"/>
-                          <w:i w:val="0"/>
-                          <w:iCs w:val="0"/>
-                          <w:caps w:val="0"/>
-                          <w:color w:val="333333"/>
-                          <w:spacing w:val="0"/>
-                          <w:sz w:val="21"/>
-                          <w:szCs w:val="21"/>
-                        </w:rPr>
-                        <w:t>2026.3-</w:t>
-                      </w:r>
-                      <w:r>
-                        <w:rPr>
-                          <w:rFonts w:hint="eastAsia" w:ascii="微软雅黑" w:hAnsi="微软雅黑" w:eastAsia="微软雅黑" w:cs="微软雅黑"/>
-                          <w:i w:val="0"/>
-                          <w:iCs w:val="0"/>
-                          <w:caps w:val="0"/>
-                          <w:color w:val="333333"/>
-                          <w:spacing w:val="0"/>
-                          <w:sz w:val="21"/>
-                          <w:szCs w:val="21"/>
-                          <w:lang w:val="en-US" w:eastAsia="zh-CN"/>
-                        </w:rPr>
-                        <w:t>至今</w:t>
-                      </w:r>
-                      <w:r>
-                        <w:rPr>
-                          <w:rFonts w:hint="eastAsia" w:ascii="微软雅黑" w:hAnsi="微软雅黑" w:eastAsia="微软雅黑" w:cs="微软雅黑"/>
-                          <w:i w:val="0"/>
-                          <w:iCs w:val="0"/>
-                          <w:caps w:val="0"/>
-                          <w:color w:val="333333"/>
-                          <w:spacing w:val="0"/>
-                          <w:sz w:val="21"/>
-                          <w:szCs w:val="21"/>
-                        </w:rPr>
-                        <w:t>   </w:t>
-                      </w:r>
-                      <w:r>
-                        <w:rPr>
-                          <w:rFonts w:hint="eastAsia" w:ascii="微软雅黑" w:hAnsi="微软雅黑" w:eastAsia="微软雅黑" w:cs="微软雅黑"/>
-                          <w:i w:val="0"/>
-                          <w:iCs w:val="0"/>
-                          <w:caps w:val="0"/>
-                          <w:color w:val="333333"/>
-                          <w:spacing w:val="0"/>
-                          <w:sz w:val="21"/>
-                          <w:szCs w:val="21"/>
-                          <w:lang w:val="en-US" w:eastAsia="zh-CN"/>
-                        </w:rPr>
-                        <w:t xml:space="preserve">              </w:t>
-                      </w:r>
                       <w:r>
                         <w:rPr>
                           <w:rFonts w:hint="eastAsia" w:ascii="微软雅黑" w:hAnsi="微软雅黑" w:eastAsia="微软雅黑" w:cs="微软雅黑"/>
@@ -1652,9 +1754,8 @@
                           <w:spacing w:val="0"/>
                           <w:sz w:val="21"/>
                           <w:szCs w:val="21"/>
-                          <w:lang w:val="en-US" w:eastAsia="zh-CN"/>
-                        </w:rPr>
-                        <w:t>深圳</w:t>
+                        </w:rPr>
+                        <w:t>2026.3-</w:t>
                       </w:r>
                       <w:r>
                         <w:rPr>
@@ -1668,12 +1769,15 @@
                           <w:spacing w:val="0"/>
                           <w:sz w:val="21"/>
                           <w:szCs w:val="21"/>
-                        </w:rPr>
-                        <w:t>乐动机器人股份有限公司</w:t>
-                      </w:r>
-                      <w:r>
-                        <w:rPr>
-                          <w:rFonts w:hint="eastAsia" w:ascii="微软雅黑" w:hAnsi="微软雅黑" w:eastAsia="微软雅黑" w:cs="微软雅黑"/>
+                          <w:lang w:val="en-US" w:eastAsia="zh-CN"/>
+                        </w:rPr>
+                        <w:t>至今</w:t>
+                      </w:r>
+                      <w:r>
+                        <w:rPr>
+                          <w:rFonts w:hint="eastAsia" w:ascii="微软雅黑" w:hAnsi="微软雅黑" w:eastAsia="微软雅黑" w:cs="微软雅黑"/>
+                          <w:b/>
+                          <w:bCs/>
                           <w:i w:val="0"/>
                           <w:iCs w:val="0"/>
                           <w:caps w:val="0"/>
@@ -1682,7 +1786,93 @@
                           <w:sz w:val="21"/>
                           <w:szCs w:val="21"/>
                         </w:rPr>
-                        <w:t>       嵌入式软件开发实习生（智能割草机器人）</w:t>
+                        <w:t> </w:t>
+                      </w:r>
+                      <w:r>
+                        <w:rPr>
+                          <w:rFonts w:hint="eastAsia" w:ascii="微软雅黑" w:hAnsi="微软雅黑" w:eastAsia="微软雅黑" w:cs="微软雅黑"/>
+                          <w:i w:val="0"/>
+                          <w:iCs w:val="0"/>
+                          <w:caps w:val="0"/>
+                          <w:color w:val="333333"/>
+                          <w:spacing w:val="0"/>
+                          <w:sz w:val="21"/>
+                          <w:szCs w:val="21"/>
+                        </w:rPr>
+                        <w:t>  </w:t>
+                      </w:r>
+                      <w:r>
+                        <w:rPr>
+                          <w:rFonts w:hint="eastAsia" w:ascii="微软雅黑" w:hAnsi="微软雅黑" w:eastAsia="微软雅黑" w:cs="微软雅黑"/>
+                          <w:i w:val="0"/>
+                          <w:iCs w:val="0"/>
+                          <w:caps w:val="0"/>
+                          <w:color w:val="333333"/>
+                          <w:spacing w:val="0"/>
+                          <w:sz w:val="21"/>
+                          <w:szCs w:val="21"/>
+                          <w:lang w:val="en-US" w:eastAsia="zh-CN"/>
+                        </w:rPr>
+                        <w:t xml:space="preserve">              </w:t>
+                      </w:r>
+                      <w:r>
+                        <w:rPr>
+                          <w:rFonts w:hint="eastAsia" w:ascii="微软雅黑" w:hAnsi="微软雅黑" w:eastAsia="微软雅黑" w:cs="微软雅黑"/>
+                          <w:b/>
+                          <w:bCs/>
+                          <w:i w:val="0"/>
+                          <w:iCs w:val="0"/>
+                          <w:caps w:val="0"/>
+                          <w:color w:val="333333"/>
+                          <w:spacing w:val="0"/>
+                          <w:sz w:val="21"/>
+                          <w:szCs w:val="21"/>
+                          <w:lang w:val="en-US" w:eastAsia="zh-CN"/>
+                        </w:rPr>
+                        <w:t>深圳</w:t>
+                      </w:r>
+                      <w:r>
+                        <w:rPr>
+                          <w:rFonts w:hint="eastAsia" w:ascii="微软雅黑" w:hAnsi="微软雅黑" w:eastAsia="微软雅黑" w:cs="微软雅黑"/>
+                          <w:b/>
+                          <w:bCs/>
+                          <w:i w:val="0"/>
+                          <w:iCs w:val="0"/>
+                          <w:caps w:val="0"/>
+                          <w:color w:val="333333"/>
+                          <w:spacing w:val="0"/>
+                          <w:sz w:val="21"/>
+                          <w:szCs w:val="21"/>
+                        </w:rPr>
+                        <w:t>乐动机器人股份有限公司</w:t>
+                      </w:r>
+                      <w:r>
+                        <w:rPr>
+                          <w:rFonts w:hint="eastAsia" w:ascii="微软雅黑" w:hAnsi="微软雅黑" w:eastAsia="微软雅黑" w:cs="微软雅黑"/>
+                          <w:i w:val="0"/>
+                          <w:iCs w:val="0"/>
+                          <w:caps w:val="0"/>
+                          <w:color w:val="333333"/>
+                          <w:spacing w:val="0"/>
+                          <w:sz w:val="21"/>
+                          <w:szCs w:val="21"/>
+                        </w:rPr>
+                        <w:t xml:space="preserve">       </w:t>
+                      </w:r>
+                      <w:r>
+                        <w:rPr>
+                          <w:rFonts w:hint="eastAsia" w:ascii="微软雅黑" w:hAnsi="微软雅黑" w:eastAsia="微软雅黑" w:cs="微软雅黑"/>
+                          <w:b/>
+                          <w:bCs/>
+                          <w:i w:val="0"/>
+                          <w:iCs w:val="0"/>
+                          <w:caps w:val="0"/>
+                          <w:color w:val="333333"/>
+                          <w:spacing w:val="0"/>
+                          <w:sz w:val="21"/>
+                          <w:szCs w:val="21"/>
+                        </w:rPr>
+                        <w:t>嵌入式软件开发实习生（智能割草机器人）</w:t>
                       </w:r>
                     </w:p>
                     <w:p>
@@ -1995,7 +2185,7 @@
                     </w:p>
                     <w:p>
                       <w:pPr>
-                        <w:pStyle w:val="6"/>
+                        <w:pStyle w:val="7"/>
                         <w:keepNext w:val="0"/>
                         <w:keepLines w:val="0"/>
                         <w:widowControl/>
@@ -2048,7 +2238,7 @@
                     </w:p>
                     <w:p>
                       <w:pPr>
-                        <w:pStyle w:val="6"/>
+                        <w:pStyle w:val="7"/>
                         <w:keepNext w:val="0"/>
                         <w:keepLines w:val="0"/>
                         <w:widowControl/>
@@ -2129,7 +2319,7 @@
                           <w:szCs w:val="21"/>
                           <w:lang w:val="en-US" w:eastAsia="zh-CN"/>
                         </w:rPr>
-                        <w:t>新项目外设数据透传板驱动：从数据手册适配 AHT20 温湿度（I2C）、MLX90642 红外成像（I2C）、充电桩红外信号接收（GPIO 解码 38kHz 载波）三路外设，与</w:t>
+                        <w:t>新项目</w:t>
                       </w:r>
                       <w:r>
                         <w:rPr>
@@ -2145,7 +2335,7 @@
                           <w:szCs w:val="21"/>
                           <w:lang w:val="en-US" w:eastAsia="zh-CN"/>
                         </w:rPr>
-                        <w:t>算法/硬件共同制定透传协议</w:t>
+                        <w:t>外设数据透传板驱动</w:t>
                       </w:r>
                       <w:r>
                         <w:rPr>
@@ -2159,7 +2349,7 @@
                           <w:szCs w:val="21"/>
                           <w:lang w:val="en-US" w:eastAsia="zh-CN"/>
                         </w:rPr>
-                        <w:t>（含分包机制），驱动代码经团队评审后</w:t>
+                        <w:t>：从数据手册适配 AHT20 温湿度（I2C）、MLX90642 红外成像（I2C）、充电桩红外信号接收（GPIO 解码 38kHz 载波）三路外设，与</w:t>
                       </w:r>
                       <w:r>
                         <w:rPr>
@@ -2175,7 +2365,7 @@
                           <w:szCs w:val="21"/>
                           <w:lang w:val="en-US" w:eastAsia="zh-CN"/>
                         </w:rPr>
-                        <w:t>合入主分支</w:t>
+                        <w:t>算法/硬件共同制定透传协议</w:t>
                       </w:r>
                       <w:r>
                         <w:rPr>
@@ -2189,12 +2379,72 @@
                           <w:szCs w:val="21"/>
                           <w:lang w:val="en-US" w:eastAsia="zh-CN"/>
                         </w:rPr>
-                        <w:t>，支撑整机量产验证阶段按期推进、交付全功能演示样机</w:t>
+                        <w:t>（含分包机制），根据SE要求进行</w:t>
+                      </w:r>
+                      <w:r>
+                        <w:rPr>
+                          <w:rFonts w:hint="eastAsia" w:ascii="微软雅黑" w:hAnsi="微软雅黑" w:eastAsia="微软雅黑" w:cs="微软雅黑"/>
+                          <w:b/>
+                          <w:bCs/>
+                          <w:i w:val="0"/>
+                          <w:iCs w:val="0"/>
+                          <w:caps w:val="0"/>
+                          <w:color w:val="333333"/>
+                          <w:spacing w:val="0"/>
+                          <w:sz w:val="21"/>
+                          <w:szCs w:val="21"/>
+                          <w:lang w:val="en-US" w:eastAsia="zh-CN"/>
+                        </w:rPr>
+                        <w:t>多版软件</w:t>
+                      </w:r>
+                      <w:r>
+                        <w:rPr>
+                          <w:rFonts w:hint="eastAsia" w:ascii="微软雅黑" w:hAnsi="微软雅黑" w:eastAsia="微软雅黑" w:cs="微软雅黑"/>
+                          <w:i w:val="0"/>
+                          <w:iCs w:val="0"/>
+                          <w:caps w:val="0"/>
+                          <w:color w:val="333333"/>
+                          <w:spacing w:val="0"/>
+                          <w:sz w:val="21"/>
+                          <w:szCs w:val="21"/>
+                          <w:lang w:val="en-US" w:eastAsia="zh-CN"/>
+                        </w:rPr>
+                        <w:t>的验证，驱动代码经团队评审后</w:t>
+                      </w:r>
+                      <w:r>
+                        <w:rPr>
+                          <w:rFonts w:hint="eastAsia" w:ascii="微软雅黑" w:hAnsi="微软雅黑" w:eastAsia="微软雅黑" w:cs="微软雅黑"/>
+                          <w:b/>
+                          <w:bCs/>
+                          <w:i w:val="0"/>
+                          <w:iCs w:val="0"/>
+                          <w:caps w:val="0"/>
+                          <w:color w:val="333333"/>
+                          <w:spacing w:val="0"/>
+                          <w:sz w:val="21"/>
+                          <w:szCs w:val="21"/>
+                          <w:lang w:val="en-US" w:eastAsia="zh-CN"/>
+                        </w:rPr>
+                        <w:t>合入主分支</w:t>
+                      </w:r>
+                      <w:r>
+                        <w:rPr>
+                          <w:rFonts w:hint="eastAsia" w:ascii="微软雅黑" w:hAnsi="微软雅黑" w:eastAsia="微软雅黑" w:cs="微软雅黑"/>
+                          <w:i w:val="0"/>
+                          <w:iCs w:val="0"/>
+                          <w:caps w:val="0"/>
+                          <w:color w:val="333333"/>
+                          <w:spacing w:val="0"/>
+                          <w:sz w:val="21"/>
+                          <w:szCs w:val="21"/>
+                          <w:lang w:val="en-US" w:eastAsia="zh-CN"/>
+                        </w:rPr>
+                        <w:t>，支撑整机量产验证阶段按期推进、交付全功能演示样机。</w:t>
                       </w:r>
                     </w:p>
                     <w:p>
                       <w:pPr>
-                        <w:pStyle w:val="6"/>
+                        <w:pStyle w:val="7"/>
                         <w:keepNext w:val="0"/>
                         <w:keepLines w:val="0"/>
                         <w:widowControl/>
@@ -2261,21 +2511,7 @@
                           <w:szCs w:val="21"/>
                           <w:lang w:val="en-US" w:eastAsia="zh-CN"/>
                         </w:rPr>
-                        <w:t>40+ 测试 BUG</w:t>
-                      </w:r>
-                      <w:r>
-                        <w:rPr>
-                          <w:rFonts w:hint="eastAsia" w:ascii="微软雅黑" w:hAnsi="微软雅黑" w:eastAsia="微软雅黑" w:cs="微软雅黑"/>
-                          <w:i w:val="0"/>
-                          <w:iCs w:val="0"/>
-                          <w:caps w:val="0"/>
-                          <w:color w:val="333333"/>
-                          <w:spacing w:val="0"/>
-                          <w:sz w:val="21"/>
-                          <w:szCs w:val="21"/>
-                          <w:lang w:val="en-US" w:eastAsia="zh-CN"/>
-                        </w:rPr>
-                        <w:t xml:space="preserve"> 与</w:t>
+                        <w:t>3</w:t>
                       </w:r>
                       <w:r>
                         <w:rPr>
@@ -2291,21 +2527,7 @@
                           <w:szCs w:val="21"/>
                           <w:lang w:val="en-US" w:eastAsia="zh-CN"/>
                         </w:rPr>
-                        <w:t>客诉问题单</w:t>
-                      </w:r>
-                      <w:r>
-                        <w:rPr>
-                          <w:rFonts w:hint="eastAsia" w:ascii="微软雅黑" w:hAnsi="微软雅黑" w:eastAsia="微软雅黑" w:cs="微软雅黑"/>
-                          <w:i w:val="0"/>
-                          <w:iCs w:val="0"/>
-                          <w:caps w:val="0"/>
-                          <w:color w:val="333333"/>
-                          <w:spacing w:val="0"/>
-                          <w:sz w:val="21"/>
-                          <w:szCs w:val="21"/>
-                          <w:lang w:val="en-US" w:eastAsia="zh-CN"/>
-                        </w:rPr>
-                        <w:t xml:space="preserve">，嵌入式问题 </w:t>
+                        <w:t>0</w:t>
                       </w:r>
                       <w:r>
                         <w:rPr>
@@ -2321,7 +2543,7 @@
                           <w:szCs w:val="21"/>
                           <w:lang w:val="en-US" w:eastAsia="zh-CN"/>
                         </w:rPr>
-                        <w:t>90%</w:t>
+                        <w:t>+ 测试 BUG</w:t>
                       </w:r>
                       <w:r>
                         <w:rPr>
@@ -2335,7 +2557,7 @@
                           <w:szCs w:val="21"/>
                           <w:lang w:val="en-US" w:eastAsia="zh-CN"/>
                         </w:rPr>
-                        <w:t xml:space="preserve"> 以上</w:t>
+                        <w:t xml:space="preserve"> 与</w:t>
                       </w:r>
                       <w:r>
                         <w:rPr>
@@ -2351,7 +2573,7 @@
                           <w:szCs w:val="21"/>
                           <w:lang w:val="en-US" w:eastAsia="zh-CN"/>
                         </w:rPr>
-                        <w:t>当天闭环</w:t>
+                        <w:t>客诉问题单</w:t>
                       </w:r>
                       <w:r>
                         <w:rPr>
@@ -2365,7 +2587,7 @@
                           <w:szCs w:val="21"/>
                           <w:lang w:val="en-US" w:eastAsia="zh-CN"/>
                         </w:rPr>
-                        <w:t>；跨组复杂问题</w:t>
+                        <w:t xml:space="preserve">，嵌入式问题 </w:t>
                       </w:r>
                       <w:r>
                         <w:rPr>
@@ -2381,7 +2603,7 @@
                           <w:szCs w:val="21"/>
                           <w:lang w:val="en-US" w:eastAsia="zh-CN"/>
                         </w:rPr>
-                        <w:t>输出根因分析报告</w:t>
+                        <w:t>80%</w:t>
                       </w:r>
                       <w:r>
                         <w:rPr>
@@ -2395,7 +2617,7 @@
                           <w:szCs w:val="21"/>
                           <w:lang w:val="en-US" w:eastAsia="zh-CN"/>
                         </w:rPr>
-                        <w:t>后移交对应团队并</w:t>
+                        <w:t xml:space="preserve"> 以上</w:t>
                       </w:r>
                       <w:r>
                         <w:rPr>
@@ -2411,12 +2633,102 @@
                           <w:szCs w:val="21"/>
                           <w:lang w:val="en-US" w:eastAsia="zh-CN"/>
                         </w:rPr>
+                        <w:t>当天闭环</w:t>
+                      </w:r>
+                      <w:r>
+                        <w:rPr>
+                          <w:rFonts w:hint="eastAsia" w:ascii="微软雅黑" w:hAnsi="微软雅黑" w:eastAsia="微软雅黑" w:cs="微软雅黑"/>
+                          <w:i w:val="0"/>
+                          <w:iCs w:val="0"/>
+                          <w:caps w:val="0"/>
+                          <w:color w:val="333333"/>
+                          <w:spacing w:val="0"/>
+                          <w:sz w:val="21"/>
+                          <w:szCs w:val="21"/>
+                          <w:lang w:val="en-US" w:eastAsia="zh-CN"/>
+                        </w:rPr>
+                        <w:t>；</w:t>
+                      </w:r>
+                      <w:r>
+                        <w:rPr>
+                          <w:rFonts w:hint="eastAsia" w:ascii="微软雅黑" w:hAnsi="微软雅黑" w:eastAsia="微软雅黑" w:cs="微软雅黑"/>
+                          <w:b/>
+                          <w:bCs/>
+                          <w:i w:val="0"/>
+                          <w:iCs w:val="0"/>
+                          <w:caps w:val="0"/>
+                          <w:color w:val="333333"/>
+                          <w:spacing w:val="0"/>
+                          <w:sz w:val="21"/>
+                          <w:szCs w:val="21"/>
+                          <w:lang w:val="en-US" w:eastAsia="zh-CN"/>
+                        </w:rPr>
+                        <w:t>跨组</w:t>
+                      </w:r>
+                      <w:r>
+                        <w:rPr>
+                          <w:rFonts w:hint="eastAsia" w:ascii="微软雅黑" w:hAnsi="微软雅黑" w:eastAsia="微软雅黑" w:cs="微软雅黑"/>
+                          <w:i w:val="0"/>
+                          <w:iCs w:val="0"/>
+                          <w:caps w:val="0"/>
+                          <w:color w:val="333333"/>
+                          <w:spacing w:val="0"/>
+                          <w:sz w:val="21"/>
+                          <w:szCs w:val="21"/>
+                          <w:lang w:val="en-US" w:eastAsia="zh-CN"/>
+                        </w:rPr>
+                        <w:t>复杂问题</w:t>
+                      </w:r>
+                      <w:r>
+                        <w:rPr>
+                          <w:rFonts w:hint="eastAsia" w:ascii="微软雅黑" w:hAnsi="微软雅黑" w:eastAsia="微软雅黑" w:cs="微软雅黑"/>
+                          <w:b/>
+                          <w:bCs/>
+                          <w:i w:val="0"/>
+                          <w:iCs w:val="0"/>
+                          <w:caps w:val="0"/>
+                          <w:color w:val="333333"/>
+                          <w:spacing w:val="0"/>
+                          <w:sz w:val="21"/>
+                          <w:szCs w:val="21"/>
+                          <w:lang w:val="en-US" w:eastAsia="zh-CN"/>
+                        </w:rPr>
+                        <w:t>输出根因分析报告</w:t>
+                      </w:r>
+                      <w:r>
+                        <w:rPr>
+                          <w:rFonts w:hint="eastAsia" w:ascii="微软雅黑" w:hAnsi="微软雅黑" w:eastAsia="微软雅黑" w:cs="微软雅黑"/>
+                          <w:i w:val="0"/>
+                          <w:iCs w:val="0"/>
+                          <w:caps w:val="0"/>
+                          <w:color w:val="333333"/>
+                          <w:spacing w:val="0"/>
+                          <w:sz w:val="21"/>
+                          <w:szCs w:val="21"/>
+                          <w:lang w:val="en-US" w:eastAsia="zh-CN"/>
+                        </w:rPr>
+                        <w:t>后移交对应团队并</w:t>
+                      </w:r>
+                      <w:r>
+                        <w:rPr>
+                          <w:rFonts w:hint="eastAsia" w:ascii="微软雅黑" w:hAnsi="微软雅黑" w:eastAsia="微软雅黑" w:cs="微软雅黑"/>
+                          <w:b/>
+                          <w:bCs/>
+                          <w:i w:val="0"/>
+                          <w:iCs w:val="0"/>
+                          <w:caps w:val="0"/>
+                          <w:color w:val="333333"/>
+                          <w:spacing w:val="0"/>
+                          <w:sz w:val="21"/>
+                          <w:szCs w:val="21"/>
+                          <w:lang w:val="en-US" w:eastAsia="zh-CN"/>
+                        </w:rPr>
                         <w:t>全量闭环</w:t>
                       </w:r>
                     </w:p>
                     <w:p>
                       <w:pPr>
-                        <w:pStyle w:val="6"/>
+                        <w:pStyle w:val="7"/>
                         <w:keepNext w:val="0"/>
                         <w:keepLines w:val="0"/>
                         <w:widowControl/>
@@ -2472,7 +2784,7 @@
                     </w:p>
                     <w:p>
                       <w:pPr>
-                        <w:pStyle w:val="6"/>
+                        <w:pStyle w:val="7"/>
                         <w:keepNext w:val="0"/>
                         <w:keepLines w:val="0"/>
                         <w:widowControl/>
@@ -2588,7 +2900,7 @@
                     </w:p>
                     <w:p>
                       <w:pPr>
-                        <w:pStyle w:val="6"/>
+                        <w:pStyle w:val="7"/>
                         <w:keepNext w:val="0"/>
                         <w:keepLines w:val="0"/>
                         <w:widowControl/>
@@ -2675,15 +2987,456 @@
         <mc:AlternateContent>
           <mc:Choice Requires="wps">
             <w:drawing>
+              <wp:anchor distT="0" distB="0" distL="114300" distR="114300" simplePos="0" relativeHeight="251681792" behindDoc="1" locked="0" layoutInCell="1" allowOverlap="1">
+                <wp:simplePos x="0" y="0"/>
+                <wp:positionH relativeFrom="column">
+                  <wp:posOffset>518795</wp:posOffset>
+                </wp:positionH>
+                <wp:positionV relativeFrom="paragraph">
+                  <wp:posOffset>2339975</wp:posOffset>
+                </wp:positionV>
+                <wp:extent cx="1842770" cy="171450"/>
+                <wp:effectExtent l="0" t="0" r="5080" b="0"/>
+                <wp:wrapNone/>
+                <wp:docPr id="28" name="文本框 28"/>
+                <wp:cNvGraphicFramePr/>
+                <a:graphic xmlns:a="http://schemas.openxmlformats.org/drawingml/2006/main">
+                  <a:graphicData uri="http://schemas.microsoft.com/office/word/2010/wordprocessingShape">
+                    <wps:wsp>
+                      <wps:cNvSpPr txBox="1"/>
+                      <wps:spPr>
+                        <a:xfrm>
+                          <a:off x="0" y="0"/>
+                          <a:ext cx="1843087" cy="171450"/>
+                        </a:xfrm>
+                        <a:prstGeom prst="rect">
+                          <a:avLst/>
+                        </a:prstGeom>
+                        <a:noFill/>
+                        <a:ln w="6350">
+                          <a:noFill/>
+                        </a:ln>
+                      </wps:spPr>
+                      <wps:style>
+                        <a:lnRef idx="0">
+                          <a:schemeClr val="accent1"/>
+                        </a:lnRef>
+                        <a:fillRef idx="0">
+                          <a:schemeClr val="accent1"/>
+                        </a:fillRef>
+                        <a:effectRef idx="0">
+                          <a:schemeClr val="accent1"/>
+                        </a:effectRef>
+                        <a:fontRef idx="minor">
+                          <a:schemeClr val="dk1"/>
+                        </a:fontRef>
+                      </wps:style>
+                      <wps:txbx>
+                        <w:txbxContent>
+                          <w:p>
+                            <w:pPr>
+                              <w:adjustRightInd w:val="0"/>
+                              <w:snapToGrid w:val="0"/>
+                              <w:spacing w:line="260" w:lineRule="exact"/>
+                              <w:rPr>
+                                <w:rFonts w:hint="eastAsia" w:ascii="微软雅黑" w:hAnsi="微软雅黑" w:eastAsia="微软雅黑" w:cs="微软雅黑"/>
+                                <w:color w:val="FFFFFF" w:themeColor="background1"/>
+                                <w:sz w:val="24"/>
+                                <w14:textFill>
+                                  <w14:solidFill>
+                                    <w14:schemeClr w14:val="bg1"/>
+                                  </w14:solidFill>
+                                </w14:textFill>
+                              </w:rPr>
+                            </w:pPr>
+                            <w:r>
+                              <w:rPr>
+                                <w:rFonts w:hint="eastAsia" w:ascii="微软雅黑" w:hAnsi="微软雅黑" w:eastAsia="微软雅黑" w:cs="微软雅黑"/>
+                                <w:color w:val="FFFFFF" w:themeColor="background1"/>
+                                <w:sz w:val="24"/>
+                                <w:lang w:val="en-US" w:eastAsia="zh-CN"/>
+                                <w14:textFill>
+                                  <w14:solidFill>
+                                    <w14:schemeClr w14:val="bg1"/>
+                                  </w14:solidFill>
+                                </w14:textFill>
+                              </w:rPr>
+                              <w:t>实习</w:t>
+                            </w:r>
+                            <w:r>
+                              <w:rPr>
+                                <w:rFonts w:hint="eastAsia" w:ascii="微软雅黑" w:hAnsi="微软雅黑" w:eastAsia="微软雅黑" w:cs="微软雅黑"/>
+                                <w:color w:val="FFFFFF" w:themeColor="background1"/>
+                                <w:sz w:val="24"/>
+                                <w14:textFill>
+                                  <w14:solidFill>
+                                    <w14:schemeClr w14:val="bg1"/>
+                                  </w14:solidFill>
+                                </w14:textFill>
+                              </w:rPr>
+                              <w:t>经历</w:t>
+                            </w:r>
+                          </w:p>
+                        </w:txbxContent>
+                      </wps:txbx>
+                      <wps:bodyPr rot="0" spcFirstLastPara="0" vertOverflow="overflow" horzOverflow="overflow" vert="horz" wrap="square" lIns="36000" tIns="0" rIns="36000" bIns="0" numCol="1" spcCol="0" rtlCol="0" fromWordArt="0" anchor="t" anchorCtr="0" forceAA="0" compatLnSpc="1">
+                        <a:spAutoFit/>
+                      </wps:bodyPr>
+                    </wps:wsp>
+                  </a:graphicData>
+                </a:graphic>
+              </wp:anchor>
+            </w:drawing>
+          </mc:Choice>
+          <mc:Fallback>
+            <w:pict>
+              <v:shape id="_x0000_s1026" o:spid="_x0000_s1026" o:spt="202" type="#_x0000_t202" style="position:absolute;left:0pt;margin-left:40.85pt;margin-top:184.25pt;height:13.5pt;width:145.1pt;z-index:-251634688;mso-width-relative:page;mso-height-relative:page;" filled="f" stroked="f" coordsize="21600,21600" o:gfxdata="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">
+                <v:fill on="f" focussize="0,0"/>
+                <v:stroke on="f" weight="0.5pt"/>
+                <v:imagedata o:title=""/>
+                <o:lock v:ext="edit" aspectratio="f"/>
+                <v:textbox inset="1mm,0mm,1mm,0mm" style="mso-fit-shape-to-text:t;">
+                  <w:txbxContent>
+                    <w:p>
+                      <w:pPr>
+                        <w:adjustRightInd w:val="0"/>
+                        <w:snapToGrid w:val="0"/>
+                        <w:spacing w:line="260" w:lineRule="exact"/>
+                        <w:rPr>
+                          <w:rFonts w:hint="eastAsia" w:ascii="微软雅黑" w:hAnsi="微软雅黑" w:eastAsia="微软雅黑" w:cs="微软雅黑"/>
+                          <w:color w:val="FFFFFF" w:themeColor="background1"/>
+                          <w:sz w:val="24"/>
+                          <w14:textFill>
+                            <w14:solidFill>
+                              <w14:schemeClr w14:val="bg1"/>
+                            </w14:solidFill>
+                          </w14:textFill>
+                        </w:rPr>
+                      </w:pPr>
+                      <w:r>
+                        <w:rPr>
+                          <w:rFonts w:hint="eastAsia" w:ascii="微软雅黑" w:hAnsi="微软雅黑" w:eastAsia="微软雅黑" w:cs="微软雅黑"/>
+                          <w:color w:val="FFFFFF" w:themeColor="background1"/>
+                          <w:sz w:val="24"/>
+                          <w:lang w:val="en-US" w:eastAsia="zh-CN"/>
+                          <w14:textFill>
+                            <w14:solidFill>
+                              <w14:schemeClr w14:val="bg1"/>
+                            </w14:solidFill>
+                          </w14:textFill>
+                        </w:rPr>
+                        <w:t>实习</w:t>
+                      </w:r>
+                      <w:r>
+                        <w:rPr>
+                          <w:rFonts w:hint="eastAsia" w:ascii="微软雅黑" w:hAnsi="微软雅黑" w:eastAsia="微软雅黑" w:cs="微软雅黑"/>
+                          <w:color w:val="FFFFFF" w:themeColor="background1"/>
+                          <w:sz w:val="24"/>
+                          <w14:textFill>
+                            <w14:solidFill>
+                              <w14:schemeClr w14:val="bg1"/>
+                            </w14:solidFill>
+                          </w14:textFill>
+                        </w:rPr>
+                        <w:t>经历</w:t>
+                      </w:r>
+                    </w:p>
+                  </w:txbxContent>
+                </v:textbox>
+              </v:shape>
+            </w:pict>
+          </mc:Fallback>
+        </mc:AlternateContent>
+      </w:r>
+      <w:r>
+        <mc:AlternateContent>
+          <mc:Choice Requires="wpg">
+            <w:drawing>
+              <wp:anchor distT="0" distB="0" distL="114300" distR="114300" simplePos="0" relativeHeight="251674624" behindDoc="1" locked="0" layoutInCell="1" allowOverlap="1">
+                <wp:simplePos x="0" y="0"/>
+                <wp:positionH relativeFrom="column">
+                  <wp:posOffset>385445</wp:posOffset>
+                </wp:positionH>
+                <wp:positionV relativeFrom="paragraph">
+                  <wp:posOffset>2327275</wp:posOffset>
+                </wp:positionV>
+                <wp:extent cx="6781800" cy="283210"/>
+                <wp:effectExtent l="0" t="0" r="0" b="2540"/>
+                <wp:wrapNone/>
+                <wp:docPr id="39" name="组合 39"/>
+                <wp:cNvGraphicFramePr/>
+                <a:graphic xmlns:a="http://schemas.openxmlformats.org/drawingml/2006/main">
+                  <a:graphicData uri="http://schemas.microsoft.com/office/word/2010/wordprocessingGroup">
+                    <wpg:wgp>
+                      <wpg:cNvGrpSpPr/>
+                      <wpg:grpSpPr>
+                        <a:xfrm>
+                          <a:off x="0" y="0"/>
+                          <a:ext cx="6781800" cy="283210"/>
+                          <a:chOff x="0" y="0"/>
+                          <a:chExt cx="6781800" cy="284400"/>
+                        </a:xfrm>
+                      </wpg:grpSpPr>
+                      <wpg:grpSp>
+                        <wpg:cNvPr id="40" name="组合 81"/>
+                        <wpg:cNvGrpSpPr>
+                          <a:grpSpLocks noChangeAspect="1"/>
+                        </wpg:cNvGrpSpPr>
+                        <wpg:grpSpPr>
+                          <a:xfrm>
+                            <a:off x="0" y="0"/>
+                            <a:ext cx="1256400" cy="284400"/>
+                            <a:chOff x="3" y="-1"/>
+                            <a:chExt cx="1255739" cy="393696"/>
+                          </a:xfrm>
+                        </wpg:grpSpPr>
+                        <wps:wsp>
+                          <wps:cNvPr id="41" name="任意多边形 2"/>
+                          <wps:cNvSpPr/>
+                          <wps:spPr bwMode="auto">
+                            <a:xfrm>
+                              <a:off x="3" y="-1"/>
+                              <a:ext cx="1255739" cy="287656"/>
+                            </a:xfrm>
+                            <a:custGeom>
+                              <a:avLst/>
+                              <a:gdLst>
+                                <a:gd name="connsiteX0" fmla="*/ 1093154 w 1406296"/>
+                                <a:gd name="connsiteY0" fmla="*/ 0 h 288031"/>
+                                <a:gd name="connsiteX1" fmla="*/ 1171153 w 1406296"/>
+                                <a:gd name="connsiteY1" fmla="*/ 0 h 288031"/>
+                                <a:gd name="connsiteX2" fmla="*/ 1406296 w 1406296"/>
+                                <a:gd name="connsiteY2" fmla="*/ 288031 h 288031"/>
+                                <a:gd name="connsiteX3" fmla="*/ 1328297 w 1406296"/>
+                                <a:gd name="connsiteY3" fmla="*/ 288031 h 288031"/>
+                                <a:gd name="connsiteX4" fmla="*/ 1030297 w 1406296"/>
+                                <a:gd name="connsiteY4" fmla="*/ 0 h 288031"/>
+                                <a:gd name="connsiteX5" fmla="*/ 1069917 w 1406296"/>
+                                <a:gd name="connsiteY5" fmla="*/ 0 h 288031"/>
+                                <a:gd name="connsiteX6" fmla="*/ 1305060 w 1406296"/>
+                                <a:gd name="connsiteY6" fmla="*/ 288031 h 288031"/>
+                                <a:gd name="connsiteX7" fmla="*/ 1265440 w 1406296"/>
+                                <a:gd name="connsiteY7" fmla="*/ 288031 h 288031"/>
+                                <a:gd name="connsiteX8" fmla="*/ 0 w 1406296"/>
+                                <a:gd name="connsiteY8" fmla="*/ 0 h 288031"/>
+                                <a:gd name="connsiteX9" fmla="*/ 1007060 w 1406296"/>
+                                <a:gd name="connsiteY9" fmla="*/ 0 h 288031"/>
+                                <a:gd name="connsiteX10" fmla="*/ 1242203 w 1406296"/>
+                                <a:gd name="connsiteY10" fmla="*/ 288031 h 288031"/>
+                                <a:gd name="connsiteX11" fmla="*/ 0 w 1406296"/>
+                                <a:gd name="connsiteY11" fmla="*/ 288031 h 288031"/>
+                              </a:gdLst>
+                              <a:ahLst/>
+                              <a:cxnLst>
+                                <a:cxn ang="0">
+                                  <a:pos x="connsiteX0" y="connsiteY0"/>
+                                </a:cxn>
+                                <a:cxn ang="0">
+                                  <a:pos x="connsiteX1" y="connsiteY1"/>
+                                </a:cxn>
+                                <a:cxn ang="0">
+                                  <a:pos x="connsiteX2" y="connsiteY2"/>
+                                </a:cxn>
+                                <a:cxn ang="0">
+                                  <a:pos x="connsiteX3" y="connsiteY3"/>
+                                </a:cxn>
+                                <a:cxn ang="0">
+                                  <a:pos x="connsiteX4" y="connsiteY4"/>
+                                </a:cxn>
+                                <a:cxn ang="0">
+                                  <a:pos x="connsiteX5" y="connsiteY5"/>
+                                </a:cxn>
+                                <a:cxn ang="0">
+                                  <a:pos x="connsiteX6" y="connsiteY6"/>
+                                </a:cxn>
+                                <a:cxn ang="0">
+                                  <a:pos x="connsiteX7" y="connsiteY7"/>
+                                </a:cxn>
+                                <a:cxn ang="0">
+                                  <a:pos x="connsiteX8" y="connsiteY8"/>
+                                </a:cxn>
+                                <a:cxn ang="0">
+                                  <a:pos x="connsiteX9" y="connsiteY9"/>
+                                </a:cxn>
+                                <a:cxn ang="0">
+                                  <a:pos x="connsiteX10" y="connsiteY10"/>
+                                </a:cxn>
+                                <a:cxn ang="0">
+                                  <a:pos x="connsiteX11" y="connsiteY11"/>
+                                </a:cxn>
+                              </a:cxnLst>
+                              <a:rect l="l" t="t" r="r" b="b"/>
+                              <a:pathLst>
+                                <a:path w="1406296" h="288031">
+                                  <a:moveTo>
+                                    <a:pt x="1093154" y="0"/>
+                                  </a:moveTo>
+                                  <a:lnTo>
+                                    <a:pt x="1171153" y="0"/>
+                                  </a:lnTo>
+                                  <a:lnTo>
+                                    <a:pt x="1406296" y="288031"/>
+                                  </a:lnTo>
+                                  <a:lnTo>
+                                    <a:pt x="1328297" y="288031"/>
+                                  </a:lnTo>
+                                  <a:close/>
+                                  <a:moveTo>
+                                    <a:pt x="1030297" y="0"/>
+                                  </a:moveTo>
+                                  <a:lnTo>
+                                    <a:pt x="1069917" y="0"/>
+                                  </a:lnTo>
+                                  <a:lnTo>
+                                    <a:pt x="1305060" y="288031"/>
+                                  </a:lnTo>
+                                  <a:lnTo>
+                                    <a:pt x="1265440" y="288031"/>
+                                  </a:lnTo>
+                                  <a:close/>
+                                  <a:moveTo>
+                                    <a:pt x="0" y="0"/>
+                                  </a:moveTo>
+                                  <a:lnTo>
+                                    <a:pt x="1007060" y="0"/>
+                                  </a:lnTo>
+                                  <a:lnTo>
+                                    <a:pt x="1242203" y="288031"/>
+                                  </a:lnTo>
+                                  <a:lnTo>
+                                    <a:pt x="0" y="288031"/>
+                                  </a:lnTo>
+                                  <a:close/>
+                                </a:path>
+                              </a:pathLst>
+                            </a:custGeom>
+                            <a:solidFill>
+                              <a:srgbClr val="4E7282"/>
+                            </a:solidFill>
+                            <a:ln>
+                              <a:noFill/>
+                            </a:ln>
+                          </wps:spPr>
+                          <wps:txbx>
+                            <w:txbxContent>
+                              <w:p/>
+                            </w:txbxContent>
+                          </wps:txbx>
+                          <wps:bodyPr rot="0" spcFirstLastPara="0" vert="horz" wrap="square" lIns="198000" tIns="0" rIns="91440" bIns="0" numCol="1" spcCol="0" rtlCol="0" fromWordArt="0" anchor="ctr" anchorCtr="0" forceAA="0" compatLnSpc="1">
+                            <a:noAutofit/>
+                          </wps:bodyPr>
+                        </wps:wsp>
+                        <wps:wsp>
+                          <wps:cNvPr id="42" name="直角三角形 3"/>
+                          <wps:cNvSpPr/>
+                          <wps:spPr bwMode="auto">
+                            <a:xfrm rot="10800000">
+                              <a:off x="234" y="287656"/>
+                              <a:ext cx="143935" cy="106039"/>
+                            </a:xfrm>
+                            <a:prstGeom prst="rtTriangle">
+                              <a:avLst/>
+                            </a:prstGeom>
+                            <a:solidFill>
+                              <a:srgbClr val="405E6C"/>
+                            </a:solidFill>
+                            <a:ln>
+                              <a:noFill/>
+                            </a:ln>
+                          </wps:spPr>
+                          <wps:bodyPr rot="0" spcFirstLastPara="0" vert="horz" wrap="square" lIns="91440" tIns="45720" rIns="91440" bIns="45720" numCol="1" spcCol="0" rtlCol="0" fromWordArt="0" anchor="t" anchorCtr="0" forceAA="0" compatLnSpc="1">
+                            <a:noAutofit/>
+                          </wps:bodyPr>
+                        </wps:wsp>
+                      </wpg:grpSp>
+                      <wps:wsp>
+                        <wps:cNvPr id="43" name="直接连接符 20"/>
+                        <wps:cNvCnPr/>
+                        <wps:spPr>
+                          <a:xfrm>
+                            <a:off x="133350" y="209550"/>
+                            <a:ext cx="6648450" cy="0"/>
+                          </a:xfrm>
+                          <a:prstGeom prst="line">
+                            <a:avLst/>
+                          </a:prstGeom>
+                          <a:ln>
+                            <a:solidFill>
+                              <a:srgbClr val="4E7282"/>
+                            </a:solidFill>
+                          </a:ln>
+                        </wps:spPr>
+                        <wps:style>
+                          <a:lnRef idx="1">
+                            <a:schemeClr val="accent1"/>
+                          </a:lnRef>
+                          <a:fillRef idx="0">
+                            <a:schemeClr val="accent1"/>
+                          </a:fillRef>
+                          <a:effectRef idx="0">
+                            <a:schemeClr val="accent1"/>
+                          </a:effectRef>
+                          <a:fontRef idx="minor">
+                            <a:schemeClr val="tx1"/>
+                          </a:fontRef>
+                        </wps:style>
+                        <wps:bodyPr/>
+                      </wps:wsp>
+                    </wpg:wgp>
+                  </a:graphicData>
+                </a:graphic>
+              </wp:anchor>
+            </w:drawing>
+          </mc:Choice>
+          <mc:Fallback>
+            <w:pict>
+              <v:group id="_x0000_s1026" o:spid="_x0000_s1026" o:spt="203" style="position:absolute;left:0pt;margin-left:30.35pt;margin-top:183.25pt;height:22.3pt;width:534pt;z-index:-251641856;mso-width-relative:page;mso-height-relative:page;" coordsize="6781800,284400" o:gfxdata="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">
+                <o:lock v:ext="edit" aspectratio="f"/>
+                <v:group id="组合 81" o:spid="_x0000_s1026" o:spt="203" style="position:absolute;left:0;top:0;height:284400;width:1256400;" coordorigin="3,-1" coordsize="1255739,393696" o:gfxdata="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">
+                  <o:lock v:ext="edit" aspectratio="t"/>
+                  <v:shape id="任意多边形 2" o:spid="_x0000_s1026" o:spt="100" style="position:absolute;left:3;top:-1;height:287656;width:1255739;v-text-anchor:middle;" fillcolor="#4E7282" filled="t" stroked="f" coordsize="1406296,288031" o:gfxdata="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" path="m1093154,0l1171153,0,1406296,288031,1328297,288031xm1030297,0l1069917,0,1305060,288031,1265440,288031xm0,0l1007060,0,1242203,288031,0,288031xe">
+                    <v:path textboxrect="0,0,1406296,288031" o:connectlocs="976121,0;1045770,0;1255739,287656;1186090,287656;919994,0;955372,0;1165341,287656;1129962,287656;0,0;899244,0;1109213,287656;0,287656" o:connectangles="0,0,0,0,0,0,0,0,0,0,0,0"/>
+                    <v:fill on="t" focussize="0,0"/>
+                    <v:stroke on="f"/>
+                    <v:imagedata o:title=""/>
+                    <o:lock v:ext="edit" aspectratio="f"/>
+                    <v:textbox inset="5.5mm,0mm,2.54mm,0mm">
+                      <w:txbxContent>
+                        <w:p/>
+                      </w:txbxContent>
+                    </v:textbox>
+                  </v:shape>
+                  <v:shape id="直角三角形 3" o:spid="_x0000_s1026" o:spt="6" type="#_x0000_t6" style="position:absolute;left:234;top:287656;height:106039;width:143935;rotation:11796480f;" fillcolor="#405E6C" filled="t" stroked="f" coordsize="21600,21600" o:gfxdata="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">
+                    <v:fill on="t" focussize="0,0"/>
+                    <v:stroke on="f"/>
+                    <v:imagedata o:title=""/>
+                    <o:lock v:ext="edit" aspectratio="f"/>
+                  </v:shape>
+                </v:group>
+                <v:line id="直接连接符 20" o:spid="_x0000_s1026" o:spt="20" style="position:absolute;left:133350;top:209550;height:0;width:6648450;" filled="f" stroked="t" coordsize="21600,21600" o:gfxdata="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">
+                  <v:fill on="f" focussize="0,0"/>
+                  <v:stroke weight="0.5pt" color="#4E7282 [3204]" miterlimit="8" joinstyle="miter"/>
+                  <v:imagedata o:title=""/>
+                  <o:lock v:ext="edit" aspectratio="f"/>
+                </v:line>
+              </v:group>
+            </w:pict>
+          </mc:Fallback>
+        </mc:AlternateContent>
+      </w:r>
+      <w:r>
+        <mc:AlternateContent>
+          <mc:Choice Requires="wps">
+            <w:drawing>
               <wp:anchor distT="0" distB="0" distL="114300" distR="114300" simplePos="0" relativeHeight="251686912" behindDoc="1" locked="0" layoutInCell="1" allowOverlap="1">
                 <wp:simplePos x="0" y="0"/>
                 <wp:positionH relativeFrom="column">
-                  <wp:posOffset>563880</wp:posOffset>
+                  <wp:posOffset>525145</wp:posOffset>
                 </wp:positionH>
                 <wp:positionV relativeFrom="paragraph">
-                  <wp:posOffset>7562215</wp:posOffset>
+                  <wp:posOffset>7699375</wp:posOffset>
                 </wp:positionV>
-                <wp:extent cx="6726555" cy="2465070"/>
+                <wp:extent cx="6726555" cy="1967865"/>
                 <wp:effectExtent l="0" t="0" r="0" b="0"/>
                 <wp:wrapNone/>
                 <wp:docPr id="1439316871" name="文本框 2"/>
@@ -2697,7 +3450,7 @@
                       <wps:spPr bwMode="auto">
                         <a:xfrm>
                           <a:off x="0" y="0"/>
-                          <a:ext cx="6726555" cy="2465070"/>
+                          <a:ext cx="6726555" cy="1967865"/>
                         </a:xfrm>
                         <a:prstGeom prst="rect">
                           <a:avLst/>
@@ -2712,140 +3465,13 @@
                         <w:txbxContent>
                           <w:p>
                             <w:pPr>
-                              <w:pStyle w:val="6"/>
+                              <w:pStyle w:val="7"/>
                               <w:keepNext w:val="0"/>
                               <w:keepLines w:val="0"/>
                               <w:widowControl/>
                               <w:suppressLineNumbers w:val="0"/>
                               <w:spacing w:before="168" w:beforeAutospacing="0" w:after="168" w:afterAutospacing="0"/>
                               <w:ind w:left="0" w:right="0" w:firstLine="0"/>
-                              <w:rPr>
-                                <w:rFonts w:hint="eastAsia" w:ascii="微软雅黑" w:hAnsi="微软雅黑" w:eastAsia="微软雅黑" w:cs="微软雅黑"/>
-                                <w:i w:val="0"/>
-                                <w:iCs w:val="0"/>
-                                <w:caps w:val="0"/>
-                                <w:color w:val="333333"/>
-                                <w:spacing w:val="0"/>
-                                <w:sz w:val="21"/>
-                                <w:szCs w:val="21"/>
-                              </w:rPr>
-                            </w:pPr>
-                            <w:r>
-                              <w:rPr>
-                                <w:rFonts w:hint="eastAsia" w:ascii="微软雅黑" w:hAnsi="微软雅黑" w:eastAsia="微软雅黑" w:cs="微软雅黑"/>
-                                <w:i w:val="0"/>
-                                <w:iCs w:val="0"/>
-                                <w:caps w:val="0"/>
-                                <w:color w:val="333333"/>
-                                <w:spacing w:val="0"/>
-                                <w:sz w:val="21"/>
-                                <w:szCs w:val="21"/>
-                              </w:rPr>
-                              <w:t xml:space="preserve">2026.5 - </w:t>
-                            </w:r>
-                            <w:r>
-                              <w:rPr>
-                                <w:rFonts w:hint="eastAsia" w:ascii="微软雅黑" w:hAnsi="微软雅黑" w:eastAsia="微软雅黑" w:cs="微软雅黑"/>
-                                <w:i w:val="0"/>
-                                <w:iCs w:val="0"/>
-                                <w:caps w:val="0"/>
-                                <w:color w:val="333333"/>
-                                <w:spacing w:val="0"/>
-                                <w:sz w:val="21"/>
-                                <w:szCs w:val="21"/>
-                                <w:lang w:val="en-US" w:eastAsia="zh-CN"/>
-                              </w:rPr>
-                              <w:t>2026.7</w:t>
-                            </w:r>
-                            <w:r>
-                              <w:rPr>
-                                <w:rFonts w:hint="eastAsia" w:ascii="微软雅黑" w:hAnsi="微软雅黑" w:eastAsia="微软雅黑" w:cs="微软雅黑"/>
-                                <w:i w:val="0"/>
-                                <w:iCs w:val="0"/>
-                                <w:caps w:val="0"/>
-                                <w:color w:val="333333"/>
-                                <w:spacing w:val="0"/>
-                                <w:sz w:val="21"/>
-                                <w:szCs w:val="21"/>
-                              </w:rPr>
-                              <w:t xml:space="preserve"> </w:t>
-                            </w:r>
-                            <w:r>
-                              <w:rPr>
-                                <w:rFonts w:hint="eastAsia" w:ascii="微软雅黑" w:hAnsi="微软雅黑" w:eastAsia="微软雅黑" w:cs="微软雅黑"/>
-                                <w:i w:val="0"/>
-                                <w:iCs w:val="0"/>
-                                <w:caps w:val="0"/>
-                                <w:color w:val="333333"/>
-                                <w:spacing w:val="0"/>
-                                <w:sz w:val="21"/>
-                                <w:szCs w:val="21"/>
-                                <w:lang w:val="en-US" w:eastAsia="zh-CN"/>
-                              </w:rPr>
-                              <w:t xml:space="preserve">              </w:t>
-                            </w:r>
-                            <w:r>
-                              <w:rPr>
-                                <w:rFonts w:hint="eastAsia" w:ascii="微软雅黑" w:hAnsi="微软雅黑" w:eastAsia="微软雅黑" w:cs="微软雅黑"/>
-                                <w:i w:val="0"/>
-                                <w:iCs w:val="0"/>
-                                <w:caps w:val="0"/>
-                                <w:color w:val="333333"/>
-                                <w:spacing w:val="0"/>
-                                <w:sz w:val="21"/>
-                                <w:szCs w:val="21"/>
-                              </w:rPr>
-                              <w:t xml:space="preserve">全车智能中控面板（Car_Panel） </w:t>
-                            </w:r>
-                            <w:r>
-                              <w:rPr>
-                                <w:rFonts w:hint="eastAsia" w:ascii="微软雅黑" w:hAnsi="微软雅黑" w:eastAsia="微软雅黑" w:cs="微软雅黑"/>
-                                <w:i w:val="0"/>
-                                <w:iCs w:val="0"/>
-                                <w:caps w:val="0"/>
-                                <w:color w:val="333333"/>
-                                <w:spacing w:val="0"/>
-                                <w:sz w:val="21"/>
-                                <w:szCs w:val="21"/>
-                                <w:lang w:val="en-US" w:eastAsia="zh-CN"/>
-                              </w:rPr>
-                              <w:t xml:space="preserve">                          </w:t>
-                            </w:r>
-                            <w:r>
-                              <w:rPr>
-                                <w:rFonts w:hint="eastAsia" w:ascii="微软雅黑" w:hAnsi="微软雅黑" w:eastAsia="微软雅黑" w:cs="微软雅黑"/>
-                                <w:i w:val="0"/>
-                                <w:iCs w:val="0"/>
-                                <w:caps w:val="0"/>
-                                <w:color w:val="333333"/>
-                                <w:spacing w:val="0"/>
-                                <w:sz w:val="21"/>
-                                <w:szCs w:val="21"/>
-                              </w:rPr>
-                              <w:t>独立开发</w:t>
-                            </w:r>
-                          </w:p>
-                          <w:p>
-                            <w:pPr>
-                              <w:pStyle w:val="6"/>
-                              <w:keepNext w:val="0"/>
-                              <w:keepLines w:val="0"/>
-                              <w:widowControl/>
-                              <w:suppressLineNumbers w:val="0"/>
-                              <w:spacing w:before="168" w:beforeAutospacing="0" w:after="168" w:afterAutospacing="0"/>
-                              <w:ind w:left="0" w:right="0" w:firstLine="0"/>
-                              <w:rPr>
-                                <w:rFonts w:hint="eastAsia" w:ascii="微软雅黑" w:hAnsi="微软雅黑" w:eastAsia="微软雅黑" w:cs="微软雅黑"/>
-                                <w:i w:val="0"/>
-                                <w:iCs w:val="0"/>
-                                <w:caps w:val="0"/>
-                                <w:color w:val="333333"/>
-                                <w:spacing w:val="0"/>
-                                <w:sz w:val="21"/>
-                                <w:szCs w:val="21"/>
-                              </w:rPr>
-                            </w:pPr>
-                            <w:r>
                               <w:rPr>
                                 <w:rFonts w:hint="eastAsia" w:ascii="微软雅黑" w:hAnsi="微软雅黑" w:eastAsia="微软雅黑" w:cs="微软雅黑"/>
                                 <w:b/>
@@ -2858,21 +3484,7 @@
                                 <w:sz w:val="21"/>
                                 <w:szCs w:val="21"/>
                               </w:rPr>
-                              <w:t>项目描述</w:t>
-                            </w:r>
-                            <w:r>
-                              <w:rPr>
-                                <w:rFonts w:hint="eastAsia" w:ascii="微软雅黑" w:hAnsi="微软雅黑" w:eastAsia="微软雅黑" w:cs="微软雅黑"/>
-                                <w:i w:val="0"/>
-                                <w:iCs w:val="0"/>
-                                <w:caps w:val="0"/>
-                                <w:color w:val="333333"/>
-                                <w:spacing w:val="0"/>
-                                <w:sz w:val="21"/>
-                                <w:szCs w:val="21"/>
-                              </w:rPr>
-                              <w:t xml:space="preserve">：基于 STM32 </w:t>
-                            </w:r>
+                            </w:pPr>
                             <w:r>
                               <w:rPr>
                                 <w:rFonts w:hint="eastAsia" w:ascii="微软雅黑" w:hAnsi="微软雅黑" w:eastAsia="微软雅黑" w:cs="微软雅黑"/>
@@ -2886,20 +3498,7 @@
                                 <w:sz w:val="21"/>
                                 <w:szCs w:val="21"/>
                               </w:rPr>
-                              <w:t xml:space="preserve">双 MCU </w:t>
-                            </w:r>
-                            <w:r>
-                              <w:rPr>
-                                <w:rFonts w:hint="eastAsia" w:ascii="微软雅黑" w:hAnsi="微软雅黑" w:eastAsia="微软雅黑" w:cs="微软雅黑"/>
-                                <w:i w:val="0"/>
-                                <w:iCs w:val="0"/>
-                                <w:caps w:val="0"/>
-                                <w:color w:val="333333"/>
-                                <w:spacing w:val="0"/>
-                                <w:sz w:val="21"/>
-                                <w:szCs w:val="21"/>
-                              </w:rPr>
-                              <w:t xml:space="preserve">+ </w:t>
+                              <w:t xml:space="preserve">2026.5 - </w:t>
                             </w:r>
                             <w:r>
                               <w:rPr>
@@ -2913,21 +3512,9 @@
                                 <w:spacing w:val="0"/>
                                 <w:sz w:val="21"/>
                                 <w:szCs w:val="21"/>
-                              </w:rPr>
-                              <w:t>CAN 总线</w:t>
-                            </w:r>
-                            <w:r>
-                              <w:rPr>
-                                <w:rFonts w:hint="eastAsia" w:ascii="微软雅黑" w:hAnsi="微软雅黑" w:eastAsia="微软雅黑" w:cs="微软雅黑"/>
-                                <w:i w:val="0"/>
-                                <w:iCs w:val="0"/>
-                                <w:caps w:val="0"/>
-                                <w:color w:val="333333"/>
-                                <w:spacing w:val="0"/>
-                                <w:sz w:val="21"/>
-                                <w:szCs w:val="21"/>
-                              </w:rPr>
-                              <w:t>的汽车仪表盘演示系统，实现仪表盘</w:t>
+                                <w:lang w:val="en-US" w:eastAsia="zh-CN"/>
+                              </w:rPr>
+                              <w:t>2026.8</w:t>
                             </w:r>
                             <w:r>
                               <w:rPr>
@@ -2942,7 +3529,7 @@
                                 <w:sz w:val="21"/>
                                 <w:szCs w:val="21"/>
                               </w:rPr>
-                              <w:t xml:space="preserve"> UI 显示</w:t>
+                              <w:t xml:space="preserve"> </w:t>
                             </w:r>
                             <w:r>
                               <w:rPr>
@@ -2954,8 +3541,9 @@
                                 <w:spacing w:val="0"/>
                                 <w:sz w:val="21"/>
                                 <w:szCs w:val="21"/>
-                              </w:rPr>
-                              <w:t>、</w:t>
+                                <w:lang w:val="en-US" w:eastAsia="zh-CN"/>
+                              </w:rPr>
+                              <w:t xml:space="preserve">              </w:t>
                             </w:r>
                             <w:r>
                               <w:rPr>
@@ -2970,7 +3558,7 @@
                                 <w:sz w:val="21"/>
                                 <w:szCs w:val="21"/>
                               </w:rPr>
-                              <w:t>电机闭环控制</w:t>
+                              <w:t>全车智能中控面板（Car_Panel）</w:t>
                             </w:r>
                             <w:r>
                               <w:rPr>
@@ -2983,7 +3571,21 @@
                                 <w:sz w:val="21"/>
                                 <w:szCs w:val="21"/>
                               </w:rPr>
-                              <w:t xml:space="preserve">与固件 </w:t>
+                              <w:t xml:space="preserve"> </w:t>
+                            </w:r>
+                            <w:r>
+                              <w:rPr>
+                                <w:rFonts w:hint="eastAsia" w:ascii="微软雅黑" w:hAnsi="微软雅黑" w:eastAsia="微软雅黑" w:cs="微软雅黑"/>
+                                <w:i w:val="0"/>
+                                <w:iCs w:val="0"/>
+                                <w:caps w:val="0"/>
+                                <w:color w:val="333333"/>
+                                <w:spacing w:val="0"/>
+                                <w:sz w:val="21"/>
+                                <w:szCs w:val="21"/>
+                                <w:lang w:val="en-US" w:eastAsia="zh-CN"/>
+                              </w:rPr>
+                              <w:t xml:space="preserve">                          </w:t>
                             </w:r>
                             <w:r>
                               <w:rPr>
@@ -2998,9 +3600,18 @@
                                 <w:sz w:val="21"/>
                                 <w:szCs w:val="21"/>
                               </w:rPr>
-                              <w:t xml:space="preserve">YMODEM OTA </w:t>
-                            </w:r>
-                            <w:r>
+                              <w:t>独立开发</w:t>
+                            </w:r>
+                          </w:p>
+                          <w:p>
+                            <w:pPr>
+                              <w:pStyle w:val="7"/>
+                              <w:keepNext w:val="0"/>
+                              <w:keepLines w:val="0"/>
+                              <w:widowControl/>
+                              <w:suppressLineNumbers w:val="0"/>
+                              <w:spacing w:before="168" w:beforeAutospacing="0" w:after="168" w:afterAutospacing="0"/>
+                              <w:ind w:left="0" w:right="0" w:firstLine="0"/>
                               <w:rPr>
                                 <w:rFonts w:hint="eastAsia" w:ascii="微软雅黑" w:hAnsi="微软雅黑" w:eastAsia="微软雅黑" w:cs="微软雅黑"/>
                                 <w:i w:val="0"/>
@@ -3011,12 +3622,179 @@
                                 <w:sz w:val="21"/>
                                 <w:szCs w:val="21"/>
                               </w:rPr>
+                            </w:pPr>
+                            <w:r>
+                              <w:rPr>
+                                <w:rFonts w:hint="eastAsia" w:ascii="微软雅黑" w:hAnsi="微软雅黑" w:eastAsia="微软雅黑" w:cs="微软雅黑"/>
+                                <w:b/>
+                                <w:bCs/>
+                                <w:i w:val="0"/>
+                                <w:iCs w:val="0"/>
+                                <w:caps w:val="0"/>
+                                <w:color w:val="333333"/>
+                                <w:spacing w:val="0"/>
+                                <w:sz w:val="21"/>
+                                <w:szCs w:val="21"/>
+                              </w:rPr>
+                              <w:t>项目描述</w:t>
+                            </w:r>
+                            <w:r>
+                              <w:rPr>
+                                <w:rFonts w:hint="eastAsia" w:ascii="微软雅黑" w:hAnsi="微软雅黑" w:eastAsia="微软雅黑" w:cs="微软雅黑"/>
+                                <w:i w:val="0"/>
+                                <w:iCs w:val="0"/>
+                                <w:caps w:val="0"/>
+                                <w:color w:val="333333"/>
+                                <w:spacing w:val="0"/>
+                                <w:sz w:val="21"/>
+                                <w:szCs w:val="21"/>
+                              </w:rPr>
+                              <w:t xml:space="preserve">：基于 STM32 </w:t>
+                            </w:r>
+                            <w:r>
+                              <w:rPr>
+                                <w:rFonts w:hint="eastAsia" w:ascii="微软雅黑" w:hAnsi="微软雅黑" w:eastAsia="微软雅黑" w:cs="微软雅黑"/>
+                                <w:b/>
+                                <w:bCs/>
+                                <w:i w:val="0"/>
+                                <w:iCs w:val="0"/>
+                                <w:caps w:val="0"/>
+                                <w:color w:val="333333"/>
+                                <w:spacing w:val="0"/>
+                                <w:sz w:val="21"/>
+                                <w:szCs w:val="21"/>
+                              </w:rPr>
+                              <w:t xml:space="preserve">双 MCU </w:t>
+                            </w:r>
+                            <w:r>
+                              <w:rPr>
+                                <w:rFonts w:hint="eastAsia" w:ascii="微软雅黑" w:hAnsi="微软雅黑" w:eastAsia="微软雅黑" w:cs="微软雅黑"/>
+                                <w:i w:val="0"/>
+                                <w:iCs w:val="0"/>
+                                <w:caps w:val="0"/>
+                                <w:color w:val="333333"/>
+                                <w:spacing w:val="0"/>
+                                <w:sz w:val="21"/>
+                                <w:szCs w:val="21"/>
+                              </w:rPr>
+                              <w:t xml:space="preserve">+ </w:t>
+                            </w:r>
+                            <w:r>
+                              <w:rPr>
+                                <w:rFonts w:hint="eastAsia" w:ascii="微软雅黑" w:hAnsi="微软雅黑" w:eastAsia="微软雅黑" w:cs="微软雅黑"/>
+                                <w:b/>
+                                <w:bCs/>
+                                <w:i w:val="0"/>
+                                <w:iCs w:val="0"/>
+                                <w:caps w:val="0"/>
+                                <w:color w:val="333333"/>
+                                <w:spacing w:val="0"/>
+                                <w:sz w:val="21"/>
+                                <w:szCs w:val="21"/>
+                              </w:rPr>
+                              <w:t>CAN 总线</w:t>
+                            </w:r>
+                            <w:r>
+                              <w:rPr>
+                                <w:rFonts w:hint="eastAsia" w:ascii="微软雅黑" w:hAnsi="微软雅黑" w:eastAsia="微软雅黑" w:cs="微软雅黑"/>
+                                <w:i w:val="0"/>
+                                <w:iCs w:val="0"/>
+                                <w:caps w:val="0"/>
+                                <w:color w:val="333333"/>
+                                <w:spacing w:val="0"/>
+                                <w:sz w:val="21"/>
+                                <w:szCs w:val="21"/>
+                              </w:rPr>
+                              <w:t>的汽车仪表盘演示系统，实现仪表盘</w:t>
+                            </w:r>
+                            <w:r>
+                              <w:rPr>
+                                <w:rFonts w:hint="eastAsia" w:ascii="微软雅黑" w:hAnsi="微软雅黑" w:eastAsia="微软雅黑" w:cs="微软雅黑"/>
+                                <w:b/>
+                                <w:bCs/>
+                                <w:i w:val="0"/>
+                                <w:iCs w:val="0"/>
+                                <w:caps w:val="0"/>
+                                <w:color w:val="333333"/>
+                                <w:spacing w:val="0"/>
+                                <w:sz w:val="21"/>
+                                <w:szCs w:val="21"/>
+                              </w:rPr>
+                              <w:t xml:space="preserve"> UI 显示</w:t>
+                            </w:r>
+                            <w:r>
+                              <w:rPr>
+                                <w:rFonts w:hint="eastAsia" w:ascii="微软雅黑" w:hAnsi="微软雅黑" w:eastAsia="微软雅黑" w:cs="微软雅黑"/>
+                                <w:i w:val="0"/>
+                                <w:iCs w:val="0"/>
+                                <w:caps w:val="0"/>
+                                <w:color w:val="333333"/>
+                                <w:spacing w:val="0"/>
+                                <w:sz w:val="21"/>
+                                <w:szCs w:val="21"/>
+                              </w:rPr>
+                              <w:t>、</w:t>
+                            </w:r>
+                            <w:r>
+                              <w:rPr>
+                                <w:rFonts w:hint="eastAsia" w:ascii="微软雅黑" w:hAnsi="微软雅黑" w:eastAsia="微软雅黑" w:cs="微软雅黑"/>
+                                <w:b/>
+                                <w:bCs/>
+                                <w:i w:val="0"/>
+                                <w:iCs w:val="0"/>
+                                <w:caps w:val="0"/>
+                                <w:color w:val="333333"/>
+                                <w:spacing w:val="0"/>
+                                <w:sz w:val="21"/>
+                                <w:szCs w:val="21"/>
+                              </w:rPr>
+                              <w:t>电机闭环控制</w:t>
+                            </w:r>
+                            <w:r>
+                              <w:rPr>
+                                <w:rFonts w:hint="eastAsia" w:ascii="微软雅黑" w:hAnsi="微软雅黑" w:eastAsia="微软雅黑" w:cs="微软雅黑"/>
+                                <w:i w:val="0"/>
+                                <w:iCs w:val="0"/>
+                                <w:caps w:val="0"/>
+                                <w:color w:val="333333"/>
+                                <w:spacing w:val="0"/>
+                                <w:sz w:val="21"/>
+                                <w:szCs w:val="21"/>
+                              </w:rPr>
+                              <w:t xml:space="preserve">与固件 </w:t>
+                            </w:r>
+                            <w:r>
+                              <w:rPr>
+                                <w:rFonts w:hint="eastAsia" w:ascii="微软雅黑" w:hAnsi="微软雅黑" w:eastAsia="微软雅黑" w:cs="微软雅黑"/>
+                                <w:b/>
+                                <w:bCs/>
+                                <w:i w:val="0"/>
+                                <w:iCs w:val="0"/>
+                                <w:caps w:val="0"/>
+                                <w:color w:val="333333"/>
+                                <w:spacing w:val="0"/>
+                                <w:sz w:val="21"/>
+                                <w:szCs w:val="21"/>
+                              </w:rPr>
+                              <w:t xml:space="preserve">YMODEM OTA </w:t>
+                            </w:r>
+                            <w:r>
+                              <w:rPr>
+                                <w:rFonts w:hint="eastAsia" w:ascii="微软雅黑" w:hAnsi="微软雅黑" w:eastAsia="微软雅黑" w:cs="微软雅黑"/>
+                                <w:i w:val="0"/>
+                                <w:iCs w:val="0"/>
+                                <w:caps w:val="0"/>
+                                <w:color w:val="333333"/>
+                                <w:spacing w:val="0"/>
+                                <w:sz w:val="21"/>
+                                <w:szCs w:val="21"/>
+                              </w:rPr>
                               <w:t>升级。</w:t>
                             </w:r>
                           </w:p>
                           <w:p>
                             <w:pPr>
-                              <w:pStyle w:val="6"/>
+                              <w:pStyle w:val="7"/>
                               <w:keepNext w:val="0"/>
                               <w:keepLines w:val="0"/>
                               <w:widowControl/>
@@ -3029,6 +3807,11 @@
                               <w:ind w:leftChars="0" w:right="0" w:rightChars="0"/>
                               <w:rPr>
                                 <w:rFonts w:hint="eastAsia" w:ascii="微软雅黑" w:hAnsi="微软雅黑" w:eastAsia="微软雅黑" w:cs="微软雅黑"/>
+                                <w:i w:val="0"/>
+                                <w:iCs w:val="0"/>
+                                <w:caps w:val="0"/>
+                                <w:color w:val="333333"/>
+                                <w:spacing w:val="0"/>
                                 <w:sz w:val="21"/>
                                 <w:szCs w:val="21"/>
                               </w:rPr>
@@ -3060,245 +3843,6 @@
                                 <w:szCs w:val="21"/>
                               </w:rPr>
                               <w:t>：</w:t>
-                            </w:r>
-                          </w:p>
-                          <w:p>
-                            <w:pPr>
-                              <w:pStyle w:val="6"/>
-                              <w:keepNext w:val="0"/>
-                              <w:keepLines w:val="0"/>
-                              <w:widowControl/>
-                              <w:numPr>
-                                <w:ilvl w:val="0"/>
-                                <w:numId w:val="0"/>
-                              </w:numPr>
-                              <w:suppressLineNumbers w:val="0"/>
-                              <w:spacing w:before="0" w:beforeAutospacing="1" w:after="0" w:afterAutospacing="1"/>
-                              <w:ind w:leftChars="0" w:right="0" w:rightChars="0"/>
-                              <w:rPr>
-                                <w:rFonts w:hint="eastAsia" w:ascii="微软雅黑" w:hAnsi="微软雅黑" w:eastAsia="微软雅黑" w:cs="微软雅黑"/>
-                                <w:sz w:val="21"/>
-                                <w:szCs w:val="21"/>
-                              </w:rPr>
-                            </w:pPr>
-                            <w:r>
-                              <w:rPr>
-                                <w:rFonts w:hint="eastAsia" w:ascii="微软雅黑" w:hAnsi="微软雅黑" w:eastAsia="微软雅黑" w:cs="微软雅黑"/>
-                                <w:b/>
-                                <w:bCs/>
-                                <w:i w:val="0"/>
-                                <w:iCs w:val="0"/>
-                                <w:caps w:val="0"/>
-                                <w:color w:val="333333"/>
-                                <w:spacing w:val="0"/>
-                                <w:sz w:val="21"/>
-                                <w:szCs w:val="21"/>
-                              </w:rPr>
-                              <w:t>CAN</w:t>
-                            </w:r>
-                            <w:r>
-                              <w:rPr>
-                                <w:rFonts w:hint="eastAsia" w:ascii="微软雅黑" w:hAnsi="微软雅黑" w:eastAsia="微软雅黑" w:cs="微软雅黑"/>
-                                <w:i w:val="0"/>
-                                <w:iCs w:val="0"/>
-                                <w:caps w:val="0"/>
-                                <w:color w:val="333333"/>
-                                <w:spacing w:val="0"/>
-                                <w:sz w:val="21"/>
-                                <w:szCs w:val="21"/>
-                              </w:rPr>
-                              <w:t xml:space="preserve"> 总线通信</w:t>
-                            </w:r>
-                            <w:r>
-                              <w:rPr>
-                                <w:rFonts w:hint="eastAsia" w:ascii="微软雅黑" w:hAnsi="微软雅黑" w:eastAsia="微软雅黑" w:cs="微软雅黑"/>
-                                <w:b/>
-                                <w:bCs/>
-                                <w:i w:val="0"/>
-                                <w:iCs w:val="0"/>
-                                <w:caps w:val="0"/>
-                                <w:color w:val="333333"/>
-                                <w:spacing w:val="0"/>
-                                <w:sz w:val="21"/>
-                                <w:szCs w:val="21"/>
-                              </w:rPr>
-                              <w:t>零丢帧</w:t>
-                            </w:r>
-                            <w:r>
-                              <w:rPr>
-                                <w:rFonts w:hint="eastAsia" w:ascii="微软雅黑" w:hAnsi="微软雅黑" w:eastAsia="微软雅黑" w:cs="微软雅黑"/>
-                                <w:i w:val="0"/>
-                                <w:iCs w:val="0"/>
-                                <w:caps w:val="0"/>
-                                <w:color w:val="333333"/>
-                                <w:spacing w:val="0"/>
-                                <w:sz w:val="21"/>
-                                <w:szCs w:val="21"/>
-                              </w:rPr>
-                              <w:t>，TX/RX 双队列架构在 500kbps 速率下 1</w:t>
-                            </w:r>
-                            <w:r>
-                              <w:rPr>
-                                <w:rFonts w:hint="eastAsia" w:ascii="微软雅黑" w:hAnsi="微软雅黑" w:eastAsia="微软雅黑" w:cs="微软雅黑"/>
-                                <w:i w:val="0"/>
-                                <w:iCs w:val="0"/>
-                                <w:caps w:val="0"/>
-                                <w:color w:val="333333"/>
-                                <w:spacing w:val="0"/>
-                                <w:sz w:val="21"/>
-                                <w:szCs w:val="21"/>
-                                <w:lang w:val="en-US" w:eastAsia="zh-CN"/>
-                              </w:rPr>
-                              <w:t>0</w:t>
-                            </w:r>
-                            <w:r>
-                              <w:rPr>
-                                <w:rFonts w:hint="eastAsia" w:ascii="微软雅黑" w:hAnsi="微软雅黑" w:eastAsia="微软雅黑" w:cs="微软雅黑"/>
-                                <w:i w:val="0"/>
-                                <w:iCs w:val="0"/>
-                                <w:caps w:val="0"/>
-                                <w:color w:val="333333"/>
-                                <w:spacing w:val="0"/>
-                                <w:sz w:val="21"/>
-                                <w:szCs w:val="21"/>
-                              </w:rPr>
-                              <w:t>ms/10ms 收发周期稳定运行，邮箱满回灌机制杜绝帧丢失问题</w:t>
-                            </w:r>
-                          </w:p>
-                          <w:p>
-                            <w:pPr>
-                              <w:pStyle w:val="6"/>
-                              <w:keepNext w:val="0"/>
-                              <w:keepLines w:val="0"/>
-                              <w:widowControl/>
-                              <w:numPr>
-                                <w:ilvl w:val="0"/>
-                                <w:numId w:val="0"/>
-                              </w:numPr>
-                              <w:suppressLineNumbers w:val="0"/>
-                              <w:spacing w:before="0" w:beforeAutospacing="1" w:after="0" w:afterAutospacing="1"/>
-                              <w:ind w:leftChars="0" w:right="0" w:rightChars="0"/>
-                              <w:rPr>
-                                <w:rFonts w:hint="eastAsia" w:ascii="微软雅黑" w:hAnsi="微软雅黑" w:eastAsia="微软雅黑" w:cs="微软雅黑"/>
-                                <w:b/>
-                                <w:bCs/>
-                                <w:sz w:val="21"/>
-                                <w:szCs w:val="21"/>
-                              </w:rPr>
-                            </w:pPr>
-                            <w:r>
-                              <w:rPr>
-                                <w:rFonts w:hint="eastAsia" w:ascii="微软雅黑" w:hAnsi="微软雅黑" w:eastAsia="微软雅黑" w:cs="微软雅黑"/>
-                                <w:i w:val="0"/>
-                                <w:iCs w:val="0"/>
-                                <w:caps w:val="0"/>
-                                <w:color w:val="333333"/>
-                                <w:spacing w:val="0"/>
-                                <w:sz w:val="21"/>
-                                <w:szCs w:val="21"/>
-                              </w:rPr>
-                              <w:t xml:space="preserve">8 任务 FreeRTOS </w:t>
-                            </w:r>
-                            <w:r>
-                              <w:rPr>
-                                <w:rFonts w:hint="eastAsia" w:ascii="微软雅黑" w:hAnsi="微软雅黑" w:eastAsia="微软雅黑" w:cs="微软雅黑"/>
-                                <w:b/>
-                                <w:bCs/>
-                                <w:i w:val="0"/>
-                                <w:iCs w:val="0"/>
-                                <w:caps w:val="0"/>
-                                <w:color w:val="333333"/>
-                                <w:spacing w:val="0"/>
-                                <w:sz w:val="21"/>
-                                <w:szCs w:val="21"/>
-                              </w:rPr>
-                              <w:t>架构合理分层</w:t>
-                            </w:r>
-                            <w:r>
-                              <w:rPr>
-                                <w:rFonts w:hint="eastAsia" w:ascii="微软雅黑" w:hAnsi="微软雅黑" w:eastAsia="微软雅黑" w:cs="微软雅黑"/>
-                                <w:i w:val="0"/>
-                                <w:iCs w:val="0"/>
-                                <w:caps w:val="0"/>
-                                <w:color w:val="333333"/>
-                                <w:spacing w:val="0"/>
-                                <w:sz w:val="21"/>
-                                <w:szCs w:val="21"/>
-                              </w:rPr>
-                              <w:t>，任务间通过</w:t>
-                            </w:r>
-                            <w:r>
-                              <w:rPr>
-                                <w:rFonts w:hint="eastAsia" w:ascii="微软雅黑" w:hAnsi="微软雅黑" w:eastAsia="微软雅黑" w:cs="微软雅黑"/>
-                                <w:b/>
-                                <w:bCs/>
-                                <w:i w:val="0"/>
-                                <w:iCs w:val="0"/>
-                                <w:caps w:val="0"/>
-                                <w:color w:val="333333"/>
-                                <w:spacing w:val="0"/>
-                                <w:sz w:val="21"/>
-                                <w:szCs w:val="21"/>
-                              </w:rPr>
-                              <w:t>队列/信号量 IPC 通信</w:t>
-                            </w:r>
-                            <w:r>
-                              <w:rPr>
-                                <w:rFonts w:hint="eastAsia" w:ascii="微软雅黑" w:hAnsi="微软雅黑" w:eastAsia="微软雅黑" w:cs="微软雅黑"/>
-                                <w:i w:val="0"/>
-                                <w:iCs w:val="0"/>
-                                <w:caps w:val="0"/>
-                                <w:color w:val="333333"/>
-                                <w:spacing w:val="0"/>
-                                <w:sz w:val="21"/>
-                                <w:szCs w:val="21"/>
-                              </w:rPr>
-                              <w:t>，</w:t>
-                            </w:r>
-                            <w:r>
-                              <w:rPr>
-                                <w:rFonts w:hint="eastAsia" w:ascii="微软雅黑" w:hAnsi="微软雅黑" w:eastAsia="微软雅黑" w:cs="微软雅黑"/>
-                                <w:b/>
-                                <w:bCs/>
-                                <w:i w:val="0"/>
-                                <w:iCs w:val="0"/>
-                                <w:caps w:val="0"/>
-                                <w:color w:val="333333"/>
-                                <w:spacing w:val="0"/>
-                                <w:sz w:val="21"/>
-                                <w:szCs w:val="21"/>
-                              </w:rPr>
-                              <w:t>无死锁</w:t>
-                            </w:r>
-                            <w:r>
-                              <w:rPr>
-                                <w:rFonts w:hint="eastAsia" w:ascii="微软雅黑" w:hAnsi="微软雅黑" w:eastAsia="微软雅黑" w:cs="微软雅黑"/>
-                                <w:b w:val="0"/>
-                                <w:bCs w:val="0"/>
-                                <w:i w:val="0"/>
-                                <w:iCs w:val="0"/>
-                                <w:caps w:val="0"/>
-                                <w:color w:val="333333"/>
-                                <w:spacing w:val="0"/>
-                                <w:sz w:val="21"/>
-                                <w:szCs w:val="21"/>
-                              </w:rPr>
-                              <w:t>、</w:t>
-                            </w:r>
-                            <w:r>
-                              <w:rPr>
-                                <w:rFonts w:hint="eastAsia" w:ascii="微软雅黑" w:hAnsi="微软雅黑" w:eastAsia="微软雅黑" w:cs="微软雅黑"/>
-                                <w:b/>
-                                <w:bCs/>
-                                <w:i w:val="0"/>
-                                <w:iCs w:val="0"/>
-                                <w:caps w:val="0"/>
-                                <w:color w:val="333333"/>
-                                <w:spacing w:val="0"/>
-                                <w:sz w:val="21"/>
-                                <w:szCs w:val="21"/>
-                              </w:rPr>
-                              <w:t>无优先级反转</w:t>
                             </w:r>
                           </w:p>
                           <w:p>
@@ -3314,10 +3858,58 @@
                               <w:spacing w:before="0" w:beforeAutospacing="0" w:after="0" w:afterAutospacing="0"/>
                               <w:ind w:left="0" w:right="0" w:hanging="360"/>
                               <w:rPr>
-                                <w:sz w:val="15"/>
-                                <w:szCs w:val="15"/>
+                                <w:rFonts w:hint="eastAsia" w:ascii="微软雅黑" w:hAnsi="微软雅黑" w:eastAsia="微软雅黑" w:cs="微软雅黑"/>
+                                <w:i w:val="0"/>
+                                <w:iCs w:val="0"/>
+                                <w:caps w:val="0"/>
+                                <w:color w:val="333333"/>
+                                <w:spacing w:val="0"/>
+                                <w:sz w:val="21"/>
+                                <w:szCs w:val="21"/>
                               </w:rPr>
                             </w:pPr>
+                            <w:r>
+                              <w:rPr>
+                                <w:rFonts w:hint="eastAsia" w:ascii="微软雅黑" w:hAnsi="微软雅黑" w:eastAsia="微软雅黑" w:cs="微软雅黑"/>
+                                <w:b/>
+                                <w:bCs/>
+                                <w:i w:val="0"/>
+                                <w:iCs w:val="0"/>
+                                <w:caps w:val="0"/>
+                                <w:color w:val="333333"/>
+                                <w:spacing w:val="0"/>
+                                <w:sz w:val="21"/>
+                                <w:szCs w:val="21"/>
+                              </w:rPr>
+                              <w:t>CAN</w:t>
+                            </w:r>
+                            <w:r>
+                              <w:rPr>
+                                <w:rFonts w:hint="eastAsia" w:ascii="微软雅黑" w:hAnsi="微软雅黑" w:eastAsia="微软雅黑" w:cs="微软雅黑"/>
+                                <w:i w:val="0"/>
+                                <w:iCs w:val="0"/>
+                                <w:caps w:val="0"/>
+                                <w:color w:val="333333"/>
+                                <w:spacing w:val="0"/>
+                                <w:sz w:val="21"/>
+                                <w:szCs w:val="21"/>
+                              </w:rPr>
+                              <w:t xml:space="preserve"> TX/RX 对称双 FreeRTOS 队列（深度 64）解耦收发；发送邮箱满时帧留在队首下轮重试（peek 机制，不丢帧、不乱序）</w:t>
+                            </w:r>
+                            <w:r>
+                              <w:rPr>
+                                <w:rFonts w:hint="eastAsia" w:ascii="微软雅黑" w:hAnsi="微软雅黑" w:eastAsia="微软雅黑" w:cs="微软雅黑"/>
+                                <w:i w:val="0"/>
+                                <w:iCs w:val="0"/>
+                                <w:caps w:val="0"/>
+                                <w:color w:val="333333"/>
+                                <w:spacing w:val="0"/>
+                                <w:sz w:val="21"/>
+                                <w:szCs w:val="21"/>
+                                <w:lang w:eastAsia="zh-CN"/>
+                              </w:rPr>
+                              <w:t>。</w:t>
+                            </w:r>
                           </w:p>
                           <w:p>
                             <w:pPr>
@@ -3341,7 +3933,7 @@
           </mc:Choice>
           <mc:Fallback>
             <w:pict>
-              <v:shape id="文本框 2" o:spid="_x0000_s1026" o:spt="202" type="#_x0000_t202" style="position:absolute;left:0pt;margin-left:44.4pt;margin-top:595.45pt;height:194.1pt;width:529.65pt;z-index:-251629568;v-text-anchor:middle;mso-width-relative:page;mso-height-relative:page;" filled="f" stroked="f" coordsize="21600,21600" o:gfxdata="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">
+              <v:shape id="文本框 2" o:spid="_x0000_s1026" o:spt="202" type="#_x0000_t202" style="position:absolute;left:0pt;margin-left:41.35pt;margin-top:606.25pt;height:154.95pt;width:529.65pt;z-index:-251629568;v-text-anchor:middle;mso-width-relative:page;mso-height-relative:page;" filled="f" stroked="f" coordsize="21600,21600" o:gfxdata="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">
                 <v:fill on="f" focussize="0,0"/>
                 <v:stroke on="f" miterlimit="8" joinstyle="miter"/>
                 <v:imagedata o:title=""/>
@@ -3350,140 +3942,13 @@
                   <w:txbxContent>
                     <w:p>
                       <w:pPr>
-                        <w:pStyle w:val="6"/>
+                        <w:pStyle w:val="7"/>
                         <w:keepNext w:val="0"/>
                         <w:keepLines w:val="0"/>
                         <w:widowControl/>
                         <w:suppressLineNumbers w:val="0"/>
                         <w:spacing w:before="168" w:beforeAutospacing="0" w:after="168" w:afterAutospacing="0"/>
                         <w:ind w:left="0" w:right="0" w:firstLine="0"/>
-                        <w:rPr>
-                          <w:rFonts w:hint="eastAsia" w:ascii="微软雅黑" w:hAnsi="微软雅黑" w:eastAsia="微软雅黑" w:cs="微软雅黑"/>
-                          <w:i w:val="0"/>
-                          <w:iCs w:val="0"/>
-                          <w:caps w:val="0"/>
-                          <w:color w:val="333333"/>
-                          <w:spacing w:val="0"/>
-                          <w:sz w:val="21"/>
-                          <w:szCs w:val="21"/>
-                        </w:rPr>
-                      </w:pPr>
-                      <w:r>
-                        <w:rPr>
-                          <w:rFonts w:hint="eastAsia" w:ascii="微软雅黑" w:hAnsi="微软雅黑" w:eastAsia="微软雅黑" w:cs="微软雅黑"/>
-                          <w:i w:val="0"/>
-                          <w:iCs w:val="0"/>
-                          <w:caps w:val="0"/>
-                          <w:color w:val="333333"/>
-                          <w:spacing w:val="0"/>
-                          <w:sz w:val="21"/>
-                          <w:szCs w:val="21"/>
-                        </w:rPr>
-                        <w:t xml:space="preserve">2026.5 - </w:t>
-                      </w:r>
-                      <w:r>
-                        <w:rPr>
-                          <w:rFonts w:hint="eastAsia" w:ascii="微软雅黑" w:hAnsi="微软雅黑" w:eastAsia="微软雅黑" w:cs="微软雅黑"/>
-                          <w:i w:val="0"/>
-                          <w:iCs w:val="0"/>
-                          <w:caps w:val="0"/>
-                          <w:color w:val="333333"/>
-                          <w:spacing w:val="0"/>
-                          <w:sz w:val="21"/>
-                          <w:szCs w:val="21"/>
-                          <w:lang w:val="en-US" w:eastAsia="zh-CN"/>
-                        </w:rPr>
-                        <w:t>2026.7</w:t>
-                      </w:r>
-                      <w:r>
-                        <w:rPr>
-                          <w:rFonts w:hint="eastAsia" w:ascii="微软雅黑" w:hAnsi="微软雅黑" w:eastAsia="微软雅黑" w:cs="微软雅黑"/>
-                          <w:i w:val="0"/>
-                          <w:iCs w:val="0"/>
-                          <w:caps w:val="0"/>
-                          <w:color w:val="333333"/>
-                          <w:spacing w:val="0"/>
-                          <w:sz w:val="21"/>
-                          <w:szCs w:val="21"/>
-                        </w:rPr>
-                        <w:t xml:space="preserve"> </w:t>
-                      </w:r>
-                      <w:r>
-                        <w:rPr>
-                          <w:rFonts w:hint="eastAsia" w:ascii="微软雅黑" w:hAnsi="微软雅黑" w:eastAsia="微软雅黑" w:cs="微软雅黑"/>
-                          <w:i w:val="0"/>
-                          <w:iCs w:val="0"/>
-                          <w:caps w:val="0"/>
-                          <w:color w:val="333333"/>
-                          <w:spacing w:val="0"/>
-                          <w:sz w:val="21"/>
-                          <w:szCs w:val="21"/>
-                          <w:lang w:val="en-US" w:eastAsia="zh-CN"/>
-                        </w:rPr>
-                        <w:t xml:space="preserve">              </w:t>
-                      </w:r>
-                      <w:r>
-                        <w:rPr>
-                          <w:rFonts w:hint="eastAsia" w:ascii="微软雅黑" w:hAnsi="微软雅黑" w:eastAsia="微软雅黑" w:cs="微软雅黑"/>
-                          <w:i w:val="0"/>
-                          <w:iCs w:val="0"/>
-                          <w:caps w:val="0"/>
-                          <w:color w:val="333333"/>
-                          <w:spacing w:val="0"/>
-                          <w:sz w:val="21"/>
-                          <w:szCs w:val="21"/>
-                        </w:rPr>
-                        <w:t xml:space="preserve">全车智能中控面板（Car_Panel） </w:t>
-                      </w:r>
-                      <w:r>
-                        <w:rPr>
-                          <w:rFonts w:hint="eastAsia" w:ascii="微软雅黑" w:hAnsi="微软雅黑" w:eastAsia="微软雅黑" w:cs="微软雅黑"/>
-                          <w:i w:val="0"/>
-                          <w:iCs w:val="0"/>
-                          <w:caps w:val="0"/>
-                          <w:color w:val="333333"/>
-                          <w:spacing w:val="0"/>
-                          <w:sz w:val="21"/>
-                          <w:szCs w:val="21"/>
-                          <w:lang w:val="en-US" w:eastAsia="zh-CN"/>
-                        </w:rPr>
-                        <w:t xml:space="preserve">                          </w:t>
-                      </w:r>
-                      <w:r>
-                        <w:rPr>
-                          <w:rFonts w:hint="eastAsia" w:ascii="微软雅黑" w:hAnsi="微软雅黑" w:eastAsia="微软雅黑" w:cs="微软雅黑"/>
-                          <w:i w:val="0"/>
-                          <w:iCs w:val="0"/>
-                          <w:caps w:val="0"/>
-                          <w:color w:val="333333"/>
-                          <w:spacing w:val="0"/>
-                          <w:sz w:val="21"/>
-                          <w:szCs w:val="21"/>
-                        </w:rPr>
-                        <w:t>独立开发</w:t>
-                      </w:r>
-                    </w:p>
-                    <w:p>
-                      <w:pPr>
-                        <w:pStyle w:val="6"/>
-                        <w:keepNext w:val="0"/>
-                        <w:keepLines w:val="0"/>
-                        <w:widowControl/>
-                        <w:suppressLineNumbers w:val="0"/>
-                        <w:spacing w:before="168" w:beforeAutospacing="0" w:after="168" w:afterAutospacing="0"/>
-                        <w:ind w:left="0" w:right="0" w:firstLine="0"/>
-                        <w:rPr>
-                          <w:rFonts w:hint="eastAsia" w:ascii="微软雅黑" w:hAnsi="微软雅黑" w:eastAsia="微软雅黑" w:cs="微软雅黑"/>
-                          <w:i w:val="0"/>
-                          <w:iCs w:val="0"/>
-                          <w:caps w:val="0"/>
-                          <w:color w:val="333333"/>
-                          <w:spacing w:val="0"/>
-                          <w:sz w:val="21"/>
-                          <w:szCs w:val="21"/>
-                        </w:rPr>
-                      </w:pPr>
-                      <w:r>
                         <w:rPr>
                           <w:rFonts w:hint="eastAsia" w:ascii="微软雅黑" w:hAnsi="微软雅黑" w:eastAsia="微软雅黑" w:cs="微软雅黑"/>
                           <w:b/>
@@ -3496,21 +3961,7 @@
                           <w:sz w:val="21"/>
                           <w:szCs w:val="21"/>
                         </w:rPr>
-                        <w:t>项目描述</w:t>
-                      </w:r>
-                      <w:r>
-                        <w:rPr>
-                          <w:rFonts w:hint="eastAsia" w:ascii="微软雅黑" w:hAnsi="微软雅黑" w:eastAsia="微软雅黑" w:cs="微软雅黑"/>
-                          <w:i w:val="0"/>
-                          <w:iCs w:val="0"/>
-                          <w:caps w:val="0"/>
-                          <w:color w:val="333333"/>
-                          <w:spacing w:val="0"/>
-                          <w:sz w:val="21"/>
-                          <w:szCs w:val="21"/>
-                        </w:rPr>
-                        <w:t xml:space="preserve">：基于 STM32 </w:t>
-                      </w:r>
+                      </w:pPr>
                       <w:r>
                         <w:rPr>
                           <w:rFonts w:hint="eastAsia" w:ascii="微软雅黑" w:hAnsi="微软雅黑" w:eastAsia="微软雅黑" w:cs="微软雅黑"/>
@@ -3524,20 +3975,7 @@
                           <w:sz w:val="21"/>
                           <w:szCs w:val="21"/>
                         </w:rPr>
-                        <w:t xml:space="preserve">双 MCU </w:t>
-                      </w:r>
-                      <w:r>
-                        <w:rPr>
-                          <w:rFonts w:hint="eastAsia" w:ascii="微软雅黑" w:hAnsi="微软雅黑" w:eastAsia="微软雅黑" w:cs="微软雅黑"/>
-                          <w:i w:val="0"/>
-                          <w:iCs w:val="0"/>
-                          <w:caps w:val="0"/>
-                          <w:color w:val="333333"/>
-                          <w:spacing w:val="0"/>
-                          <w:sz w:val="21"/>
-                          <w:szCs w:val="21"/>
-                        </w:rPr>
-                        <w:t xml:space="preserve">+ </w:t>
+                        <w:t xml:space="preserve">2026.5 - </w:t>
                       </w:r>
                       <w:r>
                         <w:rPr>
@@ -3551,21 +3989,9 @@
                           <w:spacing w:val="0"/>
                           <w:sz w:val="21"/>
                           <w:szCs w:val="21"/>
-                        </w:rPr>
-                        <w:t>CAN 总线</w:t>
-                      </w:r>
-                      <w:r>
-                        <w:rPr>
-                          <w:rFonts w:hint="eastAsia" w:ascii="微软雅黑" w:hAnsi="微软雅黑" w:eastAsia="微软雅黑" w:cs="微软雅黑"/>
-                          <w:i w:val="0"/>
-                          <w:iCs w:val="0"/>
-                          <w:caps w:val="0"/>
-                          <w:color w:val="333333"/>
-                          <w:spacing w:val="0"/>
-                          <w:sz w:val="21"/>
-                          <w:szCs w:val="21"/>
-                        </w:rPr>
-                        <w:t>的汽车仪表盘演示系统，实现仪表盘</w:t>
+                          <w:lang w:val="en-US" w:eastAsia="zh-CN"/>
+                        </w:rPr>
+                        <w:t>2026.8</w:t>
                       </w:r>
                       <w:r>
                         <w:rPr>
@@ -3580,7 +4006,7 @@
                           <w:sz w:val="21"/>
                           <w:szCs w:val="21"/>
                         </w:rPr>
-                        <w:t xml:space="preserve"> UI 显示</w:t>
+                        <w:t xml:space="preserve"> </w:t>
                       </w:r>
                       <w:r>
                         <w:rPr>
@@ -3592,8 +4018,9 @@
                           <w:spacing w:val="0"/>
                           <w:sz w:val="21"/>
                           <w:szCs w:val="21"/>
-                        </w:rPr>
-                        <w:t>、</w:t>
+                          <w:lang w:val="en-US" w:eastAsia="zh-CN"/>
+                        </w:rPr>
+                        <w:t xml:space="preserve">              </w:t>
                       </w:r>
                       <w:r>
                         <w:rPr>
@@ -3608,7 +4035,7 @@
                           <w:sz w:val="21"/>
                           <w:szCs w:val="21"/>
                         </w:rPr>
-                        <w:t>电机闭环控制</w:t>
+                        <w:t>全车智能中控面板（Car_Panel）</w:t>
                       </w:r>
                       <w:r>
                         <w:rPr>
@@ -3621,7 +4048,21 @@
                           <w:sz w:val="21"/>
                           <w:szCs w:val="21"/>
                         </w:rPr>
-                        <w:t xml:space="preserve">与固件 </w:t>
+                        <w:t xml:space="preserve"> </w:t>
+                      </w:r>
+                      <w:r>
+                        <w:rPr>
+                          <w:rFonts w:hint="eastAsia" w:ascii="微软雅黑" w:hAnsi="微软雅黑" w:eastAsia="微软雅黑" w:cs="微软雅黑"/>
+                          <w:i w:val="0"/>
+                          <w:iCs w:val="0"/>
+                          <w:caps w:val="0"/>
+                          <w:color w:val="333333"/>
+                          <w:spacing w:val="0"/>
+                          <w:sz w:val="21"/>
+                          <w:szCs w:val="21"/>
+                          <w:lang w:val="en-US" w:eastAsia="zh-CN"/>
+                        </w:rPr>
+                        <w:t xml:space="preserve">                          </w:t>
                       </w:r>
                       <w:r>
                         <w:rPr>
@@ -3636,9 +4077,18 @@
                           <w:sz w:val="21"/>
                           <w:szCs w:val="21"/>
                         </w:rPr>
-                        <w:t xml:space="preserve">YMODEM OTA </w:t>
-                      </w:r>
-                      <w:r>
+                        <w:t>独立开发</w:t>
+                      </w:r>
+                    </w:p>
+                    <w:p>
+                      <w:pPr>
+                        <w:pStyle w:val="7"/>
+                        <w:keepNext w:val="0"/>
+                        <w:keepLines w:val="0"/>
+                        <w:widowControl/>
+                        <w:suppressLineNumbers w:val="0"/>
+                        <w:spacing w:before="168" w:beforeAutospacing="0" w:after="168" w:afterAutospacing="0"/>
+                        <w:ind w:left="0" w:right="0" w:firstLine="0"/>
                         <w:rPr>
                           <w:rFonts w:hint="eastAsia" w:ascii="微软雅黑" w:hAnsi="微软雅黑" w:eastAsia="微软雅黑" w:cs="微软雅黑"/>
                           <w:i w:val="0"/>
@@ -3649,12 +4099,179 @@
                           <w:sz w:val="21"/>
                           <w:szCs w:val="21"/>
                         </w:rPr>
+                      </w:pPr>
+                      <w:r>
+                        <w:rPr>
+                          <w:rFonts w:hint="eastAsia" w:ascii="微软雅黑" w:hAnsi="微软雅黑" w:eastAsia="微软雅黑" w:cs="微软雅黑"/>
+                          <w:b/>
+                          <w:bCs/>
+                          <w:i w:val="0"/>
+                          <w:iCs w:val="0"/>
+                          <w:caps w:val="0"/>
+                          <w:color w:val="333333"/>
+                          <w:spacing w:val="0"/>
+                          <w:sz w:val="21"/>
+                          <w:szCs w:val="21"/>
+                        </w:rPr>
+                        <w:t>项目描述</w:t>
+                      </w:r>
+                      <w:r>
+                        <w:rPr>
+                          <w:rFonts w:hint="eastAsia" w:ascii="微软雅黑" w:hAnsi="微软雅黑" w:eastAsia="微软雅黑" w:cs="微软雅黑"/>
+                          <w:i w:val="0"/>
+                          <w:iCs w:val="0"/>
+                          <w:caps w:val="0"/>
+                          <w:color w:val="333333"/>
+                          <w:spacing w:val="0"/>
+                          <w:sz w:val="21"/>
+                          <w:szCs w:val="21"/>
+                        </w:rPr>
+                        <w:t xml:space="preserve">：基于 STM32 </w:t>
+                      </w:r>
+                      <w:r>
+                        <w:rPr>
+                          <w:rFonts w:hint="eastAsia" w:ascii="微软雅黑" w:hAnsi="微软雅黑" w:eastAsia="微软雅黑" w:cs="微软雅黑"/>
+                          <w:b/>
+                          <w:bCs/>
+                          <w:i w:val="0"/>
+                          <w:iCs w:val="0"/>
+                          <w:caps w:val="0"/>
+                          <w:color w:val="333333"/>
+                          <w:spacing w:val="0"/>
+                          <w:sz w:val="21"/>
+                          <w:szCs w:val="21"/>
+                        </w:rPr>
+                        <w:t xml:space="preserve">双 MCU </w:t>
+                      </w:r>
+                      <w:r>
+                        <w:rPr>
+                          <w:rFonts w:hint="eastAsia" w:ascii="微软雅黑" w:hAnsi="微软雅黑" w:eastAsia="微软雅黑" w:cs="微软雅黑"/>
+                          <w:i w:val="0"/>
+                          <w:iCs w:val="0"/>
+                          <w:caps w:val="0"/>
+                          <w:color w:val="333333"/>
+                          <w:spacing w:val="0"/>
+                          <w:sz w:val="21"/>
+                          <w:szCs w:val="21"/>
+                        </w:rPr>
+                        <w:t xml:space="preserve">+ </w:t>
+                      </w:r>
+                      <w:r>
+                        <w:rPr>
+                          <w:rFonts w:hint="eastAsia" w:ascii="微软雅黑" w:hAnsi="微软雅黑" w:eastAsia="微软雅黑" w:cs="微软雅黑"/>
+                          <w:b/>
+                          <w:bCs/>
+                          <w:i w:val="0"/>
+                          <w:iCs w:val="0"/>
+                          <w:caps w:val="0"/>
+                          <w:color w:val="333333"/>
+                          <w:spacing w:val="0"/>
+                          <w:sz w:val="21"/>
+                          <w:szCs w:val="21"/>
+                        </w:rPr>
+                        <w:t>CAN 总线</w:t>
+                      </w:r>
+                      <w:r>
+                        <w:rPr>
+                          <w:rFonts w:hint="eastAsia" w:ascii="微软雅黑" w:hAnsi="微软雅黑" w:eastAsia="微软雅黑" w:cs="微软雅黑"/>
+                          <w:i w:val="0"/>
+                          <w:iCs w:val="0"/>
+                          <w:caps w:val="0"/>
+                          <w:color w:val="333333"/>
+                          <w:spacing w:val="0"/>
+                          <w:sz w:val="21"/>
+                          <w:szCs w:val="21"/>
+                        </w:rPr>
+                        <w:t>的汽车仪表盘演示系统，实现仪表盘</w:t>
+                      </w:r>
+                      <w:r>
+                        <w:rPr>
+                          <w:rFonts w:hint="eastAsia" w:ascii="微软雅黑" w:hAnsi="微软雅黑" w:eastAsia="微软雅黑" w:cs="微软雅黑"/>
+                          <w:b/>
+                          <w:bCs/>
+                          <w:i w:val="0"/>
+                          <w:iCs w:val="0"/>
+                          <w:caps w:val="0"/>
+                          <w:color w:val="333333"/>
+                          <w:spacing w:val="0"/>
+                          <w:sz w:val="21"/>
+                          <w:szCs w:val="21"/>
+                        </w:rPr>
+                        <w:t xml:space="preserve"> UI 显示</w:t>
+                      </w:r>
+                      <w:r>
+                        <w:rPr>
+                          <w:rFonts w:hint="eastAsia" w:ascii="微软雅黑" w:hAnsi="微软雅黑" w:eastAsia="微软雅黑" w:cs="微软雅黑"/>
+                          <w:i w:val="0"/>
+                          <w:iCs w:val="0"/>
+                          <w:caps w:val="0"/>
+                          <w:color w:val="333333"/>
+                          <w:spacing w:val="0"/>
+                          <w:sz w:val="21"/>
+                          <w:szCs w:val="21"/>
+                        </w:rPr>
+                        <w:t>、</w:t>
+                      </w:r>
+                      <w:r>
+                        <w:rPr>
+                          <w:rFonts w:hint="eastAsia" w:ascii="微软雅黑" w:hAnsi="微软雅黑" w:eastAsia="微软雅黑" w:cs="微软雅黑"/>
+                          <w:b/>
+                          <w:bCs/>
+                          <w:i w:val="0"/>
+                          <w:iCs w:val="0"/>
+                          <w:caps w:val="0"/>
+                          <w:color w:val="333333"/>
+                          <w:spacing w:val="0"/>
+                          <w:sz w:val="21"/>
+                          <w:szCs w:val="21"/>
+                        </w:rPr>
+                        <w:t>电机闭环控制</w:t>
+                      </w:r>
+                      <w:r>
+                        <w:rPr>
+                          <w:rFonts w:hint="eastAsia" w:ascii="微软雅黑" w:hAnsi="微软雅黑" w:eastAsia="微软雅黑" w:cs="微软雅黑"/>
+                          <w:i w:val="0"/>
+                          <w:iCs w:val="0"/>
+                          <w:caps w:val="0"/>
+                          <w:color w:val="333333"/>
+                          <w:spacing w:val="0"/>
+                          <w:sz w:val="21"/>
+                          <w:szCs w:val="21"/>
+                        </w:rPr>
+                        <w:t xml:space="preserve">与固件 </w:t>
+                      </w:r>
+                      <w:r>
+                        <w:rPr>
+                          <w:rFonts w:hint="eastAsia" w:ascii="微软雅黑" w:hAnsi="微软雅黑" w:eastAsia="微软雅黑" w:cs="微软雅黑"/>
+                          <w:b/>
+                          <w:bCs/>
+                          <w:i w:val="0"/>
+                          <w:iCs w:val="0"/>
+                          <w:caps w:val="0"/>
+                          <w:color w:val="333333"/>
+                          <w:spacing w:val="0"/>
+                          <w:sz w:val="21"/>
+                          <w:szCs w:val="21"/>
+                        </w:rPr>
+                        <w:t xml:space="preserve">YMODEM OTA </w:t>
+                      </w:r>
+                      <w:r>
+                        <w:rPr>
+                          <w:rFonts w:hint="eastAsia" w:ascii="微软雅黑" w:hAnsi="微软雅黑" w:eastAsia="微软雅黑" w:cs="微软雅黑"/>
+                          <w:i w:val="0"/>
+                          <w:iCs w:val="0"/>
+                          <w:caps w:val="0"/>
+                          <w:color w:val="333333"/>
+                          <w:spacing w:val="0"/>
+                          <w:sz w:val="21"/>
+                          <w:szCs w:val="21"/>
+                        </w:rPr>
                         <w:t>升级。</w:t>
                       </w:r>
                     </w:p>
                     <w:p>
                       <w:pPr>
-                        <w:pStyle w:val="6"/>
+                        <w:pStyle w:val="7"/>
                         <w:keepNext w:val="0"/>
                         <w:keepLines w:val="0"/>
                         <w:widowControl/>
@@ -3667,6 +4284,11 @@
                         <w:ind w:leftChars="0" w:right="0" w:rightChars="0"/>
                         <w:rPr>
                           <w:rFonts w:hint="eastAsia" w:ascii="微软雅黑" w:hAnsi="微软雅黑" w:eastAsia="微软雅黑" w:cs="微软雅黑"/>
+                          <w:i w:val="0"/>
+                          <w:iCs w:val="0"/>
+                          <w:caps w:val="0"/>
+                          <w:color w:val="333333"/>
+                          <w:spacing w:val="0"/>
                           <w:sz w:val="21"/>
                           <w:szCs w:val="21"/>
                         </w:rPr>
@@ -3698,245 +4320,6 @@
                           <w:szCs w:val="21"/>
                         </w:rPr>
                         <w:t>：</w:t>
-                      </w:r>
-                    </w:p>
-                    <w:p>
-                      <w:pPr>
-                        <w:pStyle w:val="6"/>
-                        <w:keepNext w:val="0"/>
-                        <w:keepLines w:val="0"/>
-                        <w:widowControl/>
-                        <w:numPr>
-                          <w:ilvl w:val="0"/>
-                          <w:numId w:val="0"/>
-                        </w:numPr>
-                        <w:suppressLineNumbers w:val="0"/>
-                        <w:spacing w:before="0" w:beforeAutospacing="1" w:after="0" w:afterAutospacing="1"/>
-                        <w:ind w:leftChars="0" w:right="0" w:rightChars="0"/>
-                        <w:rPr>
-                          <w:rFonts w:hint="eastAsia" w:ascii="微软雅黑" w:hAnsi="微软雅黑" w:eastAsia="微软雅黑" w:cs="微软雅黑"/>
-                          <w:sz w:val="21"/>
-                          <w:szCs w:val="21"/>
-                        </w:rPr>
-                      </w:pPr>
-                      <w:r>
-                        <w:rPr>
-                          <w:rFonts w:hint="eastAsia" w:ascii="微软雅黑" w:hAnsi="微软雅黑" w:eastAsia="微软雅黑" w:cs="微软雅黑"/>
-                          <w:b/>
-                          <w:bCs/>
-                          <w:i w:val="0"/>
-                          <w:iCs w:val="0"/>
-                          <w:caps w:val="0"/>
-                          <w:color w:val="333333"/>
-                          <w:spacing w:val="0"/>
-                          <w:sz w:val="21"/>
-                          <w:szCs w:val="21"/>
-                        </w:rPr>
-                        <w:t>CAN</w:t>
-                      </w:r>
-                      <w:r>
-                        <w:rPr>
-                          <w:rFonts w:hint="eastAsia" w:ascii="微软雅黑" w:hAnsi="微软雅黑" w:eastAsia="微软雅黑" w:cs="微软雅黑"/>
-                          <w:i w:val="0"/>
-                          <w:iCs w:val="0"/>
-                          <w:caps w:val="0"/>
-                          <w:color w:val="333333"/>
-                          <w:spacing w:val="0"/>
-                          <w:sz w:val="21"/>
-                          <w:szCs w:val="21"/>
-                        </w:rPr>
-                        <w:t xml:space="preserve"> 总线通信</w:t>
-                      </w:r>
-                      <w:r>
-                        <w:rPr>
-                          <w:rFonts w:hint="eastAsia" w:ascii="微软雅黑" w:hAnsi="微软雅黑" w:eastAsia="微软雅黑" w:cs="微软雅黑"/>
-                          <w:b/>
-                          <w:bCs/>
-                          <w:i w:val="0"/>
-                          <w:iCs w:val="0"/>
-                          <w:caps w:val="0"/>
-                          <w:color w:val="333333"/>
-                          <w:spacing w:val="0"/>
-                          <w:sz w:val="21"/>
-                          <w:szCs w:val="21"/>
-                        </w:rPr>
-                        <w:t>零丢帧</w:t>
-                      </w:r>
-                      <w:r>
-                        <w:rPr>
-                          <w:rFonts w:hint="eastAsia" w:ascii="微软雅黑" w:hAnsi="微软雅黑" w:eastAsia="微软雅黑" w:cs="微软雅黑"/>
-                          <w:i w:val="0"/>
-                          <w:iCs w:val="0"/>
-                          <w:caps w:val="0"/>
-                          <w:color w:val="333333"/>
-                          <w:spacing w:val="0"/>
-                          <w:sz w:val="21"/>
-                          <w:szCs w:val="21"/>
-                        </w:rPr>
-                        <w:t>，TX/RX 双队列架构在 500kbps 速率下 1</w:t>
-                      </w:r>
-                      <w:r>
-                        <w:rPr>
-                          <w:rFonts w:hint="eastAsia" w:ascii="微软雅黑" w:hAnsi="微软雅黑" w:eastAsia="微软雅黑" w:cs="微软雅黑"/>
-                          <w:i w:val="0"/>
-                          <w:iCs w:val="0"/>
-                          <w:caps w:val="0"/>
-                          <w:color w:val="333333"/>
-                          <w:spacing w:val="0"/>
-                          <w:sz w:val="21"/>
-                          <w:szCs w:val="21"/>
-                          <w:lang w:val="en-US" w:eastAsia="zh-CN"/>
-                        </w:rPr>
-                        <w:t>0</w:t>
-                      </w:r>
-                      <w:r>
-                        <w:rPr>
-                          <w:rFonts w:hint="eastAsia" w:ascii="微软雅黑" w:hAnsi="微软雅黑" w:eastAsia="微软雅黑" w:cs="微软雅黑"/>
-                          <w:i w:val="0"/>
-                          <w:iCs w:val="0"/>
-                          <w:caps w:val="0"/>
-                          <w:color w:val="333333"/>
-                          <w:spacing w:val="0"/>
-                          <w:sz w:val="21"/>
-                          <w:szCs w:val="21"/>
-                        </w:rPr>
-                        <w:t>ms/10ms 收发周期稳定运行，邮箱满回灌机制杜绝帧丢失问题</w:t>
-                      </w:r>
-                    </w:p>
-                    <w:p>
-                      <w:pPr>
-                        <w:pStyle w:val="6"/>
-                        <w:keepNext w:val="0"/>
-                        <w:keepLines w:val="0"/>
-                        <w:widowControl/>
-                        <w:numPr>
-                          <w:ilvl w:val="0"/>
-                          <w:numId w:val="0"/>
-                        </w:numPr>
-                        <w:suppressLineNumbers w:val="0"/>
-                        <w:spacing w:before="0" w:beforeAutospacing="1" w:after="0" w:afterAutospacing="1"/>
-                        <w:ind w:leftChars="0" w:right="0" w:rightChars="0"/>
-                        <w:rPr>
-                          <w:rFonts w:hint="eastAsia" w:ascii="微软雅黑" w:hAnsi="微软雅黑" w:eastAsia="微软雅黑" w:cs="微软雅黑"/>
-                          <w:b/>
-                          <w:bCs/>
-                          <w:sz w:val="21"/>
-                          <w:szCs w:val="21"/>
-                        </w:rPr>
-                      </w:pPr>
-                      <w:r>
-                        <w:rPr>
-                          <w:rFonts w:hint="eastAsia" w:ascii="微软雅黑" w:hAnsi="微软雅黑" w:eastAsia="微软雅黑" w:cs="微软雅黑"/>
-                          <w:i w:val="0"/>
-                          <w:iCs w:val="0"/>
-                          <w:caps w:val="0"/>
-                          <w:color w:val="333333"/>
-                          <w:spacing w:val="0"/>
-                          <w:sz w:val="21"/>
-                          <w:szCs w:val="21"/>
-                        </w:rPr>
-                        <w:t xml:space="preserve">8 任务 FreeRTOS </w:t>
-                      </w:r>
-                      <w:r>
-                        <w:rPr>
-                          <w:rFonts w:hint="eastAsia" w:ascii="微软雅黑" w:hAnsi="微软雅黑" w:eastAsia="微软雅黑" w:cs="微软雅黑"/>
-                          <w:b/>
-                          <w:bCs/>
-                          <w:i w:val="0"/>
-                          <w:iCs w:val="0"/>
-                          <w:caps w:val="0"/>
-                          <w:color w:val="333333"/>
-                          <w:spacing w:val="0"/>
-                          <w:sz w:val="21"/>
-                          <w:szCs w:val="21"/>
-                        </w:rPr>
-                        <w:t>架构合理分层</w:t>
-                      </w:r>
-                      <w:r>
-                        <w:rPr>
-                          <w:rFonts w:hint="eastAsia" w:ascii="微软雅黑" w:hAnsi="微软雅黑" w:eastAsia="微软雅黑" w:cs="微软雅黑"/>
-                          <w:i w:val="0"/>
-                          <w:iCs w:val="0"/>
-                          <w:caps w:val="0"/>
-                          <w:color w:val="333333"/>
-                          <w:spacing w:val="0"/>
-                          <w:sz w:val="21"/>
-                          <w:szCs w:val="21"/>
-                        </w:rPr>
-                        <w:t>，任务间通过</w:t>
-                      </w:r>
-                      <w:r>
-                        <w:rPr>
-                          <w:rFonts w:hint="eastAsia" w:ascii="微软雅黑" w:hAnsi="微软雅黑" w:eastAsia="微软雅黑" w:cs="微软雅黑"/>
-                          <w:b/>
-                          <w:bCs/>
-                          <w:i w:val="0"/>
-                          <w:iCs w:val="0"/>
-                          <w:caps w:val="0"/>
-                          <w:color w:val="333333"/>
-                          <w:spacing w:val="0"/>
-                          <w:sz w:val="21"/>
-                          <w:szCs w:val="21"/>
-                        </w:rPr>
-                        <w:t>队列/信号量 IPC 通信</w:t>
-                      </w:r>
-                      <w:r>
-                        <w:rPr>
-                          <w:rFonts w:hint="eastAsia" w:ascii="微软雅黑" w:hAnsi="微软雅黑" w:eastAsia="微软雅黑" w:cs="微软雅黑"/>
-                          <w:i w:val="0"/>
-                          <w:iCs w:val="0"/>
-                          <w:caps w:val="0"/>
-                          <w:color w:val="333333"/>
-                          <w:spacing w:val="0"/>
-                          <w:sz w:val="21"/>
-                          <w:szCs w:val="21"/>
-                        </w:rPr>
-                        <w:t>，</w:t>
-                      </w:r>
-                      <w:r>
-                        <w:rPr>
-                          <w:rFonts w:hint="eastAsia" w:ascii="微软雅黑" w:hAnsi="微软雅黑" w:eastAsia="微软雅黑" w:cs="微软雅黑"/>
-                          <w:b/>
-                          <w:bCs/>
-                          <w:i w:val="0"/>
-                          <w:iCs w:val="0"/>
-                          <w:caps w:val="0"/>
-                          <w:color w:val="333333"/>
-                          <w:spacing w:val="0"/>
-                          <w:sz w:val="21"/>
-                          <w:szCs w:val="21"/>
-                        </w:rPr>
-                        <w:t>无死锁</w:t>
-                      </w:r>
-                      <w:r>
-                        <w:rPr>
-                          <w:rFonts w:hint="eastAsia" w:ascii="微软雅黑" w:hAnsi="微软雅黑" w:eastAsia="微软雅黑" w:cs="微软雅黑"/>
-                          <w:b w:val="0"/>
-                          <w:bCs w:val="0"/>
-                          <w:i w:val="0"/>
-                          <w:iCs w:val="0"/>
-                          <w:caps w:val="0"/>
-                          <w:color w:val="333333"/>
-                          <w:spacing w:val="0"/>
-                          <w:sz w:val="21"/>
-                          <w:szCs w:val="21"/>
-                        </w:rPr>
-                        <w:t>、</w:t>
-                      </w:r>
-                      <w:r>
-                        <w:rPr>
-                          <w:rFonts w:hint="eastAsia" w:ascii="微软雅黑" w:hAnsi="微软雅黑" w:eastAsia="微软雅黑" w:cs="微软雅黑"/>
-                          <w:b/>
-                          <w:bCs/>
-                          <w:i w:val="0"/>
-                          <w:iCs w:val="0"/>
-                          <w:caps w:val="0"/>
-                          <w:color w:val="333333"/>
-                          <w:spacing w:val="0"/>
-                          <w:sz w:val="21"/>
-                          <w:szCs w:val="21"/>
-                        </w:rPr>
-                        <w:t>无优先级反转</w:t>
                       </w:r>
                     </w:p>
                     <w:p>
@@ -3952,10 +4335,58 @@
                         <w:spacing w:before="0" w:beforeAutospacing="0" w:after="0" w:afterAutospacing="0"/>
                         <w:ind w:left="0" w:right="0" w:hanging="360"/>
                         <w:rPr>
-                          <w:sz w:val="15"/>
-                          <w:szCs w:val="15"/>
+                          <w:rFonts w:hint="eastAsia" w:ascii="微软雅黑" w:hAnsi="微软雅黑" w:eastAsia="微软雅黑" w:cs="微软雅黑"/>
+                          <w:i w:val="0"/>
+                          <w:iCs w:val="0"/>
+                          <w:caps w:val="0"/>
+                          <w:color w:val="333333"/>
+                          <w:spacing w:val="0"/>
+                          <w:sz w:val="21"/>
+                          <w:szCs w:val="21"/>
                         </w:rPr>
                       </w:pPr>
+                      <w:r>
+                        <w:rPr>
+                          <w:rFonts w:hint="eastAsia" w:ascii="微软雅黑" w:hAnsi="微软雅黑" w:eastAsia="微软雅黑" w:cs="微软雅黑"/>
+                          <w:b/>
+                          <w:bCs/>
+                          <w:i w:val="0"/>
+                          <w:iCs w:val="0"/>
+                          <w:caps w:val="0"/>
+                          <w:color w:val="333333"/>
+                          <w:spacing w:val="0"/>
+                          <w:sz w:val="21"/>
+                          <w:szCs w:val="21"/>
+                        </w:rPr>
+                        <w:t>CAN</w:t>
+                      </w:r>
+                      <w:r>
+                        <w:rPr>
+                          <w:rFonts w:hint="eastAsia" w:ascii="微软雅黑" w:hAnsi="微软雅黑" w:eastAsia="微软雅黑" w:cs="微软雅黑"/>
+                          <w:i w:val="0"/>
+                          <w:iCs w:val="0"/>
+                          <w:caps w:val="0"/>
+                          <w:color w:val="333333"/>
+                          <w:spacing w:val="0"/>
+                          <w:sz w:val="21"/>
+                          <w:szCs w:val="21"/>
+                        </w:rPr>
+                        <w:t xml:space="preserve"> TX/RX 对称双 FreeRTOS 队列（深度 64）解耦收发；发送邮箱满时帧留在队首下轮重试（peek 机制，不丢帧、不乱序）</w:t>
+                      </w:r>
+                      <w:r>
+                        <w:rPr>
+                          <w:rFonts w:hint="eastAsia" w:ascii="微软雅黑" w:hAnsi="微软雅黑" w:eastAsia="微软雅黑" w:cs="微软雅黑"/>
+                          <w:i w:val="0"/>
+                          <w:iCs w:val="0"/>
+                          <w:caps w:val="0"/>
+                          <w:color w:val="333333"/>
+                          <w:spacing w:val="0"/>
+                          <w:sz w:val="21"/>
+                          <w:szCs w:val="21"/>
+                          <w:lang w:eastAsia="zh-CN"/>
+                        </w:rPr>
+                        <w:t>。</w:t>
+                      </w:r>
                     </w:p>
                     <w:p>
                       <w:pPr>
@@ -4347,8 +4778,8 @@
                 <wp:positionV relativeFrom="page">
                   <wp:posOffset>2026285</wp:posOffset>
                 </wp:positionV>
-                <wp:extent cx="6429375" cy="814070"/>
-                <wp:effectExtent l="0" t="0" r="0" b="5080"/>
+                <wp:extent cx="6429375" cy="698500"/>
+                <wp:effectExtent l="0" t="0" r="0" b="0"/>
                 <wp:wrapNone/>
                 <wp:docPr id="25" name="文本框 2"/>
                 <wp:cNvGraphicFramePr/>
@@ -4361,7 +4792,7 @@
                       <wps:spPr bwMode="auto">
                         <a:xfrm>
                           <a:off x="0" y="0"/>
-                          <a:ext cx="6429375" cy="814070"/>
+                          <a:ext cx="6429375" cy="698500"/>
                         </a:xfrm>
                         <a:prstGeom prst="rect">
                           <a:avLst/>
@@ -4516,121 +4947,6 @@
                           </w:p>
                           <w:p>
                             <w:pPr>
-                              <w:adjustRightInd w:val="0"/>
-                              <w:snapToGrid w:val="0"/>
-                              <w:rPr>
-                                <w:rFonts w:hint="eastAsia" w:ascii="微软雅黑" w:hAnsi="微软雅黑" w:eastAsia="微软雅黑" w:cs="宋体"/>
-                                <w:b w:val="0"/>
-                                <w:bCs w:val="0"/>
-                                <w:color w:val="auto"/>
-                                <w:kern w:val="0"/>
-                                <w:sz w:val="18"/>
-                                <w:szCs w:val="18"/>
-                                <w:lang w:val="en-US" w:eastAsia="zh-CN"/>
-                              </w:rPr>
-                            </w:pPr>
-                            <w:r>
-                              <w:rPr>
-                                <w:rFonts w:hint="eastAsia" w:ascii="微软雅黑" w:hAnsi="微软雅黑" w:eastAsia="微软雅黑" w:cs="宋体"/>
-                                <w:b/>
-                                <w:bCs/>
-                                <w:color w:val="auto"/>
-                                <w:kern w:val="0"/>
-                                <w:sz w:val="18"/>
-                                <w:szCs w:val="18"/>
-                              </w:rPr>
-                              <w:t>主修课程</w:t>
-                            </w:r>
-                            <w:r>
-                              <w:rPr>
-                                <w:rFonts w:hint="eastAsia" w:ascii="微软雅黑" w:hAnsi="微软雅黑" w:eastAsia="微软雅黑" w:cs="宋体"/>
-                                <w:b w:val="0"/>
-                                <w:bCs w:val="0"/>
-                                <w:color w:val="auto"/>
-                                <w:kern w:val="0"/>
-                                <w:sz w:val="18"/>
-                                <w:szCs w:val="18"/>
-                              </w:rPr>
-                              <w:t>：C语言程序设计、</w:t>
-                            </w:r>
-                            <w:r>
-                              <w:rPr>
-                                <w:rFonts w:hint="eastAsia" w:ascii="微软雅黑" w:hAnsi="微软雅黑" w:eastAsia="微软雅黑" w:cs="宋体"/>
-                                <w:b w:val="0"/>
-                                <w:bCs w:val="0"/>
-                                <w:color w:val="auto"/>
-                                <w:kern w:val="0"/>
-                                <w:sz w:val="18"/>
-                                <w:szCs w:val="18"/>
-                                <w:lang w:val="en-US" w:eastAsia="zh-CN"/>
-                              </w:rPr>
-                              <w:t>、</w:t>
-                            </w:r>
-                            <w:r>
-                              <w:rPr>
-                                <w:rFonts w:hint="eastAsia" w:ascii="微软雅黑" w:hAnsi="微软雅黑" w:eastAsia="微软雅黑" w:cs="宋体"/>
-                                <w:b w:val="0"/>
-                                <w:bCs w:val="0"/>
-                                <w:color w:val="auto"/>
-                                <w:kern w:val="0"/>
-                                <w:sz w:val="18"/>
-                                <w:szCs w:val="18"/>
-                              </w:rPr>
-                              <w:t>EDA电子技术、</w:t>
-                            </w:r>
-                            <w:r>
-                              <w:rPr>
-                                <w:rFonts w:hint="eastAsia" w:ascii="微软雅黑" w:hAnsi="微软雅黑" w:eastAsia="微软雅黑" w:cs="宋体"/>
-                                <w:b w:val="0"/>
-                                <w:bCs w:val="0"/>
-                                <w:color w:val="auto"/>
-                                <w:kern w:val="0"/>
-                                <w:sz w:val="18"/>
-                                <w:szCs w:val="18"/>
-                                <w:lang w:val="en-US" w:eastAsia="zh-CN"/>
-                              </w:rPr>
-                              <w:t>嵌入式系统、</w:t>
-                            </w:r>
-                            <w:r>
-                              <w:rPr>
-                                <w:rFonts w:hint="eastAsia" w:ascii="微软雅黑" w:hAnsi="微软雅黑" w:eastAsia="微软雅黑" w:cs="宋体"/>
-                                <w:b w:val="0"/>
-                                <w:bCs w:val="0"/>
-                                <w:color w:val="auto"/>
-                                <w:kern w:val="0"/>
-                                <w:sz w:val="18"/>
-                                <w:szCs w:val="18"/>
-                              </w:rPr>
-                              <w:t>单片机及接口技术</w:t>
-                            </w:r>
-                            <w:r>
-                              <w:rPr>
-                                <w:rFonts w:hint="eastAsia" w:ascii="微软雅黑" w:hAnsi="微软雅黑" w:eastAsia="微软雅黑" w:cs="宋体"/>
-                                <w:b w:val="0"/>
-                                <w:bCs w:val="0"/>
-                                <w:color w:val="auto"/>
-                                <w:kern w:val="0"/>
-                                <w:sz w:val="18"/>
-                                <w:szCs w:val="18"/>
-                                <w:lang w:eastAsia="zh-CN"/>
-                              </w:rPr>
-                              <w:t>、</w:t>
-                            </w:r>
-                            <w:r>
-                              <w:rPr>
-                                <w:rFonts w:hint="eastAsia" w:ascii="微软雅黑" w:hAnsi="微软雅黑" w:eastAsia="微软雅黑" w:cs="宋体"/>
-                                <w:b w:val="0"/>
-                                <w:bCs w:val="0"/>
-                                <w:color w:val="auto"/>
-                                <w:kern w:val="0"/>
-                                <w:sz w:val="18"/>
-                                <w:szCs w:val="18"/>
-                              </w:rPr>
-                              <w:t>模拟电子技术、数字电子技术等。</w:t>
-                            </w:r>
-                          </w:p>
-                          <w:p>
-                            <w:pPr>
                               <w:keepNext w:val="0"/>
                               <w:keepLines w:val="0"/>
                               <w:widowControl/>
@@ -4683,7 +4999,7 @@
           </mc:Choice>
           <mc:Fallback>
             <w:pict>
-              <v:shape id="文本框 2" o:spid="_x0000_s1026" o:spt="202" type="#_x0000_t202" style="position:absolute;left:0pt;margin-left:42.05pt;margin-top:159.55pt;height:64.1pt;width:506.25pt;mso-position-horizontal-relative:margin;mso-position-vertical-relative:page;z-index:-251646976;v-text-anchor:middle;mso-width-relative:page;mso-height-relative:page;" filled="f" stroked="f" coordsize="21600,21600" o:gfxdata="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">
+              <v:shape id="文本框 2" o:spid="_x0000_s1026" o:spt="202" type="#_x0000_t202" style="position:absolute;left:0pt;margin-left:42.05pt;margin-top:159.55pt;height:55pt;width:506.25pt;mso-position-horizontal-relative:margin;mso-position-vertical-relative:page;z-index:-251646976;v-text-anchor:middle;mso-width-relative:page;mso-height-relative:page;" filled="f" stroked="f" coordsize="21600,21600" o:gfxdata="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">
                 <v:fill on="f" focussize="0,0"/>
                 <v:stroke on="f" miterlimit="8" joinstyle="miter"/>
                 <v:imagedata o:title=""/>
@@ -4828,121 +5144,6 @@
                           <w:lang w:val="en-US" w:eastAsia="zh-CN"/>
                         </w:rPr>
                         <w:t xml:space="preserve">       2023.09-2027.06</w:t>
-                      </w:r>
-                    </w:p>
-                    <w:p>
-                      <w:pPr>
-                        <w:adjustRightInd w:val="0"/>
-                        <w:snapToGrid w:val="0"/>
-                        <w:rPr>
-                          <w:rFonts w:hint="eastAsia" w:ascii="微软雅黑" w:hAnsi="微软雅黑" w:eastAsia="微软雅黑" w:cs="宋体"/>
-                          <w:b w:val="0"/>
-                          <w:bCs w:val="0"/>
-                          <w:color w:val="auto"/>
-                          <w:kern w:val="0"/>
-                          <w:sz w:val="18"/>
-                          <w:szCs w:val="18"/>
-                          <w:lang w:val="en-US" w:eastAsia="zh-CN"/>
-                        </w:rPr>
-                      </w:pPr>
-                      <w:r>
-                        <w:rPr>
-                          <w:rFonts w:hint="eastAsia" w:ascii="微软雅黑" w:hAnsi="微软雅黑" w:eastAsia="微软雅黑" w:cs="宋体"/>
-                          <w:b/>
-                          <w:bCs/>
-                          <w:color w:val="auto"/>
-                          <w:kern w:val="0"/>
-                          <w:sz w:val="18"/>
-                          <w:szCs w:val="18"/>
-                        </w:rPr>
-                        <w:t>主修课程</w:t>
-                      </w:r>
-                      <w:r>
-                        <w:rPr>
-                          <w:rFonts w:hint="eastAsia" w:ascii="微软雅黑" w:hAnsi="微软雅黑" w:eastAsia="微软雅黑" w:cs="宋体"/>
-                          <w:b w:val="0"/>
-                          <w:bCs w:val="0"/>
-                          <w:color w:val="auto"/>
-                          <w:kern w:val="0"/>
-                          <w:sz w:val="18"/>
-                          <w:szCs w:val="18"/>
-                        </w:rPr>
-                        <w:t>：C语言程序设计、</w:t>
-                      </w:r>
-                      <w:r>
-                        <w:rPr>
-                          <w:rFonts w:hint="eastAsia" w:ascii="微软雅黑" w:hAnsi="微软雅黑" w:eastAsia="微软雅黑" w:cs="宋体"/>
-                          <w:b w:val="0"/>
-                          <w:bCs w:val="0"/>
-                          <w:color w:val="auto"/>
-                          <w:kern w:val="0"/>
-                          <w:sz w:val="18"/>
-                          <w:szCs w:val="18"/>
-                          <w:lang w:val="en-US" w:eastAsia="zh-CN"/>
-                        </w:rPr>
-                        <w:t>、</w:t>
-                      </w:r>
-                      <w:r>
-                        <w:rPr>
-                          <w:rFonts w:hint="eastAsia" w:ascii="微软雅黑" w:hAnsi="微软雅黑" w:eastAsia="微软雅黑" w:cs="宋体"/>
-                          <w:b w:val="0"/>
-                          <w:bCs w:val="0"/>
-                          <w:color w:val="auto"/>
-                          <w:kern w:val="0"/>
-                          <w:sz w:val="18"/>
-                          <w:szCs w:val="18"/>
-                        </w:rPr>
-                        <w:t>EDA电子技术、</w:t>
-                      </w:r>
-                      <w:r>
-                        <w:rPr>
-                          <w:rFonts w:hint="eastAsia" w:ascii="微软雅黑" w:hAnsi="微软雅黑" w:eastAsia="微软雅黑" w:cs="宋体"/>
-                          <w:b w:val="0"/>
-                          <w:bCs w:val="0"/>
-                          <w:color w:val="auto"/>
-                          <w:kern w:val="0"/>
-                          <w:sz w:val="18"/>
-                          <w:szCs w:val="18"/>
-                          <w:lang w:val="en-US" w:eastAsia="zh-CN"/>
-                        </w:rPr>
-                        <w:t>嵌入式系统、</w:t>
-                      </w:r>
-                      <w:r>
-                        <w:rPr>
-                          <w:rFonts w:hint="eastAsia" w:ascii="微软雅黑" w:hAnsi="微软雅黑" w:eastAsia="微软雅黑" w:cs="宋体"/>
-                          <w:b w:val="0"/>
-                          <w:bCs w:val="0"/>
-                          <w:color w:val="auto"/>
-                          <w:kern w:val="0"/>
-                          <w:sz w:val="18"/>
-                          <w:szCs w:val="18"/>
-                        </w:rPr>
-                        <w:t>单片机及接口技术</w:t>
-                      </w:r>
-                      <w:r>
-                        <w:rPr>
-                          <w:rFonts w:hint="eastAsia" w:ascii="微软雅黑" w:hAnsi="微软雅黑" w:eastAsia="微软雅黑" w:cs="宋体"/>
-                          <w:b w:val="0"/>
-                          <w:bCs w:val="0"/>
-                          <w:color w:val="auto"/>
-                          <w:kern w:val="0"/>
-                          <w:sz w:val="18"/>
-                          <w:szCs w:val="18"/>
-                          <w:lang w:eastAsia="zh-CN"/>
-                        </w:rPr>
-                        <w:t>、</w:t>
-                      </w:r>
-                      <w:r>
-                        <w:rPr>
-                          <w:rFonts w:hint="eastAsia" w:ascii="微软雅黑" w:hAnsi="微软雅黑" w:eastAsia="微软雅黑" w:cs="宋体"/>
-                          <w:b w:val="0"/>
-                          <w:bCs w:val="0"/>
-                          <w:color w:val="auto"/>
-                          <w:kern w:val="0"/>
-                          <w:sz w:val="18"/>
-                          <w:szCs w:val="18"/>
-                        </w:rPr>
-                        <w:t>模拟电子技术、数字电子技术等。</w:t>
                       </w:r>
                     </w:p>
                     <w:p>
@@ -5386,447 +5587,6 @@
                 <v:imagedata o:title=""/>
                 <o:lock v:ext="edit" aspectratio="f"/>
               </v:line>
-            </w:pict>
-          </mc:Fallback>
-        </mc:AlternateContent>
-      </w:r>
-      <w:r>
-        <mc:AlternateContent>
-          <mc:Choice Requires="wps">
-            <w:drawing>
-              <wp:anchor distT="0" distB="0" distL="114300" distR="114300" simplePos="0" relativeHeight="251681792" behindDoc="1" locked="0" layoutInCell="1" allowOverlap="1">
-                <wp:simplePos x="0" y="0"/>
-                <wp:positionH relativeFrom="column">
-                  <wp:posOffset>518795</wp:posOffset>
-                </wp:positionH>
-                <wp:positionV relativeFrom="paragraph">
-                  <wp:posOffset>2512695</wp:posOffset>
-                </wp:positionV>
-                <wp:extent cx="1842770" cy="171450"/>
-                <wp:effectExtent l="0" t="0" r="5080" b="0"/>
-                <wp:wrapNone/>
-                <wp:docPr id="28" name="文本框 28"/>
-                <wp:cNvGraphicFramePr/>
-                <a:graphic xmlns:a="http://schemas.openxmlformats.org/drawingml/2006/main">
-                  <a:graphicData uri="http://schemas.microsoft.com/office/word/2010/wordprocessingShape">
-                    <wps:wsp>
-                      <wps:cNvSpPr txBox="1"/>
-                      <wps:spPr>
-                        <a:xfrm>
-                          <a:off x="0" y="0"/>
-                          <a:ext cx="1843087" cy="171450"/>
-                        </a:xfrm>
-                        <a:prstGeom prst="rect">
-                          <a:avLst/>
-                        </a:prstGeom>
-                        <a:noFill/>
-                        <a:ln w="6350">
-                          <a:noFill/>
-                        </a:ln>
-                      </wps:spPr>
-                      <wps:style>
-                        <a:lnRef idx="0">
-                          <a:schemeClr val="accent1"/>
-                        </a:lnRef>
-                        <a:fillRef idx="0">
-                          <a:schemeClr val="accent1"/>
-                        </a:fillRef>
-                        <a:effectRef idx="0">
-                          <a:schemeClr val="accent1"/>
-                        </a:effectRef>
-                        <a:fontRef idx="minor">
-                          <a:schemeClr val="dk1"/>
-                        </a:fontRef>
-                      </wps:style>
-                      <wps:txbx>
-                        <w:txbxContent>
-                          <w:p>
-                            <w:pPr>
-                              <w:adjustRightInd w:val="0"/>
-                              <w:snapToGrid w:val="0"/>
-                              <w:spacing w:line="260" w:lineRule="exact"/>
-                              <w:rPr>
-                                <w:rFonts w:hint="eastAsia" w:ascii="微软雅黑" w:hAnsi="微软雅黑" w:eastAsia="微软雅黑" w:cs="微软雅黑"/>
-                                <w:color w:val="FFFFFF" w:themeColor="background1"/>
-                                <w:sz w:val="24"/>
-                                <w14:textFill>
-                                  <w14:solidFill>
-                                    <w14:schemeClr w14:val="bg1"/>
-                                  </w14:solidFill>
-                                </w14:textFill>
-                              </w:rPr>
-                            </w:pPr>
-                            <w:r>
-                              <w:rPr>
-                                <w:rFonts w:hint="eastAsia" w:ascii="微软雅黑" w:hAnsi="微软雅黑" w:eastAsia="微软雅黑" w:cs="微软雅黑"/>
-                                <w:color w:val="FFFFFF" w:themeColor="background1"/>
-                                <w:sz w:val="24"/>
-                                <w:lang w:val="en-US" w:eastAsia="zh-CN"/>
-                                <w14:textFill>
-                                  <w14:solidFill>
-                                    <w14:schemeClr w14:val="bg1"/>
-                                  </w14:solidFill>
-                                </w14:textFill>
-                              </w:rPr>
-                              <w:t>实习</w:t>
-                            </w:r>
-                            <w:r>
-                              <w:rPr>
-                                <w:rFonts w:hint="eastAsia" w:ascii="微软雅黑" w:hAnsi="微软雅黑" w:eastAsia="微软雅黑" w:cs="微软雅黑"/>
-                                <w:color w:val="FFFFFF" w:themeColor="background1"/>
-                                <w:sz w:val="24"/>
-                                <w14:textFill>
-                                  <w14:solidFill>
-                                    <w14:schemeClr w14:val="bg1"/>
-                                  </w14:solidFill>
-                                </w14:textFill>
-                              </w:rPr>
-                              <w:t>经历</w:t>
-                            </w:r>
-                          </w:p>
-                        </w:txbxContent>
-                      </wps:txbx>
-                      <wps:bodyPr rot="0" spcFirstLastPara="0" vertOverflow="overflow" horzOverflow="overflow" vert="horz" wrap="square" lIns="36000" tIns="0" rIns="36000" bIns="0" numCol="1" spcCol="0" rtlCol="0" fromWordArt="0" anchor="t" anchorCtr="0" forceAA="0" compatLnSpc="1">
-                        <a:spAutoFit/>
-                      </wps:bodyPr>
-                    </wps:wsp>
-                  </a:graphicData>
-                </a:graphic>
-              </wp:anchor>
-            </w:drawing>
-          </mc:Choice>
-          <mc:Fallback>
-            <w:pict>
-              <v:shape id="_x0000_s1026" o:spid="_x0000_s1026" o:spt="202" type="#_x0000_t202" style="position:absolute;left:0pt;margin-left:40.85pt;margin-top:197.85pt;height:13.5pt;width:145.1pt;z-index:-251634688;mso-width-relative:page;mso-height-relative:page;" filled="f" stroked="f" coordsize="21600,21600" o:gfxdata="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">
-                <v:fill on="f" focussize="0,0"/>
-                <v:stroke on="f" weight="0.5pt"/>
-                <v:imagedata o:title=""/>
-                <o:lock v:ext="edit" aspectratio="f"/>
-                <v:textbox inset="1mm,0mm,1mm,0mm" style="mso-fit-shape-to-text:t;">
-                  <w:txbxContent>
-                    <w:p>
-                      <w:pPr>
-                        <w:adjustRightInd w:val="0"/>
-                        <w:snapToGrid w:val="0"/>
-                        <w:spacing w:line="260" w:lineRule="exact"/>
-                        <w:rPr>
-                          <w:rFonts w:hint="eastAsia" w:ascii="微软雅黑" w:hAnsi="微软雅黑" w:eastAsia="微软雅黑" w:cs="微软雅黑"/>
-                          <w:color w:val="FFFFFF" w:themeColor="background1"/>
-                          <w:sz w:val="24"/>
-                          <w14:textFill>
-                            <w14:solidFill>
-                              <w14:schemeClr w14:val="bg1"/>
-                            </w14:solidFill>
-                          </w14:textFill>
-                        </w:rPr>
-                      </w:pPr>
-                      <w:r>
-                        <w:rPr>
-                          <w:rFonts w:hint="eastAsia" w:ascii="微软雅黑" w:hAnsi="微软雅黑" w:eastAsia="微软雅黑" w:cs="微软雅黑"/>
-                          <w:color w:val="FFFFFF" w:themeColor="background1"/>
-                          <w:sz w:val="24"/>
-                          <w:lang w:val="en-US" w:eastAsia="zh-CN"/>
-                          <w14:textFill>
-                            <w14:solidFill>
-                              <w14:schemeClr w14:val="bg1"/>
-                            </w14:solidFill>
-                          </w14:textFill>
-                        </w:rPr>
-                        <w:t>实习</w:t>
-                      </w:r>
-                      <w:r>
-                        <w:rPr>
-                          <w:rFonts w:hint="eastAsia" w:ascii="微软雅黑" w:hAnsi="微软雅黑" w:eastAsia="微软雅黑" w:cs="微软雅黑"/>
-                          <w:color w:val="FFFFFF" w:themeColor="background1"/>
-                          <w:sz w:val="24"/>
-                          <w14:textFill>
-                            <w14:solidFill>
-                              <w14:schemeClr w14:val="bg1"/>
-                            </w14:solidFill>
-                          </w14:textFill>
-                        </w:rPr>
-                        <w:t>经历</w:t>
-                      </w:r>
-                    </w:p>
-                  </w:txbxContent>
-                </v:textbox>
-              </v:shape>
-            </w:pict>
-          </mc:Fallback>
-        </mc:AlternateContent>
-      </w:r>
-      <w:r>
-        <mc:AlternateContent>
-          <mc:Choice Requires="wpg">
-            <w:drawing>
-              <wp:anchor distT="0" distB="0" distL="114300" distR="114300" simplePos="0" relativeHeight="251674624" behindDoc="1" locked="0" layoutInCell="1" allowOverlap="1">
-                <wp:simplePos x="0" y="0"/>
-                <wp:positionH relativeFrom="column">
-                  <wp:posOffset>385445</wp:posOffset>
-                </wp:positionH>
-                <wp:positionV relativeFrom="paragraph">
-                  <wp:posOffset>2492375</wp:posOffset>
-                </wp:positionV>
-                <wp:extent cx="6781800" cy="283210"/>
-                <wp:effectExtent l="0" t="0" r="0" b="2540"/>
-                <wp:wrapNone/>
-                <wp:docPr id="39" name="组合 39"/>
-                <wp:cNvGraphicFramePr/>
-                <a:graphic xmlns:a="http://schemas.openxmlformats.org/drawingml/2006/main">
-                  <a:graphicData uri="http://schemas.microsoft.com/office/word/2010/wordprocessingGroup">
-                    <wpg:wgp>
-                      <wpg:cNvGrpSpPr/>
-                      <wpg:grpSpPr>
-                        <a:xfrm>
-                          <a:off x="0" y="0"/>
-                          <a:ext cx="6781800" cy="283210"/>
-                          <a:chOff x="0" y="0"/>
-                          <a:chExt cx="6781800" cy="284400"/>
-                        </a:xfrm>
-                      </wpg:grpSpPr>
-                      <wpg:grpSp>
-                        <wpg:cNvPr id="40" name="组合 81"/>
-                        <wpg:cNvGrpSpPr>
-                          <a:grpSpLocks noChangeAspect="1"/>
-                        </wpg:cNvGrpSpPr>
-                        <wpg:grpSpPr>
-                          <a:xfrm>
-                            <a:off x="0" y="0"/>
-                            <a:ext cx="1256400" cy="284400"/>
-                            <a:chOff x="3" y="-1"/>
-                            <a:chExt cx="1255739" cy="393696"/>
-                          </a:xfrm>
-                        </wpg:grpSpPr>
-                        <wps:wsp>
-                          <wps:cNvPr id="41" name="任意多边形 2"/>
-                          <wps:cNvSpPr/>
-                          <wps:spPr bwMode="auto">
-                            <a:xfrm>
-                              <a:off x="3" y="-1"/>
-                              <a:ext cx="1255739" cy="287656"/>
-                            </a:xfrm>
-                            <a:custGeom>
-                              <a:avLst/>
-                              <a:gdLst>
-                                <a:gd name="connsiteX0" fmla="*/ 1093154 w 1406296"/>
-                                <a:gd name="connsiteY0" fmla="*/ 0 h 288031"/>
-                                <a:gd name="connsiteX1" fmla="*/ 1171153 w 1406296"/>
-                                <a:gd name="connsiteY1" fmla="*/ 0 h 288031"/>
-                                <a:gd name="connsiteX2" fmla="*/ 1406296 w 1406296"/>
-                                <a:gd name="connsiteY2" fmla="*/ 288031 h 288031"/>
-                                <a:gd name="connsiteX3" fmla="*/ 1328297 w 1406296"/>
-                                <a:gd name="connsiteY3" fmla="*/ 288031 h 288031"/>
-                                <a:gd name="connsiteX4" fmla="*/ 1030297 w 1406296"/>
-                                <a:gd name="connsiteY4" fmla="*/ 0 h 288031"/>
-                                <a:gd name="connsiteX5" fmla="*/ 1069917 w 1406296"/>
-                                <a:gd name="connsiteY5" fmla="*/ 0 h 288031"/>
-                                <a:gd name="connsiteX6" fmla="*/ 1305060 w 1406296"/>
-                                <a:gd name="connsiteY6" fmla="*/ 288031 h 288031"/>
-                                <a:gd name="connsiteX7" fmla="*/ 1265440 w 1406296"/>
-                                <a:gd name="connsiteY7" fmla="*/ 288031 h 288031"/>
-                                <a:gd name="connsiteX8" fmla="*/ 0 w 1406296"/>
-                                <a:gd name="connsiteY8" fmla="*/ 0 h 288031"/>
-                                <a:gd name="connsiteX9" fmla="*/ 1007060 w 1406296"/>
-                                <a:gd name="connsiteY9" fmla="*/ 0 h 288031"/>
-                                <a:gd name="connsiteX10" fmla="*/ 1242203 w 1406296"/>
-                                <a:gd name="connsiteY10" fmla="*/ 288031 h 288031"/>
-                                <a:gd name="connsiteX11" fmla="*/ 0 w 1406296"/>
-                                <a:gd name="connsiteY11" fmla="*/ 288031 h 288031"/>
-                              </a:gdLst>
-                              <a:ahLst/>
-                              <a:cxnLst>
-                                <a:cxn ang="0">
-                                  <a:pos x="connsiteX0" y="connsiteY0"/>
-                                </a:cxn>
-                                <a:cxn ang="0">
-                                  <a:pos x="connsiteX1" y="connsiteY1"/>
-                                </a:cxn>
-                                <a:cxn ang="0">
-                                  <a:pos x="connsiteX2" y="connsiteY2"/>
-                                </a:cxn>
-                                <a:cxn ang="0">
-                                  <a:pos x="connsiteX3" y="connsiteY3"/>
-                                </a:cxn>
-                                <a:cxn ang="0">
-                                  <a:pos x="connsiteX4" y="connsiteY4"/>
-                                </a:cxn>
-                                <a:cxn ang="0">
-                                  <a:pos x="connsiteX5" y="connsiteY5"/>
-                                </a:cxn>
-                                <a:cxn ang="0">
-                                  <a:pos x="connsiteX6" y="connsiteY6"/>
-                                </a:cxn>
-                                <a:cxn ang="0">
-                                  <a:pos x="connsiteX7" y="connsiteY7"/>
-                                </a:cxn>
-                                <a:cxn ang="0">
-                                  <a:pos x="connsiteX8" y="connsiteY8"/>
-                                </a:cxn>
-                                <a:cxn ang="0">
-                                  <a:pos x="connsiteX9" y="connsiteY9"/>
-                                </a:cxn>
-                                <a:cxn ang="0">
-                                  <a:pos x="connsiteX10" y="connsiteY10"/>
-                                </a:cxn>
-                                <a:cxn ang="0">
-                                  <a:pos x="connsiteX11" y="connsiteY11"/>
-                                </a:cxn>
-                              </a:cxnLst>
-                              <a:rect l="l" t="t" r="r" b="b"/>
-                              <a:pathLst>
-                                <a:path w="1406296" h="288031">
-                                  <a:moveTo>
-                                    <a:pt x="1093154" y="0"/>
-                                  </a:moveTo>
-                                  <a:lnTo>
-                                    <a:pt x="1171153" y="0"/>
-                                  </a:lnTo>
-                                  <a:lnTo>
-                                    <a:pt x="1406296" y="288031"/>
-                                  </a:lnTo>
-                                  <a:lnTo>
-                                    <a:pt x="1328297" y="288031"/>
-                                  </a:lnTo>
-                                  <a:close/>
-                                  <a:moveTo>
-                                    <a:pt x="1030297" y="0"/>
-                                  </a:moveTo>
-                                  <a:lnTo>
-                                    <a:pt x="1069917" y="0"/>
-                                  </a:lnTo>
-                                  <a:lnTo>
-                                    <a:pt x="1305060" y="288031"/>
-                                  </a:lnTo>
-                                  <a:lnTo>
-                                    <a:pt x="1265440" y="288031"/>
-                                  </a:lnTo>
-                                  <a:close/>
-                                  <a:moveTo>
-                                    <a:pt x="0" y="0"/>
-                                  </a:moveTo>
-                                  <a:lnTo>
-                                    <a:pt x="1007060" y="0"/>
-                                  </a:lnTo>
-                                  <a:lnTo>
-                                    <a:pt x="1242203" y="288031"/>
-                                  </a:lnTo>
-                                  <a:lnTo>
-                                    <a:pt x="0" y="288031"/>
-                                  </a:lnTo>
-                                  <a:close/>
-                                </a:path>
-                              </a:pathLst>
-                            </a:custGeom>
-                            <a:solidFill>
-                              <a:srgbClr val="4E7282"/>
-                            </a:solidFill>
-                            <a:ln>
-                              <a:noFill/>
-                            </a:ln>
-                          </wps:spPr>
-                          <wps:txbx>
-                            <w:txbxContent>
-                              <w:p/>
-                            </w:txbxContent>
-                          </wps:txbx>
-                          <wps:bodyPr rot="0" spcFirstLastPara="0" vert="horz" wrap="square" lIns="198000" tIns="0" rIns="91440" bIns="0" numCol="1" spcCol="0" rtlCol="0" fromWordArt="0" anchor="ctr" anchorCtr="0" forceAA="0" compatLnSpc="1">
-                            <a:noAutofit/>
-                          </wps:bodyPr>
-                        </wps:wsp>
-                        <wps:wsp>
-                          <wps:cNvPr id="42" name="直角三角形 3"/>
-                          <wps:cNvSpPr/>
-                          <wps:spPr bwMode="auto">
-                            <a:xfrm rot="10800000">
-                              <a:off x="234" y="287656"/>
-                              <a:ext cx="143935" cy="106039"/>
-                            </a:xfrm>
-                            <a:prstGeom prst="rtTriangle">
-                              <a:avLst/>
-                            </a:prstGeom>
-                            <a:solidFill>
-                              <a:srgbClr val="405E6C"/>
-                            </a:solidFill>
-                            <a:ln>
-                              <a:noFill/>
-                            </a:ln>
-                          </wps:spPr>
-                          <wps:bodyPr rot="0" spcFirstLastPara="0" vert="horz" wrap="square" lIns="91440" tIns="45720" rIns="91440" bIns="45720" numCol="1" spcCol="0" rtlCol="0" fromWordArt="0" anchor="t" anchorCtr="0" forceAA="0" compatLnSpc="1">
-                            <a:noAutofit/>
-                          </wps:bodyPr>
-                        </wps:wsp>
-                      </wpg:grpSp>
-                      <wps:wsp>
-                        <wps:cNvPr id="43" name="直接连接符 20"/>
-                        <wps:cNvCnPr/>
-                        <wps:spPr>
-                          <a:xfrm>
-                            <a:off x="133350" y="209550"/>
-                            <a:ext cx="6648450" cy="0"/>
-                          </a:xfrm>
-                          <a:prstGeom prst="line">
-                            <a:avLst/>
-                          </a:prstGeom>
-                          <a:ln>
-                            <a:solidFill>
-                              <a:srgbClr val="4E7282"/>
-                            </a:solidFill>
-                          </a:ln>
-                        </wps:spPr>
-                        <wps:style>
-                          <a:lnRef idx="1">
-                            <a:schemeClr val="accent1"/>
-                          </a:lnRef>
-                          <a:fillRef idx="0">
-                            <a:schemeClr val="accent1"/>
-                          </a:fillRef>
-                          <a:effectRef idx="0">
-                            <a:schemeClr val="accent1"/>
-                          </a:effectRef>
-                          <a:fontRef idx="minor">
-                            <a:schemeClr val="tx1"/>
-                          </a:fontRef>
-                        </wps:style>
-                        <wps:bodyPr/>
-                      </wps:wsp>
-                    </wpg:wgp>
-                  </a:graphicData>
-                </a:graphic>
-              </wp:anchor>
-            </w:drawing>
-          </mc:Choice>
-          <mc:Fallback>
-            <w:pict>
-              <v:group id="_x0000_s1026" o:spid="_x0000_s1026" o:spt="203" style="position:absolute;left:0pt;margin-left:30.35pt;margin-top:196.25pt;height:22.3pt;width:534pt;z-index:-251641856;mso-width-relative:page;mso-height-relative:page;" coordsize="6781800,284400" o:gfxdata="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">
-                <o:lock v:ext="edit" aspectratio="f"/>
-                <v:group id="组合 81" o:spid="_x0000_s1026" o:spt="203" style="position:absolute;left:0;top:0;height:284400;width:1256400;" coordorigin="3,-1" coordsize="1255739,393696" o:gfxdata="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">
-                  <o:lock v:ext="edit" aspectratio="t"/>
-                  <v:shape id="任意多边形 2" o:spid="_x0000_s1026" o:spt="100" style="position:absolute;left:3;top:-1;height:287656;width:1255739;v-text-anchor:middle;" fillcolor="#4E7282" filled="t" stroked="f" coordsize="1406296,288031" o:gfxdata="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" path="m1093154,0l1171153,0,1406296,288031,1328297,288031xm1030297,0l1069917,0,1305060,288031,1265440,288031xm0,0l1007060,0,1242203,288031,0,288031xe">
-                    <v:path textboxrect="0,0,1406296,288031" o:connectlocs="976121,0;1045770,0;1255739,287656;1186090,287656;919994,0;955372,0;1165341,287656;1129962,287656;0,0;899244,0;1109213,287656;0,287656" o:connectangles="0,0,0,0,0,0,0,0,0,0,0,0"/>
-                    <v:fill on="t" focussize="0,0"/>
-                    <v:stroke on="f"/>
-                    <v:imagedata o:title=""/>
-                    <o:lock v:ext="edit" aspectratio="f"/>
-                    <v:textbox inset="5.5mm,0mm,2.54mm,0mm">
-                      <w:txbxContent>
-                        <w:p/>
-                      </w:txbxContent>
-                    </v:textbox>
-                  </v:shape>
-                  <v:shape id="直角三角形 3" o:spid="_x0000_s1026" o:spt="6" type="#_x0000_t6" style="position:absolute;left:234;top:287656;height:106039;width:143935;rotation:11796480f;" fillcolor="#405E6C" filled="t" stroked="f" coordsize="21600,21600" o:gfxdata="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">
-                    <v:fill on="t" focussize="0,0"/>
-                    <v:stroke on="f"/>
-                    <v:imagedata o:title=""/>
-                    <o:lock v:ext="edit" aspectratio="f"/>
-                  </v:shape>
-                </v:group>
-                <v:line id="直接连接符 20" o:spid="_x0000_s1026" o:spt="20" style="position:absolute;left:133350;top:209550;height:0;width:6648450;" filled="f" stroked="t" coordsize="21600,21600" o:gfxdata="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">
-                  <v:fill on="f" focussize="0,0"/>
-                  <v:stroke weight="0.5pt" color="#4E7282 [3204]" miterlimit="8" joinstyle="miter"/>
-                  <v:imagedata o:title=""/>
-                  <o:lock v:ext="edit" aspectratio="f"/>
-                </v:line>
-              </v:group>
             </w:pict>
           </mc:Fallback>
         </mc:AlternateContent>
@@ -9121,6 +8881,518 @@
     </w:p>
     <w:p>
       <w:r>
+        <mc:AlternateContent>
+          <mc:Choice Requires="wps">
+            <w:drawing>
+              <wp:anchor distT="0" distB="0" distL="114300" distR="114300" simplePos="0" relativeHeight="251694080" behindDoc="1" locked="0" layoutInCell="1" allowOverlap="1">
+                <wp:simplePos x="0" y="0"/>
+                <wp:positionH relativeFrom="column">
+                  <wp:posOffset>525780</wp:posOffset>
+                </wp:positionH>
+                <wp:positionV relativeFrom="paragraph">
+                  <wp:posOffset>3810</wp:posOffset>
+                </wp:positionV>
+                <wp:extent cx="6726555" cy="958215"/>
+                <wp:effectExtent l="0" t="0" r="0" b="0"/>
+                <wp:wrapNone/>
+                <wp:docPr id="6" name="文本框 2"/>
+                <wp:cNvGraphicFramePr/>
+                <a:graphic xmlns:a="http://schemas.openxmlformats.org/drawingml/2006/main">
+                  <a:graphicData uri="http://schemas.microsoft.com/office/word/2010/wordprocessingShape">
+                    <wps:wsp>
+                      <wps:cNvSpPr txBox="1">
+                        <a:spLocks noChangeArrowheads="1"/>
+                      </wps:cNvSpPr>
+                      <wps:spPr bwMode="auto">
+                        <a:xfrm>
+                          <a:off x="0" y="0"/>
+                          <a:ext cx="6726555" cy="958215"/>
+                        </a:xfrm>
+                        <a:prstGeom prst="rect">
+                          <a:avLst/>
+                        </a:prstGeom>
+                        <a:noFill/>
+                        <a:ln w="9525">
+                          <a:noFill/>
+                          <a:miter lim="800000"/>
+                        </a:ln>
+                      </wps:spPr>
+                      <wps:txbx>
+                        <w:txbxContent>
+                          <w:p>
+                            <w:pPr>
+                              <w:pStyle w:val="7"/>
+                              <w:keepNext w:val="0"/>
+                              <w:keepLines w:val="0"/>
+                              <w:widowControl/>
+                              <w:numPr>
+                                <w:ilvl w:val="0"/>
+                                <w:numId w:val="0"/>
+                              </w:numPr>
+                              <w:suppressLineNumbers w:val="0"/>
+                              <w:spacing w:before="0" w:beforeAutospacing="1" w:after="0" w:afterAutospacing="1"/>
+                              <w:ind w:leftChars="0" w:right="0" w:rightChars="0"/>
+                              <w:rPr>
+                                <w:rFonts w:hint="eastAsia" w:ascii="微软雅黑" w:hAnsi="微软雅黑" w:eastAsia="微软雅黑" w:cs="微软雅黑"/>
+                                <w:b/>
+                                <w:bCs/>
+                                <w:sz w:val="21"/>
+                                <w:szCs w:val="21"/>
+                              </w:rPr>
+                            </w:pPr>
+                            <w:r>
+                              <w:rPr>
+                                <w:rFonts w:hint="eastAsia" w:ascii="微软雅黑" w:hAnsi="微软雅黑" w:eastAsia="微软雅黑" w:cs="微软雅黑"/>
+                                <w:b/>
+                                <w:bCs/>
+                                <w:i w:val="0"/>
+                                <w:iCs w:val="0"/>
+                                <w:caps w:val="0"/>
+                                <w:color w:val="333333"/>
+                                <w:spacing w:val="0"/>
+                                <w:sz w:val="21"/>
+                                <w:szCs w:val="21"/>
+                              </w:rPr>
+                              <w:br w:type="textWrapping"/>
+                            </w:r>
+                            <w:r>
+                              <w:rPr>
+                                <w:rFonts w:hint="eastAsia" w:ascii="微软雅黑" w:hAnsi="微软雅黑" w:eastAsia="微软雅黑" w:cs="微软雅黑"/>
+                                <w:i w:val="0"/>
+                                <w:iCs w:val="0"/>
+                                <w:caps w:val="0"/>
+                                <w:color w:val="333333"/>
+                                <w:spacing w:val="0"/>
+                                <w:sz w:val="21"/>
+                                <w:szCs w:val="21"/>
+                              </w:rPr>
+                              <w:t xml:space="preserve">8 任务 FreeRTOS </w:t>
+                            </w:r>
+                            <w:r>
+                              <w:rPr>
+                                <w:rFonts w:hint="eastAsia" w:ascii="微软雅黑" w:hAnsi="微软雅黑" w:eastAsia="微软雅黑" w:cs="微软雅黑"/>
+                                <w:b/>
+                                <w:bCs/>
+                                <w:i w:val="0"/>
+                                <w:iCs w:val="0"/>
+                                <w:caps w:val="0"/>
+                                <w:color w:val="333333"/>
+                                <w:spacing w:val="0"/>
+                                <w:sz w:val="21"/>
+                                <w:szCs w:val="21"/>
+                              </w:rPr>
+                              <w:t>架构合理分层</w:t>
+                            </w:r>
+                            <w:r>
+                              <w:rPr>
+                                <w:rFonts w:hint="eastAsia" w:ascii="微软雅黑" w:hAnsi="微软雅黑" w:eastAsia="微软雅黑" w:cs="微软雅黑"/>
+                                <w:i w:val="0"/>
+                                <w:iCs w:val="0"/>
+                                <w:caps w:val="0"/>
+                                <w:color w:val="333333"/>
+                                <w:spacing w:val="0"/>
+                                <w:sz w:val="21"/>
+                                <w:szCs w:val="21"/>
+                              </w:rPr>
+                              <w:t>，任务间通过</w:t>
+                            </w:r>
+                            <w:r>
+                              <w:rPr>
+                                <w:rFonts w:hint="eastAsia" w:ascii="微软雅黑" w:hAnsi="微软雅黑" w:eastAsia="微软雅黑" w:cs="微软雅黑"/>
+                                <w:b/>
+                                <w:bCs/>
+                                <w:i w:val="0"/>
+                                <w:iCs w:val="0"/>
+                                <w:caps w:val="0"/>
+                                <w:color w:val="333333"/>
+                                <w:spacing w:val="0"/>
+                                <w:sz w:val="21"/>
+                                <w:szCs w:val="21"/>
+                              </w:rPr>
+                              <w:t>队列/信号量 IPC 通信</w:t>
+                            </w:r>
+                            <w:r>
+                              <w:rPr>
+                                <w:rFonts w:hint="eastAsia" w:ascii="微软雅黑" w:hAnsi="微软雅黑" w:eastAsia="微软雅黑" w:cs="微软雅黑"/>
+                                <w:i w:val="0"/>
+                                <w:iCs w:val="0"/>
+                                <w:caps w:val="0"/>
+                                <w:color w:val="333333"/>
+                                <w:spacing w:val="0"/>
+                                <w:sz w:val="21"/>
+                                <w:szCs w:val="21"/>
+                              </w:rPr>
+                              <w:t>，</w:t>
+                            </w:r>
+                            <w:r>
+                              <w:rPr>
+                                <w:rFonts w:hint="eastAsia" w:ascii="微软雅黑" w:hAnsi="微软雅黑" w:eastAsia="微软雅黑" w:cs="微软雅黑"/>
+                                <w:b/>
+                                <w:bCs/>
+                                <w:i w:val="0"/>
+                                <w:iCs w:val="0"/>
+                                <w:caps w:val="0"/>
+                                <w:color w:val="333333"/>
+                                <w:spacing w:val="0"/>
+                                <w:sz w:val="21"/>
+                                <w:szCs w:val="21"/>
+                              </w:rPr>
+                              <w:t>无死锁</w:t>
+                            </w:r>
+                            <w:r>
+                              <w:rPr>
+                                <w:rFonts w:hint="eastAsia" w:ascii="微软雅黑" w:hAnsi="微软雅黑" w:eastAsia="微软雅黑" w:cs="微软雅黑"/>
+                                <w:b w:val="0"/>
+                                <w:bCs w:val="0"/>
+                                <w:i w:val="0"/>
+                                <w:iCs w:val="0"/>
+                                <w:caps w:val="0"/>
+                                <w:color w:val="333333"/>
+                                <w:spacing w:val="0"/>
+                                <w:sz w:val="21"/>
+                                <w:szCs w:val="21"/>
+                              </w:rPr>
+                              <w:t>、</w:t>
+                            </w:r>
+                            <w:r>
+                              <w:rPr>
+                                <w:rFonts w:hint="eastAsia" w:ascii="微软雅黑" w:hAnsi="微软雅黑" w:eastAsia="微软雅黑" w:cs="微软雅黑"/>
+                                <w:b/>
+                                <w:bCs/>
+                                <w:i w:val="0"/>
+                                <w:iCs w:val="0"/>
+                                <w:caps w:val="0"/>
+                                <w:color w:val="333333"/>
+                                <w:spacing w:val="0"/>
+                                <w:sz w:val="21"/>
+                                <w:szCs w:val="21"/>
+                              </w:rPr>
+                              <w:t>无优先级反转</w:t>
+                            </w:r>
+                          </w:p>
+                          <w:p>
+                            <w:pPr>
+                              <w:rPr>
+                                <w:rFonts w:hint="eastAsia" w:eastAsia="微软雅黑"/>
+                                <w:b w:val="0"/>
+                                <w:bCs w:val="0"/>
+                                <w:lang w:val="en-US" w:eastAsia="zh-CN"/>
+                              </w:rPr>
+                            </w:pPr>
+                            <w:r>
+                              <w:rPr>
+                                <w:rFonts w:hint="eastAsia" w:ascii="微软雅黑" w:hAnsi="微软雅黑" w:eastAsia="微软雅黑" w:cs="微软雅黑"/>
+                                <w:b w:val="0"/>
+                                <w:bCs w:val="0"/>
+                                <w:i w:val="0"/>
+                                <w:iCs w:val="0"/>
+                                <w:color w:val="333333"/>
+                                <w:spacing w:val="0"/>
+                                <w:sz w:val="21"/>
+                                <w:szCs w:val="21"/>
+                                <w:lang w:val="en-US" w:eastAsia="zh-CN"/>
+                              </w:rPr>
+                              <w:t>L</w:t>
+                            </w:r>
+                            <w:r>
+                              <w:rPr>
+                                <w:rFonts w:hint="eastAsia" w:ascii="微软雅黑" w:hAnsi="微软雅黑" w:eastAsia="微软雅黑" w:cs="微软雅黑"/>
+                                <w:b w:val="0"/>
+                                <w:bCs w:val="0"/>
+                                <w:i w:val="0"/>
+                                <w:iCs w:val="0"/>
+                                <w:caps w:val="0"/>
+                                <w:color w:val="333333"/>
+                                <w:spacing w:val="0"/>
+                                <w:sz w:val="21"/>
+                                <w:szCs w:val="21"/>
+                                <w:lang w:val="en-US" w:eastAsia="zh-CN"/>
+                              </w:rPr>
+                              <w:t>vgl</w:t>
+                            </w:r>
+                            <w:r>
+                              <w:rPr>
+                                <w:rFonts w:hint="eastAsia" w:ascii="微软雅黑" w:hAnsi="微软雅黑" w:eastAsia="微软雅黑" w:cs="微软雅黑"/>
+                                <w:b w:val="0"/>
+                                <w:bCs w:val="0"/>
+                                <w:i w:val="0"/>
+                                <w:iCs w:val="0"/>
+                                <w:caps w:val="0"/>
+                                <w:color w:val="333333"/>
+                                <w:spacing w:val="0"/>
+                                <w:sz w:val="21"/>
+                                <w:szCs w:val="21"/>
+                              </w:rPr>
+                              <w:t>表盘动态数据每25ms 刷新一次；LVGL 渲染循环每5ms 轮询</w:t>
+                            </w:r>
+                            <w:r>
+                              <w:rPr>
+                                <w:rFonts w:hint="eastAsia" w:ascii="微软雅黑" w:hAnsi="微软雅黑" w:eastAsia="微软雅黑" w:cs="微软雅黑"/>
+                                <w:b w:val="0"/>
+                                <w:bCs w:val="0"/>
+                                <w:i w:val="0"/>
+                                <w:iCs w:val="0"/>
+                                <w:caps w:val="0"/>
+                                <w:color w:val="333333"/>
+                                <w:spacing w:val="0"/>
+                                <w:sz w:val="21"/>
+                                <w:szCs w:val="21"/>
+                                <w:lang w:val="en-US" w:eastAsia="zh-CN"/>
+                              </w:rPr>
+                              <w:t>.</w:t>
+                            </w:r>
+                          </w:p>
+                        </w:txbxContent>
+                      </wps:txbx>
+                      <wps:bodyPr rot="0" vert="horz" wrap="square" lIns="91440" tIns="45720" rIns="91440" bIns="45720" anchor="ctr" anchorCtr="0">
+                        <a:noAutofit/>
+                      </wps:bodyPr>
+                    </wps:wsp>
+                  </a:graphicData>
+                </a:graphic>
+              </wp:anchor>
+            </w:drawing>
+          </mc:Choice>
+          <mc:Fallback>
+            <w:pict>
+              <v:shape id="文本框 2" o:spid="_x0000_s1026" o:spt="202" type="#_x0000_t202" style="position:absolute;left:0pt;margin-left:41.4pt;margin-top:0.3pt;height:75.45pt;width:529.65pt;z-index:-251622400;v-text-anchor:middle;mso-width-relative:page;mso-height-relative:page;" filled="f" stroked="f" coordsize="21600,21600" o:gfxdata="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">
+                <v:fill on="f" focussize="0,0"/>
+                <v:stroke on="f" miterlimit="8" joinstyle="miter"/>
+                <v:imagedata o:title=""/>
+                <o:lock v:ext="edit" aspectratio="f"/>
+                <v:textbox>
+                  <w:txbxContent>
+                    <w:p>
+                      <w:pPr>
+                        <w:pStyle w:val="7"/>
+                        <w:keepNext w:val="0"/>
+                        <w:keepLines w:val="0"/>
+                        <w:widowControl/>
+                        <w:numPr>
+                          <w:ilvl w:val="0"/>
+                          <w:numId w:val="0"/>
+                        </w:numPr>
+                        <w:suppressLineNumbers w:val="0"/>
+                        <w:spacing w:before="0" w:beforeAutospacing="1" w:after="0" w:afterAutospacing="1"/>
+                        <w:ind w:leftChars="0" w:right="0" w:rightChars="0"/>
+                        <w:rPr>
+                          <w:rFonts w:hint="eastAsia" w:ascii="微软雅黑" w:hAnsi="微软雅黑" w:eastAsia="微软雅黑" w:cs="微软雅黑"/>
+                          <w:b/>
+                          <w:bCs/>
+                          <w:sz w:val="21"/>
+                          <w:szCs w:val="21"/>
+                        </w:rPr>
+                      </w:pPr>
+                      <w:r>
+                        <w:rPr>
+                          <w:rFonts w:hint="eastAsia" w:ascii="微软雅黑" w:hAnsi="微软雅黑" w:eastAsia="微软雅黑" w:cs="微软雅黑"/>
+                          <w:b/>
+                          <w:bCs/>
+                          <w:i w:val="0"/>
+                          <w:iCs w:val="0"/>
+                          <w:caps w:val="0"/>
+                          <w:color w:val="333333"/>
+                          <w:spacing w:val="0"/>
+                          <w:sz w:val="21"/>
+                          <w:szCs w:val="21"/>
+                        </w:rPr>
+                        <w:br w:type="textWrapping"/>
+                      </w:r>
+                      <w:r>
+                        <w:rPr>
+                          <w:rFonts w:hint="eastAsia" w:ascii="微软雅黑" w:hAnsi="微软雅黑" w:eastAsia="微软雅黑" w:cs="微软雅黑"/>
+                          <w:i w:val="0"/>
+                          <w:iCs w:val="0"/>
+                          <w:caps w:val="0"/>
+                          <w:color w:val="333333"/>
+                          <w:spacing w:val="0"/>
+                          <w:sz w:val="21"/>
+                          <w:szCs w:val="21"/>
+                        </w:rPr>
+                        <w:t xml:space="preserve">8 任务 FreeRTOS </w:t>
+                      </w:r>
+                      <w:r>
+                        <w:rPr>
+                          <w:rFonts w:hint="eastAsia" w:ascii="微软雅黑" w:hAnsi="微软雅黑" w:eastAsia="微软雅黑" w:cs="微软雅黑"/>
+                          <w:b/>
+                          <w:bCs/>
+                          <w:i w:val="0"/>
+                          <w:iCs w:val="0"/>
+                          <w:caps w:val="0"/>
+                          <w:color w:val="333333"/>
+                          <w:spacing w:val="0"/>
+                          <w:sz w:val="21"/>
+                          <w:szCs w:val="21"/>
+                        </w:rPr>
+                        <w:t>架构合理分层</w:t>
+                      </w:r>
+                      <w:r>
+                        <w:rPr>
+                          <w:rFonts w:hint="eastAsia" w:ascii="微软雅黑" w:hAnsi="微软雅黑" w:eastAsia="微软雅黑" w:cs="微软雅黑"/>
+                          <w:i w:val="0"/>
+                          <w:iCs w:val="0"/>
+                          <w:caps w:val="0"/>
+                          <w:color w:val="333333"/>
+                          <w:spacing w:val="0"/>
+                          <w:sz w:val="21"/>
+                          <w:szCs w:val="21"/>
+                        </w:rPr>
+                        <w:t>，任务间通过</w:t>
+                      </w:r>
+                      <w:r>
+                        <w:rPr>
+                          <w:rFonts w:hint="eastAsia" w:ascii="微软雅黑" w:hAnsi="微软雅黑" w:eastAsia="微软雅黑" w:cs="微软雅黑"/>
+                          <w:b/>
+                          <w:bCs/>
+                          <w:i w:val="0"/>
+                          <w:iCs w:val="0"/>
+                          <w:caps w:val="0"/>
+                          <w:color w:val="333333"/>
+                          <w:spacing w:val="0"/>
+                          <w:sz w:val="21"/>
+                          <w:szCs w:val="21"/>
+                        </w:rPr>
+                        <w:t>队列/信号量 IPC 通信</w:t>
+                      </w:r>
+                      <w:r>
+                        <w:rPr>
+                          <w:rFonts w:hint="eastAsia" w:ascii="微软雅黑" w:hAnsi="微软雅黑" w:eastAsia="微软雅黑" w:cs="微软雅黑"/>
+                          <w:i w:val="0"/>
+                          <w:iCs w:val="0"/>
+                          <w:caps w:val="0"/>
+                          <w:color w:val="333333"/>
+                          <w:spacing w:val="0"/>
+                          <w:sz w:val="21"/>
+                          <w:szCs w:val="21"/>
+                        </w:rPr>
+                        <w:t>，</w:t>
+                      </w:r>
+                      <w:r>
+                        <w:rPr>
+                          <w:rFonts w:hint="eastAsia" w:ascii="微软雅黑" w:hAnsi="微软雅黑" w:eastAsia="微软雅黑" w:cs="微软雅黑"/>
+                          <w:b/>
+                          <w:bCs/>
+                          <w:i w:val="0"/>
+                          <w:iCs w:val="0"/>
+                          <w:caps w:val="0"/>
+                          <w:color w:val="333333"/>
+                          <w:spacing w:val="0"/>
+                          <w:sz w:val="21"/>
+                          <w:szCs w:val="21"/>
+                        </w:rPr>
+                        <w:t>无死锁</w:t>
+                      </w:r>
+                      <w:r>
+                        <w:rPr>
+                          <w:rFonts w:hint="eastAsia" w:ascii="微软雅黑" w:hAnsi="微软雅黑" w:eastAsia="微软雅黑" w:cs="微软雅黑"/>
+                          <w:b w:val="0"/>
+                          <w:bCs w:val="0"/>
+                          <w:i w:val="0"/>
+                          <w:iCs w:val="0"/>
+                          <w:caps w:val="0"/>
+                          <w:color w:val="333333"/>
+                          <w:spacing w:val="0"/>
+                          <w:sz w:val="21"/>
+                          <w:szCs w:val="21"/>
+                        </w:rPr>
+                        <w:t>、</w:t>
+                      </w:r>
+                      <w:r>
+                        <w:rPr>
+                          <w:rFonts w:hint="eastAsia" w:ascii="微软雅黑" w:hAnsi="微软雅黑" w:eastAsia="微软雅黑" w:cs="微软雅黑"/>
+                          <w:b/>
+                          <w:bCs/>
+                          <w:i w:val="0"/>
+                          <w:iCs w:val="0"/>
+                          <w:caps w:val="0"/>
+                          <w:color w:val="333333"/>
+                          <w:spacing w:val="0"/>
+                          <w:sz w:val="21"/>
+                          <w:szCs w:val="21"/>
+                        </w:rPr>
+                        <w:t>无优先级反转</w:t>
+                      </w:r>
+                    </w:p>
+                    <w:p>
+                      <w:pPr>
+                        <w:rPr>
+                          <w:rFonts w:hint="eastAsia" w:eastAsia="微软雅黑"/>
+                          <w:b w:val="0"/>
+                          <w:bCs w:val="0"/>
+                          <w:lang w:val="en-US" w:eastAsia="zh-CN"/>
+                        </w:rPr>
+                      </w:pPr>
+                      <w:r>
+                        <w:rPr>
+                          <w:rFonts w:hint="eastAsia" w:ascii="微软雅黑" w:hAnsi="微软雅黑" w:eastAsia="微软雅黑" w:cs="微软雅黑"/>
+                          <w:b w:val="0"/>
+                          <w:bCs w:val="0"/>
+                          <w:i w:val="0"/>
+                          <w:iCs w:val="0"/>
+                          <w:color w:val="333333"/>
+                          <w:spacing w:val="0"/>
+                          <w:sz w:val="21"/>
+                          <w:szCs w:val="21"/>
+                          <w:lang w:val="en-US" w:eastAsia="zh-CN"/>
+                        </w:rPr>
+                        <w:t>L</w:t>
+                      </w:r>
+                      <w:r>
+                        <w:rPr>
+                          <w:rFonts w:hint="eastAsia" w:ascii="微软雅黑" w:hAnsi="微软雅黑" w:eastAsia="微软雅黑" w:cs="微软雅黑"/>
+                          <w:b w:val="0"/>
+                          <w:bCs w:val="0"/>
+                          <w:i w:val="0"/>
+                          <w:iCs w:val="0"/>
+                          <w:caps w:val="0"/>
+                          <w:color w:val="333333"/>
+                          <w:spacing w:val="0"/>
+                          <w:sz w:val="21"/>
+                          <w:szCs w:val="21"/>
+                          <w:lang w:val="en-US" w:eastAsia="zh-CN"/>
+                        </w:rPr>
+                        <w:t>vgl</w:t>
+                      </w:r>
+                      <w:r>
+                        <w:rPr>
+                          <w:rFonts w:hint="eastAsia" w:ascii="微软雅黑" w:hAnsi="微软雅黑" w:eastAsia="微软雅黑" w:cs="微软雅黑"/>
+                          <w:b w:val="0"/>
+                          <w:bCs w:val="0"/>
+                          <w:i w:val="0"/>
+                          <w:iCs w:val="0"/>
+                          <w:caps w:val="0"/>
+                          <w:color w:val="333333"/>
+                          <w:spacing w:val="0"/>
+                          <w:sz w:val="21"/>
+                          <w:szCs w:val="21"/>
+                        </w:rPr>
+                        <w:t>表盘动态数据每25ms 刷新一次；LVGL 渲染循环每5ms 轮询</w:t>
+                      </w:r>
+                      <w:r>
+                        <w:rPr>
+                          <w:rFonts w:hint="eastAsia" w:ascii="微软雅黑" w:hAnsi="微软雅黑" w:eastAsia="微软雅黑" w:cs="微软雅黑"/>
+                          <w:b w:val="0"/>
+                          <w:bCs w:val="0"/>
+                          <w:i w:val="0"/>
+                          <w:iCs w:val="0"/>
+                          <w:caps w:val="0"/>
+                          <w:color w:val="333333"/>
+                          <w:spacing w:val="0"/>
+                          <w:sz w:val="21"/>
+                          <w:szCs w:val="21"/>
+                          <w:lang w:val="en-US" w:eastAsia="zh-CN"/>
+                        </w:rPr>
+                        <w:t>.</w:t>
+                      </w:r>
+                    </w:p>
+                  </w:txbxContent>
+                </v:textbox>
+              </v:shape>
+            </w:pict>
+          </mc:Fallback>
+        </mc:AlternateContent>
+      </w:r>
+      <w:r>
         <w:rPr>
           <w:rFonts w:hint="eastAsia" w:ascii="微软雅黑" w:hAnsi="微软雅黑"/>
           <w:szCs w:val="21"/>
@@ -9364,1640 +9636,6 @@
     <w:p/>
     <w:p>
       <w:r>
-        <mc:AlternateContent>
-          <mc:Choice Requires="wps">
-            <w:drawing>
-              <wp:anchor distT="0" distB="0" distL="114300" distR="114300" simplePos="0" relativeHeight="251693056" behindDoc="1" locked="0" layoutInCell="1" allowOverlap="1">
-                <wp:simplePos x="0" y="0"/>
-                <wp:positionH relativeFrom="margin">
-                  <wp:posOffset>518160</wp:posOffset>
-                </wp:positionH>
-                <wp:positionV relativeFrom="page">
-                  <wp:posOffset>497205</wp:posOffset>
-                </wp:positionV>
-                <wp:extent cx="6548120" cy="3721100"/>
-                <wp:effectExtent l="0" t="0" r="0" b="0"/>
-                <wp:wrapNone/>
-                <wp:docPr id="34" name="文本框 2"/>
-                <wp:cNvGraphicFramePr/>
-                <a:graphic xmlns:a="http://schemas.openxmlformats.org/drawingml/2006/main">
-                  <a:graphicData uri="http://schemas.microsoft.com/office/word/2010/wordprocessingShape">
-                    <wps:wsp>
-                      <wps:cNvSpPr txBox="1">
-                        <a:spLocks noChangeArrowheads="1"/>
-                      </wps:cNvSpPr>
-                      <wps:spPr bwMode="auto">
-                        <a:xfrm>
-                          <a:off x="0" y="0"/>
-                          <a:ext cx="6548120" cy="3721100"/>
-                        </a:xfrm>
-                        <a:prstGeom prst="rect">
-                          <a:avLst/>
-                        </a:prstGeom>
-                        <a:noFill/>
-                        <a:ln w="9525">
-                          <a:noFill/>
-                          <a:miter lim="800000"/>
-                        </a:ln>
-                      </wps:spPr>
-                      <wps:txbx>
-                        <w:txbxContent>
-                          <w:p>
-                            <w:pPr>
-                              <w:pStyle w:val="6"/>
-                              <w:keepNext w:val="0"/>
-                              <w:keepLines w:val="0"/>
-                              <w:widowControl/>
-                              <w:numPr>
-                                <w:ilvl w:val="0"/>
-                                <w:numId w:val="0"/>
-                              </w:numPr>
-                              <w:suppressLineNumbers w:val="0"/>
-                              <w:spacing w:before="0" w:beforeAutospacing="1" w:after="0" w:afterAutospacing="1"/>
-                              <w:ind w:leftChars="0" w:right="0" w:rightChars="0"/>
-                              <w:rPr>
-                                <w:rFonts w:hint="eastAsia" w:ascii="微软雅黑" w:hAnsi="微软雅黑" w:eastAsia="微软雅黑" w:cs="微软雅黑"/>
-                                <w:i w:val="0"/>
-                                <w:iCs w:val="0"/>
-                                <w:caps w:val="0"/>
-                                <w:color w:val="333333"/>
-                                <w:spacing w:val="0"/>
-                                <w:sz w:val="21"/>
-                                <w:szCs w:val="21"/>
-                              </w:rPr>
-                            </w:pPr>
-                            <w:r>
-                              <w:rPr>
-                                <w:rFonts w:hint="eastAsia" w:ascii="微软雅黑" w:hAnsi="微软雅黑" w:eastAsia="微软雅黑" w:cs="微软雅黑"/>
-                                <w:b/>
-                                <w:bCs/>
-                                <w:i w:val="0"/>
-                                <w:iCs w:val="0"/>
-                                <w:caps w:val="0"/>
-                                <w:color w:val="333333"/>
-                                <w:spacing w:val="0"/>
-                                <w:sz w:val="21"/>
-                                <w:szCs w:val="21"/>
-                              </w:rPr>
-                              <w:t xml:space="preserve">LVGL </w:t>
-                            </w:r>
-                            <w:r>
-                              <w:rPr>
-                                <w:rFonts w:hint="eastAsia" w:ascii="微软雅黑" w:hAnsi="微软雅黑" w:eastAsia="微软雅黑" w:cs="微软雅黑"/>
-                                <w:i w:val="0"/>
-                                <w:iCs w:val="0"/>
-                                <w:caps w:val="0"/>
-                                <w:color w:val="333333"/>
-                                <w:spacing w:val="0"/>
-                                <w:sz w:val="21"/>
-                                <w:szCs w:val="21"/>
-                              </w:rPr>
-                              <w:t xml:space="preserve">仪表盘 UI </w:t>
-                            </w:r>
-                            <w:r>
-                              <w:rPr>
-                                <w:rFonts w:hint="eastAsia" w:ascii="微软雅黑" w:hAnsi="微软雅黑" w:eastAsia="微软雅黑" w:cs="微软雅黑"/>
-                                <w:b/>
-                                <w:bCs/>
-                                <w:i w:val="0"/>
-                                <w:iCs w:val="0"/>
-                                <w:caps w:val="0"/>
-                                <w:color w:val="333333"/>
-                                <w:spacing w:val="0"/>
-                                <w:sz w:val="21"/>
-                                <w:szCs w:val="21"/>
-                                <w:lang w:val="en-US" w:eastAsia="zh-CN"/>
-                              </w:rPr>
-                              <w:t>25</w:t>
-                            </w:r>
-                            <w:r>
-                              <w:rPr>
-                                <w:rFonts w:hint="eastAsia" w:ascii="微软雅黑" w:hAnsi="微软雅黑" w:eastAsia="微软雅黑" w:cs="微软雅黑"/>
-                                <w:b/>
-                                <w:bCs/>
-                                <w:i w:val="0"/>
-                                <w:iCs w:val="0"/>
-                                <w:caps w:val="0"/>
-                                <w:color w:val="333333"/>
-                                <w:spacing w:val="0"/>
-                                <w:sz w:val="21"/>
-                                <w:szCs w:val="21"/>
-                              </w:rPr>
-                              <w:t>ms/帧</w:t>
-                            </w:r>
-                            <w:r>
-                              <w:rPr>
-                                <w:rFonts w:hint="eastAsia" w:ascii="微软雅黑" w:hAnsi="微软雅黑" w:eastAsia="微软雅黑" w:cs="微软雅黑"/>
-                                <w:i w:val="0"/>
-                                <w:iCs w:val="0"/>
-                                <w:caps w:val="0"/>
-                                <w:color w:val="333333"/>
-                                <w:spacing w:val="0"/>
-                                <w:sz w:val="21"/>
-                                <w:szCs w:val="21"/>
-                              </w:rPr>
-                              <w:t>稳定刷新</w:t>
-                            </w:r>
-                          </w:p>
-                          <w:p>
-                            <w:pPr>
-                              <w:pStyle w:val="6"/>
-                              <w:keepNext w:val="0"/>
-                              <w:keepLines w:val="0"/>
-                              <w:widowControl/>
-                              <w:numPr>
-                                <w:ilvl w:val="0"/>
-                                <w:numId w:val="0"/>
-                              </w:numPr>
-                              <w:suppressLineNumbers w:val="0"/>
-                              <w:spacing w:before="0" w:beforeAutospacing="1" w:after="0" w:afterAutospacing="1"/>
-                              <w:ind w:leftChars="0" w:right="0" w:rightChars="0"/>
-                              <w:rPr>
-                                <w:rFonts w:hint="eastAsia" w:ascii="微软雅黑" w:hAnsi="微软雅黑" w:eastAsia="微软雅黑" w:cs="微软雅黑"/>
-                                <w:i w:val="0"/>
-                                <w:iCs w:val="0"/>
-                                <w:caps w:val="0"/>
-                                <w:color w:val="333333"/>
-                                <w:spacing w:val="0"/>
-                                <w:sz w:val="21"/>
-                                <w:szCs w:val="21"/>
-                                <w:lang w:val="en-US" w:eastAsia="zh-CN"/>
-                              </w:rPr>
-                            </w:pPr>
-                          </w:p>
-                          <w:p>
-                            <w:pPr>
-                              <w:pStyle w:val="2"/>
-                              <w:keepNext w:val="0"/>
-                              <w:keepLines w:val="0"/>
-                              <w:widowControl/>
-                              <w:suppressLineNumbers w:val="0"/>
-                              <w:pBdr>
-                                <w:top w:val="none" w:color="auto" w:sz="0" w:space="0"/>
-                                <w:left w:val="none" w:color="auto" w:sz="0" w:space="0"/>
-                                <w:bottom w:val="none" w:color="auto" w:sz="0" w:space="0"/>
-                                <w:right w:val="none" w:color="auto" w:sz="0" w:space="0"/>
-                              </w:pBdr>
-                              <w:spacing w:before="0" w:beforeAutospacing="0" w:after="0" w:afterAutospacing="0" w:line="240" w:lineRule="atLeast"/>
-                              <w:ind w:left="0" w:right="0"/>
-                              <w:jc w:val="left"/>
-                              <w:rPr>
-                                <w:rFonts w:hint="default" w:ascii="微软雅黑" w:hAnsi="微软雅黑" w:eastAsia="微软雅黑" w:cs="微软雅黑"/>
-                                <w:b w:val="0"/>
-                                <w:bCs w:val="0"/>
-                                <w:sz w:val="21"/>
-                                <w:szCs w:val="21"/>
-                                <w:lang w:val="en-US" w:eastAsia="zh-CN"/>
-                              </w:rPr>
-                            </w:pPr>
-                            <w:r>
-                              <w:rPr>
-                                <w:rStyle w:val="9"/>
-                                <w:rFonts w:hint="eastAsia" w:ascii="微软雅黑" w:hAnsi="微软雅黑" w:eastAsia="微软雅黑" w:cs="微软雅黑"/>
-                                <w:b w:val="0"/>
-                                <w:bCs w:val="0"/>
-                                <w:kern w:val="0"/>
-                                <w:sz w:val="21"/>
-                                <w:szCs w:val="21"/>
-                                <w:lang w:val="en-US" w:eastAsia="zh-CN" w:bidi="ar"/>
-                              </w:rPr>
-                              <w:t xml:space="preserve">2025.12 - 2026.2      </w:t>
-                            </w:r>
-                            <w:r>
-                              <w:rPr>
-                                <w:rFonts w:hint="eastAsia" w:ascii="微软雅黑" w:hAnsi="微软雅黑" w:eastAsia="微软雅黑" w:cs="微软雅黑"/>
-                                <w:b w:val="0"/>
-                                <w:bCs w:val="0"/>
-                                <w:sz w:val="21"/>
-                                <w:szCs w:val="21"/>
-                              </w:rPr>
-                              <w:t>基于 FreeRTOS 的 ESP32 双电机 FOC 磁场定向控制原型开发</w:t>
-                            </w:r>
-                            <w:r>
-                              <w:rPr>
-                                <w:rFonts w:hint="eastAsia" w:ascii="微软雅黑" w:hAnsi="微软雅黑" w:eastAsia="微软雅黑" w:cs="微软雅黑"/>
-                                <w:b w:val="0"/>
-                                <w:bCs w:val="0"/>
-                                <w:sz w:val="21"/>
-                                <w:szCs w:val="21"/>
-                                <w:lang w:val="en-US" w:eastAsia="zh-CN"/>
-                              </w:rPr>
-                              <w:t xml:space="preserve">        独立开发</w:t>
-                            </w:r>
-                          </w:p>
-                          <w:p>
-                            <w:pPr>
-                              <w:pStyle w:val="3"/>
-                              <w:keepNext w:val="0"/>
-                              <w:keepLines w:val="0"/>
-                              <w:widowControl/>
-                              <w:suppressLineNumbers w:val="0"/>
-                              <w:pBdr>
-                                <w:top w:val="none" w:color="auto" w:sz="0" w:space="0"/>
-                                <w:left w:val="none" w:color="auto" w:sz="0" w:space="0"/>
-                                <w:bottom w:val="none" w:color="auto" w:sz="0" w:space="0"/>
-                                <w:right w:val="none" w:color="auto" w:sz="0" w:space="0"/>
-                              </w:pBdr>
-                              <w:spacing w:before="0" w:beforeAutospacing="0" w:after="0" w:afterAutospacing="0" w:line="240" w:lineRule="atLeast"/>
-                              <w:ind w:left="0" w:right="0"/>
-                              <w:jc w:val="left"/>
-                              <w:rPr>
-                                <w:rFonts w:hint="eastAsia" w:ascii="微软雅黑" w:hAnsi="微软雅黑" w:eastAsia="微软雅黑" w:cs="微软雅黑"/>
-                                <w:sz w:val="21"/>
-                                <w:szCs w:val="21"/>
-                              </w:rPr>
-                            </w:pPr>
-                            <w:r>
-                              <w:rPr>
-                                <w:rFonts w:hint="eastAsia" w:ascii="微软雅黑" w:hAnsi="微软雅黑" w:eastAsia="微软雅黑" w:cs="微软雅黑"/>
-                                <w:sz w:val="21"/>
-                                <w:szCs w:val="21"/>
-                              </w:rPr>
-                              <w:t>项目描述</w:t>
-                            </w:r>
-                          </w:p>
-                          <w:p>
-                            <w:pPr>
-                              <w:pStyle w:val="3"/>
-                              <w:keepNext w:val="0"/>
-                              <w:keepLines w:val="0"/>
-                              <w:widowControl/>
-                              <w:suppressLineNumbers w:val="0"/>
-                              <w:pBdr>
-                                <w:top w:val="none" w:color="auto" w:sz="0" w:space="0"/>
-                                <w:left w:val="none" w:color="auto" w:sz="0" w:space="0"/>
-                                <w:bottom w:val="none" w:color="auto" w:sz="0" w:space="0"/>
-                                <w:right w:val="none" w:color="auto" w:sz="0" w:space="0"/>
-                              </w:pBdr>
-                              <w:spacing w:before="0" w:beforeAutospacing="0" w:after="0" w:afterAutospacing="0" w:line="240" w:lineRule="atLeast"/>
-                              <w:ind w:left="0" w:right="0"/>
-                              <w:jc w:val="left"/>
-                              <w:rPr>
-                                <w:rFonts w:hint="eastAsia" w:ascii="微软雅黑" w:hAnsi="微软雅黑" w:eastAsia="微软雅黑" w:cs="微软雅黑"/>
-                                <w:b w:val="0"/>
-                                <w:bCs w:val="0"/>
-                                <w:sz w:val="21"/>
-                                <w:szCs w:val="21"/>
-                              </w:rPr>
-                            </w:pPr>
-                            <w:r>
-                              <w:rPr>
-                                <w:rFonts w:hint="eastAsia" w:ascii="微软雅黑" w:hAnsi="微软雅黑" w:eastAsia="微软雅黑" w:cs="微软雅黑"/>
-                                <w:b w:val="0"/>
-                                <w:bCs w:val="0"/>
-                                <w:sz w:val="21"/>
-                                <w:szCs w:val="21"/>
-                              </w:rPr>
-                              <w:t xml:space="preserve">基于 ESP32 双核微控制器与 </w:t>
-                            </w:r>
-                            <w:r>
-                              <w:rPr>
-                                <w:rFonts w:hint="eastAsia" w:ascii="微软雅黑" w:hAnsi="微软雅黑" w:eastAsia="微软雅黑" w:cs="微软雅黑"/>
-                                <w:b/>
-                                <w:bCs/>
-                                <w:sz w:val="21"/>
-                                <w:szCs w:val="21"/>
-                              </w:rPr>
-                              <w:t>FreeRTOS</w:t>
-                            </w:r>
-                            <w:r>
-                              <w:rPr>
-                                <w:rFonts w:hint="eastAsia" w:ascii="微软雅黑" w:hAnsi="微软雅黑" w:eastAsia="微软雅黑" w:cs="微软雅黑"/>
-                                <w:b w:val="0"/>
-                                <w:bCs w:val="0"/>
-                                <w:sz w:val="21"/>
-                                <w:szCs w:val="21"/>
-                              </w:rPr>
-                              <w:t xml:space="preserve"> 实时操作系统，完成</w:t>
-                            </w:r>
-                            <w:r>
-                              <w:rPr>
-                                <w:rFonts w:hint="eastAsia" w:ascii="微软雅黑" w:hAnsi="微软雅黑" w:eastAsia="微软雅黑" w:cs="微软雅黑"/>
-                                <w:b/>
-                                <w:bCs/>
-                                <w:sz w:val="21"/>
-                                <w:szCs w:val="21"/>
-                              </w:rPr>
-                              <w:t>FOC 控制链路实现</w:t>
-                            </w:r>
-                            <w:r>
-                              <w:rPr>
-                                <w:rFonts w:hint="eastAsia" w:ascii="微软雅黑" w:hAnsi="微软雅黑" w:eastAsia="微软雅黑" w:cs="微软雅黑"/>
-                                <w:b w:val="0"/>
-                                <w:bCs w:val="0"/>
-                                <w:sz w:val="21"/>
-                                <w:szCs w:val="21"/>
-                              </w:rPr>
-                              <w:t>、</w:t>
-                            </w:r>
-                            <w:r>
-                              <w:rPr>
-                                <w:rFonts w:hint="eastAsia" w:ascii="微软雅黑" w:hAnsi="微软雅黑" w:eastAsia="微软雅黑" w:cs="微软雅黑"/>
-                                <w:b/>
-                                <w:bCs/>
-                                <w:sz w:val="21"/>
-                                <w:szCs w:val="21"/>
-                              </w:rPr>
-                              <w:t>多任务控制架构设计</w:t>
-                            </w:r>
-                            <w:r>
-                              <w:rPr>
-                                <w:rFonts w:hint="eastAsia" w:ascii="微软雅黑" w:hAnsi="微软雅黑" w:eastAsia="微软雅黑" w:cs="微软雅黑"/>
-                                <w:b w:val="0"/>
-                                <w:bCs w:val="0"/>
-                                <w:sz w:val="21"/>
-                                <w:szCs w:val="21"/>
-                              </w:rPr>
-                              <w:t>与</w:t>
-                            </w:r>
-                            <w:r>
-                              <w:rPr>
-                                <w:rFonts w:hint="eastAsia" w:ascii="微软雅黑" w:hAnsi="微软雅黑" w:eastAsia="微软雅黑" w:cs="微软雅黑"/>
-                                <w:b/>
-                                <w:bCs/>
-                                <w:sz w:val="21"/>
-                                <w:szCs w:val="21"/>
-                              </w:rPr>
-                              <w:t>硬件驱动开发</w:t>
-                            </w:r>
-                            <w:r>
-                              <w:rPr>
-                                <w:rFonts w:hint="eastAsia" w:ascii="微软雅黑" w:hAnsi="微软雅黑" w:eastAsia="微软雅黑" w:cs="微软雅黑"/>
-                                <w:b w:val="0"/>
-                                <w:bCs w:val="0"/>
-                                <w:sz w:val="21"/>
-                                <w:szCs w:val="21"/>
-                              </w:rPr>
-                              <w:t xml:space="preserve">，解决单循环架构下双电机控制实时性冲突与周期抖动问题；针对智能旋钮、力反馈控制器场景，实现 </w:t>
-                            </w:r>
-                            <w:r>
-                              <w:rPr>
-                                <w:rFonts w:hint="eastAsia" w:ascii="微软雅黑" w:hAnsi="微软雅黑" w:eastAsia="微软雅黑" w:cs="微软雅黑"/>
-                                <w:b/>
-                                <w:bCs/>
-                                <w:sz w:val="21"/>
-                                <w:szCs w:val="21"/>
-                              </w:rPr>
-                              <w:t>8种可配置触觉反馈模式</w:t>
-                            </w:r>
-                            <w:r>
-                              <w:rPr>
-                                <w:rFonts w:hint="eastAsia" w:ascii="微软雅黑" w:hAnsi="微软雅黑" w:eastAsia="微软雅黑" w:cs="微软雅黑"/>
-                                <w:b w:val="0"/>
-                                <w:bCs w:val="0"/>
-                                <w:sz w:val="21"/>
-                                <w:szCs w:val="21"/>
-                              </w:rPr>
-                              <w:t>，形成完整嵌入式验证方案。。</w:t>
-                            </w:r>
-                          </w:p>
-                          <w:p>
-                            <w:pPr>
-                              <w:pStyle w:val="3"/>
-                              <w:keepNext w:val="0"/>
-                              <w:keepLines w:val="0"/>
-                              <w:widowControl/>
-                              <w:suppressLineNumbers w:val="0"/>
-                              <w:pBdr>
-                                <w:top w:val="none" w:color="auto" w:sz="0" w:space="0"/>
-                                <w:left w:val="none" w:color="auto" w:sz="0" w:space="0"/>
-                                <w:bottom w:val="none" w:color="auto" w:sz="0" w:space="0"/>
-                                <w:right w:val="none" w:color="auto" w:sz="0" w:space="0"/>
-                              </w:pBdr>
-                              <w:spacing w:before="0" w:beforeAutospacing="0" w:after="0" w:afterAutospacing="0" w:line="240" w:lineRule="atLeast"/>
-                              <w:ind w:left="0" w:right="0"/>
-                              <w:jc w:val="left"/>
-                              <w:rPr>
-                                <w:rFonts w:hint="eastAsia" w:ascii="微软雅黑" w:hAnsi="微软雅黑" w:eastAsia="微软雅黑" w:cs="微软雅黑"/>
-                                <w:sz w:val="21"/>
-                                <w:szCs w:val="21"/>
-                              </w:rPr>
-                            </w:pPr>
-                            <w:r>
-                              <w:rPr>
-                                <w:rFonts w:hint="eastAsia" w:ascii="微软雅黑" w:hAnsi="微软雅黑" w:eastAsia="微软雅黑" w:cs="微软雅黑"/>
-                                <w:sz w:val="21"/>
-                                <w:szCs w:val="21"/>
-                              </w:rPr>
-                              <w:t>项目成果</w:t>
-                            </w:r>
-                          </w:p>
-                          <w:p>
-                            <w:pPr>
-                              <w:keepNext w:val="0"/>
-                              <w:keepLines w:val="0"/>
-                              <w:widowControl/>
-                              <w:numPr>
-                                <w:ilvl w:val="0"/>
-                                <w:numId w:val="0"/>
-                              </w:numPr>
-                              <w:suppressLineNumbers w:val="0"/>
-                              <w:pBdr>
-                                <w:top w:val="none" w:color="auto" w:sz="0" w:space="0"/>
-                                <w:left w:val="none" w:color="auto" w:sz="0" w:space="0"/>
-                                <w:bottom w:val="none" w:color="auto" w:sz="0" w:space="0"/>
-                                <w:right w:val="none" w:color="auto" w:sz="0" w:space="0"/>
-                              </w:pBdr>
-                              <w:spacing w:before="0" w:beforeAutospacing="0" w:after="0" w:afterAutospacing="0" w:line="240" w:lineRule="atLeast"/>
-                              <w:ind w:leftChars="0" w:right="0" w:rightChars="0"/>
-                              <w:jc w:val="left"/>
-                              <w:rPr>
-                                <w:rFonts w:hint="eastAsia" w:ascii="微软雅黑" w:hAnsi="微软雅黑" w:eastAsia="微软雅黑" w:cs="微软雅黑"/>
-                                <w:sz w:val="21"/>
-                                <w:szCs w:val="21"/>
-                              </w:rPr>
-                            </w:pPr>
-                            <w:r>
-                              <w:rPr>
-                                <w:rFonts w:hint="eastAsia" w:ascii="微软雅黑" w:hAnsi="微软雅黑" w:eastAsia="微软雅黑" w:cs="微软雅黑"/>
-                                <w:sz w:val="21"/>
-                                <w:szCs w:val="21"/>
-                              </w:rPr>
-                              <w:t>落地 8 种可配置触觉反馈模式，</w:t>
-                            </w:r>
-                            <w:r>
-                              <w:rPr>
-                                <w:rFonts w:hint="eastAsia" w:ascii="微软雅黑" w:hAnsi="微软雅黑" w:eastAsia="微软雅黑" w:cs="微软雅黑"/>
-                                <w:sz w:val="21"/>
-                                <w:szCs w:val="21"/>
-                                <w:lang w:val="en-US" w:eastAsia="zh-CN"/>
-                              </w:rPr>
-                              <w:t>可通过</w:t>
-                            </w:r>
-                            <w:r>
-                              <w:rPr>
-                                <w:rFonts w:hint="eastAsia" w:ascii="微软雅黑" w:hAnsi="微软雅黑" w:eastAsia="微软雅黑" w:cs="微软雅黑"/>
-                                <w:b/>
-                                <w:bCs/>
-                                <w:sz w:val="21"/>
-                                <w:szCs w:val="21"/>
-                                <w:lang w:val="en-US" w:eastAsia="zh-CN"/>
-                              </w:rPr>
-                              <w:t>串口切换</w:t>
-                            </w:r>
-                            <w:r>
-                              <w:rPr>
-                                <w:rFonts w:hint="eastAsia" w:ascii="微软雅黑" w:hAnsi="微软雅黑" w:eastAsia="微软雅黑" w:cs="微软雅黑"/>
-                                <w:sz w:val="21"/>
-                                <w:szCs w:val="21"/>
-                                <w:lang w:val="en-US" w:eastAsia="zh-CN"/>
-                              </w:rPr>
-                              <w:t>，</w:t>
-                            </w:r>
-                            <w:r>
-                              <w:rPr>
-                                <w:rFonts w:hint="eastAsia" w:ascii="微软雅黑" w:hAnsi="微软雅黑" w:eastAsia="微软雅黑" w:cs="微软雅黑"/>
-                                <w:sz w:val="21"/>
-                                <w:szCs w:val="21"/>
-                              </w:rPr>
-                              <w:t>完成实验室场景全功能验证，在线调参功能使调试</w:t>
-                            </w:r>
-                            <w:r>
-                              <w:rPr>
-                                <w:rFonts w:hint="eastAsia" w:ascii="微软雅黑" w:hAnsi="微软雅黑" w:eastAsia="微软雅黑" w:cs="微软雅黑"/>
-                                <w:b/>
-                                <w:bCs/>
-                                <w:sz w:val="21"/>
-                                <w:szCs w:val="21"/>
-                              </w:rPr>
-                              <w:t>效</w:t>
-                            </w:r>
-                          </w:p>
-                          <w:p>
-                            <w:pPr>
-                              <w:keepNext w:val="0"/>
-                              <w:keepLines w:val="0"/>
-                              <w:widowControl/>
-                              <w:numPr>
-                                <w:ilvl w:val="0"/>
-                                <w:numId w:val="0"/>
-                              </w:numPr>
-                              <w:suppressLineNumbers w:val="0"/>
-                              <w:pBdr>
-                                <w:top w:val="none" w:color="auto" w:sz="0" w:space="0"/>
-                                <w:left w:val="none" w:color="auto" w:sz="0" w:space="0"/>
-                                <w:bottom w:val="none" w:color="auto" w:sz="0" w:space="0"/>
-                                <w:right w:val="none" w:color="auto" w:sz="0" w:space="0"/>
-                              </w:pBdr>
-                              <w:spacing w:before="0" w:beforeAutospacing="0" w:after="0" w:afterAutospacing="0" w:line="240" w:lineRule="atLeast"/>
-                              <w:ind w:leftChars="0" w:right="0" w:rightChars="0"/>
-                              <w:jc w:val="left"/>
-                              <w:rPr>
-                                <w:rFonts w:hint="eastAsia" w:ascii="微软雅黑" w:hAnsi="微软雅黑" w:eastAsia="微软雅黑" w:cs="微软雅黑"/>
-                                <w:b/>
-                                <w:bCs/>
-                                <w:sz w:val="21"/>
-                                <w:szCs w:val="21"/>
-                                <w:lang w:eastAsia="zh-CN"/>
-                              </w:rPr>
-                            </w:pPr>
-                            <w:r>
-                              <w:rPr>
-                                <w:rFonts w:hint="eastAsia" w:ascii="微软雅黑" w:hAnsi="微软雅黑" w:eastAsia="微软雅黑" w:cs="微软雅黑"/>
-                                <w:b/>
-                                <w:bCs/>
-                                <w:sz w:val="21"/>
-                                <w:szCs w:val="21"/>
-                              </w:rPr>
-                              <w:t xml:space="preserve">率提升 60% </w:t>
-                            </w:r>
-                            <w:r>
-                              <w:rPr>
-                                <w:rFonts w:hint="eastAsia" w:ascii="微软雅黑" w:hAnsi="微软雅黑" w:eastAsia="微软雅黑" w:cs="微软雅黑"/>
-                                <w:b/>
-                                <w:bCs/>
-                                <w:sz w:val="21"/>
-                                <w:szCs w:val="21"/>
-                                <w:lang w:eastAsia="zh-CN"/>
-                              </w:rPr>
-                              <w:t>。</w:t>
-                            </w:r>
-                          </w:p>
-                          <w:p>
-                            <w:pPr>
-                              <w:keepNext w:val="0"/>
-                              <w:keepLines w:val="0"/>
-                              <w:widowControl/>
-                              <w:numPr>
-                                <w:ilvl w:val="0"/>
-                                <w:numId w:val="0"/>
-                              </w:numPr>
-                              <w:suppressLineNumbers w:val="0"/>
-                              <w:pBdr>
-                                <w:top w:val="none" w:color="auto" w:sz="0" w:space="0"/>
-                                <w:left w:val="none" w:color="auto" w:sz="0" w:space="0"/>
-                                <w:bottom w:val="none" w:color="auto" w:sz="0" w:space="0"/>
-                                <w:right w:val="none" w:color="auto" w:sz="0" w:space="0"/>
-                              </w:pBdr>
-                              <w:spacing w:before="0" w:beforeAutospacing="0" w:after="0" w:afterAutospacing="0" w:line="240" w:lineRule="atLeast"/>
-                              <w:ind w:leftChars="0" w:right="0" w:rightChars="0"/>
-                              <w:jc w:val="left"/>
-                              <w:rPr>
-                                <w:rFonts w:hint="eastAsia" w:ascii="微软雅黑" w:hAnsi="微软雅黑" w:eastAsia="微软雅黑" w:cs="微软雅黑"/>
-                                <w:b/>
-                                <w:bCs/>
-                                <w:sz w:val="21"/>
-                                <w:szCs w:val="21"/>
-                                <w:lang w:eastAsia="zh-CN"/>
-                              </w:rPr>
-                            </w:pPr>
-                          </w:p>
-                          <w:p>
-                            <w:pPr>
-                              <w:keepNext w:val="0"/>
-                              <w:keepLines w:val="0"/>
-                              <w:widowControl/>
-                              <w:suppressLineNumbers w:val="0"/>
-                              <w:jc w:val="left"/>
-                              <w:rPr>
-                                <w:rFonts w:hint="eastAsia" w:ascii="微软雅黑" w:hAnsi="微软雅黑" w:eastAsia="微软雅黑"/>
-                                <w:b w:val="0"/>
-                                <w:bCs w:val="0"/>
-                                <w:color w:val="auto"/>
-                                <w:sz w:val="18"/>
-                                <w:szCs w:val="18"/>
-                                <w:lang w:val="en-US" w:eastAsia="zh-CN"/>
-                              </w:rPr>
-                            </w:pPr>
-                            <w:r>
-                              <w:rPr>
-                                <w:rFonts w:hint="eastAsia" w:ascii="微软雅黑" w:hAnsi="微软雅黑" w:eastAsia="微软雅黑" w:cs="微软雅黑"/>
-                                <w:sz w:val="21"/>
-                                <w:szCs w:val="21"/>
-                              </w:rPr>
-                              <w:t xml:space="preserve">实现 </w:t>
-                            </w:r>
-                            <w:r>
-                              <w:rPr>
-                                <w:rFonts w:hint="eastAsia" w:ascii="微软雅黑" w:hAnsi="微软雅黑" w:eastAsia="微软雅黑" w:cs="微软雅黑"/>
-                                <w:b/>
-                                <w:bCs/>
-                                <w:sz w:val="21"/>
-                                <w:szCs w:val="21"/>
-                              </w:rPr>
-                              <w:t>Clark/Park 坐标变换</w:t>
-                            </w:r>
-                            <w:r>
-                              <w:rPr>
-                                <w:rFonts w:hint="eastAsia" w:ascii="微软雅黑" w:hAnsi="微软雅黑" w:eastAsia="微软雅黑" w:cs="微软雅黑"/>
-                                <w:sz w:val="21"/>
-                                <w:szCs w:val="21"/>
-                              </w:rPr>
-                              <w:t>与</w:t>
-                            </w:r>
-                            <w:r>
-                              <w:rPr>
-                                <w:rFonts w:hint="eastAsia" w:ascii="微软雅黑" w:hAnsi="微软雅黑" w:eastAsia="微软雅黑" w:cs="微软雅黑"/>
-                                <w:b/>
-                                <w:bCs/>
-                                <w:sz w:val="21"/>
-                                <w:szCs w:val="21"/>
-                              </w:rPr>
-                              <w:t xml:space="preserve"> SVPWM 调制</w:t>
-                            </w:r>
-                            <w:r>
-                              <w:rPr>
-                                <w:rFonts w:hint="eastAsia" w:ascii="微软雅黑" w:hAnsi="微软雅黑" w:eastAsia="微软雅黑" w:cs="微软雅黑"/>
-                                <w:sz w:val="21"/>
-                                <w:szCs w:val="21"/>
-                              </w:rPr>
-                              <w:t>，搭建力矩/速度/位置</w:t>
-                            </w:r>
-                            <w:r>
-                              <w:rPr>
-                                <w:rFonts w:hint="eastAsia" w:ascii="微软雅黑" w:hAnsi="微软雅黑" w:eastAsia="微软雅黑" w:cs="微软雅黑"/>
-                                <w:b/>
-                                <w:bCs/>
-                                <w:sz w:val="21"/>
-                                <w:szCs w:val="21"/>
-                              </w:rPr>
-                              <w:t>三闭环串级 PID</w:t>
-                            </w:r>
-                            <w:r>
-                              <w:rPr>
-                                <w:rFonts w:hint="eastAsia" w:ascii="微软雅黑" w:hAnsi="微软雅黑" w:eastAsia="微软雅黑" w:cs="微软雅黑"/>
-                                <w:sz w:val="21"/>
-                                <w:szCs w:val="21"/>
-                              </w:rPr>
-                              <w:t>控制架构，支持控制模式灵活切换</w:t>
-                            </w:r>
-                          </w:p>
-                          <w:p>
-                            <w:pPr>
-                              <w:keepNext w:val="0"/>
-                              <w:keepLines w:val="0"/>
-                              <w:widowControl/>
-                              <w:suppressLineNumbers w:val="0"/>
-                              <w:jc w:val="left"/>
-                              <w:rPr>
-                                <w:rFonts w:hint="eastAsia" w:ascii="微软雅黑" w:hAnsi="微软雅黑" w:eastAsia="微软雅黑"/>
-                                <w:b w:val="0"/>
-                                <w:bCs w:val="0"/>
-                                <w:color w:val="auto"/>
-                                <w:sz w:val="18"/>
-                                <w:szCs w:val="18"/>
-                                <w:lang w:val="en-US" w:eastAsia="zh-CN"/>
-                              </w:rPr>
-                            </w:pPr>
-                          </w:p>
-                          <w:p>
-                            <w:pPr>
-                              <w:keepNext w:val="0"/>
-                              <w:keepLines w:val="0"/>
-                              <w:widowControl/>
-                              <w:suppressLineNumbers w:val="0"/>
-                              <w:jc w:val="left"/>
-                              <w:rPr>
-                                <w:rFonts w:hint="eastAsia" w:ascii="微软雅黑" w:hAnsi="微软雅黑" w:eastAsia="微软雅黑"/>
-                                <w:b w:val="0"/>
-                                <w:bCs w:val="0"/>
-                                <w:color w:val="auto"/>
-                                <w:sz w:val="18"/>
-                                <w:szCs w:val="18"/>
-                                <w:lang w:val="en-US" w:eastAsia="zh-CN"/>
-                              </w:rPr>
-                            </w:pPr>
-                          </w:p>
-                          <w:p>
-                            <w:pPr>
-                              <w:keepNext w:val="0"/>
-                              <w:keepLines w:val="0"/>
-                              <w:widowControl/>
-                              <w:suppressLineNumbers w:val="0"/>
-                              <w:jc w:val="left"/>
-                              <w:rPr>
-                                <w:rFonts w:hint="eastAsia" w:ascii="微软雅黑" w:hAnsi="微软雅黑" w:eastAsia="微软雅黑"/>
-                                <w:b w:val="0"/>
-                                <w:bCs w:val="0"/>
-                                <w:color w:val="auto"/>
-                                <w:sz w:val="18"/>
-                                <w:szCs w:val="18"/>
-                                <w:lang w:val="en-US" w:eastAsia="zh-CN"/>
-                              </w:rPr>
-                            </w:pPr>
-                          </w:p>
-                          <w:p>
-                            <w:pPr>
-                              <w:keepNext w:val="0"/>
-                              <w:keepLines w:val="0"/>
-                              <w:widowControl/>
-                              <w:suppressLineNumbers w:val="0"/>
-                              <w:jc w:val="left"/>
-                              <w:rPr>
-                                <w:rFonts w:hint="eastAsia" w:ascii="微软雅黑" w:hAnsi="微软雅黑" w:eastAsia="微软雅黑"/>
-                                <w:b w:val="0"/>
-                                <w:bCs w:val="0"/>
-                                <w:color w:val="auto"/>
-                                <w:sz w:val="18"/>
-                                <w:szCs w:val="18"/>
-                                <w:lang w:val="en-US" w:eastAsia="zh-CN"/>
-                              </w:rPr>
-                            </w:pPr>
-                          </w:p>
-                          <w:p>
-                            <w:pPr>
-                              <w:keepNext w:val="0"/>
-                              <w:keepLines w:val="0"/>
-                              <w:widowControl/>
-                              <w:suppressLineNumbers w:val="0"/>
-                              <w:jc w:val="left"/>
-                              <w:rPr>
-                                <w:rFonts w:hint="eastAsia" w:ascii="微软雅黑" w:hAnsi="微软雅黑" w:eastAsia="微软雅黑"/>
-                                <w:b w:val="0"/>
-                                <w:bCs w:val="0"/>
-                                <w:color w:val="auto"/>
-                                <w:sz w:val="18"/>
-                                <w:szCs w:val="18"/>
-                                <w:lang w:val="en-US" w:eastAsia="zh-CN"/>
-                              </w:rPr>
-                            </w:pPr>
-                          </w:p>
-                          <w:p>
-                            <w:pPr>
-                              <w:keepNext w:val="0"/>
-                              <w:keepLines w:val="0"/>
-                              <w:widowControl/>
-                              <w:suppressLineNumbers w:val="0"/>
-                              <w:jc w:val="left"/>
-                              <w:rPr>
-                                <w:rFonts w:hint="eastAsia" w:ascii="微软雅黑" w:hAnsi="微软雅黑" w:eastAsia="微软雅黑"/>
-                                <w:b w:val="0"/>
-                                <w:bCs w:val="0"/>
-                                <w:color w:val="auto"/>
-                                <w:sz w:val="18"/>
-                                <w:szCs w:val="18"/>
-                                <w:lang w:val="en-US" w:eastAsia="zh-CN"/>
-                              </w:rPr>
-                            </w:pPr>
-                          </w:p>
-                          <w:p>
-                            <w:pPr>
-                              <w:adjustRightInd w:val="0"/>
-                              <w:snapToGrid w:val="0"/>
-                              <w:rPr>
-                                <w:rFonts w:hint="eastAsia" w:ascii="微软雅黑" w:hAnsi="微软雅黑" w:eastAsia="微软雅黑" w:cs="宋体"/>
-                                <w:color w:val="555555"/>
-                                <w:kern w:val="0"/>
-                                <w:sz w:val="18"/>
-                                <w:szCs w:val="18"/>
-                                <w:lang w:val="en-US" w:eastAsia="zh-CN"/>
-                              </w:rPr>
-                            </w:pPr>
-                          </w:p>
-                          <w:p>
-                            <w:pPr>
-                              <w:adjustRightInd w:val="0"/>
-                              <w:snapToGrid w:val="0"/>
-                              <w:rPr>
-                                <w:rFonts w:hint="eastAsia" w:ascii="微软雅黑" w:hAnsi="微软雅黑" w:eastAsia="微软雅黑" w:cs="宋体"/>
-                                <w:color w:val="555555"/>
-                                <w:kern w:val="0"/>
-                                <w:sz w:val="18"/>
-                                <w:szCs w:val="18"/>
-                                <w:lang w:val="en-US" w:eastAsia="zh-CN"/>
-                              </w:rPr>
-                            </w:pPr>
-                          </w:p>
-                          <w:p>
-                            <w:pPr>
-                              <w:adjustRightInd w:val="0"/>
-                              <w:snapToGrid w:val="0"/>
-                              <w:rPr>
-                                <w:rFonts w:hint="eastAsia" w:ascii="微软雅黑" w:hAnsi="微软雅黑" w:eastAsia="微软雅黑" w:cs="宋体"/>
-                                <w:color w:val="555555"/>
-                                <w:kern w:val="0"/>
-                                <w:sz w:val="18"/>
-                                <w:szCs w:val="18"/>
-                                <w:lang w:val="en-US" w:eastAsia="zh-CN"/>
-                              </w:rPr>
-                            </w:pPr>
-                          </w:p>
-                          <w:p>
-                            <w:pPr>
-                              <w:adjustRightInd w:val="0"/>
-                              <w:snapToGrid w:val="0"/>
-                              <w:rPr>
-                                <w:rFonts w:hint="default" w:ascii="微软雅黑" w:hAnsi="微软雅黑" w:eastAsia="微软雅黑" w:cs="宋体"/>
-                                <w:color w:val="555555"/>
-                                <w:kern w:val="0"/>
-                                <w:sz w:val="18"/>
-                                <w:szCs w:val="18"/>
-                                <w:lang w:val="en-US" w:eastAsia="zh-CN"/>
-                              </w:rPr>
-                            </w:pPr>
-                          </w:p>
-                        </w:txbxContent>
-                      </wps:txbx>
-                      <wps:bodyPr rot="0" vert="horz" wrap="square" lIns="91440" tIns="45720" rIns="91440" bIns="45720" anchor="ctr" anchorCtr="0">
-                        <a:noAutofit/>
-                      </wps:bodyPr>
-                    </wps:wsp>
-                  </a:graphicData>
-                </a:graphic>
-              </wp:anchor>
-            </w:drawing>
-          </mc:Choice>
-          <mc:Fallback>
-            <w:pict>
-              <v:shape id="文本框 2" o:spid="_x0000_s1026" o:spt="202" type="#_x0000_t202" style="position:absolute;left:0pt;margin-left:40.8pt;margin-top:39.15pt;height:293pt;width:515.6pt;mso-position-horizontal-relative:margin;mso-position-vertical-relative:page;z-index:-251623424;v-text-anchor:middle;mso-width-relative:page;mso-height-relative:page;" filled="f" stroked="f" coordsize="21600,21600" o:gfxdata="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">
-                <v:fill on="f" focussize="0,0"/>
-                <v:stroke on="f" miterlimit="8" joinstyle="miter"/>
-                <v:imagedata o:title=""/>
-                <o:lock v:ext="edit" aspectratio="f"/>
-                <v:textbox>
-                  <w:txbxContent>
-                    <w:p>
-                      <w:pPr>
-                        <w:pStyle w:val="6"/>
-                        <w:keepNext w:val="0"/>
-                        <w:keepLines w:val="0"/>
-                        <w:widowControl/>
-                        <w:numPr>
-                          <w:ilvl w:val="0"/>
-                          <w:numId w:val="0"/>
-                        </w:numPr>
-                        <w:suppressLineNumbers w:val="0"/>
-                        <w:spacing w:before="0" w:beforeAutospacing="1" w:after="0" w:afterAutospacing="1"/>
-                        <w:ind w:leftChars="0" w:right="0" w:rightChars="0"/>
-                        <w:rPr>
-                          <w:rFonts w:hint="eastAsia" w:ascii="微软雅黑" w:hAnsi="微软雅黑" w:eastAsia="微软雅黑" w:cs="微软雅黑"/>
-                          <w:i w:val="0"/>
-                          <w:iCs w:val="0"/>
-                          <w:caps w:val="0"/>
-                          <w:color w:val="333333"/>
-                          <w:spacing w:val="0"/>
-                          <w:sz w:val="21"/>
-                          <w:szCs w:val="21"/>
-                        </w:rPr>
-                      </w:pPr>
-                      <w:r>
-                        <w:rPr>
-                          <w:rFonts w:hint="eastAsia" w:ascii="微软雅黑" w:hAnsi="微软雅黑" w:eastAsia="微软雅黑" w:cs="微软雅黑"/>
-                          <w:b/>
-                          <w:bCs/>
-                          <w:i w:val="0"/>
-                          <w:iCs w:val="0"/>
-                          <w:caps w:val="0"/>
-                          <w:color w:val="333333"/>
-                          <w:spacing w:val="0"/>
-                          <w:sz w:val="21"/>
-                          <w:szCs w:val="21"/>
-                        </w:rPr>
-                        <w:t xml:space="preserve">LVGL </w:t>
-                      </w:r>
-                      <w:r>
-                        <w:rPr>
-                          <w:rFonts w:hint="eastAsia" w:ascii="微软雅黑" w:hAnsi="微软雅黑" w:eastAsia="微软雅黑" w:cs="微软雅黑"/>
-                          <w:i w:val="0"/>
-                          <w:iCs w:val="0"/>
-                          <w:caps w:val="0"/>
-                          <w:color w:val="333333"/>
-                          <w:spacing w:val="0"/>
-                          <w:sz w:val="21"/>
-                          <w:szCs w:val="21"/>
-                        </w:rPr>
-                        <w:t xml:space="preserve">仪表盘 UI </w:t>
-                      </w:r>
-                      <w:r>
-                        <w:rPr>
-                          <w:rFonts w:hint="eastAsia" w:ascii="微软雅黑" w:hAnsi="微软雅黑" w:eastAsia="微软雅黑" w:cs="微软雅黑"/>
-                          <w:b/>
-                          <w:bCs/>
-                          <w:i w:val="0"/>
-                          <w:iCs w:val="0"/>
-                          <w:caps w:val="0"/>
-                          <w:color w:val="333333"/>
-                          <w:spacing w:val="0"/>
-                          <w:sz w:val="21"/>
-                          <w:szCs w:val="21"/>
-                          <w:lang w:val="en-US" w:eastAsia="zh-CN"/>
-                        </w:rPr>
-                        <w:t>25</w:t>
-                      </w:r>
-                      <w:r>
-                        <w:rPr>
-                          <w:rFonts w:hint="eastAsia" w:ascii="微软雅黑" w:hAnsi="微软雅黑" w:eastAsia="微软雅黑" w:cs="微软雅黑"/>
-                          <w:b/>
-                          <w:bCs/>
-                          <w:i w:val="0"/>
-                          <w:iCs w:val="0"/>
-                          <w:caps w:val="0"/>
-                          <w:color w:val="333333"/>
-                          <w:spacing w:val="0"/>
-                          <w:sz w:val="21"/>
-                          <w:szCs w:val="21"/>
-                        </w:rPr>
-                        <w:t>ms/帧</w:t>
-                      </w:r>
-                      <w:r>
-                        <w:rPr>
-                          <w:rFonts w:hint="eastAsia" w:ascii="微软雅黑" w:hAnsi="微软雅黑" w:eastAsia="微软雅黑" w:cs="微软雅黑"/>
-                          <w:i w:val="0"/>
-                          <w:iCs w:val="0"/>
-                          <w:caps w:val="0"/>
-                          <w:color w:val="333333"/>
-                          <w:spacing w:val="0"/>
-                          <w:sz w:val="21"/>
-                          <w:szCs w:val="21"/>
-                        </w:rPr>
-                        <w:t>稳定刷新</w:t>
-                      </w:r>
-                    </w:p>
-                    <w:p>
-                      <w:pPr>
-                        <w:pStyle w:val="6"/>
-                        <w:keepNext w:val="0"/>
-                        <w:keepLines w:val="0"/>
-                        <w:widowControl/>
-                        <w:numPr>
-                          <w:ilvl w:val="0"/>
-                          <w:numId w:val="0"/>
-                        </w:numPr>
-                        <w:suppressLineNumbers w:val="0"/>
-                        <w:spacing w:before="0" w:beforeAutospacing="1" w:after="0" w:afterAutospacing="1"/>
-                        <w:ind w:leftChars="0" w:right="0" w:rightChars="0"/>
-                        <w:rPr>
-                          <w:rFonts w:hint="eastAsia" w:ascii="微软雅黑" w:hAnsi="微软雅黑" w:eastAsia="微软雅黑" w:cs="微软雅黑"/>
-                          <w:i w:val="0"/>
-                          <w:iCs w:val="0"/>
-                          <w:caps w:val="0"/>
-                          <w:color w:val="333333"/>
-                          <w:spacing w:val="0"/>
-                          <w:sz w:val="21"/>
-                          <w:szCs w:val="21"/>
-                          <w:lang w:val="en-US" w:eastAsia="zh-CN"/>
-                        </w:rPr>
-                      </w:pPr>
-                    </w:p>
-                    <w:p>
-                      <w:pPr>
-                        <w:pStyle w:val="2"/>
-                        <w:keepNext w:val="0"/>
-                        <w:keepLines w:val="0"/>
-                        <w:widowControl/>
-                        <w:suppressLineNumbers w:val="0"/>
-                        <w:pBdr>
-                          <w:top w:val="none" w:color="auto" w:sz="0" w:space="0"/>
-                          <w:left w:val="none" w:color="auto" w:sz="0" w:space="0"/>
-                          <w:bottom w:val="none" w:color="auto" w:sz="0" w:space="0"/>
-                          <w:right w:val="none" w:color="auto" w:sz="0" w:space="0"/>
-                        </w:pBdr>
-                        <w:spacing w:before="0" w:beforeAutospacing="0" w:after="0" w:afterAutospacing="0" w:line="240" w:lineRule="atLeast"/>
-                        <w:ind w:left="0" w:right="0"/>
-                        <w:jc w:val="left"/>
-                        <w:rPr>
-                          <w:rFonts w:hint="default" w:ascii="微软雅黑" w:hAnsi="微软雅黑" w:eastAsia="微软雅黑" w:cs="微软雅黑"/>
-                          <w:b w:val="0"/>
-                          <w:bCs w:val="0"/>
-                          <w:sz w:val="21"/>
-                          <w:szCs w:val="21"/>
-                          <w:lang w:val="en-US" w:eastAsia="zh-CN"/>
-                        </w:rPr>
-                      </w:pPr>
-                      <w:r>
-                        <w:rPr>
-                          <w:rStyle w:val="9"/>
-                          <w:rFonts w:hint="eastAsia" w:ascii="微软雅黑" w:hAnsi="微软雅黑" w:eastAsia="微软雅黑" w:cs="微软雅黑"/>
-                          <w:b w:val="0"/>
-                          <w:bCs w:val="0"/>
-                          <w:kern w:val="0"/>
-                          <w:sz w:val="21"/>
-                          <w:szCs w:val="21"/>
-                          <w:lang w:val="en-US" w:eastAsia="zh-CN" w:bidi="ar"/>
-                        </w:rPr>
-                        <w:t xml:space="preserve">2025.12 - 2026.2      </w:t>
-                      </w:r>
-                      <w:r>
-                        <w:rPr>
-                          <w:rFonts w:hint="eastAsia" w:ascii="微软雅黑" w:hAnsi="微软雅黑" w:eastAsia="微软雅黑" w:cs="微软雅黑"/>
-                          <w:b w:val="0"/>
-                          <w:bCs w:val="0"/>
-                          <w:sz w:val="21"/>
-                          <w:szCs w:val="21"/>
-                        </w:rPr>
-                        <w:t>基于 FreeRTOS 的 ESP32 双电机 FOC 磁场定向控制原型开发</w:t>
-                      </w:r>
-                      <w:r>
-                        <w:rPr>
-                          <w:rFonts w:hint="eastAsia" w:ascii="微软雅黑" w:hAnsi="微软雅黑" w:eastAsia="微软雅黑" w:cs="微软雅黑"/>
-                          <w:b w:val="0"/>
-                          <w:bCs w:val="0"/>
-                          <w:sz w:val="21"/>
-                          <w:szCs w:val="21"/>
-                          <w:lang w:val="en-US" w:eastAsia="zh-CN"/>
-                        </w:rPr>
-                        <w:t xml:space="preserve">        独立开发</w:t>
-                      </w:r>
-                    </w:p>
-                    <w:p>
-                      <w:pPr>
-                        <w:pStyle w:val="3"/>
-                        <w:keepNext w:val="0"/>
-                        <w:keepLines w:val="0"/>
-                        <w:widowControl/>
-                        <w:suppressLineNumbers w:val="0"/>
-                        <w:pBdr>
-                          <w:top w:val="none" w:color="auto" w:sz="0" w:space="0"/>
-                          <w:left w:val="none" w:color="auto" w:sz="0" w:space="0"/>
-                          <w:bottom w:val="none" w:color="auto" w:sz="0" w:space="0"/>
-                          <w:right w:val="none" w:color="auto" w:sz="0" w:space="0"/>
-                        </w:pBdr>
-                        <w:spacing w:before="0" w:beforeAutospacing="0" w:after="0" w:afterAutospacing="0" w:line="240" w:lineRule="atLeast"/>
-                        <w:ind w:left="0" w:right="0"/>
-                        <w:jc w:val="left"/>
-                        <w:rPr>
-                          <w:rFonts w:hint="eastAsia" w:ascii="微软雅黑" w:hAnsi="微软雅黑" w:eastAsia="微软雅黑" w:cs="微软雅黑"/>
-                          <w:sz w:val="21"/>
-                          <w:szCs w:val="21"/>
-                        </w:rPr>
-                      </w:pPr>
-                      <w:r>
-                        <w:rPr>
-                          <w:rFonts w:hint="eastAsia" w:ascii="微软雅黑" w:hAnsi="微软雅黑" w:eastAsia="微软雅黑" w:cs="微软雅黑"/>
-                          <w:sz w:val="21"/>
-                          <w:szCs w:val="21"/>
-                        </w:rPr>
-                        <w:t>项目描述</w:t>
-                      </w:r>
-                    </w:p>
-                    <w:p>
-                      <w:pPr>
-                        <w:pStyle w:val="3"/>
-                        <w:keepNext w:val="0"/>
-                        <w:keepLines w:val="0"/>
-                        <w:widowControl/>
-                        <w:suppressLineNumbers w:val="0"/>
-                        <w:pBdr>
-                          <w:top w:val="none" w:color="auto" w:sz="0" w:space="0"/>
-                          <w:left w:val="none" w:color="auto" w:sz="0" w:space="0"/>
-                          <w:bottom w:val="none" w:color="auto" w:sz="0" w:space="0"/>
-                          <w:right w:val="none" w:color="auto" w:sz="0" w:space="0"/>
-                        </w:pBdr>
-                        <w:spacing w:before="0" w:beforeAutospacing="0" w:after="0" w:afterAutospacing="0" w:line="240" w:lineRule="atLeast"/>
-                        <w:ind w:left="0" w:right="0"/>
-                        <w:jc w:val="left"/>
-                        <w:rPr>
-                          <w:rFonts w:hint="eastAsia" w:ascii="微软雅黑" w:hAnsi="微软雅黑" w:eastAsia="微软雅黑" w:cs="微软雅黑"/>
-                          <w:b w:val="0"/>
-                          <w:bCs w:val="0"/>
-                          <w:sz w:val="21"/>
-                          <w:szCs w:val="21"/>
-                        </w:rPr>
-                      </w:pPr>
-                      <w:r>
-                        <w:rPr>
-                          <w:rFonts w:hint="eastAsia" w:ascii="微软雅黑" w:hAnsi="微软雅黑" w:eastAsia="微软雅黑" w:cs="微软雅黑"/>
-                          <w:b w:val="0"/>
-                          <w:bCs w:val="0"/>
-                          <w:sz w:val="21"/>
-                          <w:szCs w:val="21"/>
-                        </w:rPr>
-                        <w:t xml:space="preserve">基于 ESP32 双核微控制器与 </w:t>
-                      </w:r>
-                      <w:r>
-                        <w:rPr>
-                          <w:rFonts w:hint="eastAsia" w:ascii="微软雅黑" w:hAnsi="微软雅黑" w:eastAsia="微软雅黑" w:cs="微软雅黑"/>
-                          <w:b/>
-                          <w:bCs/>
-                          <w:sz w:val="21"/>
-                          <w:szCs w:val="21"/>
-                        </w:rPr>
-                        <w:t>FreeRTOS</w:t>
-                      </w:r>
-                      <w:r>
-                        <w:rPr>
-                          <w:rFonts w:hint="eastAsia" w:ascii="微软雅黑" w:hAnsi="微软雅黑" w:eastAsia="微软雅黑" w:cs="微软雅黑"/>
-                          <w:b w:val="0"/>
-                          <w:bCs w:val="0"/>
-                          <w:sz w:val="21"/>
-                          <w:szCs w:val="21"/>
-                        </w:rPr>
-                        <w:t xml:space="preserve"> 实时操作系统，完成</w:t>
-                      </w:r>
-                      <w:r>
-                        <w:rPr>
-                          <w:rFonts w:hint="eastAsia" w:ascii="微软雅黑" w:hAnsi="微软雅黑" w:eastAsia="微软雅黑" w:cs="微软雅黑"/>
-                          <w:b/>
-                          <w:bCs/>
-                          <w:sz w:val="21"/>
-                          <w:szCs w:val="21"/>
-                        </w:rPr>
-                        <w:t>FOC 控制链路实现</w:t>
-                      </w:r>
-                      <w:r>
-                        <w:rPr>
-                          <w:rFonts w:hint="eastAsia" w:ascii="微软雅黑" w:hAnsi="微软雅黑" w:eastAsia="微软雅黑" w:cs="微软雅黑"/>
-                          <w:b w:val="0"/>
-                          <w:bCs w:val="0"/>
-                          <w:sz w:val="21"/>
-                          <w:szCs w:val="21"/>
-                        </w:rPr>
-                        <w:t>、</w:t>
-                      </w:r>
-                      <w:r>
-                        <w:rPr>
-                          <w:rFonts w:hint="eastAsia" w:ascii="微软雅黑" w:hAnsi="微软雅黑" w:eastAsia="微软雅黑" w:cs="微软雅黑"/>
-                          <w:b/>
-                          <w:bCs/>
-                          <w:sz w:val="21"/>
-                          <w:szCs w:val="21"/>
-                        </w:rPr>
-                        <w:t>多任务控制架构设计</w:t>
-                      </w:r>
-                      <w:r>
-                        <w:rPr>
-                          <w:rFonts w:hint="eastAsia" w:ascii="微软雅黑" w:hAnsi="微软雅黑" w:eastAsia="微软雅黑" w:cs="微软雅黑"/>
-                          <w:b w:val="0"/>
-                          <w:bCs w:val="0"/>
-                          <w:sz w:val="21"/>
-                          <w:szCs w:val="21"/>
-                        </w:rPr>
-                        <w:t>与</w:t>
-                      </w:r>
-                      <w:r>
-                        <w:rPr>
-                          <w:rFonts w:hint="eastAsia" w:ascii="微软雅黑" w:hAnsi="微软雅黑" w:eastAsia="微软雅黑" w:cs="微软雅黑"/>
-                          <w:b/>
-                          <w:bCs/>
-                          <w:sz w:val="21"/>
-                          <w:szCs w:val="21"/>
-                        </w:rPr>
-                        <w:t>硬件驱动开发</w:t>
-                      </w:r>
-                      <w:r>
-                        <w:rPr>
-                          <w:rFonts w:hint="eastAsia" w:ascii="微软雅黑" w:hAnsi="微软雅黑" w:eastAsia="微软雅黑" w:cs="微软雅黑"/>
-                          <w:b w:val="0"/>
-                          <w:bCs w:val="0"/>
-                          <w:sz w:val="21"/>
-                          <w:szCs w:val="21"/>
-                        </w:rPr>
-                        <w:t xml:space="preserve">，解决单循环架构下双电机控制实时性冲突与周期抖动问题；针对智能旋钮、力反馈控制器场景，实现 </w:t>
-                      </w:r>
-                      <w:r>
-                        <w:rPr>
-                          <w:rFonts w:hint="eastAsia" w:ascii="微软雅黑" w:hAnsi="微软雅黑" w:eastAsia="微软雅黑" w:cs="微软雅黑"/>
-                          <w:b/>
-                          <w:bCs/>
-                          <w:sz w:val="21"/>
-                          <w:szCs w:val="21"/>
-                        </w:rPr>
-                        <w:t>8种可配置触觉反馈模式</w:t>
-                      </w:r>
-                      <w:r>
-                        <w:rPr>
-                          <w:rFonts w:hint="eastAsia" w:ascii="微软雅黑" w:hAnsi="微软雅黑" w:eastAsia="微软雅黑" w:cs="微软雅黑"/>
-                          <w:b w:val="0"/>
-                          <w:bCs w:val="0"/>
-                          <w:sz w:val="21"/>
-                          <w:szCs w:val="21"/>
-                        </w:rPr>
-                        <w:t>，形成完整嵌入式验证方案。。</w:t>
-                      </w:r>
-                    </w:p>
-                    <w:p>
-                      <w:pPr>
-                        <w:pStyle w:val="3"/>
-                        <w:keepNext w:val="0"/>
-                        <w:keepLines w:val="0"/>
-                        <w:widowControl/>
-                        <w:suppressLineNumbers w:val="0"/>
-                        <w:pBdr>
-                          <w:top w:val="none" w:color="auto" w:sz="0" w:space="0"/>
-                          <w:left w:val="none" w:color="auto" w:sz="0" w:space="0"/>
-                          <w:bottom w:val="none" w:color="auto" w:sz="0" w:space="0"/>
-                          <w:right w:val="none" w:color="auto" w:sz="0" w:space="0"/>
-                        </w:pBdr>
-                        <w:spacing w:before="0" w:beforeAutospacing="0" w:after="0" w:afterAutospacing="0" w:line="240" w:lineRule="atLeast"/>
-                        <w:ind w:left="0" w:right="0"/>
-                        <w:jc w:val="left"/>
-                        <w:rPr>
-                          <w:rFonts w:hint="eastAsia" w:ascii="微软雅黑" w:hAnsi="微软雅黑" w:eastAsia="微软雅黑" w:cs="微软雅黑"/>
-                          <w:sz w:val="21"/>
-                          <w:szCs w:val="21"/>
-                        </w:rPr>
-                      </w:pPr>
-                      <w:r>
-                        <w:rPr>
-                          <w:rFonts w:hint="eastAsia" w:ascii="微软雅黑" w:hAnsi="微软雅黑" w:eastAsia="微软雅黑" w:cs="微软雅黑"/>
-                          <w:sz w:val="21"/>
-                          <w:szCs w:val="21"/>
-                        </w:rPr>
-                        <w:t>项目成果</w:t>
-                      </w:r>
-                    </w:p>
-                    <w:p>
-                      <w:pPr>
-                        <w:keepNext w:val="0"/>
-                        <w:keepLines w:val="0"/>
-                        <w:widowControl/>
-                        <w:numPr>
-                          <w:ilvl w:val="0"/>
-                          <w:numId w:val="0"/>
-                        </w:numPr>
-                        <w:suppressLineNumbers w:val="0"/>
-                        <w:pBdr>
-                          <w:top w:val="none" w:color="auto" w:sz="0" w:space="0"/>
-                          <w:left w:val="none" w:color="auto" w:sz="0" w:space="0"/>
-                          <w:bottom w:val="none" w:color="auto" w:sz="0" w:space="0"/>
-                          <w:right w:val="none" w:color="auto" w:sz="0" w:space="0"/>
-                        </w:pBdr>
-                        <w:spacing w:before="0" w:beforeAutospacing="0" w:after="0" w:afterAutospacing="0" w:line="240" w:lineRule="atLeast"/>
-                        <w:ind w:leftChars="0" w:right="0" w:rightChars="0"/>
-                        <w:jc w:val="left"/>
-                        <w:rPr>
-                          <w:rFonts w:hint="eastAsia" w:ascii="微软雅黑" w:hAnsi="微软雅黑" w:eastAsia="微软雅黑" w:cs="微软雅黑"/>
-                          <w:sz w:val="21"/>
-                          <w:szCs w:val="21"/>
-                        </w:rPr>
-                      </w:pPr>
-                      <w:r>
-                        <w:rPr>
-                          <w:rFonts w:hint="eastAsia" w:ascii="微软雅黑" w:hAnsi="微软雅黑" w:eastAsia="微软雅黑" w:cs="微软雅黑"/>
-                          <w:sz w:val="21"/>
-                          <w:szCs w:val="21"/>
-                        </w:rPr>
-                        <w:t>落地 8 种可配置触觉反馈模式，</w:t>
-                      </w:r>
-                      <w:r>
-                        <w:rPr>
-                          <w:rFonts w:hint="eastAsia" w:ascii="微软雅黑" w:hAnsi="微软雅黑" w:eastAsia="微软雅黑" w:cs="微软雅黑"/>
-                          <w:sz w:val="21"/>
-                          <w:szCs w:val="21"/>
-                          <w:lang w:val="en-US" w:eastAsia="zh-CN"/>
-                        </w:rPr>
-                        <w:t>可通过</w:t>
-                      </w:r>
-                      <w:r>
-                        <w:rPr>
-                          <w:rFonts w:hint="eastAsia" w:ascii="微软雅黑" w:hAnsi="微软雅黑" w:eastAsia="微软雅黑" w:cs="微软雅黑"/>
-                          <w:b/>
-                          <w:bCs/>
-                          <w:sz w:val="21"/>
-                          <w:szCs w:val="21"/>
-                          <w:lang w:val="en-US" w:eastAsia="zh-CN"/>
-                        </w:rPr>
-                        <w:t>串口切换</w:t>
-                      </w:r>
-                      <w:r>
-                        <w:rPr>
-                          <w:rFonts w:hint="eastAsia" w:ascii="微软雅黑" w:hAnsi="微软雅黑" w:eastAsia="微软雅黑" w:cs="微软雅黑"/>
-                          <w:sz w:val="21"/>
-                          <w:szCs w:val="21"/>
-                          <w:lang w:val="en-US" w:eastAsia="zh-CN"/>
-                        </w:rPr>
-                        <w:t>，</w:t>
-                      </w:r>
-                      <w:r>
-                        <w:rPr>
-                          <w:rFonts w:hint="eastAsia" w:ascii="微软雅黑" w:hAnsi="微软雅黑" w:eastAsia="微软雅黑" w:cs="微软雅黑"/>
-                          <w:sz w:val="21"/>
-                          <w:szCs w:val="21"/>
-                        </w:rPr>
-                        <w:t>完成实验室场景全功能验证，在线调参功能使调试</w:t>
-                      </w:r>
-                      <w:r>
-                        <w:rPr>
-                          <w:rFonts w:hint="eastAsia" w:ascii="微软雅黑" w:hAnsi="微软雅黑" w:eastAsia="微软雅黑" w:cs="微软雅黑"/>
-                          <w:b/>
-                          <w:bCs/>
-                          <w:sz w:val="21"/>
-                          <w:szCs w:val="21"/>
-                        </w:rPr>
-                        <w:t>效</w:t>
-                      </w:r>
-                    </w:p>
-                    <w:p>
-                      <w:pPr>
-                        <w:keepNext w:val="0"/>
-                        <w:keepLines w:val="0"/>
-                        <w:widowControl/>
-                        <w:numPr>
-                          <w:ilvl w:val="0"/>
-                          <w:numId w:val="0"/>
-                        </w:numPr>
-                        <w:suppressLineNumbers w:val="0"/>
-                        <w:pBdr>
-                          <w:top w:val="none" w:color="auto" w:sz="0" w:space="0"/>
-                          <w:left w:val="none" w:color="auto" w:sz="0" w:space="0"/>
-                          <w:bottom w:val="none" w:color="auto" w:sz="0" w:space="0"/>
-                          <w:right w:val="none" w:color="auto" w:sz="0" w:space="0"/>
-                        </w:pBdr>
-                        <w:spacing w:before="0" w:beforeAutospacing="0" w:after="0" w:afterAutospacing="0" w:line="240" w:lineRule="atLeast"/>
-                        <w:ind w:leftChars="0" w:right="0" w:rightChars="0"/>
-                        <w:jc w:val="left"/>
-                        <w:rPr>
-                          <w:rFonts w:hint="eastAsia" w:ascii="微软雅黑" w:hAnsi="微软雅黑" w:eastAsia="微软雅黑" w:cs="微软雅黑"/>
-                          <w:b/>
-                          <w:bCs/>
-                          <w:sz w:val="21"/>
-                          <w:szCs w:val="21"/>
-                          <w:lang w:eastAsia="zh-CN"/>
-                        </w:rPr>
-                      </w:pPr>
-                      <w:r>
-                        <w:rPr>
-                          <w:rFonts w:hint="eastAsia" w:ascii="微软雅黑" w:hAnsi="微软雅黑" w:eastAsia="微软雅黑" w:cs="微软雅黑"/>
-                          <w:b/>
-                          <w:bCs/>
-                          <w:sz w:val="21"/>
-                          <w:szCs w:val="21"/>
-                        </w:rPr>
-                        <w:t xml:space="preserve">率提升 60% </w:t>
-                      </w:r>
-                      <w:r>
-                        <w:rPr>
-                          <w:rFonts w:hint="eastAsia" w:ascii="微软雅黑" w:hAnsi="微软雅黑" w:eastAsia="微软雅黑" w:cs="微软雅黑"/>
-                          <w:b/>
-                          <w:bCs/>
-                          <w:sz w:val="21"/>
-                          <w:szCs w:val="21"/>
-                          <w:lang w:eastAsia="zh-CN"/>
-                        </w:rPr>
-                        <w:t>。</w:t>
-                      </w:r>
-                    </w:p>
-                    <w:p>
-                      <w:pPr>
-                        <w:keepNext w:val="0"/>
-                        <w:keepLines w:val="0"/>
-                        <w:widowControl/>
-                        <w:numPr>
-                          <w:ilvl w:val="0"/>
-                          <w:numId w:val="0"/>
-                        </w:numPr>
-                        <w:suppressLineNumbers w:val="0"/>
-                        <w:pBdr>
-                          <w:top w:val="none" w:color="auto" w:sz="0" w:space="0"/>
-                          <w:left w:val="none" w:color="auto" w:sz="0" w:space="0"/>
-                          <w:bottom w:val="none" w:color="auto" w:sz="0" w:space="0"/>
-                          <w:right w:val="none" w:color="auto" w:sz="0" w:space="0"/>
-                        </w:pBdr>
-                        <w:spacing w:before="0" w:beforeAutospacing="0" w:after="0" w:afterAutospacing="0" w:line="240" w:lineRule="atLeast"/>
-                        <w:ind w:leftChars="0" w:right="0" w:rightChars="0"/>
-                        <w:jc w:val="left"/>
-                        <w:rPr>
-                          <w:rFonts w:hint="eastAsia" w:ascii="微软雅黑" w:hAnsi="微软雅黑" w:eastAsia="微软雅黑" w:cs="微软雅黑"/>
-                          <w:b/>
-                          <w:bCs/>
-                          <w:sz w:val="21"/>
-                          <w:szCs w:val="21"/>
-                          <w:lang w:eastAsia="zh-CN"/>
-                        </w:rPr>
-                      </w:pPr>
-                    </w:p>
-                    <w:p>
-                      <w:pPr>
-                        <w:keepNext w:val="0"/>
-                        <w:keepLines w:val="0"/>
-                        <w:widowControl/>
-                        <w:suppressLineNumbers w:val="0"/>
-                        <w:jc w:val="left"/>
-                        <w:rPr>
-                          <w:rFonts w:hint="eastAsia" w:ascii="微软雅黑" w:hAnsi="微软雅黑" w:eastAsia="微软雅黑"/>
-                          <w:b w:val="0"/>
-                          <w:bCs w:val="0"/>
-                          <w:color w:val="auto"/>
-                          <w:sz w:val="18"/>
-                          <w:szCs w:val="18"/>
-                          <w:lang w:val="en-US" w:eastAsia="zh-CN"/>
-                        </w:rPr>
-                      </w:pPr>
-                      <w:r>
-                        <w:rPr>
-                          <w:rFonts w:hint="eastAsia" w:ascii="微软雅黑" w:hAnsi="微软雅黑" w:eastAsia="微软雅黑" w:cs="微软雅黑"/>
-                          <w:sz w:val="21"/>
-                          <w:szCs w:val="21"/>
-                        </w:rPr>
-                        <w:t xml:space="preserve">实现 </w:t>
-                      </w:r>
-                      <w:r>
-                        <w:rPr>
-                          <w:rFonts w:hint="eastAsia" w:ascii="微软雅黑" w:hAnsi="微软雅黑" w:eastAsia="微软雅黑" w:cs="微软雅黑"/>
-                          <w:b/>
-                          <w:bCs/>
-                          <w:sz w:val="21"/>
-                          <w:szCs w:val="21"/>
-                        </w:rPr>
-                        <w:t>Clark/Park 坐标变换</w:t>
-                      </w:r>
-                      <w:r>
-                        <w:rPr>
-                          <w:rFonts w:hint="eastAsia" w:ascii="微软雅黑" w:hAnsi="微软雅黑" w:eastAsia="微软雅黑" w:cs="微软雅黑"/>
-                          <w:sz w:val="21"/>
-                          <w:szCs w:val="21"/>
-                        </w:rPr>
-                        <w:t>与</w:t>
-                      </w:r>
-                      <w:r>
-                        <w:rPr>
-                          <w:rFonts w:hint="eastAsia" w:ascii="微软雅黑" w:hAnsi="微软雅黑" w:eastAsia="微软雅黑" w:cs="微软雅黑"/>
-                          <w:b/>
-                          <w:bCs/>
-                          <w:sz w:val="21"/>
-                          <w:szCs w:val="21"/>
-                        </w:rPr>
-                        <w:t xml:space="preserve"> SVPWM 调制</w:t>
-                      </w:r>
-                      <w:r>
-                        <w:rPr>
-                          <w:rFonts w:hint="eastAsia" w:ascii="微软雅黑" w:hAnsi="微软雅黑" w:eastAsia="微软雅黑" w:cs="微软雅黑"/>
-                          <w:sz w:val="21"/>
-                          <w:szCs w:val="21"/>
-                        </w:rPr>
-                        <w:t>，搭建力矩/速度/位置</w:t>
-                      </w:r>
-                      <w:r>
-                        <w:rPr>
-                          <w:rFonts w:hint="eastAsia" w:ascii="微软雅黑" w:hAnsi="微软雅黑" w:eastAsia="微软雅黑" w:cs="微软雅黑"/>
-                          <w:b/>
-                          <w:bCs/>
-                          <w:sz w:val="21"/>
-                          <w:szCs w:val="21"/>
-                        </w:rPr>
-                        <w:t>三闭环串级 PID</w:t>
-                      </w:r>
-                      <w:r>
-                        <w:rPr>
-                          <w:rFonts w:hint="eastAsia" w:ascii="微软雅黑" w:hAnsi="微软雅黑" w:eastAsia="微软雅黑" w:cs="微软雅黑"/>
-                          <w:sz w:val="21"/>
-                          <w:szCs w:val="21"/>
-                        </w:rPr>
-                        <w:t>控制架构，支持控制模式灵活切换</w:t>
-                      </w:r>
-                    </w:p>
-                    <w:p>
-                      <w:pPr>
-                        <w:keepNext w:val="0"/>
-                        <w:keepLines w:val="0"/>
-                        <w:widowControl/>
-                        <w:suppressLineNumbers w:val="0"/>
-                        <w:jc w:val="left"/>
-                        <w:rPr>
-                          <w:rFonts w:hint="eastAsia" w:ascii="微软雅黑" w:hAnsi="微软雅黑" w:eastAsia="微软雅黑"/>
-                          <w:b w:val="0"/>
-                          <w:bCs w:val="0"/>
-                          <w:color w:val="auto"/>
-                          <w:sz w:val="18"/>
-                          <w:szCs w:val="18"/>
-                          <w:lang w:val="en-US" w:eastAsia="zh-CN"/>
-                        </w:rPr>
-                      </w:pPr>
-                    </w:p>
-                    <w:p>
-                      <w:pPr>
-                        <w:keepNext w:val="0"/>
-                        <w:keepLines w:val="0"/>
-                        <w:widowControl/>
-                        <w:suppressLineNumbers w:val="0"/>
-                        <w:jc w:val="left"/>
-                        <w:rPr>
-                          <w:rFonts w:hint="eastAsia" w:ascii="微软雅黑" w:hAnsi="微软雅黑" w:eastAsia="微软雅黑"/>
-                          <w:b w:val="0"/>
-                          <w:bCs w:val="0"/>
-                          <w:color w:val="auto"/>
-                          <w:sz w:val="18"/>
-                          <w:szCs w:val="18"/>
-                          <w:lang w:val="en-US" w:eastAsia="zh-CN"/>
-                        </w:rPr>
-                      </w:pPr>
-                    </w:p>
-                    <w:p>
-                      <w:pPr>
-                        <w:keepNext w:val="0"/>
-                        <w:keepLines w:val="0"/>
-                        <w:widowControl/>
-                        <w:suppressLineNumbers w:val="0"/>
-                        <w:jc w:val="left"/>
-                        <w:rPr>
-                          <w:rFonts w:hint="eastAsia" w:ascii="微软雅黑" w:hAnsi="微软雅黑" w:eastAsia="微软雅黑"/>
-                          <w:b w:val="0"/>
-                          <w:bCs w:val="0"/>
-                          <w:color w:val="auto"/>
-                          <w:sz w:val="18"/>
-                          <w:szCs w:val="18"/>
-                          <w:lang w:val="en-US" w:eastAsia="zh-CN"/>
-                        </w:rPr>
-                      </w:pPr>
-                    </w:p>
-                    <w:p>
-                      <w:pPr>
-                        <w:keepNext w:val="0"/>
-                        <w:keepLines w:val="0"/>
-                        <w:widowControl/>
-                        <w:suppressLineNumbers w:val="0"/>
-                        <w:jc w:val="left"/>
-                        <w:rPr>
-                          <w:rFonts w:hint="eastAsia" w:ascii="微软雅黑" w:hAnsi="微软雅黑" w:eastAsia="微软雅黑"/>
-                          <w:b w:val="0"/>
-                          <w:bCs w:val="0"/>
-                          <w:color w:val="auto"/>
-                          <w:sz w:val="18"/>
-                          <w:szCs w:val="18"/>
-                          <w:lang w:val="en-US" w:eastAsia="zh-CN"/>
-                        </w:rPr>
-                      </w:pPr>
-                    </w:p>
-                    <w:p>
-                      <w:pPr>
-                        <w:keepNext w:val="0"/>
-                        <w:keepLines w:val="0"/>
-                        <w:widowControl/>
-                        <w:suppressLineNumbers w:val="0"/>
-                        <w:jc w:val="left"/>
-                        <w:rPr>
-                          <w:rFonts w:hint="eastAsia" w:ascii="微软雅黑" w:hAnsi="微软雅黑" w:eastAsia="微软雅黑"/>
-                          <w:b w:val="0"/>
-                          <w:bCs w:val="0"/>
-                          <w:color w:val="auto"/>
-                          <w:sz w:val="18"/>
-                          <w:szCs w:val="18"/>
-                          <w:lang w:val="en-US" w:eastAsia="zh-CN"/>
-                        </w:rPr>
-                      </w:pPr>
-                    </w:p>
-                    <w:p>
-                      <w:pPr>
-                        <w:keepNext w:val="0"/>
-                        <w:keepLines w:val="0"/>
-                        <w:widowControl/>
-                        <w:suppressLineNumbers w:val="0"/>
-                        <w:jc w:val="left"/>
-                        <w:rPr>
-                          <w:rFonts w:hint="eastAsia" w:ascii="微软雅黑" w:hAnsi="微软雅黑" w:eastAsia="微软雅黑"/>
-                          <w:b w:val="0"/>
-                          <w:bCs w:val="0"/>
-                          <w:color w:val="auto"/>
-                          <w:sz w:val="18"/>
-                          <w:szCs w:val="18"/>
-                          <w:lang w:val="en-US" w:eastAsia="zh-CN"/>
-                        </w:rPr>
-                      </w:pPr>
-                    </w:p>
-                    <w:p>
-                      <w:pPr>
-                        <w:adjustRightInd w:val="0"/>
-                        <w:snapToGrid w:val="0"/>
-                        <w:rPr>
-                          <w:rFonts w:hint="eastAsia" w:ascii="微软雅黑" w:hAnsi="微软雅黑" w:eastAsia="微软雅黑" w:cs="宋体"/>
-                          <w:color w:val="555555"/>
-                          <w:kern w:val="0"/>
-                          <w:sz w:val="18"/>
-                          <w:szCs w:val="18"/>
-                          <w:lang w:val="en-US" w:eastAsia="zh-CN"/>
-                        </w:rPr>
-                      </w:pPr>
-                    </w:p>
-                    <w:p>
-                      <w:pPr>
-                        <w:adjustRightInd w:val="0"/>
-                        <w:snapToGrid w:val="0"/>
-                        <w:rPr>
-                          <w:rFonts w:hint="eastAsia" w:ascii="微软雅黑" w:hAnsi="微软雅黑" w:eastAsia="微软雅黑" w:cs="宋体"/>
-                          <w:color w:val="555555"/>
-                          <w:kern w:val="0"/>
-                          <w:sz w:val="18"/>
-                          <w:szCs w:val="18"/>
-                          <w:lang w:val="en-US" w:eastAsia="zh-CN"/>
-                        </w:rPr>
-                      </w:pPr>
-                    </w:p>
-                    <w:p>
-                      <w:pPr>
-                        <w:adjustRightInd w:val="0"/>
-                        <w:snapToGrid w:val="0"/>
-                        <w:rPr>
-                          <w:rFonts w:hint="eastAsia" w:ascii="微软雅黑" w:hAnsi="微软雅黑" w:eastAsia="微软雅黑" w:cs="宋体"/>
-                          <w:color w:val="555555"/>
-                          <w:kern w:val="0"/>
-                          <w:sz w:val="18"/>
-                          <w:szCs w:val="18"/>
-                          <w:lang w:val="en-US" w:eastAsia="zh-CN"/>
-                        </w:rPr>
-                      </w:pPr>
-                    </w:p>
-                    <w:p>
-                      <w:pPr>
-                        <w:adjustRightInd w:val="0"/>
-                        <w:snapToGrid w:val="0"/>
-                        <w:rPr>
-                          <w:rFonts w:hint="default" w:ascii="微软雅黑" w:hAnsi="微软雅黑" w:eastAsia="微软雅黑" w:cs="宋体"/>
-                          <w:color w:val="555555"/>
-                          <w:kern w:val="0"/>
-                          <w:sz w:val="18"/>
-                          <w:szCs w:val="18"/>
-                          <w:lang w:val="en-US" w:eastAsia="zh-CN"/>
-                        </w:rPr>
-                      </w:pPr>
-                    </w:p>
-                  </w:txbxContent>
-                </v:textbox>
-              </v:shape>
-            </w:pict>
-          </mc:Fallback>
-        </mc:AlternateContent>
-      </w:r>
-      <w:r>
         <w:rPr>
           <w:rFonts w:hint="eastAsia" w:ascii="微软雅黑" w:hAnsi="微软雅黑"/>
           <w:szCs w:val="21"/>
@@ -11074,6 +9712,1446 @@
     <w:p/>
     <w:p/>
     <w:p/>
+    <w:p>
+      <w:bookmarkStart w:id="1" w:name="_GoBack"/>
+      <w:bookmarkEnd w:id="1"/>
+      <w:r>
+        <mc:AlternateContent>
+          <mc:Choice Requires="wps">
+            <w:drawing>
+              <wp:anchor distT="0" distB="0" distL="114300" distR="114300" simplePos="0" relativeHeight="251693056" behindDoc="1" locked="0" layoutInCell="1" allowOverlap="1">
+                <wp:simplePos x="0" y="0"/>
+                <wp:positionH relativeFrom="margin">
+                  <wp:posOffset>553085</wp:posOffset>
+                </wp:positionH>
+                <wp:positionV relativeFrom="page">
+                  <wp:posOffset>1464310</wp:posOffset>
+                </wp:positionV>
+                <wp:extent cx="6548120" cy="2893060"/>
+                <wp:effectExtent l="0" t="0" r="0" b="0"/>
+                <wp:wrapNone/>
+                <wp:docPr id="34" name="文本框 2"/>
+                <wp:cNvGraphicFramePr/>
+                <a:graphic xmlns:a="http://schemas.openxmlformats.org/drawingml/2006/main">
+                  <a:graphicData uri="http://schemas.microsoft.com/office/word/2010/wordprocessingShape">
+                    <wps:wsp>
+                      <wps:cNvSpPr txBox="1">
+                        <a:spLocks noChangeArrowheads="1"/>
+                      </wps:cNvSpPr>
+                      <wps:spPr bwMode="auto">
+                        <a:xfrm>
+                          <a:off x="0" y="0"/>
+                          <a:ext cx="6548120" cy="2893060"/>
+                        </a:xfrm>
+                        <a:prstGeom prst="rect">
+                          <a:avLst/>
+                        </a:prstGeom>
+                        <a:noFill/>
+                        <a:ln w="9525">
+                          <a:noFill/>
+                          <a:miter lim="800000"/>
+                        </a:ln>
+                      </wps:spPr>
+                      <wps:txbx>
+                        <w:txbxContent>
+                          <w:p>
+                            <w:pPr>
+                              <w:pStyle w:val="2"/>
+                              <w:keepNext w:val="0"/>
+                              <w:keepLines w:val="0"/>
+                              <w:widowControl/>
+                              <w:suppressLineNumbers w:val="0"/>
+                              <w:pBdr>
+                                <w:top w:val="none" w:color="auto" w:sz="0" w:space="0"/>
+                                <w:left w:val="none" w:color="auto" w:sz="0" w:space="0"/>
+                                <w:bottom w:val="none" w:color="auto" w:sz="0" w:space="0"/>
+                                <w:right w:val="none" w:color="auto" w:sz="0" w:space="0"/>
+                              </w:pBdr>
+                              <w:spacing w:before="0" w:beforeAutospacing="0" w:after="0" w:afterAutospacing="0" w:line="240" w:lineRule="atLeast"/>
+                              <w:ind w:left="0" w:right="0"/>
+                              <w:jc w:val="left"/>
+                              <w:rPr>
+                                <w:rFonts w:hint="default" w:ascii="微软雅黑" w:hAnsi="微软雅黑" w:eastAsia="微软雅黑" w:cs="微软雅黑"/>
+                                <w:b w:val="0"/>
+                                <w:bCs w:val="0"/>
+                                <w:sz w:val="21"/>
+                                <w:szCs w:val="21"/>
+                                <w:lang w:val="en-US" w:eastAsia="zh-CN"/>
+                              </w:rPr>
+                            </w:pPr>
+                            <w:r>
+                              <w:rPr>
+                                <w:rStyle w:val="10"/>
+                                <w:rFonts w:hint="eastAsia" w:ascii="微软雅黑" w:hAnsi="微软雅黑" w:eastAsia="微软雅黑" w:cs="微软雅黑"/>
+                                <w:b/>
+                                <w:bCs/>
+                                <w:kern w:val="0"/>
+                                <w:sz w:val="21"/>
+                                <w:szCs w:val="21"/>
+                                <w:lang w:val="en-US" w:eastAsia="zh-CN" w:bidi="ar"/>
+                              </w:rPr>
+                              <w:t>2025.12 - 2026.2</w:t>
+                            </w:r>
+                            <w:r>
+                              <w:rPr>
+                                <w:rStyle w:val="10"/>
+                                <w:rFonts w:hint="eastAsia" w:ascii="微软雅黑" w:hAnsi="微软雅黑" w:eastAsia="微软雅黑" w:cs="微软雅黑"/>
+                                <w:b w:val="0"/>
+                                <w:bCs w:val="0"/>
+                                <w:kern w:val="0"/>
+                                <w:sz w:val="21"/>
+                                <w:szCs w:val="21"/>
+                                <w:lang w:val="en-US" w:eastAsia="zh-CN" w:bidi="ar"/>
+                              </w:rPr>
+                              <w:t xml:space="preserve">      </w:t>
+                            </w:r>
+                            <w:r>
+                              <w:rPr>
+                                <w:rFonts w:hint="eastAsia" w:ascii="微软雅黑" w:hAnsi="微软雅黑" w:eastAsia="微软雅黑" w:cs="微软雅黑"/>
+                                <w:b/>
+                                <w:bCs/>
+                                <w:sz w:val="21"/>
+                                <w:szCs w:val="21"/>
+                              </w:rPr>
+                              <w:t>基于 FreeRTOS 的 ESP32 双电机 FOC 磁场定向控制原型开发</w:t>
+                            </w:r>
+                            <w:r>
+                              <w:rPr>
+                                <w:rFonts w:hint="eastAsia" w:ascii="微软雅黑" w:hAnsi="微软雅黑" w:eastAsia="微软雅黑" w:cs="微软雅黑"/>
+                                <w:b w:val="0"/>
+                                <w:bCs w:val="0"/>
+                                <w:sz w:val="21"/>
+                                <w:szCs w:val="21"/>
+                                <w:lang w:val="en-US" w:eastAsia="zh-CN"/>
+                              </w:rPr>
+                              <w:t xml:space="preserve">      </w:t>
+                            </w:r>
+                            <w:r>
+                              <w:rPr>
+                                <w:rFonts w:hint="eastAsia" w:ascii="微软雅黑" w:hAnsi="微软雅黑" w:eastAsia="微软雅黑" w:cs="微软雅黑"/>
+                                <w:b/>
+                                <w:bCs/>
+                                <w:sz w:val="21"/>
+                                <w:szCs w:val="21"/>
+                                <w:lang w:val="en-US" w:eastAsia="zh-CN"/>
+                              </w:rPr>
+                              <w:t>独立开发</w:t>
+                            </w:r>
+                          </w:p>
+                          <w:p>
+                            <w:pPr>
+                              <w:pStyle w:val="3"/>
+                              <w:keepNext w:val="0"/>
+                              <w:keepLines w:val="0"/>
+                              <w:widowControl/>
+                              <w:suppressLineNumbers w:val="0"/>
+                              <w:pBdr>
+                                <w:top w:val="none" w:color="auto" w:sz="0" w:space="0"/>
+                                <w:left w:val="none" w:color="auto" w:sz="0" w:space="0"/>
+                                <w:bottom w:val="none" w:color="auto" w:sz="0" w:space="0"/>
+                                <w:right w:val="none" w:color="auto" w:sz="0" w:space="0"/>
+                              </w:pBdr>
+                              <w:spacing w:before="0" w:beforeAutospacing="0" w:after="0" w:afterAutospacing="0" w:line="240" w:lineRule="atLeast"/>
+                              <w:ind w:left="0" w:right="0"/>
+                              <w:jc w:val="left"/>
+                              <w:rPr>
+                                <w:rFonts w:hint="eastAsia" w:ascii="微软雅黑" w:hAnsi="微软雅黑" w:eastAsia="微软雅黑" w:cs="微软雅黑"/>
+                                <w:sz w:val="21"/>
+                                <w:szCs w:val="21"/>
+                              </w:rPr>
+                            </w:pPr>
+                            <w:r>
+                              <w:rPr>
+                                <w:rFonts w:hint="eastAsia" w:ascii="微软雅黑" w:hAnsi="微软雅黑" w:eastAsia="微软雅黑" w:cs="微软雅黑"/>
+                                <w:sz w:val="21"/>
+                                <w:szCs w:val="21"/>
+                              </w:rPr>
+                              <w:t>项目描述</w:t>
+                            </w:r>
+                          </w:p>
+                          <w:p>
+                            <w:pPr>
+                              <w:pStyle w:val="3"/>
+                              <w:keepNext w:val="0"/>
+                              <w:keepLines w:val="0"/>
+                              <w:widowControl/>
+                              <w:suppressLineNumbers w:val="0"/>
+                              <w:pBdr>
+                                <w:top w:val="none" w:color="auto" w:sz="0" w:space="0"/>
+                                <w:left w:val="none" w:color="auto" w:sz="0" w:space="0"/>
+                                <w:bottom w:val="none" w:color="auto" w:sz="0" w:space="0"/>
+                                <w:right w:val="none" w:color="auto" w:sz="0" w:space="0"/>
+                              </w:pBdr>
+                              <w:spacing w:before="0" w:beforeAutospacing="0" w:after="0" w:afterAutospacing="0" w:line="240" w:lineRule="atLeast"/>
+                              <w:ind w:left="0" w:right="0"/>
+                              <w:jc w:val="left"/>
+                              <w:rPr>
+                                <w:rFonts w:hint="eastAsia" w:ascii="微软雅黑" w:hAnsi="微软雅黑" w:eastAsia="微软雅黑" w:cs="微软雅黑"/>
+                                <w:b w:val="0"/>
+                                <w:bCs w:val="0"/>
+                                <w:sz w:val="21"/>
+                                <w:szCs w:val="21"/>
+                              </w:rPr>
+                            </w:pPr>
+                            <w:r>
+                              <w:rPr>
+                                <w:rFonts w:hint="eastAsia" w:ascii="微软雅黑" w:hAnsi="微软雅黑" w:eastAsia="微软雅黑" w:cs="微软雅黑"/>
+                                <w:b w:val="0"/>
+                                <w:bCs w:val="0"/>
+                                <w:sz w:val="21"/>
+                                <w:szCs w:val="21"/>
+                              </w:rPr>
+                              <w:t xml:space="preserve">基于 ESP32 双核微控制器与 </w:t>
+                            </w:r>
+                            <w:r>
+                              <w:rPr>
+                                <w:rFonts w:hint="eastAsia" w:ascii="微软雅黑" w:hAnsi="微软雅黑" w:eastAsia="微软雅黑" w:cs="微软雅黑"/>
+                                <w:b/>
+                                <w:bCs/>
+                                <w:sz w:val="21"/>
+                                <w:szCs w:val="21"/>
+                              </w:rPr>
+                              <w:t>FreeRTOS</w:t>
+                            </w:r>
+                            <w:r>
+                              <w:rPr>
+                                <w:rFonts w:hint="eastAsia" w:ascii="微软雅黑" w:hAnsi="微软雅黑" w:eastAsia="微软雅黑" w:cs="微软雅黑"/>
+                                <w:b w:val="0"/>
+                                <w:bCs w:val="0"/>
+                                <w:sz w:val="21"/>
+                                <w:szCs w:val="21"/>
+                              </w:rPr>
+                              <w:t xml:space="preserve"> 实时操作系统，完成</w:t>
+                            </w:r>
+                            <w:r>
+                              <w:rPr>
+                                <w:rFonts w:hint="eastAsia" w:ascii="微软雅黑" w:hAnsi="微软雅黑" w:eastAsia="微软雅黑" w:cs="微软雅黑"/>
+                                <w:b/>
+                                <w:bCs/>
+                                <w:sz w:val="21"/>
+                                <w:szCs w:val="21"/>
+                              </w:rPr>
+                              <w:t>FOC 控制链路实现</w:t>
+                            </w:r>
+                            <w:r>
+                              <w:rPr>
+                                <w:rFonts w:hint="eastAsia" w:ascii="微软雅黑" w:hAnsi="微软雅黑" w:eastAsia="微软雅黑" w:cs="微软雅黑"/>
+                                <w:b w:val="0"/>
+                                <w:bCs w:val="0"/>
+                                <w:sz w:val="21"/>
+                                <w:szCs w:val="21"/>
+                              </w:rPr>
+                              <w:t>、</w:t>
+                            </w:r>
+                            <w:r>
+                              <w:rPr>
+                                <w:rFonts w:hint="eastAsia" w:ascii="微软雅黑" w:hAnsi="微软雅黑" w:eastAsia="微软雅黑" w:cs="微软雅黑"/>
+                                <w:b/>
+                                <w:bCs/>
+                                <w:sz w:val="21"/>
+                                <w:szCs w:val="21"/>
+                              </w:rPr>
+                              <w:t>多任务控制架构设计</w:t>
+                            </w:r>
+                            <w:r>
+                              <w:rPr>
+                                <w:rFonts w:hint="eastAsia" w:ascii="微软雅黑" w:hAnsi="微软雅黑" w:eastAsia="微软雅黑" w:cs="微软雅黑"/>
+                                <w:b w:val="0"/>
+                                <w:bCs w:val="0"/>
+                                <w:sz w:val="21"/>
+                                <w:szCs w:val="21"/>
+                              </w:rPr>
+                              <w:t>与</w:t>
+                            </w:r>
+                            <w:r>
+                              <w:rPr>
+                                <w:rFonts w:hint="eastAsia" w:ascii="微软雅黑" w:hAnsi="微软雅黑" w:eastAsia="微软雅黑" w:cs="微软雅黑"/>
+                                <w:b/>
+                                <w:bCs/>
+                                <w:sz w:val="21"/>
+                                <w:szCs w:val="21"/>
+                              </w:rPr>
+                              <w:t>硬件驱动开发</w:t>
+                            </w:r>
+                            <w:r>
+                              <w:rPr>
+                                <w:rFonts w:hint="eastAsia" w:ascii="微软雅黑" w:hAnsi="微软雅黑" w:eastAsia="微软雅黑" w:cs="微软雅黑"/>
+                                <w:b w:val="0"/>
+                                <w:bCs w:val="0"/>
+                                <w:sz w:val="21"/>
+                                <w:szCs w:val="21"/>
+                              </w:rPr>
+                              <w:t xml:space="preserve">，解决单循环架构下双电机控制实时性冲突与周期抖动问题；针对智能旋钮、力反馈控制器场景，实现 </w:t>
+                            </w:r>
+                            <w:r>
+                              <w:rPr>
+                                <w:rFonts w:hint="eastAsia" w:ascii="微软雅黑" w:hAnsi="微软雅黑" w:eastAsia="微软雅黑" w:cs="微软雅黑"/>
+                                <w:b/>
+                                <w:bCs/>
+                                <w:sz w:val="21"/>
+                                <w:szCs w:val="21"/>
+                              </w:rPr>
+                              <w:t>8种可配置触觉反馈模式</w:t>
+                            </w:r>
+                            <w:r>
+                              <w:rPr>
+                                <w:rFonts w:hint="eastAsia" w:ascii="微软雅黑" w:hAnsi="微软雅黑" w:eastAsia="微软雅黑" w:cs="微软雅黑"/>
+                                <w:b w:val="0"/>
+                                <w:bCs w:val="0"/>
+                                <w:sz w:val="21"/>
+                                <w:szCs w:val="21"/>
+                              </w:rPr>
+                              <w:t>，形成完整嵌入式验证方案。。</w:t>
+                            </w:r>
+                          </w:p>
+                          <w:p>
+                            <w:pPr>
+                              <w:pStyle w:val="3"/>
+                              <w:keepNext w:val="0"/>
+                              <w:keepLines w:val="0"/>
+                              <w:widowControl/>
+                              <w:suppressLineNumbers w:val="0"/>
+                              <w:pBdr>
+                                <w:top w:val="none" w:color="auto" w:sz="0" w:space="0"/>
+                                <w:left w:val="none" w:color="auto" w:sz="0" w:space="0"/>
+                                <w:bottom w:val="none" w:color="auto" w:sz="0" w:space="0"/>
+                                <w:right w:val="none" w:color="auto" w:sz="0" w:space="0"/>
+                              </w:pBdr>
+                              <w:spacing w:before="0" w:beforeAutospacing="0" w:after="0" w:afterAutospacing="0" w:line="240" w:lineRule="atLeast"/>
+                              <w:ind w:left="0" w:right="0"/>
+                              <w:jc w:val="left"/>
+                              <w:rPr>
+                                <w:rFonts w:hint="eastAsia" w:ascii="微软雅黑" w:hAnsi="微软雅黑" w:eastAsia="微软雅黑" w:cs="微软雅黑"/>
+                                <w:sz w:val="21"/>
+                                <w:szCs w:val="21"/>
+                              </w:rPr>
+                            </w:pPr>
+                            <w:r>
+                              <w:rPr>
+                                <w:rFonts w:hint="eastAsia" w:ascii="微软雅黑" w:hAnsi="微软雅黑" w:eastAsia="微软雅黑" w:cs="微软雅黑"/>
+                                <w:sz w:val="21"/>
+                                <w:szCs w:val="21"/>
+                              </w:rPr>
+                              <w:t>项目成果</w:t>
+                            </w:r>
+                          </w:p>
+                          <w:p>
+                            <w:pPr>
+                              <w:keepNext w:val="0"/>
+                              <w:keepLines w:val="0"/>
+                              <w:widowControl/>
+                              <w:numPr>
+                                <w:ilvl w:val="0"/>
+                                <w:numId w:val="0"/>
+                              </w:numPr>
+                              <w:suppressLineNumbers w:val="0"/>
+                              <w:pBdr>
+                                <w:top w:val="none" w:color="auto" w:sz="0" w:space="0"/>
+                                <w:left w:val="none" w:color="auto" w:sz="0" w:space="0"/>
+                                <w:bottom w:val="none" w:color="auto" w:sz="0" w:space="0"/>
+                                <w:right w:val="none" w:color="auto" w:sz="0" w:space="0"/>
+                              </w:pBdr>
+                              <w:spacing w:before="0" w:beforeAutospacing="0" w:after="0" w:afterAutospacing="0" w:line="240" w:lineRule="atLeast"/>
+                              <w:ind w:leftChars="0" w:right="0" w:rightChars="0"/>
+                              <w:jc w:val="left"/>
+                              <w:rPr>
+                                <w:rFonts w:hint="eastAsia" w:ascii="微软雅黑" w:hAnsi="微软雅黑" w:eastAsia="微软雅黑" w:cs="微软雅黑"/>
+                                <w:sz w:val="21"/>
+                                <w:szCs w:val="21"/>
+                              </w:rPr>
+                            </w:pPr>
+                            <w:r>
+                              <w:rPr>
+                                <w:rFonts w:hint="eastAsia" w:ascii="微软雅黑" w:hAnsi="微软雅黑" w:eastAsia="微软雅黑" w:cs="微软雅黑"/>
+                                <w:sz w:val="21"/>
+                                <w:szCs w:val="21"/>
+                              </w:rPr>
+                              <w:t>落地 8 种可配置触觉反馈模式，</w:t>
+                            </w:r>
+                            <w:r>
+                              <w:rPr>
+                                <w:rFonts w:hint="eastAsia" w:ascii="微软雅黑" w:hAnsi="微软雅黑" w:eastAsia="微软雅黑" w:cs="微软雅黑"/>
+                                <w:sz w:val="21"/>
+                                <w:szCs w:val="21"/>
+                                <w:lang w:val="en-US" w:eastAsia="zh-CN"/>
+                              </w:rPr>
+                              <w:t>可通过</w:t>
+                            </w:r>
+                            <w:r>
+                              <w:rPr>
+                                <w:rFonts w:hint="eastAsia" w:ascii="微软雅黑" w:hAnsi="微软雅黑" w:eastAsia="微软雅黑" w:cs="微软雅黑"/>
+                                <w:b/>
+                                <w:bCs/>
+                                <w:sz w:val="21"/>
+                                <w:szCs w:val="21"/>
+                                <w:lang w:val="en-US" w:eastAsia="zh-CN"/>
+                              </w:rPr>
+                              <w:t>串口切换</w:t>
+                            </w:r>
+                            <w:r>
+                              <w:rPr>
+                                <w:rFonts w:hint="eastAsia" w:ascii="微软雅黑" w:hAnsi="微软雅黑" w:eastAsia="微软雅黑" w:cs="微软雅黑"/>
+                                <w:sz w:val="21"/>
+                                <w:szCs w:val="21"/>
+                                <w:lang w:val="en-US" w:eastAsia="zh-CN"/>
+                              </w:rPr>
+                              <w:t>，</w:t>
+                            </w:r>
+                            <w:r>
+                              <w:rPr>
+                                <w:rFonts w:hint="eastAsia" w:ascii="微软雅黑" w:hAnsi="微软雅黑" w:eastAsia="微软雅黑" w:cs="微软雅黑"/>
+                                <w:sz w:val="21"/>
+                                <w:szCs w:val="21"/>
+                              </w:rPr>
+                              <w:t>完成实验室场景全功能验证，在线调参功能使调试</w:t>
+                            </w:r>
+                            <w:r>
+                              <w:rPr>
+                                <w:rFonts w:hint="eastAsia" w:ascii="微软雅黑" w:hAnsi="微软雅黑" w:eastAsia="微软雅黑" w:cs="微软雅黑"/>
+                                <w:b/>
+                                <w:bCs/>
+                                <w:sz w:val="21"/>
+                                <w:szCs w:val="21"/>
+                              </w:rPr>
+                              <w:t>效</w:t>
+                            </w:r>
+                          </w:p>
+                          <w:p>
+                            <w:pPr>
+                              <w:keepNext w:val="0"/>
+                              <w:keepLines w:val="0"/>
+                              <w:widowControl/>
+                              <w:numPr>
+                                <w:ilvl w:val="0"/>
+                                <w:numId w:val="0"/>
+                              </w:numPr>
+                              <w:suppressLineNumbers w:val="0"/>
+                              <w:pBdr>
+                                <w:top w:val="none" w:color="auto" w:sz="0" w:space="0"/>
+                                <w:left w:val="none" w:color="auto" w:sz="0" w:space="0"/>
+                                <w:bottom w:val="none" w:color="auto" w:sz="0" w:space="0"/>
+                                <w:right w:val="none" w:color="auto" w:sz="0" w:space="0"/>
+                              </w:pBdr>
+                              <w:spacing w:before="0" w:beforeAutospacing="0" w:after="0" w:afterAutospacing="0" w:line="240" w:lineRule="atLeast"/>
+                              <w:ind w:leftChars="0" w:right="0" w:rightChars="0"/>
+                              <w:jc w:val="left"/>
+                              <w:rPr>
+                                <w:rFonts w:hint="eastAsia" w:ascii="微软雅黑" w:hAnsi="微软雅黑" w:eastAsia="微软雅黑" w:cs="微软雅黑"/>
+                                <w:b/>
+                                <w:bCs/>
+                                <w:sz w:val="21"/>
+                                <w:szCs w:val="21"/>
+                                <w:lang w:eastAsia="zh-CN"/>
+                              </w:rPr>
+                            </w:pPr>
+                            <w:r>
+                              <w:rPr>
+                                <w:rFonts w:hint="eastAsia" w:ascii="微软雅黑" w:hAnsi="微软雅黑" w:eastAsia="微软雅黑" w:cs="微软雅黑"/>
+                                <w:b/>
+                                <w:bCs/>
+                                <w:sz w:val="21"/>
+                                <w:szCs w:val="21"/>
+                              </w:rPr>
+                              <w:t xml:space="preserve">率提升 60% </w:t>
+                            </w:r>
+                            <w:r>
+                              <w:rPr>
+                                <w:rFonts w:hint="eastAsia" w:ascii="微软雅黑" w:hAnsi="微软雅黑" w:eastAsia="微软雅黑" w:cs="微软雅黑"/>
+                                <w:b/>
+                                <w:bCs/>
+                                <w:sz w:val="21"/>
+                                <w:szCs w:val="21"/>
+                                <w:lang w:eastAsia="zh-CN"/>
+                              </w:rPr>
+                              <w:t>。</w:t>
+                            </w:r>
+                          </w:p>
+                          <w:p>
+                            <w:pPr>
+                              <w:keepNext w:val="0"/>
+                              <w:keepLines w:val="0"/>
+                              <w:widowControl/>
+                              <w:numPr>
+                                <w:ilvl w:val="0"/>
+                                <w:numId w:val="0"/>
+                              </w:numPr>
+                              <w:suppressLineNumbers w:val="0"/>
+                              <w:pBdr>
+                                <w:top w:val="none" w:color="auto" w:sz="0" w:space="0"/>
+                                <w:left w:val="none" w:color="auto" w:sz="0" w:space="0"/>
+                                <w:bottom w:val="none" w:color="auto" w:sz="0" w:space="0"/>
+                                <w:right w:val="none" w:color="auto" w:sz="0" w:space="0"/>
+                              </w:pBdr>
+                              <w:spacing w:before="0" w:beforeAutospacing="0" w:after="0" w:afterAutospacing="0" w:line="240" w:lineRule="atLeast"/>
+                              <w:ind w:leftChars="0" w:right="0" w:rightChars="0"/>
+                              <w:jc w:val="left"/>
+                              <w:rPr>
+                                <w:rFonts w:hint="eastAsia" w:ascii="微软雅黑" w:hAnsi="微软雅黑" w:eastAsia="微软雅黑" w:cs="微软雅黑"/>
+                                <w:b/>
+                                <w:bCs/>
+                                <w:sz w:val="21"/>
+                                <w:szCs w:val="21"/>
+                                <w:lang w:eastAsia="zh-CN"/>
+                              </w:rPr>
+                            </w:pPr>
+                          </w:p>
+                          <w:p>
+                            <w:pPr>
+                              <w:keepNext w:val="0"/>
+                              <w:keepLines w:val="0"/>
+                              <w:widowControl/>
+                              <w:suppressLineNumbers w:val="0"/>
+                              <w:jc w:val="left"/>
+                              <w:rPr>
+                                <w:rFonts w:hint="eastAsia" w:ascii="微软雅黑" w:hAnsi="微软雅黑" w:eastAsia="微软雅黑"/>
+                                <w:b w:val="0"/>
+                                <w:bCs w:val="0"/>
+                                <w:color w:val="auto"/>
+                                <w:sz w:val="18"/>
+                                <w:szCs w:val="18"/>
+                                <w:lang w:val="en-US" w:eastAsia="zh-CN"/>
+                              </w:rPr>
+                            </w:pPr>
+                            <w:r>
+                              <w:rPr>
+                                <w:rFonts w:hint="eastAsia" w:ascii="微软雅黑" w:hAnsi="微软雅黑" w:eastAsia="微软雅黑" w:cs="微软雅黑"/>
+                                <w:sz w:val="21"/>
+                                <w:szCs w:val="21"/>
+                              </w:rPr>
+                              <w:t xml:space="preserve">实现 </w:t>
+                            </w:r>
+                            <w:r>
+                              <w:rPr>
+                                <w:rFonts w:hint="eastAsia" w:ascii="微软雅黑" w:hAnsi="微软雅黑" w:eastAsia="微软雅黑" w:cs="微软雅黑"/>
+                                <w:b/>
+                                <w:bCs/>
+                                <w:sz w:val="21"/>
+                                <w:szCs w:val="21"/>
+                              </w:rPr>
+                              <w:t>Clark/Park 坐标变换</w:t>
+                            </w:r>
+                            <w:r>
+                              <w:rPr>
+                                <w:rFonts w:hint="eastAsia" w:ascii="微软雅黑" w:hAnsi="微软雅黑" w:eastAsia="微软雅黑" w:cs="微软雅黑"/>
+                                <w:sz w:val="21"/>
+                                <w:szCs w:val="21"/>
+                              </w:rPr>
+                              <w:t>与</w:t>
+                            </w:r>
+                            <w:r>
+                              <w:rPr>
+                                <w:rFonts w:hint="eastAsia" w:ascii="微软雅黑" w:hAnsi="微软雅黑" w:eastAsia="微软雅黑" w:cs="微软雅黑"/>
+                                <w:b/>
+                                <w:bCs/>
+                                <w:sz w:val="21"/>
+                                <w:szCs w:val="21"/>
+                              </w:rPr>
+                              <w:t xml:space="preserve"> SVPWM 调制</w:t>
+                            </w:r>
+                            <w:r>
+                              <w:rPr>
+                                <w:rFonts w:hint="eastAsia" w:ascii="微软雅黑" w:hAnsi="微软雅黑" w:eastAsia="微软雅黑" w:cs="微软雅黑"/>
+                                <w:sz w:val="21"/>
+                                <w:szCs w:val="21"/>
+                              </w:rPr>
+                              <w:t>，搭建力矩/速度/位置</w:t>
+                            </w:r>
+                            <w:r>
+                              <w:rPr>
+                                <w:rFonts w:hint="eastAsia" w:ascii="微软雅黑" w:hAnsi="微软雅黑" w:eastAsia="微软雅黑" w:cs="微软雅黑"/>
+                                <w:b/>
+                                <w:bCs/>
+                                <w:sz w:val="21"/>
+                                <w:szCs w:val="21"/>
+                              </w:rPr>
+                              <w:t>三闭环串级 PID</w:t>
+                            </w:r>
+                            <w:r>
+                              <w:rPr>
+                                <w:rFonts w:hint="eastAsia" w:ascii="微软雅黑" w:hAnsi="微软雅黑" w:eastAsia="微软雅黑" w:cs="微软雅黑"/>
+                                <w:sz w:val="21"/>
+                                <w:szCs w:val="21"/>
+                              </w:rPr>
+                              <w:t>控制架构，支持控制模式灵活切换</w:t>
+                            </w:r>
+                          </w:p>
+                          <w:p>
+                            <w:pPr>
+                              <w:keepNext w:val="0"/>
+                              <w:keepLines w:val="0"/>
+                              <w:widowControl/>
+                              <w:suppressLineNumbers w:val="0"/>
+                              <w:jc w:val="left"/>
+                              <w:rPr>
+                                <w:rFonts w:hint="eastAsia" w:ascii="微软雅黑" w:hAnsi="微软雅黑" w:eastAsia="微软雅黑"/>
+                                <w:b w:val="0"/>
+                                <w:bCs w:val="0"/>
+                                <w:color w:val="auto"/>
+                                <w:sz w:val="18"/>
+                                <w:szCs w:val="18"/>
+                                <w:lang w:val="en-US" w:eastAsia="zh-CN"/>
+                              </w:rPr>
+                            </w:pPr>
+                          </w:p>
+                          <w:p>
+                            <w:pPr>
+                              <w:keepNext w:val="0"/>
+                              <w:keepLines w:val="0"/>
+                              <w:widowControl/>
+                              <w:suppressLineNumbers w:val="0"/>
+                              <w:jc w:val="left"/>
+                              <w:rPr>
+                                <w:rFonts w:hint="eastAsia" w:ascii="微软雅黑" w:hAnsi="微软雅黑" w:eastAsia="微软雅黑"/>
+                                <w:b w:val="0"/>
+                                <w:bCs w:val="0"/>
+                                <w:color w:val="auto"/>
+                                <w:sz w:val="18"/>
+                                <w:szCs w:val="18"/>
+                                <w:lang w:val="en-US" w:eastAsia="zh-CN"/>
+                              </w:rPr>
+                            </w:pPr>
+                          </w:p>
+                          <w:p>
+                            <w:pPr>
+                              <w:keepNext w:val="0"/>
+                              <w:keepLines w:val="0"/>
+                              <w:widowControl/>
+                              <w:suppressLineNumbers w:val="0"/>
+                              <w:jc w:val="left"/>
+                              <w:rPr>
+                                <w:rFonts w:hint="eastAsia" w:ascii="微软雅黑" w:hAnsi="微软雅黑" w:eastAsia="微软雅黑"/>
+                                <w:b w:val="0"/>
+                                <w:bCs w:val="0"/>
+                                <w:color w:val="auto"/>
+                                <w:sz w:val="18"/>
+                                <w:szCs w:val="18"/>
+                                <w:lang w:val="en-US" w:eastAsia="zh-CN"/>
+                              </w:rPr>
+                            </w:pPr>
+                          </w:p>
+                          <w:p>
+                            <w:pPr>
+                              <w:keepNext w:val="0"/>
+                              <w:keepLines w:val="0"/>
+                              <w:widowControl/>
+                              <w:suppressLineNumbers w:val="0"/>
+                              <w:jc w:val="left"/>
+                              <w:rPr>
+                                <w:rFonts w:hint="eastAsia" w:ascii="微软雅黑" w:hAnsi="微软雅黑" w:eastAsia="微软雅黑"/>
+                                <w:b w:val="0"/>
+                                <w:bCs w:val="0"/>
+                                <w:color w:val="auto"/>
+                                <w:sz w:val="18"/>
+                                <w:szCs w:val="18"/>
+                                <w:lang w:val="en-US" w:eastAsia="zh-CN"/>
+                              </w:rPr>
+                            </w:pPr>
+                          </w:p>
+                          <w:p>
+                            <w:pPr>
+                              <w:keepNext w:val="0"/>
+                              <w:keepLines w:val="0"/>
+                              <w:widowControl/>
+                              <w:suppressLineNumbers w:val="0"/>
+                              <w:jc w:val="left"/>
+                              <w:rPr>
+                                <w:rFonts w:hint="eastAsia" w:ascii="微软雅黑" w:hAnsi="微软雅黑" w:eastAsia="微软雅黑"/>
+                                <w:b w:val="0"/>
+                                <w:bCs w:val="0"/>
+                                <w:color w:val="auto"/>
+                                <w:sz w:val="18"/>
+                                <w:szCs w:val="18"/>
+                                <w:lang w:val="en-US" w:eastAsia="zh-CN"/>
+                              </w:rPr>
+                            </w:pPr>
+                          </w:p>
+                          <w:p>
+                            <w:pPr>
+                              <w:keepNext w:val="0"/>
+                              <w:keepLines w:val="0"/>
+                              <w:widowControl/>
+                              <w:suppressLineNumbers w:val="0"/>
+                              <w:jc w:val="left"/>
+                              <w:rPr>
+                                <w:rFonts w:hint="eastAsia" w:ascii="微软雅黑" w:hAnsi="微软雅黑" w:eastAsia="微软雅黑"/>
+                                <w:b w:val="0"/>
+                                <w:bCs w:val="0"/>
+                                <w:color w:val="auto"/>
+                                <w:sz w:val="18"/>
+                                <w:szCs w:val="18"/>
+                                <w:lang w:val="en-US" w:eastAsia="zh-CN"/>
+                              </w:rPr>
+                            </w:pPr>
+                          </w:p>
+                          <w:p>
+                            <w:pPr>
+                              <w:adjustRightInd w:val="0"/>
+                              <w:snapToGrid w:val="0"/>
+                              <w:rPr>
+                                <w:rFonts w:hint="eastAsia" w:ascii="微软雅黑" w:hAnsi="微软雅黑" w:eastAsia="微软雅黑" w:cs="宋体"/>
+                                <w:color w:val="555555"/>
+                                <w:kern w:val="0"/>
+                                <w:sz w:val="18"/>
+                                <w:szCs w:val="18"/>
+                                <w:lang w:val="en-US" w:eastAsia="zh-CN"/>
+                              </w:rPr>
+                            </w:pPr>
+                          </w:p>
+                          <w:p>
+                            <w:pPr>
+                              <w:adjustRightInd w:val="0"/>
+                              <w:snapToGrid w:val="0"/>
+                              <w:rPr>
+                                <w:rFonts w:hint="eastAsia" w:ascii="微软雅黑" w:hAnsi="微软雅黑" w:eastAsia="微软雅黑" w:cs="宋体"/>
+                                <w:color w:val="555555"/>
+                                <w:kern w:val="0"/>
+                                <w:sz w:val="18"/>
+                                <w:szCs w:val="18"/>
+                                <w:lang w:val="en-US" w:eastAsia="zh-CN"/>
+                              </w:rPr>
+                            </w:pPr>
+                          </w:p>
+                          <w:p>
+                            <w:pPr>
+                              <w:adjustRightInd w:val="0"/>
+                              <w:snapToGrid w:val="0"/>
+                              <w:rPr>
+                                <w:rFonts w:hint="eastAsia" w:ascii="微软雅黑" w:hAnsi="微软雅黑" w:eastAsia="微软雅黑" w:cs="宋体"/>
+                                <w:color w:val="555555"/>
+                                <w:kern w:val="0"/>
+                                <w:sz w:val="18"/>
+                                <w:szCs w:val="18"/>
+                                <w:lang w:val="en-US" w:eastAsia="zh-CN"/>
+                              </w:rPr>
+                            </w:pPr>
+                          </w:p>
+                          <w:p>
+                            <w:pPr>
+                              <w:adjustRightInd w:val="0"/>
+                              <w:snapToGrid w:val="0"/>
+                              <w:rPr>
+                                <w:rFonts w:hint="default" w:ascii="微软雅黑" w:hAnsi="微软雅黑" w:eastAsia="微软雅黑" w:cs="宋体"/>
+                                <w:color w:val="555555"/>
+                                <w:kern w:val="0"/>
+                                <w:sz w:val="18"/>
+                                <w:szCs w:val="18"/>
+                                <w:lang w:val="en-US" w:eastAsia="zh-CN"/>
+                              </w:rPr>
+                            </w:pPr>
+                          </w:p>
+                        </w:txbxContent>
+                      </wps:txbx>
+                      <wps:bodyPr rot="0" vert="horz" wrap="square" lIns="91440" tIns="45720" rIns="91440" bIns="45720" anchor="ctr" anchorCtr="0">
+                        <a:noAutofit/>
+                      </wps:bodyPr>
+                    </wps:wsp>
+                  </a:graphicData>
+                </a:graphic>
+              </wp:anchor>
+            </w:drawing>
+          </mc:Choice>
+          <mc:Fallback>
+            <w:pict>
+              <v:shape id="文本框 2" o:spid="_x0000_s1026" o:spt="202" type="#_x0000_t202" style="position:absolute;left:0pt;margin-left:43.55pt;margin-top:115.3pt;height:227.8pt;width:515.6pt;mso-position-horizontal-relative:margin;mso-position-vertical-relative:page;z-index:-251623424;v-text-anchor:middle;mso-width-relative:page;mso-height-relative:page;" filled="f" stroked="f" coordsize="21600,21600" o:gfxdata="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">
+                <v:fill on="f" focussize="0,0"/>
+                <v:stroke on="f" miterlimit="8" joinstyle="miter"/>
+                <v:imagedata o:title=""/>
+                <o:lock v:ext="edit" aspectratio="f"/>
+                <v:textbox>
+                  <w:txbxContent>
+                    <w:p>
+                      <w:pPr>
+                        <w:pStyle w:val="2"/>
+                        <w:keepNext w:val="0"/>
+                        <w:keepLines w:val="0"/>
+                        <w:widowControl/>
+                        <w:suppressLineNumbers w:val="0"/>
+                        <w:pBdr>
+                          <w:top w:val="none" w:color="auto" w:sz="0" w:space="0"/>
+                          <w:left w:val="none" w:color="auto" w:sz="0" w:space="0"/>
+                          <w:bottom w:val="none" w:color="auto" w:sz="0" w:space="0"/>
+                          <w:right w:val="none" w:color="auto" w:sz="0" w:space="0"/>
+                        </w:pBdr>
+                        <w:spacing w:before="0" w:beforeAutospacing="0" w:after="0" w:afterAutospacing="0" w:line="240" w:lineRule="atLeast"/>
+                        <w:ind w:left="0" w:right="0"/>
+                        <w:jc w:val="left"/>
+                        <w:rPr>
+                          <w:rFonts w:hint="default" w:ascii="微软雅黑" w:hAnsi="微软雅黑" w:eastAsia="微软雅黑" w:cs="微软雅黑"/>
+                          <w:b w:val="0"/>
+                          <w:bCs w:val="0"/>
+                          <w:sz w:val="21"/>
+                          <w:szCs w:val="21"/>
+                          <w:lang w:val="en-US" w:eastAsia="zh-CN"/>
+                        </w:rPr>
+                      </w:pPr>
+                      <w:r>
+                        <w:rPr>
+                          <w:rStyle w:val="10"/>
+                          <w:rFonts w:hint="eastAsia" w:ascii="微软雅黑" w:hAnsi="微软雅黑" w:eastAsia="微软雅黑" w:cs="微软雅黑"/>
+                          <w:b/>
+                          <w:bCs/>
+                          <w:kern w:val="0"/>
+                          <w:sz w:val="21"/>
+                          <w:szCs w:val="21"/>
+                          <w:lang w:val="en-US" w:eastAsia="zh-CN" w:bidi="ar"/>
+                        </w:rPr>
+                        <w:t>2025.12 - 2026.2</w:t>
+                      </w:r>
+                      <w:r>
+                        <w:rPr>
+                          <w:rStyle w:val="10"/>
+                          <w:rFonts w:hint="eastAsia" w:ascii="微软雅黑" w:hAnsi="微软雅黑" w:eastAsia="微软雅黑" w:cs="微软雅黑"/>
+                          <w:b w:val="0"/>
+                          <w:bCs w:val="0"/>
+                          <w:kern w:val="0"/>
+                          <w:sz w:val="21"/>
+                          <w:szCs w:val="21"/>
+                          <w:lang w:val="en-US" w:eastAsia="zh-CN" w:bidi="ar"/>
+                        </w:rPr>
+                        <w:t xml:space="preserve">      </w:t>
+                      </w:r>
+                      <w:r>
+                        <w:rPr>
+                          <w:rFonts w:hint="eastAsia" w:ascii="微软雅黑" w:hAnsi="微软雅黑" w:eastAsia="微软雅黑" w:cs="微软雅黑"/>
+                          <w:b/>
+                          <w:bCs/>
+                          <w:sz w:val="21"/>
+                          <w:szCs w:val="21"/>
+                        </w:rPr>
+                        <w:t>基于 FreeRTOS 的 ESP32 双电机 FOC 磁场定向控制原型开发</w:t>
+                      </w:r>
+                      <w:r>
+                        <w:rPr>
+                          <w:rFonts w:hint="eastAsia" w:ascii="微软雅黑" w:hAnsi="微软雅黑" w:eastAsia="微软雅黑" w:cs="微软雅黑"/>
+                          <w:b w:val="0"/>
+                          <w:bCs w:val="0"/>
+                          <w:sz w:val="21"/>
+                          <w:szCs w:val="21"/>
+                          <w:lang w:val="en-US" w:eastAsia="zh-CN"/>
+                        </w:rPr>
+                        <w:t xml:space="preserve">      </w:t>
+                      </w:r>
+                      <w:r>
+                        <w:rPr>
+                          <w:rFonts w:hint="eastAsia" w:ascii="微软雅黑" w:hAnsi="微软雅黑" w:eastAsia="微软雅黑" w:cs="微软雅黑"/>
+                          <w:b/>
+                          <w:bCs/>
+                          <w:sz w:val="21"/>
+                          <w:szCs w:val="21"/>
+                          <w:lang w:val="en-US" w:eastAsia="zh-CN"/>
+                        </w:rPr>
+                        <w:t>独立开发</w:t>
+                      </w:r>
+                    </w:p>
+                    <w:p>
+                      <w:pPr>
+                        <w:pStyle w:val="3"/>
+                        <w:keepNext w:val="0"/>
+                        <w:keepLines w:val="0"/>
+                        <w:widowControl/>
+                        <w:suppressLineNumbers w:val="0"/>
+                        <w:pBdr>
+                          <w:top w:val="none" w:color="auto" w:sz="0" w:space="0"/>
+                          <w:left w:val="none" w:color="auto" w:sz="0" w:space="0"/>
+                          <w:bottom w:val="none" w:color="auto" w:sz="0" w:space="0"/>
+                          <w:right w:val="none" w:color="auto" w:sz="0" w:space="0"/>
+                        </w:pBdr>
+                        <w:spacing w:before="0" w:beforeAutospacing="0" w:after="0" w:afterAutospacing="0" w:line="240" w:lineRule="atLeast"/>
+                        <w:ind w:left="0" w:right="0"/>
+                        <w:jc w:val="left"/>
+                        <w:rPr>
+                          <w:rFonts w:hint="eastAsia" w:ascii="微软雅黑" w:hAnsi="微软雅黑" w:eastAsia="微软雅黑" w:cs="微软雅黑"/>
+                          <w:sz w:val="21"/>
+                          <w:szCs w:val="21"/>
+                        </w:rPr>
+                      </w:pPr>
+                      <w:r>
+                        <w:rPr>
+                          <w:rFonts w:hint="eastAsia" w:ascii="微软雅黑" w:hAnsi="微软雅黑" w:eastAsia="微软雅黑" w:cs="微软雅黑"/>
+                          <w:sz w:val="21"/>
+                          <w:szCs w:val="21"/>
+                        </w:rPr>
+                        <w:t>项目描述</w:t>
+                      </w:r>
+                    </w:p>
+                    <w:p>
+                      <w:pPr>
+                        <w:pStyle w:val="3"/>
+                        <w:keepNext w:val="0"/>
+                        <w:keepLines w:val="0"/>
+                        <w:widowControl/>
+                        <w:suppressLineNumbers w:val="0"/>
+                        <w:pBdr>
+                          <w:top w:val="none" w:color="auto" w:sz="0" w:space="0"/>
+                          <w:left w:val="none" w:color="auto" w:sz="0" w:space="0"/>
+                          <w:bottom w:val="none" w:color="auto" w:sz="0" w:space="0"/>
+                          <w:right w:val="none" w:color="auto" w:sz="0" w:space="0"/>
+                        </w:pBdr>
+                        <w:spacing w:before="0" w:beforeAutospacing="0" w:after="0" w:afterAutospacing="0" w:line="240" w:lineRule="atLeast"/>
+                        <w:ind w:left="0" w:right="0"/>
+                        <w:jc w:val="left"/>
+                        <w:rPr>
+                          <w:rFonts w:hint="eastAsia" w:ascii="微软雅黑" w:hAnsi="微软雅黑" w:eastAsia="微软雅黑" w:cs="微软雅黑"/>
+                          <w:b w:val="0"/>
+                          <w:bCs w:val="0"/>
+                          <w:sz w:val="21"/>
+                          <w:szCs w:val="21"/>
+                        </w:rPr>
+                      </w:pPr>
+                      <w:r>
+                        <w:rPr>
+                          <w:rFonts w:hint="eastAsia" w:ascii="微软雅黑" w:hAnsi="微软雅黑" w:eastAsia="微软雅黑" w:cs="微软雅黑"/>
+                          <w:b w:val="0"/>
+                          <w:bCs w:val="0"/>
+                          <w:sz w:val="21"/>
+                          <w:szCs w:val="21"/>
+                        </w:rPr>
+                        <w:t xml:space="preserve">基于 ESP32 双核微控制器与 </w:t>
+                      </w:r>
+                      <w:r>
+                        <w:rPr>
+                          <w:rFonts w:hint="eastAsia" w:ascii="微软雅黑" w:hAnsi="微软雅黑" w:eastAsia="微软雅黑" w:cs="微软雅黑"/>
+                          <w:b/>
+                          <w:bCs/>
+                          <w:sz w:val="21"/>
+                          <w:szCs w:val="21"/>
+                        </w:rPr>
+                        <w:t>FreeRTOS</w:t>
+                      </w:r>
+                      <w:r>
+                        <w:rPr>
+                          <w:rFonts w:hint="eastAsia" w:ascii="微软雅黑" w:hAnsi="微软雅黑" w:eastAsia="微软雅黑" w:cs="微软雅黑"/>
+                          <w:b w:val="0"/>
+                          <w:bCs w:val="0"/>
+                          <w:sz w:val="21"/>
+                          <w:szCs w:val="21"/>
+                        </w:rPr>
+                        <w:t xml:space="preserve"> 实时操作系统，完成</w:t>
+                      </w:r>
+                      <w:r>
+                        <w:rPr>
+                          <w:rFonts w:hint="eastAsia" w:ascii="微软雅黑" w:hAnsi="微软雅黑" w:eastAsia="微软雅黑" w:cs="微软雅黑"/>
+                          <w:b/>
+                          <w:bCs/>
+                          <w:sz w:val="21"/>
+                          <w:szCs w:val="21"/>
+                        </w:rPr>
+                        <w:t>FOC 控制链路实现</w:t>
+                      </w:r>
+                      <w:r>
+                        <w:rPr>
+                          <w:rFonts w:hint="eastAsia" w:ascii="微软雅黑" w:hAnsi="微软雅黑" w:eastAsia="微软雅黑" w:cs="微软雅黑"/>
+                          <w:b w:val="0"/>
+                          <w:bCs w:val="0"/>
+                          <w:sz w:val="21"/>
+                          <w:szCs w:val="21"/>
+                        </w:rPr>
+                        <w:t>、</w:t>
+                      </w:r>
+                      <w:r>
+                        <w:rPr>
+                          <w:rFonts w:hint="eastAsia" w:ascii="微软雅黑" w:hAnsi="微软雅黑" w:eastAsia="微软雅黑" w:cs="微软雅黑"/>
+                          <w:b/>
+                          <w:bCs/>
+                          <w:sz w:val="21"/>
+                          <w:szCs w:val="21"/>
+                        </w:rPr>
+                        <w:t>多任务控制架构设计</w:t>
+                      </w:r>
+                      <w:r>
+                        <w:rPr>
+                          <w:rFonts w:hint="eastAsia" w:ascii="微软雅黑" w:hAnsi="微软雅黑" w:eastAsia="微软雅黑" w:cs="微软雅黑"/>
+                          <w:b w:val="0"/>
+                          <w:bCs w:val="0"/>
+                          <w:sz w:val="21"/>
+                          <w:szCs w:val="21"/>
+                        </w:rPr>
+                        <w:t>与</w:t>
+                      </w:r>
+                      <w:r>
+                        <w:rPr>
+                          <w:rFonts w:hint="eastAsia" w:ascii="微软雅黑" w:hAnsi="微软雅黑" w:eastAsia="微软雅黑" w:cs="微软雅黑"/>
+                          <w:b/>
+                          <w:bCs/>
+                          <w:sz w:val="21"/>
+                          <w:szCs w:val="21"/>
+                        </w:rPr>
+                        <w:t>硬件驱动开发</w:t>
+                      </w:r>
+                      <w:r>
+                        <w:rPr>
+                          <w:rFonts w:hint="eastAsia" w:ascii="微软雅黑" w:hAnsi="微软雅黑" w:eastAsia="微软雅黑" w:cs="微软雅黑"/>
+                          <w:b w:val="0"/>
+                          <w:bCs w:val="0"/>
+                          <w:sz w:val="21"/>
+                          <w:szCs w:val="21"/>
+                        </w:rPr>
+                        <w:t xml:space="preserve">，解决单循环架构下双电机控制实时性冲突与周期抖动问题；针对智能旋钮、力反馈控制器场景，实现 </w:t>
+                      </w:r>
+                      <w:r>
+                        <w:rPr>
+                          <w:rFonts w:hint="eastAsia" w:ascii="微软雅黑" w:hAnsi="微软雅黑" w:eastAsia="微软雅黑" w:cs="微软雅黑"/>
+                          <w:b/>
+                          <w:bCs/>
+                          <w:sz w:val="21"/>
+                          <w:szCs w:val="21"/>
+                        </w:rPr>
+                        <w:t>8种可配置触觉反馈模式</w:t>
+                      </w:r>
+                      <w:r>
+                        <w:rPr>
+                          <w:rFonts w:hint="eastAsia" w:ascii="微软雅黑" w:hAnsi="微软雅黑" w:eastAsia="微软雅黑" w:cs="微软雅黑"/>
+                          <w:b w:val="0"/>
+                          <w:bCs w:val="0"/>
+                          <w:sz w:val="21"/>
+                          <w:szCs w:val="21"/>
+                        </w:rPr>
+                        <w:t>，形成完整嵌入式验证方案。。</w:t>
+                      </w:r>
+                    </w:p>
+                    <w:p>
+                      <w:pPr>
+                        <w:pStyle w:val="3"/>
+                        <w:keepNext w:val="0"/>
+                        <w:keepLines w:val="0"/>
+                        <w:widowControl/>
+                        <w:suppressLineNumbers w:val="0"/>
+                        <w:pBdr>
+                          <w:top w:val="none" w:color="auto" w:sz="0" w:space="0"/>
+                          <w:left w:val="none" w:color="auto" w:sz="0" w:space="0"/>
+                          <w:bottom w:val="none" w:color="auto" w:sz="0" w:space="0"/>
+                          <w:right w:val="none" w:color="auto" w:sz="0" w:space="0"/>
+                        </w:pBdr>
+                        <w:spacing w:before="0" w:beforeAutospacing="0" w:after="0" w:afterAutospacing="0" w:line="240" w:lineRule="atLeast"/>
+                        <w:ind w:left="0" w:right="0"/>
+                        <w:jc w:val="left"/>
+                        <w:rPr>
+                          <w:rFonts w:hint="eastAsia" w:ascii="微软雅黑" w:hAnsi="微软雅黑" w:eastAsia="微软雅黑" w:cs="微软雅黑"/>
+                          <w:sz w:val="21"/>
+                          <w:szCs w:val="21"/>
+                        </w:rPr>
+                      </w:pPr>
+                      <w:r>
+                        <w:rPr>
+                          <w:rFonts w:hint="eastAsia" w:ascii="微软雅黑" w:hAnsi="微软雅黑" w:eastAsia="微软雅黑" w:cs="微软雅黑"/>
+                          <w:sz w:val="21"/>
+                          <w:szCs w:val="21"/>
+                        </w:rPr>
+                        <w:t>项目成果</w:t>
+                      </w:r>
+                    </w:p>
+                    <w:p>
+                      <w:pPr>
+                        <w:keepNext w:val="0"/>
+                        <w:keepLines w:val="0"/>
+                        <w:widowControl/>
+                        <w:numPr>
+                          <w:ilvl w:val="0"/>
+                          <w:numId w:val="0"/>
+                        </w:numPr>
+                        <w:suppressLineNumbers w:val="0"/>
+                        <w:pBdr>
+                          <w:top w:val="none" w:color="auto" w:sz="0" w:space="0"/>
+                          <w:left w:val="none" w:color="auto" w:sz="0" w:space="0"/>
+                          <w:bottom w:val="none" w:color="auto" w:sz="0" w:space="0"/>
+                          <w:right w:val="none" w:color="auto" w:sz="0" w:space="0"/>
+                        </w:pBdr>
+                        <w:spacing w:before="0" w:beforeAutospacing="0" w:after="0" w:afterAutospacing="0" w:line="240" w:lineRule="atLeast"/>
+                        <w:ind w:leftChars="0" w:right="0" w:rightChars="0"/>
+                        <w:jc w:val="left"/>
+                        <w:rPr>
+                          <w:rFonts w:hint="eastAsia" w:ascii="微软雅黑" w:hAnsi="微软雅黑" w:eastAsia="微软雅黑" w:cs="微软雅黑"/>
+                          <w:sz w:val="21"/>
+                          <w:szCs w:val="21"/>
+                        </w:rPr>
+                      </w:pPr>
+                      <w:r>
+                        <w:rPr>
+                          <w:rFonts w:hint="eastAsia" w:ascii="微软雅黑" w:hAnsi="微软雅黑" w:eastAsia="微软雅黑" w:cs="微软雅黑"/>
+                          <w:sz w:val="21"/>
+                          <w:szCs w:val="21"/>
+                        </w:rPr>
+                        <w:t>落地 8 种可配置触觉反馈模式，</w:t>
+                      </w:r>
+                      <w:r>
+                        <w:rPr>
+                          <w:rFonts w:hint="eastAsia" w:ascii="微软雅黑" w:hAnsi="微软雅黑" w:eastAsia="微软雅黑" w:cs="微软雅黑"/>
+                          <w:sz w:val="21"/>
+                          <w:szCs w:val="21"/>
+                          <w:lang w:val="en-US" w:eastAsia="zh-CN"/>
+                        </w:rPr>
+                        <w:t>可通过</w:t>
+                      </w:r>
+                      <w:r>
+                        <w:rPr>
+                          <w:rFonts w:hint="eastAsia" w:ascii="微软雅黑" w:hAnsi="微软雅黑" w:eastAsia="微软雅黑" w:cs="微软雅黑"/>
+                          <w:b/>
+                          <w:bCs/>
+                          <w:sz w:val="21"/>
+                          <w:szCs w:val="21"/>
+                          <w:lang w:val="en-US" w:eastAsia="zh-CN"/>
+                        </w:rPr>
+                        <w:t>串口切换</w:t>
+                      </w:r>
+                      <w:r>
+                        <w:rPr>
+                          <w:rFonts w:hint="eastAsia" w:ascii="微软雅黑" w:hAnsi="微软雅黑" w:eastAsia="微软雅黑" w:cs="微软雅黑"/>
+                          <w:sz w:val="21"/>
+                          <w:szCs w:val="21"/>
+                          <w:lang w:val="en-US" w:eastAsia="zh-CN"/>
+                        </w:rPr>
+                        <w:t>，</w:t>
+                      </w:r>
+                      <w:r>
+                        <w:rPr>
+                          <w:rFonts w:hint="eastAsia" w:ascii="微软雅黑" w:hAnsi="微软雅黑" w:eastAsia="微软雅黑" w:cs="微软雅黑"/>
+                          <w:sz w:val="21"/>
+                          <w:szCs w:val="21"/>
+                        </w:rPr>
+                        <w:t>完成实验室场景全功能验证，在线调参功能使调试</w:t>
+                      </w:r>
+                      <w:r>
+                        <w:rPr>
+                          <w:rFonts w:hint="eastAsia" w:ascii="微软雅黑" w:hAnsi="微软雅黑" w:eastAsia="微软雅黑" w:cs="微软雅黑"/>
+                          <w:b/>
+                          <w:bCs/>
+                          <w:sz w:val="21"/>
+                          <w:szCs w:val="21"/>
+                        </w:rPr>
+                        <w:t>效</w:t>
+                      </w:r>
+                    </w:p>
+                    <w:p>
+                      <w:pPr>
+                        <w:keepNext w:val="0"/>
+                        <w:keepLines w:val="0"/>
+                        <w:widowControl/>
+                        <w:numPr>
+                          <w:ilvl w:val="0"/>
+                          <w:numId w:val="0"/>
+                        </w:numPr>
+                        <w:suppressLineNumbers w:val="0"/>
+                        <w:pBdr>
+                          <w:top w:val="none" w:color="auto" w:sz="0" w:space="0"/>
+                          <w:left w:val="none" w:color="auto" w:sz="0" w:space="0"/>
+                          <w:bottom w:val="none" w:color="auto" w:sz="0" w:space="0"/>
+                          <w:right w:val="none" w:color="auto" w:sz="0" w:space="0"/>
+                        </w:pBdr>
+                        <w:spacing w:before="0" w:beforeAutospacing="0" w:after="0" w:afterAutospacing="0" w:line="240" w:lineRule="atLeast"/>
+                        <w:ind w:leftChars="0" w:right="0" w:rightChars="0"/>
+                        <w:jc w:val="left"/>
+                        <w:rPr>
+                          <w:rFonts w:hint="eastAsia" w:ascii="微软雅黑" w:hAnsi="微软雅黑" w:eastAsia="微软雅黑" w:cs="微软雅黑"/>
+                          <w:b/>
+                          <w:bCs/>
+                          <w:sz w:val="21"/>
+                          <w:szCs w:val="21"/>
+                          <w:lang w:eastAsia="zh-CN"/>
+                        </w:rPr>
+                      </w:pPr>
+                      <w:r>
+                        <w:rPr>
+                          <w:rFonts w:hint="eastAsia" w:ascii="微软雅黑" w:hAnsi="微软雅黑" w:eastAsia="微软雅黑" w:cs="微软雅黑"/>
+                          <w:b/>
+                          <w:bCs/>
+                          <w:sz w:val="21"/>
+                          <w:szCs w:val="21"/>
+                        </w:rPr>
+                        <w:t xml:space="preserve">率提升 60% </w:t>
+                      </w:r>
+                      <w:r>
+                        <w:rPr>
+                          <w:rFonts w:hint="eastAsia" w:ascii="微软雅黑" w:hAnsi="微软雅黑" w:eastAsia="微软雅黑" w:cs="微软雅黑"/>
+                          <w:b/>
+                          <w:bCs/>
+                          <w:sz w:val="21"/>
+                          <w:szCs w:val="21"/>
+                          <w:lang w:eastAsia="zh-CN"/>
+                        </w:rPr>
+                        <w:t>。</w:t>
+                      </w:r>
+                    </w:p>
+                    <w:p>
+                      <w:pPr>
+                        <w:keepNext w:val="0"/>
+                        <w:keepLines w:val="0"/>
+                        <w:widowControl/>
+                        <w:numPr>
+                          <w:ilvl w:val="0"/>
+                          <w:numId w:val="0"/>
+                        </w:numPr>
+                        <w:suppressLineNumbers w:val="0"/>
+                        <w:pBdr>
+                          <w:top w:val="none" w:color="auto" w:sz="0" w:space="0"/>
+                          <w:left w:val="none" w:color="auto" w:sz="0" w:space="0"/>
+                          <w:bottom w:val="none" w:color="auto" w:sz="0" w:space="0"/>
+                          <w:right w:val="none" w:color="auto" w:sz="0" w:space="0"/>
+                        </w:pBdr>
+                        <w:spacing w:before="0" w:beforeAutospacing="0" w:after="0" w:afterAutospacing="0" w:line="240" w:lineRule="atLeast"/>
+                        <w:ind w:leftChars="0" w:right="0" w:rightChars="0"/>
+                        <w:jc w:val="left"/>
+                        <w:rPr>
+                          <w:rFonts w:hint="eastAsia" w:ascii="微软雅黑" w:hAnsi="微软雅黑" w:eastAsia="微软雅黑" w:cs="微软雅黑"/>
+                          <w:b/>
+                          <w:bCs/>
+                          <w:sz w:val="21"/>
+                          <w:szCs w:val="21"/>
+                          <w:lang w:eastAsia="zh-CN"/>
+                        </w:rPr>
+                      </w:pPr>
+                    </w:p>
+                    <w:p>
+                      <w:pPr>
+                        <w:keepNext w:val="0"/>
+                        <w:keepLines w:val="0"/>
+                        <w:widowControl/>
+                        <w:suppressLineNumbers w:val="0"/>
+                        <w:jc w:val="left"/>
+                        <w:rPr>
+                          <w:rFonts w:hint="eastAsia" w:ascii="微软雅黑" w:hAnsi="微软雅黑" w:eastAsia="微软雅黑"/>
+                          <w:b w:val="0"/>
+                          <w:bCs w:val="0"/>
+                          <w:color w:val="auto"/>
+                          <w:sz w:val="18"/>
+                          <w:szCs w:val="18"/>
+                          <w:lang w:val="en-US" w:eastAsia="zh-CN"/>
+                        </w:rPr>
+                      </w:pPr>
+                      <w:r>
+                        <w:rPr>
+                          <w:rFonts w:hint="eastAsia" w:ascii="微软雅黑" w:hAnsi="微软雅黑" w:eastAsia="微软雅黑" w:cs="微软雅黑"/>
+                          <w:sz w:val="21"/>
+                          <w:szCs w:val="21"/>
+                        </w:rPr>
+                        <w:t xml:space="preserve">实现 </w:t>
+                      </w:r>
+                      <w:r>
+                        <w:rPr>
+                          <w:rFonts w:hint="eastAsia" w:ascii="微软雅黑" w:hAnsi="微软雅黑" w:eastAsia="微软雅黑" w:cs="微软雅黑"/>
+                          <w:b/>
+                          <w:bCs/>
+                          <w:sz w:val="21"/>
+                          <w:szCs w:val="21"/>
+                        </w:rPr>
+                        <w:t>Clark/Park 坐标变换</w:t>
+                      </w:r>
+                      <w:r>
+                        <w:rPr>
+                          <w:rFonts w:hint="eastAsia" w:ascii="微软雅黑" w:hAnsi="微软雅黑" w:eastAsia="微软雅黑" w:cs="微软雅黑"/>
+                          <w:sz w:val="21"/>
+                          <w:szCs w:val="21"/>
+                        </w:rPr>
+                        <w:t>与</w:t>
+                      </w:r>
+                      <w:r>
+                        <w:rPr>
+                          <w:rFonts w:hint="eastAsia" w:ascii="微软雅黑" w:hAnsi="微软雅黑" w:eastAsia="微软雅黑" w:cs="微软雅黑"/>
+                          <w:b/>
+                          <w:bCs/>
+                          <w:sz w:val="21"/>
+                          <w:szCs w:val="21"/>
+                        </w:rPr>
+                        <w:t xml:space="preserve"> SVPWM 调制</w:t>
+                      </w:r>
+                      <w:r>
+                        <w:rPr>
+                          <w:rFonts w:hint="eastAsia" w:ascii="微软雅黑" w:hAnsi="微软雅黑" w:eastAsia="微软雅黑" w:cs="微软雅黑"/>
+                          <w:sz w:val="21"/>
+                          <w:szCs w:val="21"/>
+                        </w:rPr>
+                        <w:t>，搭建力矩/速度/位置</w:t>
+                      </w:r>
+                      <w:r>
+                        <w:rPr>
+                          <w:rFonts w:hint="eastAsia" w:ascii="微软雅黑" w:hAnsi="微软雅黑" w:eastAsia="微软雅黑" w:cs="微软雅黑"/>
+                          <w:b/>
+                          <w:bCs/>
+                          <w:sz w:val="21"/>
+                          <w:szCs w:val="21"/>
+                        </w:rPr>
+                        <w:t>三闭环串级 PID</w:t>
+                      </w:r>
+                      <w:r>
+                        <w:rPr>
+                          <w:rFonts w:hint="eastAsia" w:ascii="微软雅黑" w:hAnsi="微软雅黑" w:eastAsia="微软雅黑" w:cs="微软雅黑"/>
+                          <w:sz w:val="21"/>
+                          <w:szCs w:val="21"/>
+                        </w:rPr>
+                        <w:t>控制架构，支持控制模式灵活切换</w:t>
+                      </w:r>
+                    </w:p>
+                    <w:p>
+                      <w:pPr>
+                        <w:keepNext w:val="0"/>
+                        <w:keepLines w:val="0"/>
+                        <w:widowControl/>
+                        <w:suppressLineNumbers w:val="0"/>
+                        <w:jc w:val="left"/>
+                        <w:rPr>
+                          <w:rFonts w:hint="eastAsia" w:ascii="微软雅黑" w:hAnsi="微软雅黑" w:eastAsia="微软雅黑"/>
+                          <w:b w:val="0"/>
+                          <w:bCs w:val="0"/>
+                          <w:color w:val="auto"/>
+                          <w:sz w:val="18"/>
+                          <w:szCs w:val="18"/>
+                          <w:lang w:val="en-US" w:eastAsia="zh-CN"/>
+                        </w:rPr>
+                      </w:pPr>
+                    </w:p>
+                    <w:p>
+                      <w:pPr>
+                        <w:keepNext w:val="0"/>
+                        <w:keepLines w:val="0"/>
+                        <w:widowControl/>
+                        <w:suppressLineNumbers w:val="0"/>
+                        <w:jc w:val="left"/>
+                        <w:rPr>
+                          <w:rFonts w:hint="eastAsia" w:ascii="微软雅黑" w:hAnsi="微软雅黑" w:eastAsia="微软雅黑"/>
+                          <w:b w:val="0"/>
+                          <w:bCs w:val="0"/>
+                          <w:color w:val="auto"/>
+                          <w:sz w:val="18"/>
+                          <w:szCs w:val="18"/>
+                          <w:lang w:val="en-US" w:eastAsia="zh-CN"/>
+                        </w:rPr>
+                      </w:pPr>
+                    </w:p>
+                    <w:p>
+                      <w:pPr>
+                        <w:keepNext w:val="0"/>
+                        <w:keepLines w:val="0"/>
+                        <w:widowControl/>
+                        <w:suppressLineNumbers w:val="0"/>
+                        <w:jc w:val="left"/>
+                        <w:rPr>
+                          <w:rFonts w:hint="eastAsia" w:ascii="微软雅黑" w:hAnsi="微软雅黑" w:eastAsia="微软雅黑"/>
+                          <w:b w:val="0"/>
+                          <w:bCs w:val="0"/>
+                          <w:color w:val="auto"/>
+                          <w:sz w:val="18"/>
+                          <w:szCs w:val="18"/>
+                          <w:lang w:val="en-US" w:eastAsia="zh-CN"/>
+                        </w:rPr>
+                      </w:pPr>
+                    </w:p>
+                    <w:p>
+                      <w:pPr>
+                        <w:keepNext w:val="0"/>
+                        <w:keepLines w:val="0"/>
+                        <w:widowControl/>
+                        <w:suppressLineNumbers w:val="0"/>
+                        <w:jc w:val="left"/>
+                        <w:rPr>
+                          <w:rFonts w:hint="eastAsia" w:ascii="微软雅黑" w:hAnsi="微软雅黑" w:eastAsia="微软雅黑"/>
+                          <w:b w:val="0"/>
+                          <w:bCs w:val="0"/>
+                          <w:color w:val="auto"/>
+                          <w:sz w:val="18"/>
+                          <w:szCs w:val="18"/>
+                          <w:lang w:val="en-US" w:eastAsia="zh-CN"/>
+                        </w:rPr>
+                      </w:pPr>
+                    </w:p>
+                    <w:p>
+                      <w:pPr>
+                        <w:keepNext w:val="0"/>
+                        <w:keepLines w:val="0"/>
+                        <w:widowControl/>
+                        <w:suppressLineNumbers w:val="0"/>
+                        <w:jc w:val="left"/>
+                        <w:rPr>
+                          <w:rFonts w:hint="eastAsia" w:ascii="微软雅黑" w:hAnsi="微软雅黑" w:eastAsia="微软雅黑"/>
+                          <w:b w:val="0"/>
+                          <w:bCs w:val="0"/>
+                          <w:color w:val="auto"/>
+                          <w:sz w:val="18"/>
+                          <w:szCs w:val="18"/>
+                          <w:lang w:val="en-US" w:eastAsia="zh-CN"/>
+                        </w:rPr>
+                      </w:pPr>
+                    </w:p>
+                    <w:p>
+                      <w:pPr>
+                        <w:keepNext w:val="0"/>
+                        <w:keepLines w:val="0"/>
+                        <w:widowControl/>
+                        <w:suppressLineNumbers w:val="0"/>
+                        <w:jc w:val="left"/>
+                        <w:rPr>
+                          <w:rFonts w:hint="eastAsia" w:ascii="微软雅黑" w:hAnsi="微软雅黑" w:eastAsia="微软雅黑"/>
+                          <w:b w:val="0"/>
+                          <w:bCs w:val="0"/>
+                          <w:color w:val="auto"/>
+                          <w:sz w:val="18"/>
+                          <w:szCs w:val="18"/>
+                          <w:lang w:val="en-US" w:eastAsia="zh-CN"/>
+                        </w:rPr>
+                      </w:pPr>
+                    </w:p>
+                    <w:p>
+                      <w:pPr>
+                        <w:adjustRightInd w:val="0"/>
+                        <w:snapToGrid w:val="0"/>
+                        <w:rPr>
+                          <w:rFonts w:hint="eastAsia" w:ascii="微软雅黑" w:hAnsi="微软雅黑" w:eastAsia="微软雅黑" w:cs="宋体"/>
+                          <w:color w:val="555555"/>
+                          <w:kern w:val="0"/>
+                          <w:sz w:val="18"/>
+                          <w:szCs w:val="18"/>
+                          <w:lang w:val="en-US" w:eastAsia="zh-CN"/>
+                        </w:rPr>
+                      </w:pPr>
+                    </w:p>
+                    <w:p>
+                      <w:pPr>
+                        <w:adjustRightInd w:val="0"/>
+                        <w:snapToGrid w:val="0"/>
+                        <w:rPr>
+                          <w:rFonts w:hint="eastAsia" w:ascii="微软雅黑" w:hAnsi="微软雅黑" w:eastAsia="微软雅黑" w:cs="宋体"/>
+                          <w:color w:val="555555"/>
+                          <w:kern w:val="0"/>
+                          <w:sz w:val="18"/>
+                          <w:szCs w:val="18"/>
+                          <w:lang w:val="en-US" w:eastAsia="zh-CN"/>
+                        </w:rPr>
+                      </w:pPr>
+                    </w:p>
+                    <w:p>
+                      <w:pPr>
+                        <w:adjustRightInd w:val="0"/>
+                        <w:snapToGrid w:val="0"/>
+                        <w:rPr>
+                          <w:rFonts w:hint="eastAsia" w:ascii="微软雅黑" w:hAnsi="微软雅黑" w:eastAsia="微软雅黑" w:cs="宋体"/>
+                          <w:color w:val="555555"/>
+                          <w:kern w:val="0"/>
+                          <w:sz w:val="18"/>
+                          <w:szCs w:val="18"/>
+                          <w:lang w:val="en-US" w:eastAsia="zh-CN"/>
+                        </w:rPr>
+                      </w:pPr>
+                    </w:p>
+                    <w:p>
+                      <w:pPr>
+                        <w:adjustRightInd w:val="0"/>
+                        <w:snapToGrid w:val="0"/>
+                        <w:rPr>
+                          <w:rFonts w:hint="default" w:ascii="微软雅黑" w:hAnsi="微软雅黑" w:eastAsia="微软雅黑" w:cs="宋体"/>
+                          <w:color w:val="555555"/>
+                          <w:kern w:val="0"/>
+                          <w:sz w:val="18"/>
+                          <w:szCs w:val="18"/>
+                          <w:lang w:val="en-US" w:eastAsia="zh-CN"/>
+                        </w:rPr>
+                      </w:pPr>
+                    </w:p>
+                  </w:txbxContent>
+                </v:textbox>
+              </v:shape>
+            </w:pict>
+          </mc:Fallback>
+        </mc:AlternateContent>
+      </w:r>
+    </w:p>
     <w:p/>
     <w:p/>
     <w:p/>
@@ -11098,10 +11176,10 @@
               <wp:anchor distT="0" distB="0" distL="114300" distR="114300" simplePos="0" relativeHeight="251672576" behindDoc="1" locked="0" layoutInCell="1" allowOverlap="1">
                 <wp:simplePos x="0" y="0"/>
                 <wp:positionH relativeFrom="margin">
-                  <wp:posOffset>362585</wp:posOffset>
+                  <wp:posOffset>377190</wp:posOffset>
                 </wp:positionH>
                 <wp:positionV relativeFrom="paragraph">
-                  <wp:posOffset>17780</wp:posOffset>
+                  <wp:posOffset>135890</wp:posOffset>
                 </wp:positionV>
                 <wp:extent cx="6785610" cy="305435"/>
                 <wp:effectExtent l="0" t="0" r="8890" b="12065"/>
@@ -11354,7 +11432,7 @@
           </mc:Choice>
           <mc:Fallback>
             <w:pict>
-              <v:group id="_x0000_s1026" o:spid="_x0000_s1026" o:spt="203" style="position:absolute;left:0pt;margin-left:28.55pt;margin-top:1.4pt;height:24.05pt;width:534.3pt;mso-position-horizontal-relative:margin;z-index:-251643904;mso-width-relative:page;mso-height-relative:page;" coordorigin="-3810,0" coordsize="6785610,306718" o:gfxdata="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">
+              <v:group id="_x0000_s1026" o:spid="_x0000_s1026" o:spt="203" style="position:absolute;left:0pt;margin-left:29.7pt;margin-top:10.7pt;height:24.05pt;width:534.3pt;mso-position-horizontal-relative:margin;z-index:-251643904;mso-width-relative:page;mso-height-relative:page;" coordorigin="-3810,0" coordsize="6785610,306718" o:gfxdata="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">
                 <o:lock v:ext="edit" aspectratio="f"/>
                 <v:group id="组合 81" o:spid="_x0000_s1026" o:spt="203" style="position:absolute;left:-3810;top:0;height:306718;width:1260475;" coordorigin="-3805,0" coordsize="1259812,424590" o:gfxdata="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">
                   <o:lock v:ext="edit" aspectratio="t"/>
@@ -11411,8 +11489,26 @@
       </w:r>
     </w:p>
     <w:p>
-      <w:bookmarkStart w:id="1" w:name="_GoBack"/>
-      <w:bookmarkEnd w:id="1"/>
+      <w:pPr>
+        <w:pStyle w:val="7"/>
+        <w:snapToGrid w:val="0"/>
+        <w:spacing w:before="0" w:beforeAutospacing="0" w:after="0" w:afterAutospacing="0" w:line="276" w:lineRule="auto"/>
+        <w:rPr>
+          <w:rFonts w:hint="eastAsia"/>
+          <w:b/>
+          <w:bCs/>
+        </w:rPr>
+      </w:pPr>
+    </w:p>
+    <w:p>
+      <w:pPr>
+        <w:pStyle w:val="7"/>
+        <w:snapToGrid w:val="0"/>
+        <w:spacing w:before="0" w:beforeAutospacing="0" w:after="0" w:afterAutospacing="0" w:line="276" w:lineRule="auto"/>
+        <w:rPr>
+          <w:rFonts w:hint="eastAsia"/>
+        </w:rPr>
+      </w:pPr>
       <w:r>
         <mc:AlternateContent>
           <mc:Choice Requires="wps">
@@ -11420,12 +11516,12 @@
               <wp:anchor distT="0" distB="0" distL="114300" distR="114300" simplePos="0" relativeHeight="251676672" behindDoc="1" locked="0" layoutInCell="1" allowOverlap="1">
                 <wp:simplePos x="0" y="0"/>
                 <wp:positionH relativeFrom="margin">
-                  <wp:posOffset>579120</wp:posOffset>
+                  <wp:posOffset>551180</wp:posOffset>
                 </wp:positionH>
                 <wp:positionV relativeFrom="paragraph">
-                  <wp:posOffset>10160</wp:posOffset>
+                  <wp:posOffset>33655</wp:posOffset>
                 </wp:positionV>
-                <wp:extent cx="6473190" cy="2249805"/>
+                <wp:extent cx="6473190" cy="1800860"/>
                 <wp:effectExtent l="0" t="0" r="0" b="0"/>
                 <wp:wrapNone/>
                 <wp:docPr id="102" name="文本框 2"/>
@@ -11439,7 +11535,7 @@
                       <wps:spPr bwMode="auto">
                         <a:xfrm>
                           <a:off x="0" y="0"/>
-                          <a:ext cx="6472918" cy="2249805"/>
+                          <a:ext cx="6472918" cy="1800860"/>
                         </a:xfrm>
                         <a:prstGeom prst="rect">
                           <a:avLst/>
@@ -11454,8 +11550,9 @@
                         <w:txbxContent>
                           <w:p>
                             <w:pPr>
-                              <w:pStyle w:val="6"/>
+                              <w:pStyle w:val="7"/>
                               <w:numPr>
+                                <w:ilvl w:val="0"/>
                                 <w:numId w:val="0"/>
                               </w:numPr>
                               <w:snapToGrid w:val="0"/>
@@ -11475,7 +11572,7 @@
                                 <w:sz w:val="21"/>
                                 <w:szCs w:val="21"/>
                               </w:rPr>
-                              <w:t>熟练掌握C语言的开发技巧，掌握</w:t>
+                              <w:t>熟练掌握</w:t>
                             </w:r>
                             <w:r>
                               <w:rPr>
@@ -11486,7 +11583,7 @@
                                 <w:sz w:val="21"/>
                                 <w:szCs w:val="21"/>
                               </w:rPr>
-                              <w:t>指针</w:t>
+                              <w:t>C语言</w:t>
                             </w:r>
                             <w:r>
                               <w:rPr>
@@ -11495,7 +11592,7 @@
                                 <w:sz w:val="21"/>
                                 <w:szCs w:val="21"/>
                               </w:rPr>
-                              <w:t>、</w:t>
+                              <w:t>的开发技巧，掌握</w:t>
                             </w:r>
                             <w:r>
                               <w:rPr>
@@ -11506,7 +11603,7 @@
                                 <w:sz w:val="21"/>
                                 <w:szCs w:val="21"/>
                               </w:rPr>
-                              <w:t>结构体</w:t>
+                              <w:t>指针</w:t>
                             </w:r>
                             <w:r>
                               <w:rPr>
@@ -11526,6 +11623,26 @@
                                 <w:sz w:val="21"/>
                                 <w:szCs w:val="21"/>
                               </w:rPr>
+                              <w:t>结构体</w:t>
+                            </w:r>
+                            <w:r>
+                              <w:rPr>
+                                <w:rFonts w:hint="eastAsia" w:ascii="微软雅黑" w:hAnsi="微软雅黑" w:eastAsia="微软雅黑"/>
+                                <w:color w:val="000000"/>
+                                <w:sz w:val="21"/>
+                                <w:szCs w:val="21"/>
+                              </w:rPr>
+                              <w:t>、</w:t>
+                            </w:r>
+                            <w:r>
+                              <w:rPr>
+                                <w:rFonts w:hint="eastAsia" w:ascii="微软雅黑" w:hAnsi="微软雅黑" w:eastAsia="微软雅黑"/>
+                                <w:b/>
+                                <w:bCs/>
+                                <w:color w:val="000000"/>
+                                <w:sz w:val="21"/>
+                                <w:szCs w:val="21"/>
+                              </w:rPr>
                               <w:t>宏</w:t>
                             </w:r>
                             <w:r>
@@ -11540,8 +11657,9 @@
                           </w:p>
                           <w:p>
                             <w:pPr>
-                              <w:pStyle w:val="6"/>
+                              <w:pStyle w:val="7"/>
                               <w:numPr>
+                                <w:ilvl w:val="0"/>
                                 <w:numId w:val="0"/>
                               </w:numPr>
                               <w:snapToGrid w:val="0"/>
@@ -11568,40 +11686,14 @@
                             <w:r>
                               <w:rPr>
                                 <w:rFonts w:hint="eastAsia" w:ascii="微软雅黑" w:hAnsi="微软雅黑" w:eastAsia="微软雅黑"/>
+                                <w:b/>
+                                <w:bCs/>
                                 <w:color w:val="000000"/>
                                 <w:sz w:val="21"/>
                                 <w:szCs w:val="21"/>
                                 <w:lang w:val="en-US" w:eastAsia="zh-CN"/>
                               </w:rPr>
                               <w:t>STM</w:t>
-                            </w:r>
-                            <w:r>
-                              <w:rPr>
-                                <w:rFonts w:hint="eastAsia" w:ascii="微软雅黑" w:hAnsi="微软雅黑" w:eastAsia="微软雅黑"/>
-                                <w:color w:val="000000"/>
-                                <w:sz w:val="21"/>
-                                <w:szCs w:val="21"/>
-                              </w:rPr>
-                              <w:t>32常见的外设</w:t>
-                            </w:r>
-                            <w:r>
-                              <w:rPr>
-                                <w:rFonts w:hint="eastAsia" w:ascii="微软雅黑" w:hAnsi="微软雅黑" w:eastAsia="微软雅黑"/>
-                                <w:color w:val="000000"/>
-                                <w:sz w:val="21"/>
-                                <w:szCs w:val="21"/>
-                                <w:lang w:eastAsia="zh-CN"/>
-                              </w:rPr>
-                              <w:t>。</w:t>
-                            </w:r>
-                            <w:r>
-                              <w:rPr>
-                                <w:rFonts w:hint="eastAsia" w:ascii="微软雅黑" w:hAnsi="微软雅黑" w:eastAsia="微软雅黑"/>
-                                <w:color w:val="000000"/>
-                                <w:sz w:val="21"/>
-                                <w:szCs w:val="21"/>
-                              </w:rPr>
-                              <w:t>熟悉</w:t>
                             </w:r>
                             <w:r>
                               <w:rPr>
@@ -11612,6 +11704,45 @@
                                 <w:sz w:val="21"/>
                                 <w:szCs w:val="21"/>
                               </w:rPr>
+                              <w:t>32</w:t>
+                            </w:r>
+                            <w:r>
+                              <w:rPr>
+                                <w:rFonts w:hint="eastAsia" w:ascii="微软雅黑" w:hAnsi="微软雅黑" w:eastAsia="微软雅黑"/>
+                                <w:color w:val="000000"/>
+                                <w:sz w:val="21"/>
+                                <w:szCs w:val="21"/>
+                              </w:rPr>
+                              <w:t>常见的外设</w:t>
+                            </w:r>
+                            <w:r>
+                              <w:rPr>
+                                <w:rFonts w:hint="eastAsia" w:ascii="微软雅黑" w:hAnsi="微软雅黑" w:eastAsia="微软雅黑"/>
+                                <w:color w:val="000000"/>
+                                <w:sz w:val="21"/>
+                                <w:szCs w:val="21"/>
+                                <w:lang w:eastAsia="zh-CN"/>
+                              </w:rPr>
+                              <w:t>。</w:t>
+                            </w:r>
+                            <w:r>
+                              <w:rPr>
+                                <w:rFonts w:hint="eastAsia" w:ascii="微软雅黑" w:hAnsi="微软雅黑" w:eastAsia="微软雅黑"/>
+                                <w:color w:val="000000"/>
+                                <w:sz w:val="21"/>
+                                <w:szCs w:val="21"/>
+                              </w:rPr>
+                              <w:t>熟悉</w:t>
+                            </w:r>
+                            <w:r>
+                              <w:rPr>
+                                <w:rFonts w:hint="eastAsia" w:ascii="微软雅黑" w:hAnsi="微软雅黑" w:eastAsia="微软雅黑"/>
+                                <w:b/>
+                                <w:bCs/>
+                                <w:color w:val="000000"/>
+                                <w:sz w:val="21"/>
+                                <w:szCs w:val="21"/>
+                              </w:rPr>
                               <w:t>芯片的启动过程</w:t>
                             </w:r>
                             <w:r>
@@ -11626,8 +11757,9 @@
                           </w:p>
                           <w:p>
                             <w:pPr>
-                              <w:pStyle w:val="6"/>
+                              <w:pStyle w:val="7"/>
                               <w:numPr>
+                                <w:ilvl w:val="0"/>
                                 <w:numId w:val="0"/>
                               </w:numPr>
                               <w:snapToGrid w:val="0"/>
@@ -11709,18 +11841,22 @@
                           </w:p>
                           <w:p>
                             <w:pPr>
-                              <w:pStyle w:val="6"/>
+                              <w:pStyle w:val="7"/>
                               <w:numPr>
+                                <w:ilvl w:val="0"/>
                                 <w:numId w:val="0"/>
                               </w:numPr>
                               <w:snapToGrid w:val="0"/>
                               <w:spacing w:before="0" w:beforeAutospacing="0" w:after="0" w:afterAutospacing="0" w:line="276" w:lineRule="auto"/>
                               <w:ind w:leftChars="0"/>
                               <w:rPr>
-                                <w:rFonts w:hint="eastAsia" w:ascii="微软雅黑" w:hAnsi="微软雅黑" w:eastAsia="微软雅黑"/>
+                                <w:rFonts w:hint="default" w:ascii="微软雅黑" w:hAnsi="微软雅黑" w:eastAsia="微软雅黑"/>
+                                <w:b w:val="0"/>
+                                <w:bCs w:val="0"/>
                                 <w:color w:val="000000"/>
                                 <w:sz w:val="21"/>
                                 <w:szCs w:val="21"/>
+                                <w:lang w:val="en-US" w:eastAsia="zh-CN"/>
                               </w:rPr>
                             </w:pPr>
                             <w:r>
@@ -11762,19 +11898,31 @@
                             <w:r>
                               <w:rPr>
                                 <w:rFonts w:hint="eastAsia" w:ascii="微软雅黑" w:hAnsi="微软雅黑" w:eastAsia="微软雅黑" w:cs="微软雅黑"/>
-                                <w:b/>
-                                <w:bCs/>
+                                <w:b w:val="0"/>
+                                <w:bCs w:val="0"/>
                                 <w:sz w:val="21"/>
                                 <w:szCs w:val="21"/>
                                 <w:lang w:eastAsia="zh-CN"/>
                               </w:rPr>
-                              <w:t>。</w:t>
+                              <w:t>，</w:t>
+                            </w:r>
+                            <w:r>
+                              <w:rPr>
+                                <w:rFonts w:hint="eastAsia" w:ascii="微软雅黑" w:hAnsi="微软雅黑" w:eastAsia="微软雅黑" w:cs="微软雅黑"/>
+                                <w:b w:val="0"/>
+                                <w:bCs w:val="0"/>
+                                <w:sz w:val="21"/>
+                                <w:szCs w:val="21"/>
+                                <w:lang w:val="en-US" w:eastAsia="zh-CN"/>
+                              </w:rPr>
+                              <w:t>进行团队的项目开发。</w:t>
                             </w:r>
                           </w:p>
                           <w:p>
                             <w:pPr>
-                              <w:pStyle w:val="6"/>
+                              <w:pStyle w:val="7"/>
                               <w:numPr>
+                                <w:ilvl w:val="0"/>
                                 <w:numId w:val="0"/>
                               </w:numPr>
                               <w:snapToGrid w:val="0"/>
@@ -11900,8 +12048,9 @@
                           </w:p>
                           <w:p>
                             <w:pPr>
-                              <w:pStyle w:val="6"/>
+                              <w:pStyle w:val="7"/>
                               <w:numPr>
+                                <w:ilvl w:val="0"/>
                                 <w:numId w:val="0"/>
                               </w:numPr>
                               <w:snapToGrid w:val="0"/>
@@ -12011,7 +12160,7 @@
           </mc:Choice>
           <mc:Fallback>
             <w:pict>
-              <v:shape id="文本框 2" o:spid="_x0000_s1026" o:spt="202" type="#_x0000_t202" style="position:absolute;left:0pt;margin-left:45.6pt;margin-top:0.8pt;height:177.15pt;width:509.7pt;mso-position-horizontal-relative:margin;z-index:-251639808;v-text-anchor:middle;mso-width-relative:page;mso-height-relative:page;" filled="f" stroked="f" coordsize="21600,21600" o:gfxdata="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">
+              <v:shape id="文本框 2" o:spid="_x0000_s1026" o:spt="202" type="#_x0000_t202" style="position:absolute;left:0pt;margin-left:43.4pt;margin-top:2.65pt;height:141.8pt;width:509.7pt;mso-position-horizontal-relative:margin;z-index:-251639808;v-text-anchor:middle;mso-width-relative:page;mso-height-relative:page;" filled="f" stroked="f" coordsize="21600,21600" o:gfxdata="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">
                 <v:fill on="f" focussize="0,0"/>
                 <v:stroke on="f" miterlimit="8" joinstyle="miter"/>
                 <v:imagedata o:title=""/>
@@ -12020,8 +12169,9 @@
                   <w:txbxContent>
                     <w:p>
                       <w:pPr>
-                        <w:pStyle w:val="6"/>
+                        <w:pStyle w:val="7"/>
                         <w:numPr>
+                          <w:ilvl w:val="0"/>
                           <w:numId w:val="0"/>
                         </w:numPr>
                         <w:snapToGrid w:val="0"/>
@@ -12041,7 +12191,7 @@
                           <w:sz w:val="21"/>
                           <w:szCs w:val="21"/>
                         </w:rPr>
-                        <w:t>熟练掌握C语言的开发技巧，掌握</w:t>
+                        <w:t>熟练掌握</w:t>
                       </w:r>
                       <w:r>
                         <w:rPr>
@@ -12052,7 +12202,7 @@
                           <w:sz w:val="21"/>
                           <w:szCs w:val="21"/>
                         </w:rPr>
-                        <w:t>指针</w:t>
+                        <w:t>C语言</w:t>
                       </w:r>
                       <w:r>
                         <w:rPr>
@@ -12061,7 +12211,7 @@
                           <w:sz w:val="21"/>
                           <w:szCs w:val="21"/>
                         </w:rPr>
-                        <w:t>、</w:t>
+                        <w:t>的开发技巧，掌握</w:t>
                       </w:r>
                       <w:r>
                         <w:rPr>
@@ -12072,7 +12222,7 @@
                           <w:sz w:val="21"/>
                           <w:szCs w:val="21"/>
                         </w:rPr>
-                        <w:t>结构体</w:t>
+                        <w:t>指针</w:t>
                       </w:r>
                       <w:r>
                         <w:rPr>
@@ -12092,6 +12242,26 @@
                           <w:sz w:val="21"/>
                           <w:szCs w:val="21"/>
                         </w:rPr>
+                        <w:t>结构体</w:t>
+                      </w:r>
+                      <w:r>
+                        <w:rPr>
+                          <w:rFonts w:hint="eastAsia" w:ascii="微软雅黑" w:hAnsi="微软雅黑" w:eastAsia="微软雅黑"/>
+                          <w:color w:val="000000"/>
+                          <w:sz w:val="21"/>
+                          <w:szCs w:val="21"/>
+                        </w:rPr>
+                        <w:t>、</w:t>
+                      </w:r>
+                      <w:r>
+                        <w:rPr>
+                          <w:rFonts w:hint="eastAsia" w:ascii="微软雅黑" w:hAnsi="微软雅黑" w:eastAsia="微软雅黑"/>
+                          <w:b/>
+                          <w:bCs/>
+                          <w:color w:val="000000"/>
+                          <w:sz w:val="21"/>
+                          <w:szCs w:val="21"/>
+                        </w:rPr>
                         <w:t>宏</w:t>
                       </w:r>
                       <w:r>
@@ -12106,8 +12276,9 @@
                     </w:p>
                     <w:p>
                       <w:pPr>
-                        <w:pStyle w:val="6"/>
+                        <w:pStyle w:val="7"/>
                         <w:numPr>
+                          <w:ilvl w:val="0"/>
                           <w:numId w:val="0"/>
                         </w:numPr>
                         <w:snapToGrid w:val="0"/>
@@ -12134,40 +12305,14 @@
                       <w:r>
                         <w:rPr>
                           <w:rFonts w:hint="eastAsia" w:ascii="微软雅黑" w:hAnsi="微软雅黑" w:eastAsia="微软雅黑"/>
+                          <w:b/>
+                          <w:bCs/>
                           <w:color w:val="000000"/>
                           <w:sz w:val="21"/>
                           <w:szCs w:val="21"/>
                           <w:lang w:val="en-US" w:eastAsia="zh-CN"/>
                         </w:rPr>
                         <w:t>STM</w:t>
-                      </w:r>
-                      <w:r>
-                        <w:rPr>
-                          <w:rFonts w:hint="eastAsia" w:ascii="微软雅黑" w:hAnsi="微软雅黑" w:eastAsia="微软雅黑"/>
-                          <w:color w:val="000000"/>
-                          <w:sz w:val="21"/>
-                          <w:szCs w:val="21"/>
-                        </w:rPr>
-                        <w:t>32常见的外设</w:t>
-                      </w:r>
-                      <w:r>
-                        <w:rPr>
-                          <w:rFonts w:hint="eastAsia" w:ascii="微软雅黑" w:hAnsi="微软雅黑" w:eastAsia="微软雅黑"/>
-                          <w:color w:val="000000"/>
-                          <w:sz w:val="21"/>
-                          <w:szCs w:val="21"/>
-                          <w:lang w:eastAsia="zh-CN"/>
-                        </w:rPr>
-                        <w:t>。</w:t>
-                      </w:r>
-                      <w:r>
-                        <w:rPr>
-                          <w:rFonts w:hint="eastAsia" w:ascii="微软雅黑" w:hAnsi="微软雅黑" w:eastAsia="微软雅黑"/>
-                          <w:color w:val="000000"/>
-                          <w:sz w:val="21"/>
-                          <w:szCs w:val="21"/>
-                        </w:rPr>
-                        <w:t>熟悉</w:t>
                       </w:r>
                       <w:r>
                         <w:rPr>
@@ -12178,6 +12323,45 @@
                           <w:sz w:val="21"/>
                           <w:szCs w:val="21"/>
                         </w:rPr>
+                        <w:t>32</w:t>
+                      </w:r>
+                      <w:r>
+                        <w:rPr>
+                          <w:rFonts w:hint="eastAsia" w:ascii="微软雅黑" w:hAnsi="微软雅黑" w:eastAsia="微软雅黑"/>
+                          <w:color w:val="000000"/>
+                          <w:sz w:val="21"/>
+                          <w:szCs w:val="21"/>
+                        </w:rPr>
+                        <w:t>常见的外设</w:t>
+                      </w:r>
+                      <w:r>
+                        <w:rPr>
+                          <w:rFonts w:hint="eastAsia" w:ascii="微软雅黑" w:hAnsi="微软雅黑" w:eastAsia="微软雅黑"/>
+                          <w:color w:val="000000"/>
+                          <w:sz w:val="21"/>
+                          <w:szCs w:val="21"/>
+                          <w:lang w:eastAsia="zh-CN"/>
+                        </w:rPr>
+                        <w:t>。</w:t>
+                      </w:r>
+                      <w:r>
+                        <w:rPr>
+                          <w:rFonts w:hint="eastAsia" w:ascii="微软雅黑" w:hAnsi="微软雅黑" w:eastAsia="微软雅黑"/>
+                          <w:color w:val="000000"/>
+                          <w:sz w:val="21"/>
+                          <w:szCs w:val="21"/>
+                        </w:rPr>
+                        <w:t>熟悉</w:t>
+                      </w:r>
+                      <w:r>
+                        <w:rPr>
+                          <w:rFonts w:hint="eastAsia" w:ascii="微软雅黑" w:hAnsi="微软雅黑" w:eastAsia="微软雅黑"/>
+                          <w:b/>
+                          <w:bCs/>
+                          <w:color w:val="000000"/>
+                          <w:sz w:val="21"/>
+                          <w:szCs w:val="21"/>
+                        </w:rPr>
                         <w:t>芯片的启动过程</w:t>
                       </w:r>
                       <w:r>
@@ -12192,8 +12376,9 @@
                     </w:p>
                     <w:p>
                       <w:pPr>
-                        <w:pStyle w:val="6"/>
+                        <w:pStyle w:val="7"/>
                         <w:numPr>
+                          <w:ilvl w:val="0"/>
                           <w:numId w:val="0"/>
                         </w:numPr>
                         <w:snapToGrid w:val="0"/>
@@ -12275,18 +12460,22 @@
                     </w:p>
                     <w:p>
                       <w:pPr>
-                        <w:pStyle w:val="6"/>
+                        <w:pStyle w:val="7"/>
                         <w:numPr>
+                          <w:ilvl w:val="0"/>
                           <w:numId w:val="0"/>
                         </w:numPr>
                         <w:snapToGrid w:val="0"/>
                         <w:spacing w:before="0" w:beforeAutospacing="0" w:after="0" w:afterAutospacing="0" w:line="276" w:lineRule="auto"/>
                         <w:ind w:leftChars="0"/>
                         <w:rPr>
-                          <w:rFonts w:hint="eastAsia" w:ascii="微软雅黑" w:hAnsi="微软雅黑" w:eastAsia="微软雅黑"/>
+                          <w:rFonts w:hint="default" w:ascii="微软雅黑" w:hAnsi="微软雅黑" w:eastAsia="微软雅黑"/>
+                          <w:b w:val="0"/>
+                          <w:bCs w:val="0"/>
                           <w:color w:val="000000"/>
                           <w:sz w:val="21"/>
                           <w:szCs w:val="21"/>
+                          <w:lang w:val="en-US" w:eastAsia="zh-CN"/>
                         </w:rPr>
                       </w:pPr>
                       <w:r>
@@ -12328,19 +12517,31 @@
                       <w:r>
                         <w:rPr>
                           <w:rFonts w:hint="eastAsia" w:ascii="微软雅黑" w:hAnsi="微软雅黑" w:eastAsia="微软雅黑" w:cs="微软雅黑"/>
-                          <w:b/>
-                          <w:bCs/>
+                          <w:b w:val="0"/>
+                          <w:bCs w:val="0"/>
                           <w:sz w:val="21"/>
                           <w:szCs w:val="21"/>
                           <w:lang w:eastAsia="zh-CN"/>
                         </w:rPr>
-                        <w:t>。</w:t>
+                        <w:t>，</w:t>
+                      </w:r>
+                      <w:r>
+                        <w:rPr>
+                          <w:rFonts w:hint="eastAsia" w:ascii="微软雅黑" w:hAnsi="微软雅黑" w:eastAsia="微软雅黑" w:cs="微软雅黑"/>
+                          <w:b w:val="0"/>
+                          <w:bCs w:val="0"/>
+                          <w:sz w:val="21"/>
+                          <w:szCs w:val="21"/>
+                          <w:lang w:val="en-US" w:eastAsia="zh-CN"/>
+                        </w:rPr>
+                        <w:t>进行团队的项目开发。</w:t>
                       </w:r>
                     </w:p>
                     <w:p>
                       <w:pPr>
-                        <w:pStyle w:val="6"/>
+                        <w:pStyle w:val="7"/>
                         <w:numPr>
+                          <w:ilvl w:val="0"/>
                           <w:numId w:val="0"/>
                         </w:numPr>
                         <w:snapToGrid w:val="0"/>
@@ -12466,8 +12667,9 @@
                     </w:p>
                     <w:p>
                       <w:pPr>
-                        <w:pStyle w:val="6"/>
+                        <w:pStyle w:val="7"/>
                         <w:numPr>
+                          <w:ilvl w:val="0"/>
                           <w:numId w:val="0"/>
                         </w:numPr>
                         <w:snapToGrid w:val="0"/>
@@ -12574,19 +12776,7 @@
     </w:p>
     <w:p>
       <w:pPr>
-        <w:pStyle w:val="6"/>
-        <w:snapToGrid w:val="0"/>
-        <w:spacing w:before="0" w:beforeAutospacing="0" w:after="0" w:afterAutospacing="0" w:line="276" w:lineRule="auto"/>
-        <w:rPr>
-          <w:rFonts w:hint="eastAsia"/>
-          <w:b/>
-          <w:bCs/>
-        </w:rPr>
-      </w:pPr>
-    </w:p>
-    <w:p>
-      <w:pPr>
-        <w:pStyle w:val="6"/>
+        <w:pStyle w:val="7"/>
         <w:snapToGrid w:val="0"/>
         <w:spacing w:before="0" w:beforeAutospacing="0" w:after="0" w:afterAutospacing="0" w:line="276" w:lineRule="auto"/>
         <w:rPr>
@@ -12596,7 +12786,7 @@
     </w:p>
     <w:p>
       <w:pPr>
-        <w:pStyle w:val="6"/>
+        <w:pStyle w:val="7"/>
         <w:snapToGrid w:val="0"/>
         <w:spacing w:before="0" w:beforeAutospacing="0" w:after="0" w:afterAutospacing="0" w:line="276" w:lineRule="auto"/>
         <w:rPr>
@@ -12606,7 +12796,7 @@
     </w:p>
     <w:p>
       <w:pPr>
-        <w:pStyle w:val="6"/>
+        <w:pStyle w:val="7"/>
         <w:snapToGrid w:val="0"/>
         <w:spacing w:before="0" w:beforeAutospacing="0" w:after="0" w:afterAutospacing="0" w:line="276" w:lineRule="auto"/>
         <w:rPr>
@@ -12616,7 +12806,7 @@
     </w:p>
     <w:p>
       <w:pPr>
-        <w:pStyle w:val="6"/>
+        <w:pStyle w:val="7"/>
         <w:snapToGrid w:val="0"/>
         <w:spacing w:before="0" w:beforeAutospacing="0" w:after="0" w:afterAutospacing="0" w:line="276" w:lineRule="auto"/>
         <w:rPr>
@@ -12626,7 +12816,7 @@
     </w:p>
     <w:p>
       <w:pPr>
-        <w:pStyle w:val="6"/>
+        <w:pStyle w:val="7"/>
         <w:snapToGrid w:val="0"/>
         <w:spacing w:before="0" w:beforeAutospacing="0" w:after="0" w:afterAutospacing="0" w:line="276" w:lineRule="auto"/>
         <w:rPr>
@@ -12636,7 +12826,7 @@
     </w:p>
     <w:p>
       <w:pPr>
-        <w:pStyle w:val="6"/>
+        <w:pStyle w:val="7"/>
         <w:snapToGrid w:val="0"/>
         <w:spacing w:before="0" w:beforeAutospacing="0" w:after="0" w:afterAutospacing="0" w:line="276" w:lineRule="auto"/>
         <w:rPr>
@@ -12646,27 +12836,7 @@
     </w:p>
     <w:p>
       <w:pPr>
-        <w:pStyle w:val="6"/>
-        <w:snapToGrid w:val="0"/>
-        <w:spacing w:before="0" w:beforeAutospacing="0" w:after="0" w:afterAutospacing="0" w:line="276" w:lineRule="auto"/>
-        <w:rPr>
-          <w:rFonts w:hint="eastAsia"/>
-        </w:rPr>
-      </w:pPr>
-    </w:p>
-    <w:p>
-      <w:pPr>
-        <w:pStyle w:val="6"/>
-        <w:snapToGrid w:val="0"/>
-        <w:spacing w:before="0" w:beforeAutospacing="0" w:after="0" w:afterAutospacing="0" w:line="276" w:lineRule="auto"/>
-        <w:rPr>
-          <w:rFonts w:hint="eastAsia"/>
-        </w:rPr>
-      </w:pPr>
-    </w:p>
-    <w:p>
-      <w:pPr>
-        <w:pStyle w:val="6"/>
+        <w:pStyle w:val="7"/>
         <w:snapToGrid w:val="0"/>
         <w:spacing w:before="0" w:beforeAutospacing="0" w:after="0" w:afterAutospacing="0" w:line="276" w:lineRule="auto"/>
         <w:rPr>
@@ -12683,7 +12853,7 @@
                   <wp:posOffset>365760</wp:posOffset>
                 </wp:positionH>
                 <wp:positionV relativeFrom="paragraph">
-                  <wp:posOffset>149225</wp:posOffset>
+                  <wp:posOffset>147320</wp:posOffset>
                 </wp:positionV>
                 <wp:extent cx="6781800" cy="300990"/>
                 <wp:effectExtent l="0" t="0" r="0" b="3810"/>
@@ -12936,7 +13106,7 @@
           </mc:Choice>
           <mc:Fallback>
             <w:pict>
-              <v:group id="_x0000_s1026" o:spid="_x0000_s1026" o:spt="203" style="position:absolute;left:0pt;margin-left:28.8pt;margin-top:11.75pt;height:23.7pt;width:534pt;mso-position-horizontal-relative:margin;z-index:-251640832;mso-width-relative:page;mso-height-relative:page;" coordsize="6781800,302255" o:gfxdata="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">
+              <v:group id="_x0000_s1026" o:spid="_x0000_s1026" o:spt="203" style="position:absolute;left:0pt;margin-left:28.8pt;margin-top:11.6pt;height:23.7pt;width:534pt;mso-position-horizontal-relative:margin;z-index:-251640832;mso-width-relative:page;mso-height-relative:page;" coordsize="6781800,302255" o:gfxdata="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">
                 <o:lock v:ext="edit" aspectratio="f"/>
                 <v:group id="组合 81" o:spid="_x0000_s1026" o:spt="203" style="position:absolute;left:0;top:0;height:302255;width:1256665;" coordorigin="3,0" coordsize="1256004,418411" o:gfxdata="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">
                   <o:lock v:ext="edit" aspectratio="t"/>
@@ -12994,7 +13164,7 @@
     </w:p>
     <w:p>
       <w:pPr>
-        <w:pStyle w:val="6"/>
+        <w:pStyle w:val="7"/>
         <w:snapToGrid w:val="0"/>
         <w:spacing w:before="0" w:beforeAutospacing="0" w:after="0" w:afterAutospacing="0" w:line="276" w:lineRule="auto"/>
         <w:rPr>
@@ -13008,10 +13178,10 @@
               <wp:anchor distT="0" distB="0" distL="114300" distR="114300" simplePos="0" relativeHeight="251688960" behindDoc="1" locked="0" layoutInCell="1" allowOverlap="1">
                 <wp:simplePos x="0" y="0"/>
                 <wp:positionH relativeFrom="margin">
-                  <wp:posOffset>515620</wp:posOffset>
+                  <wp:posOffset>482600</wp:posOffset>
                 </wp:positionH>
                 <wp:positionV relativeFrom="paragraph">
-                  <wp:posOffset>169545</wp:posOffset>
+                  <wp:posOffset>211455</wp:posOffset>
                 </wp:positionV>
                 <wp:extent cx="6429375" cy="1016000"/>
                 <wp:effectExtent l="0" t="0" r="0" b="0"/>
@@ -13042,7 +13212,7 @@
                         <w:txbxContent>
                           <w:p>
                             <w:pPr>
-                              <w:pStyle w:val="6"/>
+                              <w:pStyle w:val="7"/>
                               <w:snapToGrid w:val="0"/>
                               <w:spacing w:before="0" w:beforeAutospacing="0" w:after="0" w:afterAutospacing="0" w:line="276" w:lineRule="auto"/>
                               <w:ind w:firstLine="360"/>
@@ -13102,7 +13272,7 @@
           </mc:Choice>
           <mc:Fallback>
             <w:pict>
-              <v:shape id="文本框 2" o:spid="_x0000_s1026" o:spt="202" type="#_x0000_t202" style="position:absolute;left:0pt;margin-left:40.6pt;margin-top:13.35pt;height:80pt;width:506.25pt;mso-position-horizontal-relative:margin;z-index:-251627520;v-text-anchor:middle;mso-width-relative:page;mso-height-relative:page;" filled="f" stroked="f" coordsize="21600,21600" o:gfxdata="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">
+              <v:shape id="文本框 2" o:spid="_x0000_s1026" o:spt="202" type="#_x0000_t202" style="position:absolute;left:0pt;margin-left:38pt;margin-top:16.65pt;height:80pt;width:506.25pt;mso-position-horizontal-relative:margin;z-index:-251627520;v-text-anchor:middle;mso-width-relative:page;mso-height-relative:page;" filled="f" stroked="f" coordsize="21600,21600" o:gfxdata="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">
                 <v:fill on="f" focussize="0,0"/>
                 <v:stroke on="f" miterlimit="8" joinstyle="miter"/>
                 <v:imagedata o:title=""/>
@@ -13111,7 +13281,7 @@
                   <w:txbxContent>
                     <w:p>
                       <w:pPr>
-                        <w:pStyle w:val="6"/>
+                        <w:pStyle w:val="7"/>
                         <w:snapToGrid w:val="0"/>
                         <w:spacing w:before="0" w:beforeAutospacing="0" w:after="0" w:afterAutospacing="0" w:line="276" w:lineRule="auto"/>
                         <w:ind w:firstLine="360"/>
@@ -13168,7 +13338,7 @@
     </w:p>
     <w:p>
       <w:pPr>
-        <w:pStyle w:val="6"/>
+        <w:pStyle w:val="7"/>
         <w:snapToGrid w:val="0"/>
         <w:spacing w:before="0" w:beforeAutospacing="0" w:after="0" w:afterAutospacing="0" w:line="276" w:lineRule="auto"/>
         <w:rPr>
@@ -13178,7 +13348,7 @@
     </w:p>
     <w:p>
       <w:pPr>
-        <w:pStyle w:val="6"/>
+        <w:pStyle w:val="7"/>
         <w:snapToGrid w:val="0"/>
         <w:spacing w:before="0" w:beforeAutospacing="0" w:after="0" w:afterAutospacing="0" w:line="276" w:lineRule="auto"/>
         <w:rPr>
@@ -13188,7 +13358,7 @@
     </w:p>
     <w:p>
       <w:pPr>
-        <w:pStyle w:val="6"/>
+        <w:pStyle w:val="7"/>
         <w:snapToGrid w:val="0"/>
         <w:spacing w:before="0" w:beforeAutospacing="0" w:after="0" w:afterAutospacing="0" w:line="276" w:lineRule="auto"/>
         <w:rPr>
@@ -13198,7 +13368,7 @@
     </w:p>
     <w:p>
       <w:pPr>
-        <w:pStyle w:val="6"/>
+        <w:pStyle w:val="7"/>
         <w:snapToGrid w:val="0"/>
         <w:spacing w:before="0" w:beforeAutospacing="0" w:after="0" w:afterAutospacing="0" w:line="276" w:lineRule="auto"/>
         <w:rPr>
@@ -13208,7 +13378,7 @@
     </w:p>
     <w:p>
       <w:pPr>
-        <w:pStyle w:val="6"/>
+        <w:pStyle w:val="7"/>
         <w:snapToGrid w:val="0"/>
         <w:spacing w:before="0" w:beforeAutospacing="0" w:after="0" w:afterAutospacing="0" w:line="276" w:lineRule="auto"/>
         <w:rPr>
@@ -13218,7 +13388,7 @@
     </w:p>
     <w:p>
       <w:pPr>
-        <w:pStyle w:val="6"/>
+        <w:pStyle w:val="7"/>
         <w:snapToGrid w:val="0"/>
         <w:spacing w:before="0" w:beforeAutospacing="0" w:after="0" w:afterAutospacing="0" w:line="276" w:lineRule="auto"/>
         <w:rPr>
@@ -13228,7 +13398,7 @@
     </w:p>
     <w:p>
       <w:pPr>
-        <w:pStyle w:val="6"/>
+        <w:pStyle w:val="7"/>
         <w:snapToGrid w:val="0"/>
         <w:spacing w:before="0" w:beforeAutospacing="0" w:after="0" w:afterAutospacing="0" w:line="276" w:lineRule="auto"/>
         <w:rPr>
@@ -13238,7 +13408,7 @@
     </w:p>
     <w:p>
       <w:pPr>
-        <w:pStyle w:val="6"/>
+        <w:pStyle w:val="7"/>
         <w:snapToGrid w:val="0"/>
         <w:spacing w:before="0" w:beforeAutospacing="0" w:after="0" w:afterAutospacing="0" w:line="276" w:lineRule="auto"/>
         <w:rPr>
@@ -13248,7 +13418,7 @@
     </w:p>
     <w:p>
       <w:pPr>
-        <w:pStyle w:val="6"/>
+        <w:pStyle w:val="7"/>
         <w:snapToGrid w:val="0"/>
         <w:spacing w:before="0" w:beforeAutospacing="0" w:after="0" w:afterAutospacing="0" w:line="276" w:lineRule="auto"/>
         <w:rPr>
@@ -13258,7 +13428,7 @@
     </w:p>
     <w:p>
       <w:pPr>
-        <w:pStyle w:val="6"/>
+        <w:pStyle w:val="7"/>
         <w:snapToGrid w:val="0"/>
         <w:spacing w:before="0" w:beforeAutospacing="0" w:after="0" w:afterAutospacing="0" w:line="276" w:lineRule="auto"/>
         <w:rPr>
@@ -13268,7 +13438,7 @@
     </w:p>
     <w:p>
       <w:pPr>
-        <w:pStyle w:val="6"/>
+        <w:pStyle w:val="7"/>
         <w:snapToGrid w:val="0"/>
         <w:spacing w:before="0" w:beforeAutospacing="0" w:after="0" w:afterAutospacing="0" w:line="276" w:lineRule="auto"/>
         <w:rPr>
@@ -13278,7 +13448,7 @@
     </w:p>
     <w:p>
       <w:pPr>
-        <w:pStyle w:val="6"/>
+        <w:pStyle w:val="7"/>
         <w:snapToGrid w:val="0"/>
         <w:spacing w:before="0" w:beforeAutospacing="0" w:after="0" w:afterAutospacing="0" w:line="276" w:lineRule="auto"/>
         <w:rPr>
@@ -13288,7 +13458,7 @@
     </w:p>
     <w:p>
       <w:pPr>
-        <w:pStyle w:val="6"/>
+        <w:pStyle w:val="7"/>
         <w:snapToGrid w:val="0"/>
         <w:spacing w:before="0" w:beforeAutospacing="0" w:after="0" w:afterAutospacing="0" w:line="276" w:lineRule="auto"/>
         <w:rPr>
@@ -13298,7 +13468,7 @@
     </w:p>
     <w:p>
       <w:pPr>
-        <w:pStyle w:val="6"/>
+        <w:pStyle w:val="7"/>
         <w:snapToGrid w:val="0"/>
         <w:spacing w:before="0" w:beforeAutospacing="0" w:after="0" w:afterAutospacing="0" w:line="276" w:lineRule="auto"/>
         <w:rPr>
@@ -13308,7 +13478,7 @@
     </w:p>
     <w:p>
       <w:pPr>
-        <w:pStyle w:val="6"/>
+        <w:pStyle w:val="7"/>
         <w:snapToGrid w:val="0"/>
         <w:spacing w:before="0" w:beforeAutospacing="0" w:after="0" w:afterAutospacing="0" w:line="276" w:lineRule="auto"/>
         <w:rPr>
@@ -13318,7 +13488,7 @@
     </w:p>
     <w:p>
       <w:pPr>
-        <w:pStyle w:val="6"/>
+        <w:pStyle w:val="7"/>
         <w:snapToGrid w:val="0"/>
         <w:spacing w:before="0" w:beforeAutospacing="0" w:after="0" w:afterAutospacing="0" w:line="276" w:lineRule="auto"/>
         <w:rPr>
@@ -13328,7 +13498,7 @@
     </w:p>
     <w:p>
       <w:pPr>
-        <w:pStyle w:val="6"/>
+        <w:pStyle w:val="7"/>
         <w:snapToGrid w:val="0"/>
         <w:spacing w:before="0" w:beforeAutospacing="0" w:after="0" w:afterAutospacing="0" w:line="276" w:lineRule="auto"/>
         <w:rPr>
@@ -13338,7 +13508,7 @@
     </w:p>
     <w:p>
       <w:pPr>
-        <w:pStyle w:val="6"/>
+        <w:pStyle w:val="7"/>
         <w:snapToGrid w:val="0"/>
         <w:spacing w:before="0" w:beforeAutospacing="0" w:after="0" w:afterAutospacing="0" w:line="276" w:lineRule="auto"/>
         <w:rPr>
@@ -13348,7 +13518,17 @@
     </w:p>
     <w:p>
       <w:pPr>
-        <w:pStyle w:val="6"/>
+        <w:pStyle w:val="7"/>
+        <w:snapToGrid w:val="0"/>
+        <w:spacing w:before="0" w:beforeAutospacing="0" w:after="0" w:afterAutospacing="0" w:line="276" w:lineRule="auto"/>
+        <w:rPr>
+          <w:rFonts w:hint="eastAsia"/>
+        </w:rPr>
+      </w:pPr>
+    </w:p>
+    <w:p>
+      <w:pPr>
+        <w:pStyle w:val="7"/>
         <w:snapToGrid w:val="0"/>
         <w:spacing w:before="0" w:beforeAutospacing="0" w:after="0" w:afterAutospacing="0" w:line="276" w:lineRule="auto"/>
         <w:rPr>
@@ -14447,10 +14627,10 @@
     <w:lsdException w:unhideWhenUsed="0" w:uiPriority="0" w:semiHidden="0" w:name="HTML Acronym"/>
     <w:lsdException w:unhideWhenUsed="0" w:uiPriority="0" w:semiHidden="0" w:name="HTML Address"/>
     <w:lsdException w:unhideWhenUsed="0" w:uiPriority="0" w:semiHidden="0" w:name="HTML Cite"/>
-    <w:lsdException w:unhideWhenUsed="0" w:uiPriority="0" w:semiHidden="0" w:name="HTML Code"/>
+    <w:lsdException w:qFormat="1" w:unhideWhenUsed="0" w:uiPriority="0" w:semiHidden="0" w:name="HTML Code"/>
     <w:lsdException w:unhideWhenUsed="0" w:uiPriority="0" w:semiHidden="0" w:name="HTML Definition"/>
     <w:lsdException w:unhideWhenUsed="0" w:uiPriority="0" w:semiHidden="0" w:name="HTML Keyboard"/>
-    <w:lsdException w:unhideWhenUsed="0" w:uiPriority="0" w:semiHidden="0" w:name="HTML Preformatted"/>
+    <w:lsdException w:qFormat="1" w:unhideWhenUsed="0" w:uiPriority="0" w:semiHidden="0" w:name="HTML Preformatted"/>
     <w:lsdException w:unhideWhenUsed="0" w:uiPriority="0" w:semiHidden="0" w:name="HTML Sample"/>
     <w:lsdException w:unhideWhenUsed="0" w:uiPriority="0" w:semiHidden="0" w:name="HTML Typewriter"/>
     <w:lsdException w:unhideWhenUsed="0" w:uiPriority="0" w:semiHidden="0" w:name="HTML Variable"/>
@@ -14659,14 +14839,14 @@
       <w:lang w:val="en-US" w:eastAsia="zh-CN" w:bidi="ar"/>
     </w:rPr>
   </w:style>
-  <w:style w:type="character" w:default="1" w:styleId="8">
+  <w:style w:type="character" w:default="1" w:styleId="9">
     <w:name w:val="Default Paragraph Font"/>
     <w:semiHidden/>
     <w:unhideWhenUsed/>
     <w:qFormat/>
     <w:uiPriority w:val="1"/>
   </w:style>
-  <w:style w:type="table" w:default="1" w:styleId="7">
+  <w:style w:type="table" w:default="1" w:styleId="8">
     <w:name w:val="Normal Table"/>
     <w:semiHidden/>
     <w:unhideWhenUsed/>
@@ -14684,7 +14864,7 @@
   <w:style w:type="paragraph" w:styleId="4">
     <w:name w:val="footer"/>
     <w:basedOn w:val="1"/>
-    <w:link w:val="14"/>
+    <w:link w:val="16"/>
     <w:qFormat/>
     <w:uiPriority w:val="0"/>
     <w:pPr>
@@ -14703,7 +14883,7 @@
   <w:style w:type="paragraph" w:styleId="5">
     <w:name w:val="header"/>
     <w:basedOn w:val="1"/>
-    <w:link w:val="13"/>
+    <w:link w:val="15"/>
     <w:qFormat/>
     <w:uiPriority w:val="0"/>
     <w:pPr>
@@ -14723,6 +14903,40 @@
     </w:rPr>
   </w:style>
   <w:style w:type="paragraph" w:styleId="6">
+    <w:name w:val="HTML Preformatted"/>
+    <w:basedOn w:val="1"/>
+    <w:qFormat/>
+    <w:uiPriority w:val="0"/>
+    <w:pPr>
+      <w:tabs>
+        <w:tab w:val="left" w:pos="916"/>
+        <w:tab w:val="left" w:pos="1832"/>
+        <w:tab w:val="left" w:pos="2748"/>
+        <w:tab w:val="left" w:pos="3664"/>
+        <w:tab w:val="left" w:pos="4580"/>
+        <w:tab w:val="left" w:pos="5496"/>
+        <w:tab w:val="left" w:pos="6412"/>
+        <w:tab w:val="left" w:pos="7328"/>
+        <w:tab w:val="left" w:pos="8244"/>
+        <w:tab w:val="left" w:pos="9160"/>
+        <w:tab w:val="left" w:pos="10076"/>
+        <w:tab w:val="left" w:pos="10992"/>
+        <w:tab w:val="left" w:pos="11908"/>
+        <w:tab w:val="left" w:pos="12824"/>
+        <w:tab w:val="left" w:pos="13740"/>
+        <w:tab w:val="left" w:pos="14656"/>
+      </w:tabs>
+      <w:jc w:val="left"/>
+    </w:pPr>
+    <w:rPr>
+      <w:rFonts w:hint="eastAsia" w:ascii="宋体" w:hAnsi="宋体" w:eastAsia="宋体" w:cs="宋体"/>
+      <w:kern w:val="0"/>
+      <w:sz w:val="24"/>
+      <w:szCs w:val="24"/>
+      <w:lang w:val="en-US" w:eastAsia="zh-CN" w:bidi="ar"/>
+    </w:rPr>
+  </w:style>
+  <w:style w:type="paragraph" w:styleId="7">
     <w:name w:val="Normal (Web)"/>
     <w:basedOn w:val="1"/>
     <w:unhideWhenUsed/>
@@ -14739,18 +14953,18 @@
       <w:sz w:val="24"/>
     </w:rPr>
   </w:style>
-  <w:style w:type="character" w:styleId="9">
+  <w:style w:type="character" w:styleId="10">
     <w:name w:val="Strong"/>
-    <w:basedOn w:val="8"/>
+    <w:basedOn w:val="9"/>
     <w:qFormat/>
     <w:uiPriority w:val="0"/>
     <w:rPr>
       <w:b/>
     </w:rPr>
   </w:style>
-  <w:style w:type="character" w:styleId="10">
+  <w:style w:type="character" w:styleId="11">
     <w:name w:val="Hyperlink"/>
-    <w:basedOn w:val="8"/>
+    <w:basedOn w:val="9"/>
     <w:unhideWhenUsed/>
     <w:qFormat/>
     <w:uiPriority w:val="99"/>
@@ -14759,7 +14973,17 @@
       <w:u w:val="single"/>
     </w:rPr>
   </w:style>
-  <w:style w:type="paragraph" w:customStyle="1" w:styleId="11">
+  <w:style w:type="character" w:styleId="12">
+    <w:name w:val="HTML Code"/>
+    <w:basedOn w:val="9"/>
+    <w:qFormat/>
+    <w:uiPriority w:val="0"/>
+    <w:rPr>
+      <w:rFonts w:ascii="Courier New" w:hAnsi="Courier New"/>
+      <w:sz w:val="20"/>
+    </w:rPr>
+  </w:style>
+  <w:style w:type="paragraph" w:customStyle="1" w:styleId="13">
     <w:name w:val="列出段落1"/>
     <w:basedOn w:val="1"/>
     <w:qFormat/>
@@ -14768,7 +14992,7 @@
       <w:ind w:firstLine="420" w:firstLineChars="200"/>
     </w:pPr>
   </w:style>
-  <w:style w:type="paragraph" w:customStyle="1" w:styleId="12">
+  <w:style w:type="paragraph" w:customStyle="1" w:styleId="14">
     <w:name w:val="列表段落1"/>
     <w:basedOn w:val="1"/>
     <w:qFormat/>
@@ -14777,9 +15001,9 @@
       <w:ind w:firstLine="420" w:firstLineChars="200"/>
     </w:pPr>
   </w:style>
-  <w:style w:type="character" w:customStyle="1" w:styleId="13">
+  <w:style w:type="character" w:customStyle="1" w:styleId="15">
     <w:name w:val="页眉 字符"/>
-    <w:basedOn w:val="8"/>
+    <w:basedOn w:val="9"/>
     <w:link w:val="5"/>
     <w:qFormat/>
     <w:uiPriority w:val="0"/>
@@ -14789,9 +15013,9 @@
       <w:szCs w:val="18"/>
     </w:rPr>
   </w:style>
-  <w:style w:type="character" w:customStyle="1" w:styleId="14">
+  <w:style w:type="character" w:customStyle="1" w:styleId="16">
     <w:name w:val="页脚 字符"/>
-    <w:basedOn w:val="8"/>
+    <w:basedOn w:val="9"/>
     <w:link w:val="4"/>
     <w:qFormat/>
     <w:uiPriority w:val="0"/>
@@ -14801,7 +15025,7 @@
       <w:szCs w:val="18"/>
     </w:rPr>
   </w:style>
-  <w:style w:type="paragraph" w:styleId="15">
+  <w:style w:type="paragraph" w:styleId="17">
     <w:name w:val="List Paragraph"/>
     <w:basedOn w:val="1"/>
     <w:qFormat/>
